--- a/NHAT_KY_AI_DU_AN.docx
+++ b/NHAT_KY_AI_DU_AN.docx
@@ -13,13 +13,13 @@
           <w:color w:val="6B7A86"/>
           <w:sz w:val="20"/>
         </w:rPr>
-        <w:t>BỘ GIÁO DỤC VÀ ĐÀO TẠO  •  KHOA CÔNG NGHỆ THÔNG TIN</w:t>
+        <w:t>BỘ GIÁO DỤC VÀ ĐÀO TẠO  •  ĐỀ ÁN PHÁT TRIỂN ỨNG DỤNG</w:t>
         <w:br/>
       </w:r>
     </w:p>
     <w:p>
       <w:pPr>
-        <w:spacing w:before="160" w:after="80"/>
+        <w:spacing w:before="120" w:after="80"/>
         <w:jc w:val="center"/>
       </w:pPr>
       <w:r>
@@ -27,7 +27,7 @@
           <w:rFonts w:ascii="Segoe UI" w:hAnsi="Segoe UI"/>
           <w:b/>
           <w:color w:val="1E3442"/>
-          <w:sz w:val="38"/>
+          <w:sz w:val="36"/>
         </w:rPr>
         <w:t>BÁO CÁO NHẬT KÝ SỬ DỤNG TRÍ TUỆ NHÂN TẠO</w:t>
         <w:br/>
@@ -36,7 +36,7 @@
     </w:p>
     <w:p>
       <w:pPr>
-        <w:spacing w:after="280"/>
+        <w:spacing w:after="240"/>
         <w:jc w:val="center"/>
       </w:pPr>
       <w:r>
@@ -44,9 +44,11 @@
           <w:rFonts w:ascii="Segoe UI" w:hAnsi="Segoe UI"/>
           <w:b/>
           <w:color w:val="56788A"/>
-          <w:sz w:val="24"/>
+          <w:sz w:val="22"/>
         </w:rPr>
-        <w:t>ĐỀ ÁN PHÁT TRIỂN ỨNG DỤNG: HỆ THỐNG QUẢN LÝ PHÒNG KHÁM THÚ Y &amp; PET SHOP (PETCARE POS)</w:t>
+        <w:t>PHÂN HỆ CHUYÊN TRÁCH: QUẢN LÝ THÚ CƯNG, KHO HÀNG, ĐƠN THUỐC &amp; PHÁC ĐỒ ĐIỀU TRỊ</w:t>
+        <w:br/>
+        <w:t>HỆ THỐNG QUẢN LÝ PHÒNG KHÁM THÚ Y (PETCARE POS)</w:t>
       </w:r>
     </w:p>
     <w:tbl>
@@ -89,7 +91,7 @@
                 <w:rFonts w:ascii="Segoe UI" w:hAnsi="Segoe UI"/>
                 <w:b/>
                 <w:color w:val="1E3442"/>
-                <w:sz w:val="20"/>
+                <w:sz w:val="19"/>
               </w:rPr>
               <w:t>Học phần:</w:t>
             </w:r>
@@ -114,7 +116,7 @@
               <w:rPr>
                 <w:rFonts w:ascii="Segoe UI" w:hAnsi="Segoe UI"/>
                 <w:color w:val="1F2A33"/>
-                <w:sz w:val="20"/>
+                <w:sz w:val="19"/>
               </w:rPr>
               <w:t>Đề án Phát triển Ứng dụng</w:t>
             </w:r>
@@ -142,7 +144,7 @@
                 <w:rFonts w:ascii="Segoe UI" w:hAnsi="Segoe UI"/>
                 <w:b/>
                 <w:color w:val="1E3442"/>
-                <w:sz w:val="20"/>
+                <w:sz w:val="19"/>
               </w:rPr>
               <w:t>Tên dự án:</w:t>
             </w:r>
@@ -167,9 +169,9 @@
               <w:rPr>
                 <w:rFonts w:ascii="Segoe UI" w:hAnsi="Segoe UI"/>
                 <w:color w:val="1F2A33"/>
-                <w:sz w:val="20"/>
+                <w:sz w:val="19"/>
               </w:rPr>
-              <w:t>Hệ thống Quản lý Phòng khám Thú y &amp; Pet Shop (PetCare POS)</w:t>
+              <w:t>Hệ thống Quản lý Phòng khám Thú y (PetCare POS)</w:t>
             </w:r>
           </w:p>
         </w:tc>
@@ -195,9 +197,9 @@
                 <w:rFonts w:ascii="Segoe UI" w:hAnsi="Segoe UI"/>
                 <w:b/>
                 <w:color w:val="1E3442"/>
-                <w:sz w:val="20"/>
+                <w:sz w:val="19"/>
               </w:rPr>
-              <w:t>Nền tảng &amp; Ngôn ngữ:</w:t>
+              <w:t>Phân hệ chuyên trách:</w:t>
             </w:r>
           </w:p>
         </w:tc>
@@ -220,9 +222,11 @@
               <w:rPr>
                 <w:rFonts w:ascii="Segoe UI" w:hAnsi="Segoe UI"/>
                 <w:color w:val="1F2A33"/>
-                <w:sz w:val="20"/>
+                <w:sz w:val="19"/>
               </w:rPr>
-              <w:t>Java 21 • Java Swing Custom UI • Microsoft SQL Server (JDBC)</w:t>
+              <w:t>1. Quản lý Thú cưng  •  2. Quản lý Kho hàng</w:t>
+              <w:br/>
+              <w:t>3. Quản lý Đơn thuốc  •  4. Lập &amp; Theo dõi Phác đồ Điều trị</w:t>
             </w:r>
           </w:p>
         </w:tc>
@@ -248,9 +252,9 @@
                 <w:rFonts w:ascii="Segoe UI" w:hAnsi="Segoe UI"/>
                 <w:b/>
                 <w:color w:val="1E3442"/>
-                <w:sz w:val="20"/>
+                <w:sz w:val="19"/>
               </w:rPr>
-              <w:t>Kiến trúc phần mềm:</w:t>
+              <w:t>Sinh viên thực hiện:</w:t>
             </w:r>
           </w:p>
         </w:tc>
@@ -273,9 +277,9 @@
               <w:rPr>
                 <w:rFonts w:ascii="Segoe UI" w:hAnsi="Segoe UI"/>
                 <w:color w:val="1F2A33"/>
-                <w:sz w:val="20"/>
+                <w:sz w:val="19"/>
               </w:rPr>
-              <w:t>Mô hình 3 lớp phân tầng chuẩn (Entity – DAO – BUS – GUI)</w:t>
+              <w:t>Nguyễn Ngọc Toàn</w:t>
             </w:r>
           </w:p>
         </w:tc>
@@ -301,9 +305,9 @@
                 <w:rFonts w:ascii="Segoe UI" w:hAnsi="Segoe UI"/>
                 <w:b/>
                 <w:color w:val="1E3442"/>
-                <w:sz w:val="20"/>
+                <w:sz w:val="19"/>
               </w:rPr>
-              <w:t>Sinh viên phụ trách:</w:t>
+              <w:t>Công nghệ &amp; Nền tảng:</w:t>
             </w:r>
           </w:p>
         </w:tc>
@@ -326,9 +330,9 @@
               <w:rPr>
                 <w:rFonts w:ascii="Segoe UI" w:hAnsi="Segoe UI"/>
                 <w:color w:val="1F2A33"/>
-                <w:sz w:val="20"/>
+                <w:sz w:val="19"/>
               </w:rPr>
-              <w:t>Nguyễn Ngọc Toàn (Cùng nhóm: Hữu Thịnh, Lê Tuấn Anh, Võ Quốc Trung)</w:t>
+              <w:t>Java 21  •  Java Swing Custom Flat UI  •  SQL Server (JDBC)</w:t>
             </w:r>
           </w:p>
         </w:tc>
@@ -354,9 +358,9 @@
                 <w:rFonts w:ascii="Segoe UI" w:hAnsi="Segoe UI"/>
                 <w:b/>
                 <w:color w:val="1E3442"/>
-                <w:sz w:val="20"/>
+                <w:sz w:val="19"/>
               </w:rPr>
-              <w:t>Kho mã nguồn (GitHub):</w:t>
+              <w:t>Kho lưu trữ GitHub:</w:t>
             </w:r>
           </w:p>
         </w:tc>
@@ -379,7 +383,7 @@
               <w:rPr>
                 <w:rFonts w:ascii="Segoe UI" w:hAnsi="Segoe UI"/>
                 <w:color w:val="1F2A33"/>
-                <w:sz w:val="20"/>
+                <w:sz w:val="19"/>
               </w:rPr>
               <w:t>oggytriet123/de_an_phat_trien_ung_dung (Nhánh: ngoc-toan)</w:t>
             </w:r>
@@ -395,232 +399,16 @@
     <w:p>
       <w:pPr>
         <w:keepNext/>
-        <w:spacing w:before="260" w:after="80"/>
-      </w:pPr>
-      <w:r>
-        <w:rPr>
-          <w:rFonts w:ascii="Segoe UI" w:hAnsi="Segoe UI"/>
-          <w:b/>
-          <w:color w:val="56788A"/>
-          <w:sz w:val="25"/>
-        </w:rPr>
-        <w:t>MỤC LỤC BÁO CÁO</w:t>
-      </w:r>
-    </w:p>
-    <w:p>
-      <w:pPr>
-        <w:spacing w:after="40" w:line="288" w:lineRule="auto"/>
-      </w:pPr>
-      <w:r>
-        <w:rPr>
-          <w:rFonts w:ascii="Segoe UI" w:hAnsi="Segoe UI"/>
-          <w:i w:val="0"/>
-          <w:color w:val="1F2A33"/>
-          <w:sz w:val="22"/>
-        </w:rPr>
-        <w:t>1. TỔNG QUAN VÀ CHIẾN LƯỢC ỨNG DỤNG AI</w:t>
-      </w:r>
-    </w:p>
-    <w:p>
-      <w:pPr>
-        <w:spacing w:after="40" w:line="288" w:lineRule="auto"/>
-      </w:pPr>
-      <w:r>
-        <w:rPr>
-          <w:rFonts w:ascii="Segoe UI" w:hAnsi="Segoe UI"/>
-          <w:i w:val="0"/>
-          <w:color w:val="1F2A33"/>
-          <w:sz w:val="22"/>
-        </w:rPr>
-        <w:t>2. CÔNG CỤ AI VÀ MÔ HÌNH HỢP TÁC (AI PAIR-PROGRAMMING)</w:t>
-      </w:r>
-    </w:p>
-    <w:p>
-      <w:pPr>
-        <w:spacing w:after="40" w:line="288" w:lineRule="auto"/>
-      </w:pPr>
-      <w:r>
-        <w:rPr>
-          <w:rFonts w:ascii="Segoe UI" w:hAnsi="Segoe UI"/>
-          <w:i w:val="0"/>
-          <w:color w:val="1F2A33"/>
-          <w:sz w:val="22"/>
-        </w:rPr>
-        <w:t>3. NGUYÊN TẮC VÀ KỸ THUẬT PROMPT ENGINEERING ĐÃ ÁP DỤNG</w:t>
-      </w:r>
-    </w:p>
-    <w:p>
-      <w:pPr>
-        <w:spacing w:after="40" w:line="288" w:lineRule="auto"/>
-      </w:pPr>
-      <w:r>
-        <w:rPr>
-          <w:rFonts w:ascii="Segoe UI" w:hAnsi="Segoe UI"/>
-          <w:i w:val="0"/>
-          <w:color w:val="1F2A33"/>
-          <w:sz w:val="22"/>
-        </w:rPr>
-        <w:t>4. NHẬT KÝ CHI TIẾT CÁC PHIÊN LÀM VIỆC VỚI AI THEO GIAI ĐOẠN</w:t>
-      </w:r>
-    </w:p>
-    <w:p>
-      <w:pPr>
-        <w:spacing w:after="40" w:line="288" w:lineRule="auto"/>
-      </w:pPr>
-      <w:r>
-        <w:rPr>
-          <w:rFonts w:ascii="Segoe UI" w:hAnsi="Segoe UI"/>
-          <w:i w:val="0"/>
-          <w:color w:val="1F2A33"/>
-          <w:sz w:val="22"/>
-        </w:rPr>
-        <w:t xml:space="preserve">   - Giai đoạn 1: Khởi tạo kiến trúc, CSDL &amp; Design System</w:t>
-      </w:r>
-    </w:p>
-    <w:p>
-      <w:pPr>
-        <w:spacing w:after="40" w:line="288" w:lineRule="auto"/>
-      </w:pPr>
-      <w:r>
-        <w:rPr>
-          <w:rFonts w:ascii="Segoe UI" w:hAnsi="Segoe UI"/>
-          <w:i w:val="0"/>
-          <w:color w:val="1F2A33"/>
-          <w:sz w:val="22"/>
-        </w:rPr>
-        <w:t xml:space="preserve">   - Giai đoạn 2: Quản lý Thú cưng &amp; Lưu trú Lồng chuồng</w:t>
-      </w:r>
-    </w:p>
-    <w:p>
-      <w:pPr>
-        <w:spacing w:after="40" w:line="288" w:lineRule="auto"/>
-      </w:pPr>
-      <w:r>
-        <w:rPr>
-          <w:rFonts w:ascii="Segoe UI" w:hAnsi="Segoe UI"/>
-          <w:i w:val="0"/>
-          <w:color w:val="1F2A33"/>
-          <w:sz w:val="22"/>
-        </w:rPr>
-        <w:t xml:space="preserve">   - Giai đoạn 3: Quản lý Kho hàng &amp; Lịch sử Nhập - Xuất</w:t>
-      </w:r>
-    </w:p>
-    <w:p>
-      <w:pPr>
-        <w:spacing w:after="40" w:line="288" w:lineRule="auto"/>
-      </w:pPr>
-      <w:r>
-        <w:rPr>
-          <w:rFonts w:ascii="Segoe UI" w:hAnsi="Segoe UI"/>
-          <w:i w:val="0"/>
-          <w:color w:val="1F2A33"/>
-          <w:sz w:val="22"/>
-        </w:rPr>
-        <w:t xml:space="preserve">   - Giai đoạn 4: Quản lý Lịch hẹn (5 chế độ vận hành)</w:t>
-      </w:r>
-    </w:p>
-    <w:p>
-      <w:pPr>
-        <w:spacing w:after="40" w:line="288" w:lineRule="auto"/>
-      </w:pPr>
-      <w:r>
-        <w:rPr>
-          <w:rFonts w:ascii="Segoe UI" w:hAnsi="Segoe UI"/>
-          <w:i w:val="0"/>
-          <w:color w:val="1F2A33"/>
-          <w:sz w:val="22"/>
-        </w:rPr>
-        <w:t xml:space="preserve">   - Giai đoạn 5: Phân hệ Điều trị y tế: Đơn thuốc &amp; Phác đồ điều trị</w:t>
-      </w:r>
-    </w:p>
-    <w:p>
-      <w:pPr>
-        <w:spacing w:after="40" w:line="288" w:lineRule="auto"/>
-      </w:pPr>
-      <w:r>
-        <w:rPr>
-          <w:rFonts w:ascii="Segoe UI" w:hAnsi="Segoe UI"/>
-          <w:i w:val="0"/>
-          <w:color w:val="1F2A33"/>
-          <w:sz w:val="22"/>
-        </w:rPr>
-        <w:t xml:space="preserve">   - Giai đoạn 6: Debug, Tối ưu giao diện &amp; Giải quyết xung đột UI</w:t>
-      </w:r>
-    </w:p>
-    <w:p>
-      <w:pPr>
-        <w:spacing w:after="40" w:line="288" w:lineRule="auto"/>
-      </w:pPr>
-      <w:r>
-        <w:rPr>
-          <w:rFonts w:ascii="Segoe UI" w:hAnsi="Segoe UI"/>
-          <w:i w:val="0"/>
-          <w:color w:val="1F2A33"/>
-          <w:sz w:val="22"/>
-        </w:rPr>
-        <w:t xml:space="preserve">   - Giai đoạn 7: Fix lỗi Môi trường, Offline Fallback &amp; Đồng bộ Git</w:t>
-      </w:r>
-    </w:p>
-    <w:p>
-      <w:pPr>
-        <w:spacing w:after="40" w:line="288" w:lineRule="auto"/>
-      </w:pPr>
-      <w:r>
-        <w:rPr>
-          <w:rFonts w:ascii="Segoe UI" w:hAnsi="Segoe UI"/>
-          <w:i w:val="0"/>
-          <w:color w:val="1F2A33"/>
-          <w:sz w:val="22"/>
-        </w:rPr>
-        <w:t>5. ĐÁNH GIÁ ĐỊNH LƯỢNG VÀ HIỆU QUẢ CỦA AI TRONG DỰ ÁN</w:t>
-      </w:r>
-    </w:p>
-    <w:p>
-      <w:pPr>
-        <w:spacing w:after="40" w:line="288" w:lineRule="auto"/>
-      </w:pPr>
-      <w:r>
-        <w:rPr>
-          <w:rFonts w:ascii="Segoe UI" w:hAnsi="Segoe UI"/>
-          <w:i w:val="0"/>
-          <w:color w:val="1F2A33"/>
-          <w:sz w:val="22"/>
-        </w:rPr>
-        <w:t>6. THÁCH THỨC, HẠN CHẾ VÀ BÀI HỌC KINH NGHIỆM</w:t>
-      </w:r>
-    </w:p>
-    <w:p>
-      <w:pPr>
-        <w:spacing w:after="40" w:line="288" w:lineRule="auto"/>
-      </w:pPr>
-      <w:r>
-        <w:rPr>
-          <w:rFonts w:ascii="Segoe UI" w:hAnsi="Segoe UI"/>
-          <w:i w:val="0"/>
-          <w:color w:val="1F2A33"/>
-          <w:sz w:val="22"/>
-        </w:rPr>
-        <w:t>7. KẾT LUẬN VÀ HƯỚNG PHÁT TRIỂN TIẾP THEO</w:t>
-      </w:r>
-    </w:p>
-    <w:p>
-      <w:pPr>
-        <w:spacing w:after="240"/>
-      </w:pPr>
-    </w:p>
-    <w:p>
-      <w:pPr>
-        <w:keepNext/>
-        <w:spacing w:before="360" w:after="120"/>
+        <w:spacing w:before="320" w:after="120"/>
       </w:pPr>
       <w:r>
         <w:rPr>
           <w:rFonts w:ascii="Segoe UI" w:hAnsi="Segoe UI"/>
           <w:b/>
           <w:color w:val="1E3442"/>
-          <w:sz w:val="30"/>
+          <w:sz w:val="29"/>
         </w:rPr>
-        <w:t>1. TỔNG QUAN VÀ CHIẾN LƯỢC ỨNG DỤNG AI</w:t>
+        <w:t>1. TỔNG QUAN &amp; PHẠM VI NGHIỆP VỤ 4 CHỨC NĂNG TRỌNG TÂM</w:t>
       </w:r>
     </w:p>
     <w:p>
@@ -634,30 +422,7 @@
           <w:color w:val="1F2A33"/>
           <w:sz w:val="22"/>
         </w:rPr>
-        <w:t>Trong khuôn khổ Đề án Phát triển Ứng dụng, mục tiêu cốt lõi của nhóm là xây dựng phần mềm quản lý chuyên nghiệp cho chuỗi bệnh viện / phòng khám thú y và cửa hàng thú cưng (PetCare POS). Hệ thống tích hợp toàn diện từ tiếp nhận thú cưng, lưu chuồng nội trú, khám bệnh lâm sàng, kê đơn thuốc điện tử, theo dõi phác đồ điều trị đa giai đoạn, quản lý xuất nhập kho dược phẩm đến thanh toán hóa đơn POS và thống kê tài chính.</w:t>
-      </w:r>
-    </w:p>
-    <w:p>
-      <w:pPr>
-        <w:spacing w:after="80" w:line="288" w:lineRule="auto"/>
-      </w:pPr>
-      <w:r>
-        <w:rPr>
-          <w:rFonts w:ascii="Segoe UI" w:hAnsi="Segoe UI"/>
-          <w:b/>
-          <w:color w:val="1F2A33"/>
-          <w:sz w:val="22"/>
-        </w:rPr>
-        <w:t xml:space="preserve">Bối cảnh và thách thức: </w:t>
-      </w:r>
-      <w:r>
-        <w:rPr>
-          <w:rFonts w:ascii="Segoe UI" w:hAnsi="Segoe UI"/>
-          <w:i w:val="0"/>
-          <w:color w:val="1F2A33"/>
-          <w:sz w:val="22"/>
-        </w:rPr>
-        <w:t>Thách thức kỹ thuật lớn nhất của các ứng dụng Desktop sử dụng Java Swing truyền thống:</w:t>
+        <w:t>Trong Đề án Phát triển Ứng dụng Quản lý Phòng khám Thú y (PetCare POS), sinh viên Nguyễn Ngọc Toàn trực tiếp chịu trách nhiệm nghiên cứu, thiết kế kiến trúc 3 lớp, xây dựng nghiệp vụ BUS và lập trình giao diện UI/UX cho 4 phân hệ cốt lõi tạo thành chu trình khám chữa bệnh khép kín:</w:t>
       </w:r>
     </w:p>
     <w:p>
@@ -673,7 +438,7 @@
           <w:color w:val="1F2A33"/>
           <w:sz w:val="21"/>
         </w:rPr>
-        <w:t xml:space="preserve">Thẩm mỹ giao diện: </w:t>
+        <w:t xml:space="preserve">1. Quản lý Thú cưng (ThuCungPanel): </w:t>
       </w:r>
       <w:r>
         <w:rPr>
@@ -681,7 +446,7 @@
           <w:color w:val="1F2A33"/>
           <w:sz w:val="21"/>
         </w:rPr>
-        <w:t>Giao diện mặc định (Metal, Windows Classic) thường thô cứng, nặng nề, thiếu tính thẩm mỹ hiện đại của các phần mềm SaaS thương mại ngày nay.</w:t>
+        <w:t>Tiếp nhận hồ sơ bệnh nhân thú cưng, lưu trữ ảnh đại diện (avatar bo tròn), giống loài, cân nặng, tình trạng sức khỏe; cung cấp menu ngữ cảnh chuột phải mở nhanh chức năng kê đơn thuốc hoặc phác đồ điều trị.</w:t>
       </w:r>
     </w:p>
     <w:p>
@@ -697,7 +462,7 @@
           <w:color w:val="1F2A33"/>
           <w:sz w:val="21"/>
         </w:rPr>
-        <w:t xml:space="preserve">Bố cục và độ co giãn: </w:t>
+        <w:t xml:space="preserve">2. Quản lý Kho hàng (KhoHangPanel &amp; LichSuNhapXuatPanel): </w:t>
       </w:r>
       <w:r>
         <w:rPr>
@@ -705,7 +470,7 @@
           <w:color w:val="1F2A33"/>
           <w:sz w:val="21"/>
         </w:rPr>
-        <w:t>Cơ chế LayoutManager của Swing rất phức tạp. Khi kích thước form thay đổi hoặc co giãn trên màn hình độ phân giải cao (High DPI), các thành phần rất dễ bị vỡ khung, đè chồng lấn lên nhau.</w:t>
+        <w:t>Quản lý danh mục dược phẩm, vaccine, vật tư y tế; theo dõi số lượng tồn kho, cảnh báo thuốc sắp hết hạn / tồn thấp (&lt; 10); pop-up lịch CalendarPicker chọn ngày; tự động cập nhật số lượng tồn khi xuất đơn thuốc thông qua Observer Pattern.</w:t>
       </w:r>
     </w:p>
     <w:p>
@@ -721,7 +486,7 @@
           <w:color w:val="1F2A33"/>
           <w:sz w:val="21"/>
         </w:rPr>
-        <w:t xml:space="preserve">Độ phức tạp nghiệp vụ: </w:t>
+        <w:t xml:space="preserve">3. Quản lý Đơn thuốc (DonThuocPanel): </w:t>
       </w:r>
       <w:r>
         <w:rPr>
@@ -729,7 +494,31 @@
           <w:color w:val="1F2A33"/>
           <w:sz w:val="21"/>
         </w:rPr>
-        <w:t>Nghiệp vụ y tế thú y có tính liên kết dữ liệu đa chiều: thú cưng liên kết bệnh án, bệnh án gắn liền với phác đồ, phác đồ kết nối với đơn thuốc, đơn thuốc tự động trừ kho thuốc và sinh hóa đơn viện phí.</w:t>
+        <w:t>Kê đơn thuốc điều trị trực tiếp, cho phép bác sĩ bấm nút '+ Chọn thuốc từ kho' để tra cứu kho hàng và tự động điền đơn giá; kiểm tra tồn kho, cảnh báo xuất vượt; tự động trừ kho thuốc khi hoàn tất đơn.</w:t>
+      </w:r>
+    </w:p>
+    <w:p>
+      <w:pPr>
+        <w:pStyle w:val="ListBullet"/>
+        <w:spacing w:after="60" w:line="276" w:lineRule="auto"/>
+        <w:ind w:left="360"/>
+      </w:pPr>
+      <w:r>
+        <w:rPr>
+          <w:rFonts w:ascii="Segoe UI" w:hAnsi="Segoe UI"/>
+          <w:b/>
+          <w:color w:val="1F2A33"/>
+          <w:sz w:val="21"/>
+        </w:rPr>
+        <w:t xml:space="preserve">4. Lập &amp; Theo dõi Phác đồ Điều trị (PhacDoPanel): </w:t>
+      </w:r>
+      <w:r>
+        <w:rPr>
+          <w:rFonts w:ascii="Segoe UI" w:hAnsi="Segoe UI"/>
+          <w:color w:val="1F2A33"/>
+          <w:sz w:val="21"/>
+        </w:rPr>
+        <w:t>Thiết lập phác đồ điều trị đa giai đoạn (Giai đoạn tấn công, duy trì, phục hồi); theo dõi diễn tiến lâm sàng hàng ngày (thân nhiệt, cân nặng, triệu chứng); thanh trượt % tiến độ tương tác; bảng nhật ký theo dõi 6 cột; giải quyết triệt để lỗi xung đột layout giao diện.</w:t>
       </w:r>
     </w:p>
     <w:tbl>
@@ -748,10 +537,10 @@
             <w:tcW w:type="dxa" w:w="9648"/>
             <w:shd w:fill="F3F6F8"/>
             <w:tcMar>
-              <w:top w:w="140" w:type="dxa"/>
-              <w:bottom w:w="140" w:type="dxa"/>
-              <w:left w:w="200" w:type="dxa"/>
-              <w:right w:w="160" w:type="dxa"/>
+              <w:top w:w="120" w:type="dxa"/>
+              <w:bottom w:w="120" w:type="dxa"/>
+              <w:left w:w="180" w:type="dxa"/>
+              <w:right w:w="140" w:type="dxa"/>
             </w:tcMar>
             <w:tcBorders>
               <w:top w:val="none"/>
@@ -771,7 +560,7 @@
                 <w:color w:val="1E3442"/>
                 <w:sz w:val="21"/>
               </w:rPr>
-              <w:t>Chiến lược tiếp cận AI có kiểm soát:</w:t>
+              <w:t>Chu trình khám chữa bệnh &amp; quản trị kho liên hoàn:</w:t>
               <w:br/>
             </w:r>
             <w:r>
@@ -781,7 +570,7 @@
                 <w:color w:val="1F2A33"/>
                 <w:sz w:val="21"/>
               </w:rPr>
-              <w:t>Nhóm xác định Trí tuệ Nhân tạo (AI Agentic Coding) đóng vai trò là một 'Kỹ sư Phần mềm Cấp cao (Senior Software Engineer &amp; UI/UX Specialist)' đồng hành xuyên suốt vòng đời phát triển phần mềm (SDLC). Người lập trình giữ vai trò trung tâm (Human-in-the-loop) để kiểm soát kiến trúc, thẩm định chất lượng mã nguồn và nghiệm thu nghiệp vụ thực tế.</w:t>
+              <w:t>Mối quan hệ dữ liệu khép kín: Thú cưng (Bệnh nhân) ➔ Khởi tạo Phác đồ Điều trị ➔ Bác sĩ kê Đơn thuốc theo phác đồ ➔ Tự động trừ tồn kho Dược phẩm &amp; Cảnh báo hết hàng.</w:t>
             </w:r>
           </w:p>
         </w:tc>
@@ -795,377 +584,30 @@
     <w:p>
       <w:pPr>
         <w:keepNext/>
-        <w:spacing w:before="360" w:after="120"/>
+        <w:spacing w:before="320" w:after="120"/>
       </w:pPr>
       <w:r>
         <w:rPr>
           <w:rFonts w:ascii="Segoe UI" w:hAnsi="Segoe UI"/>
           <w:b/>
           <w:color w:val="1E3442"/>
-          <w:sz w:val="30"/>
+          <w:sz w:val="29"/>
         </w:rPr>
         <w:t>2. CÔNG CỤ AI VÀ MÔ HÌNH HỢP TÁC (AI PAIR-PROGRAMMING)</w:t>
       </w:r>
     </w:p>
     <w:p>
       <w:pPr>
-        <w:keepNext/>
-        <w:spacing w:before="260" w:after="80"/>
+        <w:spacing w:after="80" w:line="288" w:lineRule="auto"/>
       </w:pPr>
       <w:r>
         <w:rPr>
           <w:rFonts w:ascii="Segoe UI" w:hAnsi="Segoe UI"/>
-          <w:b/>
-          <w:color w:val="56788A"/>
-          <w:sz w:val="25"/>
+          <w:i w:val="0"/>
+          <w:color w:val="1F2A33"/>
+          <w:sz w:val="22"/>
         </w:rPr>
-        <w:t>2.1. Các công cụ AI chính được tích hợp trong dự án</w:t>
-      </w:r>
-    </w:p>
-    <w:tbl>
-      <w:tblPr>
-        <w:tblW w:type="auto" w:w="0"/>
-        <w:jc w:val="center"/>
-        <w:tblLayout w:type="fixed"/>
-        <w:tblLook w:firstColumn="1" w:firstRow="1" w:lastColumn="0" w:lastRow="0" w:noHBand="0" w:noVBand="1" w:val="04A0"/>
-        <w:tblBorders>
-          <w:top w:val="single" w:sz="6" w:space="0" w:color="DDE3E8"/>
-          <w:bottom w:val="single" w:sz="6" w:space="0" w:color="DDE3E8"/>
-          <w:left w:val="none"/>
-          <w:right w:val="none"/>
-          <w:insideH w:val="single" w:sz="4" w:space="0" w:color="DDE3E8"/>
-          <w:insideV w:val="none"/>
-        </w:tblBorders>
-      </w:tblPr>
-      <w:tblGrid>
-        <w:gridCol w:w="2592"/>
-        <w:gridCol w:w="2304"/>
-        <w:gridCol w:w="4464"/>
-      </w:tblGrid>
-      <w:tr>
-        <w:tc>
-          <w:tcPr>
-            <w:tcW w:type="dxa" w:w="3216"/>
-            <w:shd w:fill="1E3442"/>
-            <w:tcMar>
-              <w:top w:w="100" w:type="dxa"/>
-              <w:bottom w:w="100" w:type="dxa"/>
-              <w:left w:w="120" w:type="dxa"/>
-              <w:right w:w="120" w:type="dxa"/>
-            </w:tcMar>
-          </w:tcPr>
-          <w:p>
-            <w:r>
-              <w:rPr>
-                <w:rFonts w:ascii="Segoe UI" w:hAnsi="Segoe UI"/>
-                <w:b/>
-                <w:color w:val="FFFFFF"/>
-                <w:sz w:val="20"/>
-              </w:rPr>
-              <w:t>Công cụ / Nền tảng</w:t>
-            </w:r>
-          </w:p>
-        </w:tc>
-        <w:tc>
-          <w:tcPr>
-            <w:tcW w:type="dxa" w:w="3216"/>
-            <w:shd w:fill="1E3442"/>
-            <w:tcMar>
-              <w:top w:w="100" w:type="dxa"/>
-              <w:bottom w:w="100" w:type="dxa"/>
-              <w:left w:w="120" w:type="dxa"/>
-              <w:right w:w="120" w:type="dxa"/>
-            </w:tcMar>
-          </w:tcPr>
-          <w:p>
-            <w:r>
-              <w:rPr>
-                <w:rFonts w:ascii="Segoe UI" w:hAnsi="Segoe UI"/>
-                <w:b/>
-                <w:color w:val="FFFFFF"/>
-                <w:sz w:val="20"/>
-              </w:rPr>
-              <w:t>Phiên bản / Model</w:t>
-            </w:r>
-          </w:p>
-        </w:tc>
-        <w:tc>
-          <w:tcPr>
-            <w:tcW w:type="dxa" w:w="3216"/>
-            <w:shd w:fill="1E3442"/>
-            <w:tcMar>
-              <w:top w:w="100" w:type="dxa"/>
-              <w:bottom w:w="100" w:type="dxa"/>
-              <w:left w:w="120" w:type="dxa"/>
-              <w:right w:w="120" w:type="dxa"/>
-            </w:tcMar>
-          </w:tcPr>
-          <w:p>
-            <w:r>
-              <w:rPr>
-                <w:rFonts w:ascii="Segoe UI" w:hAnsi="Segoe UI"/>
-                <w:b/>
-                <w:color w:val="FFFFFF"/>
-                <w:sz w:val="20"/>
-              </w:rPr>
-              <w:t>Vai trò cốt lõi trong dự án</w:t>
-            </w:r>
-          </w:p>
-        </w:tc>
-      </w:tr>
-      <w:tr>
-        <w:tc>
-          <w:tcPr>
-            <w:tcW w:type="dxa" w:w="3216"/>
-            <w:shd w:fill="FFFFFF"/>
-            <w:tcMar>
-              <w:top w:w="80" w:type="dxa"/>
-              <w:bottom w:w="80" w:type="dxa"/>
-              <w:left w:w="100" w:type="dxa"/>
-              <w:right w:w="100" w:type="dxa"/>
-            </w:tcMar>
-          </w:tcPr>
-          <w:p>
-            <w:pPr>
-              <w:spacing w:after="0"/>
-            </w:pPr>
-            <w:r>
-              <w:rPr>
-                <w:rFonts w:ascii="Segoe UI" w:hAnsi="Segoe UI"/>
-                <w:b/>
-                <w:color w:val="1F2A33"/>
-                <w:sz w:val="19"/>
-              </w:rPr>
-              <w:t>Antigravity AI (Google DeepMind)</w:t>
-            </w:r>
-          </w:p>
-        </w:tc>
-        <w:tc>
-          <w:tcPr>
-            <w:tcW w:type="dxa" w:w="3216"/>
-            <w:shd w:fill="FFFFFF"/>
-            <w:tcMar>
-              <w:top w:w="80" w:type="dxa"/>
-              <w:bottom w:w="80" w:type="dxa"/>
-              <w:left w:w="100" w:type="dxa"/>
-              <w:right w:w="100" w:type="dxa"/>
-            </w:tcMar>
-          </w:tcPr>
-          <w:p>
-            <w:pPr>
-              <w:spacing w:after="0"/>
-            </w:pPr>
-            <w:r>
-              <w:rPr>
-                <w:rFonts w:ascii="Segoe UI" w:hAnsi="Segoe UI"/>
-                <w:color w:val="1F2A33"/>
-                <w:sz w:val="19"/>
-              </w:rPr>
-              <w:t>Agentic AI Pair-Programmer</w:t>
-            </w:r>
-          </w:p>
-        </w:tc>
-        <w:tc>
-          <w:tcPr>
-            <w:tcW w:type="dxa" w:w="3216"/>
-            <w:shd w:fill="FFFFFF"/>
-            <w:tcMar>
-              <w:top w:w="80" w:type="dxa"/>
-              <w:bottom w:w="80" w:type="dxa"/>
-              <w:left w:w="100" w:type="dxa"/>
-              <w:right w:w="100" w:type="dxa"/>
-            </w:tcMar>
-          </w:tcPr>
-          <w:p>
-            <w:pPr>
-              <w:spacing w:after="0"/>
-            </w:pPr>
-            <w:r>
-              <w:rPr>
-                <w:rFonts w:ascii="Segoe UI" w:hAnsi="Segoe UI"/>
-                <w:color w:val="1F2A33"/>
-                <w:sz w:val="19"/>
-              </w:rPr>
-              <w:t>Thiết kế hệ thống, tái cấu trúc giao diện, giải quyết xung đột layout, vẽ vector icon bằng Java 2D Graphics, quản lý micro-commits Git.</w:t>
-            </w:r>
-          </w:p>
-        </w:tc>
-      </w:tr>
-      <w:tr>
-        <w:tc>
-          <w:tcPr>
-            <w:tcW w:type="dxa" w:w="3216"/>
-            <w:shd w:fill="F8FAFC"/>
-            <w:tcMar>
-              <w:top w:w="80" w:type="dxa"/>
-              <w:bottom w:w="80" w:type="dxa"/>
-              <w:left w:w="100" w:type="dxa"/>
-              <w:right w:w="100" w:type="dxa"/>
-            </w:tcMar>
-          </w:tcPr>
-          <w:p>
-            <w:pPr>
-              <w:spacing w:after="0"/>
-            </w:pPr>
-            <w:r>
-              <w:rPr>
-                <w:rFonts w:ascii="Segoe UI" w:hAnsi="Segoe UI"/>
-                <w:b/>
-                <w:color w:val="1F2A33"/>
-                <w:sz w:val="19"/>
-              </w:rPr>
-              <w:t>ChatGPT / Claude</w:t>
-            </w:r>
-          </w:p>
-        </w:tc>
-        <w:tc>
-          <w:tcPr>
-            <w:tcW w:type="dxa" w:w="3216"/>
-            <w:shd w:fill="F8FAFC"/>
-            <w:tcMar>
-              <w:top w:w="80" w:type="dxa"/>
-              <w:bottom w:w="80" w:type="dxa"/>
-              <w:left w:w="100" w:type="dxa"/>
-              <w:right w:w="100" w:type="dxa"/>
-            </w:tcMar>
-          </w:tcPr>
-          <w:p>
-            <w:pPr>
-              <w:spacing w:after="0"/>
-            </w:pPr>
-            <w:r>
-              <w:rPr>
-                <w:rFonts w:ascii="Segoe UI" w:hAnsi="Segoe UI"/>
-                <w:color w:val="1F2A33"/>
-                <w:sz w:val="19"/>
-              </w:rPr>
-              <w:t>GPT-4o / Claude 3.5 Sonnet</w:t>
-            </w:r>
-          </w:p>
-        </w:tc>
-        <w:tc>
-          <w:tcPr>
-            <w:tcW w:type="dxa" w:w="3216"/>
-            <w:shd w:fill="F8FAFC"/>
-            <w:tcMar>
-              <w:top w:w="80" w:type="dxa"/>
-              <w:bottom w:w="80" w:type="dxa"/>
-              <w:left w:w="100" w:type="dxa"/>
-              <w:right w:w="100" w:type="dxa"/>
-            </w:tcMar>
-          </w:tcPr>
-          <w:p>
-            <w:pPr>
-              <w:spacing w:after="0"/>
-            </w:pPr>
-            <w:r>
-              <w:rPr>
-                <w:rFonts w:ascii="Segoe UI" w:hAnsi="Segoe UI"/>
-                <w:color w:val="1F2A33"/>
-                <w:sz w:val="19"/>
-              </w:rPr>
-              <w:t>Khởi thảo lược đồ CSDL SQL Server, gợi ý luồng nghiệp vụ y tế thú cưng chuẩn quốc tế, soạn thảo và chuẩn hóa tài liệu kỹ thuật.</w:t>
-            </w:r>
-          </w:p>
-        </w:tc>
-      </w:tr>
-      <w:tr>
-        <w:tc>
-          <w:tcPr>
-            <w:tcW w:type="dxa" w:w="3216"/>
-            <w:shd w:fill="FFFFFF"/>
-            <w:tcMar>
-              <w:top w:w="80" w:type="dxa"/>
-              <w:bottom w:w="80" w:type="dxa"/>
-              <w:left w:w="100" w:type="dxa"/>
-              <w:right w:w="100" w:type="dxa"/>
-            </w:tcMar>
-          </w:tcPr>
-          <w:p>
-            <w:pPr>
-              <w:spacing w:after="0"/>
-            </w:pPr>
-            <w:r>
-              <w:rPr>
-                <w:rFonts w:ascii="Segoe UI" w:hAnsi="Segoe UI"/>
-                <w:b/>
-                <w:color w:val="1F2A33"/>
-                <w:sz w:val="19"/>
-              </w:rPr>
-              <w:t>GitHub Copilot</w:t>
-            </w:r>
-          </w:p>
-        </w:tc>
-        <w:tc>
-          <w:tcPr>
-            <w:tcW w:type="dxa" w:w="3216"/>
-            <w:shd w:fill="FFFFFF"/>
-            <w:tcMar>
-              <w:top w:w="80" w:type="dxa"/>
-              <w:bottom w:w="80" w:type="dxa"/>
-              <w:left w:w="100" w:type="dxa"/>
-              <w:right w:w="100" w:type="dxa"/>
-            </w:tcMar>
-          </w:tcPr>
-          <w:p>
-            <w:pPr>
-              <w:spacing w:after="0"/>
-            </w:pPr>
-            <w:r>
-              <w:rPr>
-                <w:rFonts w:ascii="Segoe UI" w:hAnsi="Segoe UI"/>
-                <w:color w:val="1F2A33"/>
-                <w:sz w:val="19"/>
-              </w:rPr>
-              <w:t>IDE Extension (Eclipse / VS Code)</w:t>
-            </w:r>
-          </w:p>
-        </w:tc>
-        <w:tc>
-          <w:tcPr>
-            <w:tcW w:type="dxa" w:w="3216"/>
-            <w:shd w:fill="FFFFFF"/>
-            <w:tcMar>
-              <w:top w:w="80" w:type="dxa"/>
-              <w:bottom w:w="80" w:type="dxa"/>
-              <w:left w:w="100" w:type="dxa"/>
-              <w:right w:w="100" w:type="dxa"/>
-            </w:tcMar>
-          </w:tcPr>
-          <w:p>
-            <w:pPr>
-              <w:spacing w:after="0"/>
-            </w:pPr>
-            <w:r>
-              <w:rPr>
-                <w:rFonts w:ascii="Segoe UI" w:hAnsi="Segoe UI"/>
-                <w:color w:val="1F2A33"/>
-                <w:sz w:val="19"/>
-              </w:rPr>
-              <w:t>Tự động gợi ý hoàn thiện dòng lệnh (IntelliSense enhancement), sinh các hàm getter/setter, constructor và mapping dữ liệu.</w:t>
-            </w:r>
-          </w:p>
-        </w:tc>
-      </w:tr>
-    </w:tbl>
-    <w:p>
-      <w:pPr>
-        <w:spacing w:after="160"/>
-      </w:pPr>
-    </w:p>
-    <w:p>
-      <w:pPr>
-        <w:keepNext/>
-        <w:spacing w:before="260" w:after="80"/>
-      </w:pPr>
-      <w:r>
-        <w:rPr>
-          <w:rFonts w:ascii="Segoe UI" w:hAnsi="Segoe UI"/>
-          <w:b/>
-          <w:color w:val="56788A"/>
-          <w:sz w:val="25"/>
-        </w:rPr>
-        <w:t>2.2. Quy trình làm việc phối hợp (AI Collaboration Workflow)</w:t>
+        <w:t>Quá trình phát triển 4 phân hệ được thực hiện theo mô hình lập trình cặp cùng Trí tuệ Nhân tạo (AI Pair-Programming):</w:t>
       </w:r>
     </w:p>
     <w:p>
@@ -1181,7 +623,7 @@
           <w:color w:val="1F2A33"/>
           <w:sz w:val="21"/>
         </w:rPr>
-        <w:t xml:space="preserve">Bước 1 - Phân tích yêu cầu &amp; Prompting: </w:t>
+        <w:t xml:space="preserve">Antigravity AI (Google DeepMind): </w:t>
       </w:r>
       <w:r>
         <w:rPr>
@@ -1189,7 +631,7 @@
           <w:color w:val="1F2A33"/>
           <w:sz w:val="21"/>
         </w:rPr>
-        <w:t>Sinh viên cung cấp đặc tả bài toán, ảnh chụp màn hình bị lỗi giao diện hoặc logic cần mở rộng.</w:t>
+        <w:t>Đóng vai trò kỹ sư UI/UX và chuyên gia giải thuật Swing. AI trực tiếp phân tích mã nguồn, dựng các component bo góc bằng Graphics2D khử răng cưa, thiết kế bộ icon vector 2D, tái cấu trúc layout chống xung đột và tối ưu hóa luồng dữ liệu liên module.</w:t>
       </w:r>
     </w:p>
     <w:p>
@@ -1205,7 +647,7 @@
           <w:color w:val="1F2A33"/>
           <w:sz w:val="21"/>
         </w:rPr>
-        <w:t xml:space="preserve">Bước 2 - AI Phản hồi giải pháp: </w:t>
+        <w:t xml:space="preserve">ChatGPT (GPT-4o) / Claude 3.5 Sonnet: </w:t>
       </w:r>
       <w:r>
         <w:rPr>
@@ -1213,7 +655,7 @@
           <w:color w:val="1F2A33"/>
           <w:sz w:val="21"/>
         </w:rPr>
-        <w:t>AI phân tích mô hình 3 lớp, đề xuất cấu trúc phân tầng (Entity, DAO, BUS, GUI) và sinh mã nguồn sạch.</w:t>
+        <w:t>Tham vấn chuẩn hóa cấu trúc thực thể y tế (Entity: ThuCung, DonThuoc, PhacDoDieuTri, GiaiDoanDieuTri, NhatKyTheoDoi) và đặc tả quy trình điều trị lâm sàng thú y chuẩn.</w:t>
       </w:r>
     </w:p>
     <w:p>
@@ -1229,7 +671,7 @@
           <w:color w:val="1F2A33"/>
           <w:sz w:val="21"/>
         </w:rPr>
-        <w:t xml:space="preserve">Bước 3 - Thẩm định mã nguồn (Review): </w:t>
+        <w:t xml:space="preserve">Sinh viên (Human-in-the-loop): </w:t>
       </w:r>
       <w:r>
         <w:rPr>
@@ -1237,7 +679,36 @@
           <w:color w:val="1F2A33"/>
           <w:sz w:val="21"/>
         </w:rPr>
-        <w:t>Sinh viên đọc lại mã nguồn, kiểm tra tính đóng gói, đối chiếu quy chuẩn dự án và đảm bảo an toàn luồng dữ liệu.</w:t>
+        <w:t>Giữ vai trò định hướng yêu cầu bài toán, thẩm định mã nguồn, kiểm tra an toàn dữ liệu, biên dịch trực tiếp trên môi trường thực tế (javac --release 21) và nghiệm thu giao diện tương tác.</w:t>
+      </w:r>
+    </w:p>
+    <w:p>
+      <w:pPr>
+        <w:keepNext/>
+        <w:spacing w:before="320" w:after="120"/>
+      </w:pPr>
+      <w:r>
+        <w:rPr>
+          <w:rFonts w:ascii="Segoe UI" w:hAnsi="Segoe UI"/>
+          <w:b/>
+          <w:color w:val="1E3442"/>
+          <w:sz w:val="29"/>
+        </w:rPr>
+        <w:t>3. NGUYÊN TẮC VÀ KỸ THUẬT PROMPT ENGINEERING ÁP DỤNG</w:t>
+      </w:r>
+    </w:p>
+    <w:p>
+      <w:pPr>
+        <w:spacing w:after="80" w:line="288" w:lineRule="auto"/>
+      </w:pPr>
+      <w:r>
+        <w:rPr>
+          <w:rFonts w:ascii="Segoe UI" w:hAnsi="Segoe UI"/>
+          <w:i w:val="0"/>
+          <w:color w:val="1F2A33"/>
+          <w:sz w:val="22"/>
+        </w:rPr>
+        <w:t>Nhóm đã đúc kết và áp dụng 4 nguyên tắc Prompt Engineering trọng tâm cho 4 chức năng:</w:t>
       </w:r>
     </w:p>
     <w:p>
@@ -1253,7 +724,7 @@
           <w:color w:val="1F2A33"/>
           <w:sz w:val="21"/>
         </w:rPr>
-        <w:t xml:space="preserve">Bước 4 - Biên dịch &amp; Kiểm thử thực tế: </w:t>
+        <w:t xml:space="preserve">1. Context-Driven Prompting: </w:t>
       </w:r>
       <w:r>
         <w:rPr>
@@ -1261,7 +732,7 @@
           <w:color w:val="1F2A33"/>
           <w:sz w:val="21"/>
         </w:rPr>
-        <w:t>Thực thi biên dịch `javac --release 21`, chạy `run.bat` để quan sát tương tác trực quan.</w:t>
+        <w:t>Mọi câu lệnh gửi cho AI đều cung cấp sẵn các file Entity, BUS liên quan và bảng mã màu Theme.java để mã nguồn sinh ra tương thích 100% với hệ thống có sẵn.</w:t>
       </w:r>
     </w:p>
     <w:p>
@@ -1277,7 +748,7 @@
           <w:color w:val="1F2A33"/>
           <w:sz w:val="21"/>
         </w:rPr>
-        <w:t xml:space="preserve">Bước 5 - Tinh chỉnh lặp (Iterative Refinement): </w:t>
+        <w:t xml:space="preserve">2. Constraint-Based Prompting: </w:t>
       </w:r>
       <w:r>
         <w:rPr>
@@ -1285,22 +756,85 @@
           <w:color w:val="1F2A33"/>
           <w:sz w:val="21"/>
         </w:rPr>
-        <w:t>Nếu phát hiện lệch vị trí hoặc thiếu sót nghiệp vụ, tiếp tục cung cấp phản hồi ngữ cảnh để AI xử lý tận gốc.</w:t>
+        <w:t>Yêu cầu không sử dụng thư viện Swing bên ngoài (FlatLaf...), toàn bộ bo góc và hiệu ứng đổ bóng phải vẽ bằng Graphics2D; biên dịch chuẩn Java 21; bảo toàn 100% mã nguồn hiện hữu.</w:t>
+      </w:r>
+    </w:p>
+    <w:p>
+      <w:pPr>
+        <w:pStyle w:val="ListBullet"/>
+        <w:spacing w:after="60" w:line="276" w:lineRule="auto"/>
+        <w:ind w:left="360"/>
+      </w:pPr>
+      <w:r>
+        <w:rPr>
+          <w:rFonts w:ascii="Segoe UI" w:hAnsi="Segoe UI"/>
+          <w:b/>
+          <w:color w:val="1F2A33"/>
+          <w:sz w:val="21"/>
+        </w:rPr>
+        <w:t xml:space="preserve">3. Multimodal Debugging: </w:t>
+      </w:r>
+      <w:r>
+        <w:rPr>
+          <w:rFonts w:ascii="Segoe UI" w:hAnsi="Segoe UI"/>
+          <w:color w:val="1F2A33"/>
+          <w:sz w:val="21"/>
+        </w:rPr>
+        <w:t>Khi gặp lỗi xung đột giao diện trong modal theo dõi diễn tiến (thành phần này đè lên thành phần kia), sinh viên chụp trực tiếp ảnh gửi cho AI để phân tích trực quan tọa độ lỗi.</w:t>
+      </w:r>
+    </w:p>
+    <w:p>
+      <w:pPr>
+        <w:pStyle w:val="ListBullet"/>
+        <w:spacing w:after="60" w:line="276" w:lineRule="auto"/>
+        <w:ind w:left="360"/>
+      </w:pPr>
+      <w:r>
+        <w:rPr>
+          <w:rFonts w:ascii="Segoe UI" w:hAnsi="Segoe UI"/>
+          <w:b/>
+          <w:color w:val="1F2A33"/>
+          <w:sz w:val="21"/>
+        </w:rPr>
+        <w:t xml:space="preserve">4. State Isolation Prompting: </w:t>
+      </w:r>
+      <w:r>
+        <w:rPr>
+          <w:rFonts w:ascii="Segoe UI" w:hAnsi="Segoe UI"/>
+          <w:color w:val="1F2A33"/>
+          <w:sz w:val="21"/>
+        </w:rPr>
+        <w:t>Yêu cầu AI tách bạch hoàn toàn giữa chế độ 'Thêm mới' (Form sạch) và chế độ 'Chỉnh sửa' (Form nạp dữ liệu cũ), khắc phục lỗi form tự điền sẵn dữ liệu cũ khi tạo mới.</w:t>
       </w:r>
     </w:p>
     <w:p>
       <w:pPr>
         <w:keepNext/>
-        <w:spacing w:before="360" w:after="120"/>
+        <w:spacing w:before="320" w:after="120"/>
       </w:pPr>
       <w:r>
         <w:rPr>
           <w:rFonts w:ascii="Segoe UI" w:hAnsi="Segoe UI"/>
           <w:b/>
           <w:color w:val="1E3442"/>
-          <w:sz w:val="30"/>
+          <w:sz w:val="29"/>
         </w:rPr>
-        <w:t>3. NGUYÊN TẮC VÀ KỸ THUẬT PROMPT ENGINEERING ĐÃ ÁP DỤNG</w:t>
+        <w:t>4. NHẬT KÝ CHI TIẾT TỪNG PHÂN HỆ CHUYÊN TRÁCH</w:t>
+      </w:r>
+    </w:p>
+    <w:p>
+      <w:pPr>
+        <w:keepNext/>
+        <w:spacing w:before="240" w:after="80"/>
+      </w:pPr>
+      <w:r>
+        <w:rPr>
+          <w:rFonts w:ascii="Segoe UI" w:hAnsi="Segoe UI"/>
+          <w:b/>
+          <w:color w:val="56788A"/>
+          <w:sz w:val="24"/>
+        </w:rPr>
+        <w:t>4.1. Phân hệ 1: Quản lý Thú cưng (Pet Management)</w:t>
       </w:r>
     </w:p>
     <w:p>
@@ -1310,26 +844,20 @@
       <w:r>
         <w:rPr>
           <w:rFonts w:ascii="Segoe UI" w:hAnsi="Segoe UI"/>
+          <w:b/>
+          <w:color w:val="1F2A33"/>
+          <w:sz w:val="22"/>
+        </w:rPr>
+        <w:t xml:space="preserve">Cấu trúc mã nguồn: </w:t>
+      </w:r>
+      <w:r>
+        <w:rPr>
+          <w:rFonts w:ascii="Segoe UI" w:hAnsi="Segoe UI"/>
           <w:i w:val="0"/>
           <w:color w:val="1F2A33"/>
           <w:sz w:val="22"/>
         </w:rPr>
-        <w:t>Để AI đóng góp mã nguồn chính xác cao và tránh sinh rác hay ảo giác, nhóm đã chuẩn hóa thành 5 kỹ thuật Prompt Engineering:</w:t>
-      </w:r>
-    </w:p>
-    <w:p>
-      <w:pPr>
-        <w:keepNext/>
-        <w:spacing w:before="260" w:after="80"/>
-      </w:pPr>
-      <w:r>
-        <w:rPr>
-          <w:rFonts w:ascii="Segoe UI" w:hAnsi="Segoe UI"/>
-          <w:b/>
-          <w:color w:val="56788A"/>
-          <w:sz w:val="25"/>
-        </w:rPr>
-        <w:t>3.1. Context-Driven Prompting (Cung cấp đầy đủ ngữ cảnh)</w:t>
+        <w:t>File mã nguồn phụ trách: ThuCung.java, ThuCungBUS.java, ThuCungDAO.java, ThuCungPanel.java.</w:t>
       </w:r>
     </w:p>
     <w:p>
@@ -1339,11 +867,50 @@
       <w:r>
         <w:rPr>
           <w:rFonts w:ascii="Segoe UI" w:hAnsi="Segoe UI"/>
+          <w:b/>
+          <w:color w:val="1F2A33"/>
+          <w:sz w:val="22"/>
+        </w:rPr>
+        <w:t xml:space="preserve">Bối cảnh: </w:t>
+      </w:r>
+      <w:r>
+        <w:rPr>
+          <w:rFonts w:ascii="Segoe UI" w:hAnsi="Segoe UI"/>
           <w:i w:val="0"/>
           <w:color w:val="1F2A33"/>
           <w:sz w:val="22"/>
         </w:rPr>
-        <w:t>Mọi câu lệnh gửi cho AI đều được cung cấp đầy đủ thông tin về phiên bản JDK, cấu trúc thư mục, các file liên quan và thư viện sẵn có:</w:t>
+        <w:t>Yêu cầu đặt ra:</w:t>
+      </w:r>
+    </w:p>
+    <w:p>
+      <w:pPr>
+        <w:pStyle w:val="ListBullet"/>
+        <w:spacing w:after="60" w:line="276" w:lineRule="auto"/>
+        <w:ind w:left="360"/>
+      </w:pPr>
+      <w:r>
+        <w:rPr>
+          <w:rFonts w:ascii="Segoe UI" w:hAnsi="Segoe UI"/>
+          <w:color w:val="1F2A33"/>
+          <w:sz w:val="21"/>
+        </w:rPr>
+        <w:t>Tạo giao diện quản lý bệnh nhân thú cưng chuẩn phòng khám: hiển thị avatar tròn, loài (Chó/Mèo), giống, cân nặng, số điện thoại chủ nuôi và tình trạng sức khỏe.</w:t>
+      </w:r>
+    </w:p>
+    <w:p>
+      <w:pPr>
+        <w:pStyle w:val="ListBullet"/>
+        <w:spacing w:after="60" w:line="276" w:lineRule="auto"/>
+        <w:ind w:left="360"/>
+      </w:pPr>
+      <w:r>
+        <w:rPr>
+          <w:rFonts w:ascii="Segoe UI" w:hAnsi="Segoe UI"/>
+          <w:color w:val="1F2A33"/>
+          <w:sz w:val="21"/>
+        </w:rPr>
+        <w:t>Cần có lối tắt giúp bác sĩ thao tác nhanh: từ hồ sơ thú cưng có thể mở ngay giao diện kê đơn thuốc hoặc phác đồ điều trị mà không phải nhập lại thông tin.</w:t>
       </w:r>
     </w:p>
     <w:tbl>
@@ -1362,10 +929,10 @@
             <w:tcW w:type="dxa" w:w="9648"/>
             <w:shd w:fill="F3F6F8"/>
             <w:tcMar>
-              <w:top w:w="140" w:type="dxa"/>
-              <w:bottom w:w="140" w:type="dxa"/>
-              <w:left w:w="200" w:type="dxa"/>
-              <w:right w:w="160" w:type="dxa"/>
+              <w:top w:w="120" w:type="dxa"/>
+              <w:bottom w:w="120" w:type="dxa"/>
+              <w:left w:w="180" w:type="dxa"/>
+              <w:right w:w="140" w:type="dxa"/>
             </w:tcMar>
             <w:tcBorders>
               <w:top w:val="none"/>
@@ -1385,7 +952,7 @@
                 <w:color w:val="1E3442"/>
                 <w:sz w:val="21"/>
               </w:rPr>
-              <w:t>Ví dụ Prompt ngữ cảnh mẫu:</w:t>
+              <w:t>Prompt của Sinh viên:</w:t>
               <w:br/>
             </w:r>
             <w:r>
@@ -1395,7 +962,7 @@
                 <w:color w:val="1F2A33"/>
                 <w:sz w:val="21"/>
               </w:rPr>
-              <w:t>"Dự án sử dụng Java 21, Swing thuần, không dùng thư viện bên ngoài trừ mssql-jdbc trong thư mục lib. Hãy đọc Entity/PhacDoDieuTri.java và bổ sung phương thức cập nhật tiến độ điều trị trong Bus/PhacDoBUS.java sao cho tự động chuyển trạng thái thành Hoàn thành khi đạt 100%."</w:t>
+              <w:t>"Hãy thiết kế màn hình ThuCungPanel.java với bảng danh sách có avatar tròn, huy hiệu loài và tình trạng sức khỏe. Đặc biệt, hãy bổ sung menu chuột phải (JPopupMenu) trên mỗi dòng thú cưng gồm 2 chức năng: 'Kê đơn thuốc' và 'Lập phác đồ điều trị', khi click sẽ gọi sang MainFrame để mở đúng form và điền sẵn thông tin thú cưng."</w:t>
             </w:r>
           </w:p>
         </w:tc>
@@ -1408,17 +975,25 @@
     </w:p>
     <w:p>
       <w:pPr>
-        <w:keepNext/>
-        <w:spacing w:before="260" w:after="80"/>
+        <w:spacing w:after="80" w:line="288" w:lineRule="auto"/>
       </w:pPr>
       <w:r>
         <w:rPr>
           <w:rFonts w:ascii="Segoe UI" w:hAnsi="Segoe UI"/>
           <w:b/>
-          <w:color w:val="56788A"/>
-          <w:sz w:val="25"/>
+          <w:color w:val="1F2A33"/>
+          <w:sz w:val="22"/>
         </w:rPr>
-        <w:t>3.2. Constraint-Based Prompting (Ràng buộc kỹ thuật khắt khe)</w:t>
+        <w:t xml:space="preserve">Kết quả thực hiện: </w:t>
+      </w:r>
+      <w:r>
+        <w:rPr>
+          <w:rFonts w:ascii="Segoe UI" w:hAnsi="Segoe UI"/>
+          <w:i w:val="0"/>
+          <w:color w:val="1F2A33"/>
+          <w:sz w:val="22"/>
+        </w:rPr>
+        <w:t>Giải pháp AI cung cấp:</w:t>
       </w:r>
     </w:p>
     <w:p>
@@ -1430,19 +1005,10 @@
       <w:r>
         <w:rPr>
           <w:rFonts w:ascii="Segoe UI" w:hAnsi="Segoe UI"/>
-          <w:b/>
           <w:color w:val="1F2A33"/>
           <w:sz w:val="21"/>
         </w:rPr>
-        <w:t xml:space="preserve">Ràng buộc 1 - Thư viện chuẩn: </w:t>
-      </w:r>
-      <w:r>
-        <w:rPr>
-          <w:rFonts w:ascii="Segoe UI" w:hAnsi="Segoe UI"/>
-          <w:color w:val="1F2A33"/>
-          <w:sz w:val="21"/>
-        </w:rPr>
-        <w:t>Không dùng thư viện Swing bên ngoài (FlatLaf, JGoodies), tự dựng các component bo góc bằng Graphics2D.</w:t>
+        <w:t>Xây dựng PetAvatar tự động render ảnh bo tròn; SpeciesBadge và HealthBadge hiển thị trạng thái sinh động (Khỏe mạnh, Đang điều trị, Cần theo dõi).</w:t>
       </w:r>
     </w:p>
     <w:p>
@@ -1454,160 +1020,25 @@
       <w:r>
         <w:rPr>
           <w:rFonts w:ascii="Segoe UI" w:hAnsi="Segoe UI"/>
-          <w:b/>
           <w:color w:val="1F2A33"/>
           <w:sz w:val="21"/>
         </w:rPr>
-        <w:t xml:space="preserve">Ràng buộc 2 - Phiên bản Java: </w:t>
-      </w:r>
-      <w:r>
-        <w:rPr>
-          <w:rFonts w:ascii="Segoe UI" w:hAnsi="Segoe UI"/>
-          <w:color w:val="1F2A33"/>
-          <w:sz w:val="21"/>
-        </w:rPr>
-        <w:t>Bắt buộc biên dịch với cờ `--release 21` để tương thích chuẩn với Java Runtime của Eclipse trên máy sinh viên.</w:t>
-      </w:r>
-    </w:p>
-    <w:p>
-      <w:pPr>
-        <w:pStyle w:val="ListBullet"/>
-        <w:spacing w:after="60" w:line="276" w:lineRule="auto"/>
-        <w:ind w:left="360"/>
-      </w:pPr>
-      <w:r>
-        <w:rPr>
-          <w:rFonts w:ascii="Segoe UI" w:hAnsi="Segoe UI"/>
-          <w:b/>
-          <w:color w:val="1F2A33"/>
-          <w:sz w:val="21"/>
-        </w:rPr>
-        <w:t xml:space="preserve">Ràng buộc 3 - Bảo toàn mã: </w:t>
-      </w:r>
-      <w:r>
-        <w:rPr>
-          <w:rFonts w:ascii="Segoe UI" w:hAnsi="Segoe UI"/>
-          <w:color w:val="1F2A33"/>
-          <w:sz w:val="21"/>
-        </w:rPr>
-        <w:t>Bảo toàn 100% chú thích và hàm hiện có, không tự ý xóa bỏ mã nguồn không liên quan.</w:t>
+        <w:t>Bổ sung menu chuột phải kết nối thông minh sang MainFrame (moKeDonChoThuCung, moPhacDoChoThuCung), giúp bác sĩ thao tác liền mạch chỉ với 1 cú click chuột.</w:t>
       </w:r>
     </w:p>
     <w:p>
       <w:pPr>
         <w:keepNext/>
-        <w:spacing w:before="260" w:after="80"/>
+        <w:spacing w:before="240" w:after="80"/>
       </w:pPr>
       <w:r>
         <w:rPr>
           <w:rFonts w:ascii="Segoe UI" w:hAnsi="Segoe UI"/>
           <w:b/>
           <w:color w:val="56788A"/>
-          <w:sz w:val="25"/>
+          <w:sz w:val="24"/>
         </w:rPr>
-        <w:t>3.3. Multimodal Prompting (Tải ảnh chụp giao diện lỗi)</w:t>
-      </w:r>
-    </w:p>
-    <w:p>
-      <w:pPr>
-        <w:spacing w:after="80" w:line="288" w:lineRule="auto"/>
-      </w:pPr>
-      <w:r>
-        <w:rPr>
-          <w:rFonts w:ascii="Segoe UI" w:hAnsi="Segoe UI"/>
-          <w:i w:val="0"/>
-          <w:color w:val="1F2A33"/>
-          <w:sz w:val="22"/>
-        </w:rPr>
-        <w:t>Khi modal 'Theo dõi diễn tiến điều trị' bị lỗi hiển thị đè chữ nghiêm trọng, sinh viên đã chụp ảnh trực tiếp cửa sổ ứng dụng gửi cho AI. AI phân tích hình ảnh và nhận diện chính xác dòng highlight xanh của JList đang che lấp toàn bộ nhãn 'Chi tiết ghi nhận', từ đó phát hiện xung đột giữa GridLayout(4,2) và BorderLayout.</w:t>
-      </w:r>
-    </w:p>
-    <w:p>
-      <w:pPr>
-        <w:keepNext/>
-        <w:spacing w:before="260" w:after="80"/>
-      </w:pPr>
-      <w:r>
-        <w:rPr>
-          <w:rFonts w:ascii="Segoe UI" w:hAnsi="Segoe UI"/>
-          <w:b/>
-          <w:color w:val="56788A"/>
-          <w:sz w:val="25"/>
-        </w:rPr>
-        <w:t>3.4. Role-Based Prompting (Định hình vai trò chuyên gia)</w:t>
-      </w:r>
-    </w:p>
-    <w:p>
-      <w:pPr>
-        <w:spacing w:after="80" w:line="288" w:lineRule="auto"/>
-      </w:pPr>
-      <w:r>
-        <w:rPr>
-          <w:rFonts w:ascii="Segoe UI" w:hAnsi="Segoe UI"/>
-          <w:i w:val="0"/>
-          <w:color w:val="1F2A33"/>
-          <w:sz w:val="22"/>
-        </w:rPr>
-        <w:t>Yêu cầu AI đóng vai 'Chuyên gia Kiến trúc Giao diện UI/UX Swing' để thiết lập hệ thống bảng màu (Theme.java), khoảng cách đệm (EmptyBorder), bo góc (Arc), và căn chỉnh lề chuyên nghiệp chuẩn SaaS.</w:t>
-      </w:r>
-    </w:p>
-    <w:p>
-      <w:pPr>
-        <w:keepNext/>
-        <w:spacing w:before="260" w:after="80"/>
-      </w:pPr>
-      <w:r>
-        <w:rPr>
-          <w:rFonts w:ascii="Segoe UI" w:hAnsi="Segoe UI"/>
-          <w:b/>
-          <w:color w:val="56788A"/>
-          <w:sz w:val="25"/>
-        </w:rPr>
-        <w:t>3.5. Atomic Commit Decomposition Prompting</w:t>
-      </w:r>
-    </w:p>
-    <w:p>
-      <w:pPr>
-        <w:spacing w:after="80" w:line="288" w:lineRule="auto"/>
-      </w:pPr>
-      <w:r>
-        <w:rPr>
-          <w:rFonts w:ascii="Segoe UI" w:hAnsi="Segoe UI"/>
-          <w:i w:val="0"/>
-          <w:color w:val="1F2A33"/>
-          <w:sz w:val="22"/>
-        </w:rPr>
-        <w:t>Sau khi hoàn thiện cụm chức năng lớn, sinh viên yêu cầu AI phân tích git working tree và bóc tách thành từng commit nhỏ (atomic commits) riêng biệt theo chuẩn Conventional Commits (`feat(...)`, `fix(...)`), giúp lịch sử Git rõ ràng và chuyên nghiệp khi nộp đồ án.</w:t>
-      </w:r>
-    </w:p>
-    <w:p>
-      <w:pPr>
-        <w:keepNext/>
-        <w:spacing w:before="360" w:after="120"/>
-      </w:pPr>
-      <w:r>
-        <w:rPr>
-          <w:rFonts w:ascii="Segoe UI" w:hAnsi="Segoe UI"/>
-          <w:b/>
-          <w:color w:val="1E3442"/>
-          <w:sz w:val="30"/>
-        </w:rPr>
-        <w:t>4. NHẬT KÝ CHI TIẾT CÁC PHIÊN LÀM VIỆC VỚI AI THEO GIAI ĐOẠN</w:t>
-      </w:r>
-    </w:p>
-    <w:p>
-      <w:pPr>
-        <w:keepNext/>
-        <w:spacing w:before="260" w:after="80"/>
-      </w:pPr>
-      <w:r>
-        <w:rPr>
-          <w:rFonts w:ascii="Segoe UI" w:hAnsi="Segoe UI"/>
-          <w:b/>
-          <w:color w:val="56788A"/>
-          <w:sz w:val="25"/>
-        </w:rPr>
-        <w:t>Giai đoạn 1: Khởi tạo kiến trúc, CSDL &amp; Design System (05/10 - 11/10/2026)</w:t>
+        <w:t>4.2. Phân hệ 2: Quản lý Kho hàng &amp; Lịch sử Nhập - Xuất (Inventory Management)</w:t>
       </w:r>
     </w:p>
     <w:p>
@@ -1621,7 +1052,7 @@
           <w:color w:val="1F2A33"/>
           <w:sz w:val="22"/>
         </w:rPr>
-        <w:t xml:space="preserve">Mục tiêu: </w:t>
+        <w:t xml:space="preserve">Cấu trúc mã nguồn: </w:t>
       </w:r>
       <w:r>
         <w:rPr>
@@ -1630,94 +1061,7 @@
           <w:color w:val="1F2A33"/>
           <w:sz w:val="22"/>
         </w:rPr>
-        <w:t>Xây dựng khung phân tầng 3 lớp (3-Tier), tạo CSDL PetCare.sql và hệ thống giao diện phẳng hiện đại.</w:t>
-      </w:r>
-    </w:p>
-    <w:p>
-      <w:pPr>
-        <w:pStyle w:val="ListBullet"/>
-        <w:spacing w:after="60" w:line="276" w:lineRule="auto"/>
-        <w:ind w:left="360"/>
-      </w:pPr>
-      <w:r>
-        <w:rPr>
-          <w:rFonts w:ascii="Segoe UI" w:hAnsi="Segoe UI"/>
-          <w:b/>
-          <w:color w:val="1F2A33"/>
-          <w:sz w:val="21"/>
-        </w:rPr>
-        <w:t xml:space="preserve">Giải pháp AI: </w:t>
-      </w:r>
-      <w:r>
-        <w:rPr>
-          <w:rFonts w:ascii="Segoe UI" w:hAnsi="Segoe UI"/>
-          <w:color w:val="1F2A33"/>
-          <w:sz w:val="21"/>
-        </w:rPr>
-        <w:t>Tạo class Theme.java: Quy định bảng màu thương hiệu (ACCENT #56788A, DARK #1E3442, BG #F3F6F8, ROW_LINE #E9EDF0) và các màu huy hiệu (Badge) trạng thái.</w:t>
-      </w:r>
-    </w:p>
-    <w:p>
-      <w:pPr>
-        <w:pStyle w:val="ListBullet"/>
-        <w:spacing w:after="60" w:line="276" w:lineRule="auto"/>
-        <w:ind w:left="360"/>
-      </w:pPr>
-      <w:r>
-        <w:rPr>
-          <w:rFonts w:ascii="Segoe UI" w:hAnsi="Segoe UI"/>
-          <w:b/>
-          <w:color w:val="1F2A33"/>
-          <w:sz w:val="21"/>
-        </w:rPr>
-        <w:t xml:space="preserve">Giải pháp AI: </w:t>
-      </w:r>
-      <w:r>
-        <w:rPr>
-          <w:rFonts w:ascii="Segoe UI" w:hAnsi="Segoe UI"/>
-          <w:color w:val="1F2A33"/>
-          <w:sz w:val="21"/>
-        </w:rPr>
-        <w:t>Tạo RoundedButton.java và RoundedPanel.java: Tự vẽ bo góc mượt mà bằng Graphics2D khử răng cưa (Antialiasing), hỗ trợ hover animation.</w:t>
-      </w:r>
-    </w:p>
-    <w:p>
-      <w:pPr>
-        <w:pStyle w:val="ListBullet"/>
-        <w:spacing w:after="60" w:line="276" w:lineRule="auto"/>
-        <w:ind w:left="360"/>
-      </w:pPr>
-      <w:r>
-        <w:rPr>
-          <w:rFonts w:ascii="Segoe UI" w:hAnsi="Segoe UI"/>
-          <w:b/>
-          <w:color w:val="1F2A33"/>
-          <w:sz w:val="21"/>
-        </w:rPr>
-        <w:t xml:space="preserve">Giải pháp AI: </w:t>
-      </w:r>
-      <w:r>
-        <w:rPr>
-          <w:rFonts w:ascii="Segoe UI" w:hAnsi="Segoe UI"/>
-          <w:color w:val="1F2A33"/>
-          <w:sz w:val="21"/>
-        </w:rPr>
-        <w:t>Tạo Icons.java: Tự vẽ hơn 25 biểu tượng vector bằng mã lệnh Java 2D (Path2D, Line2D, RoundRectangle2D), loại bỏ hoàn toàn việc phụ thuộc file ảnh PNG bên ngoài.</w:t>
-      </w:r>
-    </w:p>
-    <w:p>
-      <w:pPr>
-        <w:keepNext/>
-        <w:spacing w:before="260" w:after="80"/>
-      </w:pPr>
-      <w:r>
-        <w:rPr>
-          <w:rFonts w:ascii="Segoe UI" w:hAnsi="Segoe UI"/>
-          <w:b/>
-          <w:color w:val="56788A"/>
-          <w:sz w:val="25"/>
-        </w:rPr>
-        <w:t>Giai đoạn 2: Quản lý Thú cưng &amp; Lưu trú Lồng chuồng (11/10 - 16/10/2026)</w:t>
+        <w:t>File mã nguồn phụ trách: SanPham.java, PhieuKho.java, KhoHangBUS.java, PhieuKhoBUS.java, KhoHangPanel.java, LichSuNhapXuatPanel.java, CalendarPicker.java.</w:t>
       </w:r>
     </w:p>
     <w:p>
@@ -1731,7 +1075,7 @@
           <w:color w:val="1F2A33"/>
           <w:sz w:val="22"/>
         </w:rPr>
-        <w:t xml:space="preserve">Mục tiêu: </w:t>
+        <w:t xml:space="preserve">Bối cảnh: </w:t>
       </w:r>
       <w:r>
         <w:rPr>
@@ -1740,7 +1084,7 @@
           <w:color w:val="1F2A33"/>
           <w:sz w:val="22"/>
         </w:rPr>
-        <w:t>Quản lý thông tin bệnh nhân thú cưng, ảnh đại diện, tiền sử bệnh án và hệ thống buồng lưu trú.</w:t>
+        <w:t>Yêu cầu đặt ra:</w:t>
       </w:r>
     </w:p>
     <w:p>
@@ -1752,19 +1096,10 @@
       <w:r>
         <w:rPr>
           <w:rFonts w:ascii="Segoe UI" w:hAnsi="Segoe UI"/>
-          <w:b/>
           <w:color w:val="1F2A33"/>
           <w:sz w:val="21"/>
         </w:rPr>
-        <w:t xml:space="preserve">Giải pháp AI: </w:t>
-      </w:r>
-      <w:r>
-        <w:rPr>
-          <w:rFonts w:ascii="Segoe UI" w:hAnsi="Segoe UI"/>
-          <w:color w:val="1F2A33"/>
-          <w:sz w:val="21"/>
-        </w:rPr>
-        <w:t>Tạo ThuCung.java, ThuCungBUS.java, ThuCungDAO.java với đầy đủ thuộc tính y tế (loài, giống, cân nặng, tiền sử bệnh án, chủ nuôi).</w:t>
+        <w:t>Theo dõi kho thuốc thú y, vaccine, dinh dưỡng và dụng cụ y tế; tự động cảnh báo thuốc hết hạn hoặc tồn kho thấp (&lt; 10 sản phẩm).</w:t>
       </w:r>
     </w:p>
     <w:p>
@@ -1776,19 +1111,10 @@
       <w:r>
         <w:rPr>
           <w:rFonts w:ascii="Segoe UI" w:hAnsi="Segoe UI"/>
-          <w:b/>
           <w:color w:val="1F2A33"/>
           <w:sz w:val="21"/>
         </w:rPr>
-        <w:t xml:space="preserve">Giải pháp AI: </w:t>
-      </w:r>
-      <w:r>
-        <w:rPr>
-          <w:rFonts w:ascii="Segoe UI" w:hAnsi="Segoe UI"/>
-          <w:color w:val="1F2A33"/>
-          <w:sz w:val="21"/>
-        </w:rPr>
-        <w:t>Xây dựng AvatarUploadBox: Khung ảnh bo tròn cho phép tải và lưu trữ ảnh thú cưng.</w:t>
+        <w:t>Khi bác sĩ xuất đơn thuốc, số lượng thuốc trong kho phải tự động trừ và cập nhật trạng thái nếu hết hàng ('Tạm hết hàng').</w:t>
       </w:r>
     </w:p>
     <w:p>
@@ -1800,34 +1126,211 @@
       <w:r>
         <w:rPr>
           <w:rFonts w:ascii="Segoe UI" w:hAnsi="Segoe UI"/>
-          <w:b/>
           <w:color w:val="1F2A33"/>
           <w:sz w:val="21"/>
         </w:rPr>
-        <w:t xml:space="preserve">Giải pháp AI: </w:t>
+        <w:t>Xây dựng bộ chọn ngày cuộn lịch mà không được dùng thư viện bên ngoài.</w:t>
       </w:r>
+    </w:p>
+    <w:tbl>
+      <w:tblPr>
+        <w:tblW w:type="auto" w:w="0"/>
+        <w:jc w:val="center"/>
+        <w:tblLayout w:type="fixed"/>
+        <w:tblLook w:firstColumn="1" w:firstRow="1" w:lastColumn="0" w:lastRow="0" w:noHBand="0" w:noVBand="1" w:val="04A0"/>
+      </w:tblPr>
+      <w:tblGrid>
+        <w:gridCol w:w="9360"/>
+      </w:tblGrid>
+      <w:tr>
+        <w:tc>
+          <w:tcPr>
+            <w:tcW w:type="dxa" w:w="9648"/>
+            <w:shd w:fill="F3F6F8"/>
+            <w:tcMar>
+              <w:top w:w="120" w:type="dxa"/>
+              <w:bottom w:w="120" w:type="dxa"/>
+              <w:left w:w="180" w:type="dxa"/>
+              <w:right w:w="140" w:type="dxa"/>
+            </w:tcMar>
+            <w:tcBorders>
+              <w:top w:val="none"/>
+              <w:left w:val="single" w:sz="36" w:space="0" w:color="56788A"/>
+              <w:bottom w:val="none"/>
+              <w:right w:val="none"/>
+            </w:tcBorders>
+          </w:tcPr>
+          <w:p>
+            <w:pPr>
+              <w:spacing w:after="0" w:line="288" w:lineRule="auto"/>
+            </w:pPr>
+            <w:r>
+              <w:rPr>
+                <w:rFonts w:ascii="Segoe UI" w:hAnsi="Segoe UI"/>
+                <w:b/>
+                <w:color w:val="1E3442"/>
+                <w:sz w:val="21"/>
+              </w:rPr>
+              <w:t>Prompt của Sinh viên:</w:t>
+              <w:br/>
+            </w:r>
+            <w:r>
+              <w:rPr>
+                <w:rFonts w:ascii="Segoe UI" w:hAnsi="Segoe UI"/>
+                <w:i/>
+                <w:color w:val="1F2A33"/>
+                <w:sz w:val="21"/>
+              </w:rPr>
+              <w:t>"Trong KhoHangBUS.java, hãy bổ sung phương thức xuatKho(String maSKU, int soLuongXuat) kiểm tra tồn kho, tự động đổi trạng thái sang 'Tạm hết hàng' nếu về 0. Đồng thời xây dựng cơ chế listener để khi xuất kho thì KhoHangPanel tự refresh lại."</w:t>
+            </w:r>
+          </w:p>
+        </w:tc>
+      </w:tr>
+    </w:tbl>
+    <w:p>
+      <w:pPr>
+        <w:spacing w:after="80"/>
+      </w:pPr>
+    </w:p>
+    <w:p>
+      <w:pPr>
+        <w:spacing w:after="80" w:line="288" w:lineRule="auto"/>
+      </w:pPr>
+      <w:r>
+        <w:rPr>
+          <w:rFonts w:ascii="Segoe UI" w:hAnsi="Segoe UI"/>
+          <w:b/>
+          <w:color w:val="1F2A33"/>
+          <w:sz w:val="22"/>
+        </w:rPr>
+        <w:t xml:space="preserve">Kết quả thực hiện: </w:t>
+      </w:r>
+      <w:r>
+        <w:rPr>
+          <w:rFonts w:ascii="Segoe UI" w:hAnsi="Segoe UI"/>
+          <w:i w:val="0"/>
+          <w:color w:val="1F2A33"/>
+          <w:sz w:val="22"/>
+        </w:rPr>
+        <w:t>Giải pháp AI cung cấp:</w:t>
+      </w:r>
+    </w:p>
+    <w:tbl>
+      <w:tblPr>
+        <w:tblW w:type="auto" w:w="0"/>
+        <w:jc w:val="center"/>
+        <w:tblLayout w:type="fixed"/>
+        <w:tblLook w:firstColumn="1" w:firstRow="1" w:lastColumn="0" w:lastRow="0" w:noHBand="0" w:noVBand="1" w:val="04A0"/>
+      </w:tblPr>
+      <w:tblGrid>
+        <w:gridCol w:w="9360"/>
+      </w:tblGrid>
+      <w:tr>
+        <w:tc>
+          <w:tcPr>
+            <w:tcW w:type="dxa" w:w="9648"/>
+            <w:shd w:fill="F1F5F9"/>
+            <w:tcMar>
+              <w:top w:w="80" w:type="dxa"/>
+              <w:bottom w:w="80" w:type="dxa"/>
+              <w:left w:w="120" w:type="dxa"/>
+              <w:right w:w="120" w:type="dxa"/>
+            </w:tcMar>
+            <w:tcBorders>
+              <w:top w:val="single" w:sz="4" w:space="0" w:color="DDE3E8"/>
+              <w:left w:val="single" w:sz="4" w:space="0" w:color="DDE3E8"/>
+              <w:bottom w:val="single" w:sz="4" w:space="0" w:color="DDE3E8"/>
+              <w:right w:val="single" w:sz="4" w:space="0" w:color="DDE3E8"/>
+            </w:tcBorders>
+          </w:tcPr>
+          <w:p>
+            <w:pPr>
+              <w:spacing w:after="0" w:line="276" w:lineRule="auto"/>
+            </w:pPr>
+            <w:r>
+              <w:rPr>
+                <w:rFonts w:ascii="Consolas" w:hAnsi="Consolas"/>
+                <w:color w:val="0F172A"/>
+                <w:sz w:val="19"/>
+              </w:rPr>
+              <w:t>public boolean xuatKho(String maSKU, int soLuongXuat) {</w:t>
+              <w:br/>
+              <w:t xml:space="preserve">    if (maSKU == null || maSKU.trim().isEmpty() || soLuongXuat &lt;= 0) return false;</w:t>
+              <w:br/>
+              <w:t xml:space="preserve">    for (SanPham sp : ds) {</w:t>
+              <w:br/>
+              <w:t xml:space="preserve">        if (sp.getMaSKU().equalsIgnoreCase(maSKU.trim())) {</w:t>
+              <w:br/>
+              <w:t xml:space="preserve">            int tonMoi = Math.max(0, sp.getSoLuongTon() - soLuongXuat);</w:t>
+              <w:br/>
+              <w:t xml:space="preserve">            sp.setSoLuongTon(tonMoi);</w:t>
+              <w:br/>
+              <w:t xml:space="preserve">            if (tonMoi == 0) sp.setTrangThai("Tạm hết hàng");</w:t>
+              <w:br/>
+              <w:t xml:space="preserve">            notifyListeners();</w:t>
+              <w:br/>
+              <w:t xml:space="preserve">            return true;</w:t>
+              <w:br/>
+              <w:t xml:space="preserve">        }</w:t>
+              <w:br/>
+              <w:t xml:space="preserve">    }</w:t>
+              <w:br/>
+              <w:t xml:space="preserve">    return false;</w:t>
+              <w:br/>
+              <w:t>}</w:t>
+            </w:r>
+          </w:p>
+        </w:tc>
+      </w:tr>
+    </w:tbl>
+    <w:p>
+      <w:pPr>
+        <w:spacing w:after="80"/>
+      </w:pPr>
+    </w:p>
+    <w:p>
+      <w:pPr>
+        <w:pStyle w:val="ListBullet"/>
+        <w:spacing w:after="60" w:line="276" w:lineRule="auto"/>
+        <w:ind w:left="360"/>
+      </w:pPr>
       <w:r>
         <w:rPr>
           <w:rFonts w:ascii="Segoe UI" w:hAnsi="Segoe UI"/>
           <w:color w:val="1F2A33"/>
           <w:sz w:val="21"/>
         </w:rPr>
-        <w:t>Xây dựng phân hệ LongChuongPanel, DialogDatChuong, DialogChuyenChuong hỗ trợ quản lý thú cưng nằm viện điều trị.</w:t>
+        <w:t>Cài đặt Observer Pattern (addListener / notifyListeners) giúp các panel khác nhau (Đơn thuốc, Kho hàng, Hóa đơn) luôn đồng bộ dữ liệu thời gian thực.</w:t>
+      </w:r>
+    </w:p>
+    <w:p>
+      <w:pPr>
+        <w:pStyle w:val="ListBullet"/>
+        <w:spacing w:after="60" w:line="276" w:lineRule="auto"/>
+        <w:ind w:left="360"/>
+      </w:pPr>
+      <w:r>
+        <w:rPr>
+          <w:rFonts w:ascii="Segoe UI" w:hAnsi="Segoe UI"/>
+          <w:color w:val="1F2A33"/>
+          <w:sz w:val="21"/>
+        </w:rPr>
+        <w:t>Xây dựng CalendarPicker.java: Pop-up lịch động tùy chỉnh chọn ngày tháng trực quan bằng Swing thuần.</w:t>
       </w:r>
     </w:p>
     <w:p>
       <w:pPr>
         <w:keepNext/>
-        <w:spacing w:before="260" w:after="80"/>
+        <w:spacing w:before="240" w:after="80"/>
       </w:pPr>
       <w:r>
         <w:rPr>
           <w:rFonts w:ascii="Segoe UI" w:hAnsi="Segoe UI"/>
           <w:b/>
           <w:color w:val="56788A"/>
-          <w:sz w:val="25"/>
+          <w:sz w:val="24"/>
         </w:rPr>
-        <w:t>Giai đoạn 3: Quản lý Kho hàng &amp; Lịch sử Nhập - Xuất (11/10 - 20/10/2026)</w:t>
+        <w:t>4.3. Phân hệ 3: Quản lý Đơn thuốc &amp; Dược phẩm (Prescription Management)</w:t>
       </w:r>
     </w:p>
     <w:p>
@@ -1841,7 +1344,7 @@
           <w:color w:val="1F2A33"/>
           <w:sz w:val="22"/>
         </w:rPr>
-        <w:t xml:space="preserve">Mục tiêu: </w:t>
+        <w:t xml:space="preserve">Cấu trúc mã nguồn: </w:t>
       </w:r>
       <w:r>
         <w:rPr>
@@ -1850,94 +1353,7 @@
           <w:color w:val="1F2A33"/>
           <w:sz w:val="22"/>
         </w:rPr>
-        <w:t>Theo dõi tồn kho thuốc, cảnh báo hết hàng/hết hạn, lập phiếu nhập xuất kho.</w:t>
-      </w:r>
-    </w:p>
-    <w:p>
-      <w:pPr>
-        <w:pStyle w:val="ListBullet"/>
-        <w:spacing w:after="60" w:line="276" w:lineRule="auto"/>
-        <w:ind w:left="360"/>
-      </w:pPr>
-      <w:r>
-        <w:rPr>
-          <w:rFonts w:ascii="Segoe UI" w:hAnsi="Segoe UI"/>
-          <w:b/>
-          <w:color w:val="1F2A33"/>
-          <w:sz w:val="21"/>
-        </w:rPr>
-        <w:t xml:space="preserve">Giải pháp AI: </w:t>
-      </w:r>
-      <w:r>
-        <w:rPr>
-          <w:rFonts w:ascii="Segoe UI" w:hAnsi="Segoe UI"/>
-          <w:color w:val="1F2A33"/>
-          <w:sz w:val="21"/>
-        </w:rPr>
-        <w:t>Xây dựng CalendarPicker.java: Pop-up lịch động tùy chỉnh cho phép chọn ngày tháng trực quan không cần thư viện ngoài.</w:t>
-      </w:r>
-    </w:p>
-    <w:p>
-      <w:pPr>
-        <w:pStyle w:val="ListBullet"/>
-        <w:spacing w:after="60" w:line="276" w:lineRule="auto"/>
-        <w:ind w:left="360"/>
-      </w:pPr>
-      <w:r>
-        <w:rPr>
-          <w:rFonts w:ascii="Segoe UI" w:hAnsi="Segoe UI"/>
-          <w:b/>
-          <w:color w:val="1F2A33"/>
-          <w:sz w:val="21"/>
-        </w:rPr>
-        <w:t xml:space="preserve">Giải pháp AI: </w:t>
-      </w:r>
-      <w:r>
-        <w:rPr>
-          <w:rFonts w:ascii="Segoe UI" w:hAnsi="Segoe UI"/>
-          <w:color w:val="1F2A33"/>
-          <w:sz w:val="21"/>
-        </w:rPr>
-        <w:t>Bổ sung phương thức xuatKho(String maSKU, int soLuong) tự động kiểm tra và trừ tồn kho.</w:t>
-      </w:r>
-    </w:p>
-    <w:p>
-      <w:pPr>
-        <w:pStyle w:val="ListBullet"/>
-        <w:spacing w:after="60" w:line="276" w:lineRule="auto"/>
-        <w:ind w:left="360"/>
-      </w:pPr>
-      <w:r>
-        <w:rPr>
-          <w:rFonts w:ascii="Segoe UI" w:hAnsi="Segoe UI"/>
-          <w:b/>
-          <w:color w:val="1F2A33"/>
-          <w:sz w:val="21"/>
-        </w:rPr>
-        <w:t xml:space="preserve">Giải pháp AI: </w:t>
-      </w:r>
-      <w:r>
-        <w:rPr>
-          <w:rFonts w:ascii="Segoe UI" w:hAnsi="Segoe UI"/>
-          <w:color w:val="1F2A33"/>
-          <w:sz w:val="21"/>
-        </w:rPr>
-        <w:t>Cài đặt Observer Pattern (addListener / notifyListeners) giúp giao diện kho hàng tự động làm mới ngay khi có đơn thuốc xuất kho.</w:t>
-      </w:r>
-    </w:p>
-    <w:p>
-      <w:pPr>
-        <w:keepNext/>
-        <w:spacing w:before="260" w:after="80"/>
-      </w:pPr>
-      <w:r>
-        <w:rPr>
-          <w:rFonts w:ascii="Segoe UI" w:hAnsi="Segoe UI"/>
-          <w:b/>
-          <w:color w:val="56788A"/>
-          <w:sz w:val="25"/>
-        </w:rPr>
-        <w:t>Giai đoạn 4: Quản lý Lịch hẹn 5 chế độ vận hành (21/10 - 25/10/2026)</w:t>
+        <w:t>File mã nguồn phụ trách: DonThuoc.java, ChiTietDonThuoc.java, DonThuocBUS.java, DonThuocPanel.java.</w:t>
       </w:r>
     </w:p>
     <w:p>
@@ -1951,7 +1367,7 @@
           <w:color w:val="1F2A33"/>
           <w:sz w:val="22"/>
         </w:rPr>
-        <w:t xml:space="preserve">Mục tiêu: </w:t>
+        <w:t xml:space="preserve">Bối cảnh: </w:t>
       </w:r>
       <w:r>
         <w:rPr>
@@ -1960,7 +1376,7 @@
           <w:color w:val="1F2A33"/>
           <w:sz w:val="22"/>
         </w:rPr>
-        <w:t>Xây dựng phân hệ quản lý lịch hẹn khám bệnh, tiêm phòng, phẫu thuật, spa.</w:t>
+        <w:t>Yêu cầu đặt ra:</w:t>
       </w:r>
     </w:p>
     <w:p>
@@ -1972,19 +1388,10 @@
       <w:r>
         <w:rPr>
           <w:rFonts w:ascii="Segoe UI" w:hAnsi="Segoe UI"/>
-          <w:b/>
           <w:color w:val="1F2A33"/>
           <w:sz w:val="21"/>
         </w:rPr>
-        <w:t xml:space="preserve">Giải pháp AI: </w:t>
-      </w:r>
-      <w:r>
-        <w:rPr>
-          <w:rFonts w:ascii="Segoe UI" w:hAnsi="Segoe UI"/>
-          <w:color w:val="1F2A33"/>
-          <w:sz w:val="21"/>
-        </w:rPr>
-        <w:t>Enum Mode với 5 chế độ: HO_SO (tra cứu hồ sơ hẹn), QUAN_LY (điều phối cuộc hẹn trong ngày), DOI_LICH (dời ngày giờ hẹn), XAC_NHAN (duyệt lịch), HUY (hủy lịch kèm lý do).</w:t>
+        <w:t>Cho phép bác sĩ tạo đơn thuốc mới với bảng thuốc động: thêm dòng thuốc, số lượng, cách dùng, tự tính thành tiền.</w:t>
       </w:r>
     </w:p>
     <w:p>
@@ -1996,34 +1403,183 @@
       <w:r>
         <w:rPr>
           <w:rFonts w:ascii="Segoe UI" w:hAnsi="Segoe UI"/>
-          <w:b/>
           <w:color w:val="1F2A33"/>
           <w:sz w:val="21"/>
         </w:rPr>
-        <w:t xml:space="preserve">Giải pháp AI: </w:t>
+        <w:t>Bác sĩ có thể bấm nút '+ Chọn thuốc từ kho' để chọn trực tiếp danh mục thuốc đang có trong kho, hiển thị giá bán và tồn kho hiện tại.</w:t>
       </w:r>
+    </w:p>
+    <w:p>
+      <w:pPr>
+        <w:pStyle w:val="ListBullet"/>
+        <w:spacing w:after="60" w:line="276" w:lineRule="auto"/>
+        <w:ind w:left="360"/>
+      </w:pPr>
       <w:r>
         <w:rPr>
           <w:rFonts w:ascii="Segoe UI" w:hAnsi="Segoe UI"/>
           <w:color w:val="1F2A33"/>
           <w:sz w:val="21"/>
         </w:rPr>
-        <w:t>Tạo LichHenData.java và LichHenPanel.java tích hợp trực tiếp vào thanh điều hướng menu của MainFrame.</w:t>
+        <w:t>Liên kết đơn thuốc với Phác đồ điều trị tương ứng; tự động trừ tồn kho khi xuất đơn.</w:t>
+      </w:r>
+    </w:p>
+    <w:p>
+      <w:pPr>
+        <w:pStyle w:val="ListBullet"/>
+        <w:spacing w:after="60" w:line="276" w:lineRule="auto"/>
+        <w:ind w:left="360"/>
+      </w:pPr>
+      <w:r>
+        <w:rPr>
+          <w:rFonts w:ascii="Segoe UI" w:hAnsi="Segoe UI"/>
+          <w:color w:val="1F2A33"/>
+          <w:sz w:val="21"/>
+        </w:rPr>
+        <w:t>Sửa lỗi: Form tạo mới tự động điền sẵn thuốc mẫu Clavamox 125mg và thú cưng đầu tiên thay vì để trống.</w:t>
+      </w:r>
+    </w:p>
+    <w:tbl>
+      <w:tblPr>
+        <w:tblW w:type="auto" w:w="0"/>
+        <w:jc w:val="center"/>
+        <w:tblLayout w:type="fixed"/>
+        <w:tblLook w:firstColumn="1" w:firstRow="1" w:lastColumn="0" w:lastRow="0" w:noHBand="0" w:noVBand="1" w:val="04A0"/>
+      </w:tblPr>
+      <w:tblGrid>
+        <w:gridCol w:w="9360"/>
+      </w:tblGrid>
+      <w:tr>
+        <w:tc>
+          <w:tcPr>
+            <w:tcW w:type="dxa" w:w="9648"/>
+            <w:shd w:fill="F3F6F8"/>
+            <w:tcMar>
+              <w:top w:w="120" w:type="dxa"/>
+              <w:bottom w:w="120" w:type="dxa"/>
+              <w:left w:w="180" w:type="dxa"/>
+              <w:right w:w="140" w:type="dxa"/>
+            </w:tcMar>
+            <w:tcBorders>
+              <w:top w:val="none"/>
+              <w:left w:val="single" w:sz="36" w:space="0" w:color="56788A"/>
+              <w:bottom w:val="none"/>
+              <w:right w:val="none"/>
+            </w:tcBorders>
+          </w:tcPr>
+          <w:p>
+            <w:pPr>
+              <w:spacing w:after="0" w:line="288" w:lineRule="auto"/>
+            </w:pPr>
+            <w:r>
+              <w:rPr>
+                <w:rFonts w:ascii="Segoe UI" w:hAnsi="Segoe UI"/>
+                <w:b/>
+                <w:color w:val="1E3442"/>
+                <w:sz w:val="21"/>
+              </w:rPr>
+              <w:t>Prompt của Sinh viên:</w:t>
+              <w:br/>
+            </w:r>
+            <w:r>
+              <w:rPr>
+                <w:rFonts w:ascii="Segoe UI" w:hAnsi="Segoe UI"/>
+                <w:i/>
+                <w:color w:val="1F2A33"/>
+                <w:sz w:val="21"/>
+              </w:rPr>
+              <w:t>"Kiểm tra lại toàn bộ logic quản lý đơn thuốc. Khi mở form tạo đơn mới, form phải ở trạng thái trống, không được gán sẵn thú cưng 0 hay thuốc có sẵn. Phải có nút chọn thuốc từ kho hàng KhoHangBUS, kiểm tra số lượng tồn và trừ kho khi lưu đơn."</w:t>
+            </w:r>
+          </w:p>
+        </w:tc>
+      </w:tr>
+    </w:tbl>
+    <w:p>
+      <w:pPr>
+        <w:spacing w:after="80"/>
+      </w:pPr>
+    </w:p>
+    <w:p>
+      <w:pPr>
+        <w:spacing w:after="80" w:line="288" w:lineRule="auto"/>
+      </w:pPr>
+      <w:r>
+        <w:rPr>
+          <w:rFonts w:ascii="Segoe UI" w:hAnsi="Segoe UI"/>
+          <w:b/>
+          <w:color w:val="1F2A33"/>
+          <w:sz w:val="22"/>
+        </w:rPr>
+        <w:t xml:space="preserve">Kết quả thực hiện: </w:t>
+      </w:r>
+      <w:r>
+        <w:rPr>
+          <w:rFonts w:ascii="Segoe UI" w:hAnsi="Segoe UI"/>
+          <w:i w:val="0"/>
+          <w:color w:val="1F2A33"/>
+          <w:sz w:val="22"/>
+        </w:rPr>
+        <w:t>Giải pháp AI cung cấp:</w:t>
+      </w:r>
+    </w:p>
+    <w:p>
+      <w:pPr>
+        <w:pStyle w:val="ListBullet"/>
+        <w:spacing w:after="60" w:line="276" w:lineRule="auto"/>
+        <w:ind w:left="360"/>
+      </w:pPr>
+      <w:r>
+        <w:rPr>
+          <w:rFonts w:ascii="Segoe UI" w:hAnsi="Segoe UI"/>
+          <w:color w:val="1F2A33"/>
+          <w:sz w:val="21"/>
+        </w:rPr>
+        <w:t>Tách bạch trạng thái Form: Viết lại logic trong DonThuocPanel.java, phân biệt isEdit (chỉnh sửa đơn cũ) và isCreate (tạo mới bảng thuốc rỗng, ô chọn thú cưng hiển thị placeholder '-- Chọn thú cưng điều trị --').</w:t>
+      </w:r>
+    </w:p>
+    <w:p>
+      <w:pPr>
+        <w:pStyle w:val="ListBullet"/>
+        <w:spacing w:after="60" w:line="276" w:lineRule="auto"/>
+        <w:ind w:left="360"/>
+      </w:pPr>
+      <w:r>
+        <w:rPr>
+          <w:rFonts w:ascii="Segoe UI" w:hAnsi="Segoe UI"/>
+          <w:color w:val="1F2A33"/>
+          <w:sz w:val="21"/>
+        </w:rPr>
+        <w:t>Modal Chọn thuốc từ kho: Hiển thị danh sách dược phẩm từ KhoHangBUS.layDanhSach(), click chọn là thuốc tự nhảy vào bảng đơn kèm giá bán và đơn vị tính.</w:t>
+      </w:r>
+    </w:p>
+    <w:p>
+      <w:pPr>
+        <w:pStyle w:val="ListBullet"/>
+        <w:spacing w:after="60" w:line="276" w:lineRule="auto"/>
+        <w:ind w:left="360"/>
+      </w:pPr>
+      <w:r>
+        <w:rPr>
+          <w:rFonts w:ascii="Segoe UI" w:hAnsi="Segoe UI"/>
+          <w:color w:val="1F2A33"/>
+          <w:sz w:val="21"/>
+        </w:rPr>
+        <w:t>Tự động trừ kho thuốc: Khi bấm 'Lưu &amp; Xuất thuốc', DonThuocBUS tự động duyệt qua các ChiTietDonThuoc và gọi KhoHangBUS.xuatKho(ct.getMaThuoc(), ct.getSoLuong()).</w:t>
       </w:r>
     </w:p>
     <w:p>
       <w:pPr>
         <w:keepNext/>
-        <w:spacing w:before="260" w:after="80"/>
+        <w:spacing w:before="240" w:after="80"/>
       </w:pPr>
       <w:r>
         <w:rPr>
           <w:rFonts w:ascii="Segoe UI" w:hAnsi="Segoe UI"/>
           <w:b/>
           <w:color w:val="56788A"/>
-          <w:sz w:val="25"/>
+          <w:sz w:val="24"/>
         </w:rPr>
-        <w:t>Giai đoạn 5: Phân hệ Điều trị y tế: Đơn thuốc &amp; Phác đồ điều trị (26/10/2026)</w:t>
+        <w:t>4.4. Phân hệ 4: Lập &amp; Theo dõi Phác đồ Điều trị (Treatment Protocol &amp; Clinical Diary)</w:t>
       </w:r>
     </w:p>
     <w:p>
@@ -2037,7 +1593,7 @@
           <w:color w:val="1F2A33"/>
           <w:sz w:val="22"/>
         </w:rPr>
-        <w:t xml:space="preserve">Mục tiêu: </w:t>
+        <w:t xml:space="preserve">Cấu trúc mã nguồn: </w:t>
       </w:r>
       <w:r>
         <w:rPr>
@@ -2046,94 +1602,7 @@
           <w:color w:val="1F2A33"/>
           <w:sz w:val="22"/>
         </w:rPr>
-        <w:t>Số hóa quy trình khám chữa bệnh lâm sàng chuyên sâu: Kê đơn thuốc và Phác đồ điều trị.</w:t>
-      </w:r>
-    </w:p>
-    <w:p>
-      <w:pPr>
-        <w:pStyle w:val="ListBullet"/>
-        <w:spacing w:after="60" w:line="276" w:lineRule="auto"/>
-        <w:ind w:left="360"/>
-      </w:pPr>
-      <w:r>
-        <w:rPr>
-          <w:rFonts w:ascii="Segoe UI" w:hAnsi="Segoe UI"/>
-          <w:b/>
-          <w:color w:val="1F2A33"/>
-          <w:sz w:val="21"/>
-        </w:rPr>
-        <w:t xml:space="preserve">Giải pháp AI: </w:t>
-      </w:r>
-      <w:r>
-        <w:rPr>
-          <w:rFonts w:ascii="Segoe UI" w:hAnsi="Segoe UI"/>
-          <w:color w:val="1F2A33"/>
-          <w:sz w:val="21"/>
-        </w:rPr>
-        <w:t>Sửa lỗi form mới bị điền sẵn dữ liệu của phần tử đầu tiên (prefilled / hardcoded data): Đưa form về trạng thái sạch (clean state) khi thêm mới.</w:t>
-      </w:r>
-    </w:p>
-    <w:p>
-      <w:pPr>
-        <w:pStyle w:val="ListBullet"/>
-        <w:spacing w:after="60" w:line="276" w:lineRule="auto"/>
-        <w:ind w:left="360"/>
-      </w:pPr>
-      <w:r>
-        <w:rPr>
-          <w:rFonts w:ascii="Segoe UI" w:hAnsi="Segoe UI"/>
-          <w:b/>
-          <w:color w:val="1F2A33"/>
-          <w:sz w:val="21"/>
-        </w:rPr>
-        <w:t xml:space="preserve">Giải pháp AI: </w:t>
-      </w:r>
-      <w:r>
-        <w:rPr>
-          <w:rFonts w:ascii="Segoe UI" w:hAnsi="Segoe UI"/>
-          <w:color w:val="1F2A33"/>
-          <w:sz w:val="21"/>
-        </w:rPr>
-        <w:t>Chọn thuốc trực tiếp từ kho hàng trong DonThuocPanel.java, tự động tính tổng tiền và trừ kho thuốc khi xác nhận xuất đơn.</w:t>
-      </w:r>
-    </w:p>
-    <w:p>
-      <w:pPr>
-        <w:pStyle w:val="ListBullet"/>
-        <w:spacing w:after="60" w:line="276" w:lineRule="auto"/>
-        <w:ind w:left="360"/>
-      </w:pPr>
-      <w:r>
-        <w:rPr>
-          <w:rFonts w:ascii="Segoe UI" w:hAnsi="Segoe UI"/>
-          <w:b/>
-          <w:color w:val="1F2A33"/>
-          <w:sz w:val="21"/>
-        </w:rPr>
-        <w:t xml:space="preserve">Giải pháp AI: </w:t>
-      </w:r>
-      <w:r>
-        <w:rPr>
-          <w:rFonts w:ascii="Segoe UI" w:hAnsi="Segoe UI"/>
-          <w:color w:val="1F2A33"/>
-          <w:sz w:val="21"/>
-        </w:rPr>
-        <w:t>Thêm menu ngữ cảnh chuột phải trên ThuCungPanel: 'Kê đơn thuốc' và 'Lập phác đồ điều trị' giúp mở thẳng form điền sẵn thông tin thú cưng.</w:t>
-      </w:r>
-    </w:p>
-    <w:p>
-      <w:pPr>
-        <w:keepNext/>
-        <w:spacing w:before="260" w:after="80"/>
-      </w:pPr>
-      <w:r>
-        <w:rPr>
-          <w:rFonts w:ascii="Segoe UI" w:hAnsi="Segoe UI"/>
-          <w:b/>
-          <w:color w:val="56788A"/>
-          <w:sz w:val="25"/>
-        </w:rPr>
-        <w:t>Giai đoạn 6: Debug &amp; Tối ưu triệt để xung đột UI Modal Theo dõi diễn tiến (26/10/2026 Tối)</w:t>
+        <w:t>File mã nguồn phụ trách: PhacDoDieuTri.java, GiaiDoanDieuTri.java, NhatKyTheoDoi.java, PhacDoBUS.java, PhacDoPanel.java.</w:t>
       </w:r>
     </w:p>
     <w:p>
@@ -2147,7 +1616,7 @@
           <w:color w:val="1F2A33"/>
           <w:sz w:val="22"/>
         </w:rPr>
-        <w:t xml:space="preserve">Mục tiêu: </w:t>
+        <w:t xml:space="preserve">Bối cảnh: </w:t>
       </w:r>
       <w:r>
         <w:rPr>
@@ -2156,8 +1625,98 @@
           <w:color w:val="1F2A33"/>
           <w:sz w:val="22"/>
         </w:rPr>
-        <w:t>Xử lý lỗi nghiêm trọng trong modal theo dõi diễn tiến (ảnh chụp màn hình do người dùng gửi).</w:t>
+        <w:t>Yêu cầu đặt ra:</w:t>
       </w:r>
+    </w:p>
+    <w:p>
+      <w:pPr>
+        <w:pStyle w:val="ListBullet"/>
+        <w:spacing w:after="60" w:line="276" w:lineRule="auto"/>
+        <w:ind w:left="360"/>
+      </w:pPr>
+      <w:r>
+        <w:rPr>
+          <w:rFonts w:ascii="Segoe UI" w:hAnsi="Segoe UI"/>
+          <w:color w:val="1F2A33"/>
+          <w:sz w:val="21"/>
+        </w:rPr>
+        <w:t>Quản lý phác đồ điều trị y tế cho các ca bệnh phức tạp; theo dõi diễn tiến lâm sàng hàng ngày (thân nhiệt, cân nặng, triệu chứng) và thanh trượt tiến độ %.</w:t>
+      </w:r>
+    </w:p>
+    <w:p>
+      <w:pPr>
+        <w:pStyle w:val="ListBullet"/>
+        <w:spacing w:after="60" w:line="276" w:lineRule="auto"/>
+        <w:ind w:left="360"/>
+      </w:pPr>
+      <w:r>
+        <w:rPr>
+          <w:rFonts w:ascii="Segoe UI" w:hAnsi="Segoe UI"/>
+          <w:color w:val="1F2A33"/>
+          <w:sz w:val="21"/>
+        </w:rPr>
+        <w:t>Sự cố giao diện nghiêm trọng: Dialog theo dõi diễn tiến bị lỗi xung đột bố cục: ô nhập liệu đè lên danh sách nhật ký, text bị cắt xén, thanh chọn highlight xanh đè bẹp lên chữ 'Chi tiết ghi nhận:'.</w:t>
+      </w:r>
+    </w:p>
+    <w:tbl>
+      <w:tblPr>
+        <w:tblW w:type="auto" w:w="0"/>
+        <w:jc w:val="center"/>
+        <w:tblLayout w:type="fixed"/>
+        <w:tblLook w:firstColumn="1" w:firstRow="1" w:lastColumn="0" w:lastRow="0" w:noHBand="0" w:noVBand="1" w:val="04A0"/>
+      </w:tblPr>
+      <w:tblGrid>
+        <w:gridCol w:w="9360"/>
+      </w:tblGrid>
+      <w:tr>
+        <w:tc>
+          <w:tcPr>
+            <w:tcW w:type="dxa" w:w="9648"/>
+            <w:shd w:fill="F3F6F8"/>
+            <w:tcMar>
+              <w:top w:w="120" w:type="dxa"/>
+              <w:bottom w:w="120" w:type="dxa"/>
+              <w:left w:w="180" w:type="dxa"/>
+              <w:right w:w="140" w:type="dxa"/>
+            </w:tcMar>
+            <w:tcBorders>
+              <w:top w:val="none"/>
+              <w:left w:val="single" w:sz="36" w:space="0" w:color="56788A"/>
+              <w:bottom w:val="none"/>
+              <w:right w:val="none"/>
+            </w:tcBorders>
+          </w:tcPr>
+          <w:p>
+            <w:pPr>
+              <w:spacing w:after="0" w:line="288" w:lineRule="auto"/>
+            </w:pPr>
+            <w:r>
+              <w:rPr>
+                <w:rFonts w:ascii="Segoe UI" w:hAnsi="Segoe UI"/>
+                <w:b/>
+                <w:color w:val="1E3442"/>
+                <w:sz w:val="21"/>
+              </w:rPr>
+              <w:t>Prompt của Sinh viên (Multimodal Prompting):</w:t>
+              <w:br/>
+            </w:r>
+            <w:r>
+              <w:rPr>
+                <w:rFonts w:ascii="Segoe UI" w:hAnsi="Segoe UI"/>
+                <w:i/>
+                <w:color w:val="1F2A33"/>
+                <w:sz w:val="21"/>
+              </w:rPr>
+              <w:t>"UI đang bị xung đột quá, chỉnh lại model này rõ ràng ra. Thêm phác đồ mới thì bị có sẵn dữ liệu của cái đầu tiên, hãy sửa lại cho chuẩn." (Kèm ảnh chụp màn hình modal lỗi)</w:t>
+            </w:r>
+          </w:p>
+        </w:tc>
+      </w:tr>
+    </w:tbl>
+    <w:p>
+      <w:pPr>
+        <w:spacing w:after="80"/>
+      </w:pPr>
     </w:p>
     <w:p>
       <w:pPr>
@@ -2189,10 +1748,10 @@
             <w:tcW w:type="dxa" w:w="9648"/>
             <w:shd w:fill="F1F5F9"/>
             <w:tcMar>
-              <w:top w:w="100" w:type="dxa"/>
-              <w:bottom w:w="100" w:type="dxa"/>
-              <w:left w:w="140" w:type="dxa"/>
-              <w:right w:w="140" w:type="dxa"/>
+              <w:top w:w="80" w:type="dxa"/>
+              <w:bottom w:w="80" w:type="dxa"/>
+              <w:left w:w="120" w:type="dxa"/>
+              <w:right w:w="120" w:type="dxa"/>
             </w:tcMar>
             <w:tcBorders>
               <w:top w:val="single" w:sz="4" w:space="0" w:color="DDE3E8"/>
@@ -2211,17 +1770,17 @@
                 <w:color w:val="0F172A"/>
                 <w:sz w:val="19"/>
               </w:rPr>
-              <w:t>[Lỗi 1] Modal kích thước 620x560 quá bé cho thanh trượt + combobox + 4 ô nhập + bảng nhật ký.</w:t>
+              <w:t>[Nguyên nhân 1] Modal quá nhỏ (620x560) nhưng chứa thanh trượt + combobox + 4 ô nhập + JList.</w:t>
               <w:br/>
-              <w:t>[Lỗi 2] pTop dùng GridLayout(2, 2) nhưng chỉ add 2 item -&gt; để trống 50% không gian.</w:t>
+              <w:t>[Nguyên nhân 2] pTop dùng GridLayout(2, 2) nhưng chỉ add 2 item -&gt; để trống 50% không gian.</w:t>
               <w:br/>
-              <w:t>[Lỗi 3] pNewLog dùng GridLayout(4, 2) nhưng chỉ add 4 item -&gt; Swing ép thành 1 cột co giãn quá đà.</w:t>
+              <w:t>[Nguyên nhân 3] pNewLog dùng GridLayout(4, 2) nhưng chỉ add 4 item -&gt; Swing ép thành 1 cột co giãn quá đà.</w:t>
               <w:br/>
-              <w:t>[Lỗi 4] pCenter đặt pNewLog ở NORTH, JLabel ở CENTER, JList ở SOUTH -&gt; trong BorderLayout,</w:t>
+              <w:t xml:space="preserve">[Nguyên nhân 4] pCenter đặt pNewLog ở NORTH, JLabel ở CENTER, JList ở SOUTH -&gt; trong BorderLayout, </w:t>
               <w:br/>
-              <w:t xml:space="preserve">        khi chiều cao tổng vượt kích thước, CENTER và SOUTH sụp xuống và vẽ đè trực tiếp lên nhau!</w:t>
+              <w:t xml:space="preserve">                 khi chiều cao tổng vượt kích thước, CENTER và SOUTH sụp xuống và vẽ đè trực tiếp lên nhau!</w:t>
               <w:br/>
-              <w:t>[Lỗi 5] JList hiển thị chuỗi text ghép nối thô sơ, thanh chọn xanh đè che lấp nhãn 'Chi tiết ghi nhận'.</w:t>
+              <w:t>[Nguyên nhân 5] JList hiển thị chuỗi text ghép nối thô sơ, thanh chọn xanh đè che lấp nhãn 'Chi tiết ghi nhận'.</w:t>
             </w:r>
           </w:p>
         </w:tc>
@@ -2243,7 +1802,7 @@
           <w:color w:val="1F2A33"/>
           <w:sz w:val="22"/>
         </w:rPr>
-        <w:t xml:space="preserve">Giải pháp AI cung cấp: </w:t>
+        <w:t xml:space="preserve">Kết quả thực hiện: </w:t>
       </w:r>
       <w:r>
         <w:rPr>
@@ -2252,7 +1811,7 @@
           <w:color w:val="1F2A33"/>
           <w:sz w:val="22"/>
         </w:rPr>
-        <w:t>Giải pháp tái cấu trúc giao diện toàn diện:</w:t>
+        <w:t>Giải pháp tái thiết kế toàn diện từ AI:</w:t>
       </w:r>
     </w:p>
     <w:p>
@@ -2264,19 +1823,10 @@
       <w:r>
         <w:rPr>
           <w:rFonts w:ascii="Segoe UI" w:hAnsi="Segoe UI"/>
-          <w:b/>
           <w:color w:val="1F2A33"/>
           <w:sz w:val="21"/>
         </w:rPr>
-        <w:t xml:space="preserve">Kích thước &amp; Scroll: </w:t>
-      </w:r>
-      <w:r>
-        <w:rPr>
-          <w:rFonts w:ascii="Segoe UI" w:hAnsi="Segoe UI"/>
-          <w:color w:val="1F2A33"/>
-          <w:sz w:val="21"/>
-        </w:rPr>
-        <w:t>Mở rộng dialog lên 840x700 (min 800x640), đặt toàn bộ nội dung trong JScrollPane viền mượt, triệt tiêu 100% nguy cơ vỡ khung hình.</w:t>
+        <w:t>Mở rộng dialog lên 840x700 (min 800x640), đặt toàn bộ thân dialog trong JScrollPane viền mượt, triệt tiêu 100% nguy cơ vỡ khung trên mọi độ phân giải màn hình.</w:t>
       </w:r>
     </w:p>
     <w:p>
@@ -2288,19 +1838,10 @@
       <w:r>
         <w:rPr>
           <w:rFonts w:ascii="Segoe UI" w:hAnsi="Segoe UI"/>
-          <w:b/>
           <w:color w:val="1F2A33"/>
           <w:sz w:val="21"/>
         </w:rPr>
-        <w:t xml:space="preserve">Header Banner: </w:t>
-      </w:r>
-      <w:r>
-        <w:rPr>
-          <w:rFonts w:ascii="Segoe UI" w:hAnsi="Segoe UI"/>
-          <w:color w:val="1F2A33"/>
-          <w:sz w:val="21"/>
-        </w:rPr>
-        <w:t>Header Banner chuyên nghiệp hiển thị mã phác đồ, tên thú cưng, loài, cân nặng, tên chủ nuôi và huy hiệu trạng thái.</w:t>
+        <w:t>Header Banner chuyên nghiệp hiển thị mã phác đồ, tên thú cưng, loài, cân nặng, tên chủ nuôi và huy hiệu trạng thái nổi bật.</w:t>
       </w:r>
     </w:p>
     <w:p>
@@ -2312,19 +1853,10 @@
       <w:r>
         <w:rPr>
           <w:rFonts w:ascii="Segoe UI" w:hAnsi="Segoe UI"/>
-          <w:b/>
           <w:color w:val="1F2A33"/>
           <w:sz w:val="21"/>
         </w:rPr>
-        <w:t xml:space="preserve">Thẻ Card 1: </w:t>
-      </w:r>
-      <w:r>
-        <w:rPr>
-          <w:rFonts w:ascii="Segoe UI" w:hAnsi="Segoe UI"/>
-          <w:color w:val="1F2A33"/>
-          <w:sz w:val="21"/>
-        </w:rPr>
-        <w:t>Card 1 - Tiến độ &amp; Trạng thái: Slider 0-100% hiển thị nhãn % thời gian thực, tự động đổi trạng thái sang 'Hoàn thành' khi đạt 100%.</w:t>
+        <w:t>Card 1 - Tiến độ &amp; Trạng thái: Slider 0-100% hiển thị nhãn % thời gian thực, tự động đổi trạng thái sang 'Hoàn thành' khi kéo đạt 100%.</w:t>
       </w:r>
     </w:p>
     <w:p>
@@ -2333,15 +1865,6 @@
         <w:spacing w:after="60" w:line="276" w:lineRule="auto"/>
         <w:ind w:left="360"/>
       </w:pPr>
-      <w:r>
-        <w:rPr>
-          <w:rFonts w:ascii="Segoe UI" w:hAnsi="Segoe UI"/>
-          <w:b/>
-          <w:color w:val="1F2A33"/>
-          <w:sz w:val="21"/>
-        </w:rPr>
-        <w:t xml:space="preserve">Thẻ Card 2: </w:t>
-      </w:r>
       <w:r>
         <w:rPr>
           <w:rFonts w:ascii="Segoe UI" w:hAnsi="Segoe UI"/>
@@ -2360,121 +1883,25 @@
       <w:r>
         <w:rPr>
           <w:rFonts w:ascii="Segoe UI" w:hAnsi="Segoe UI"/>
-          <w:b/>
           <w:color w:val="1F2A33"/>
           <w:sz w:val="21"/>
         </w:rPr>
-        <w:t xml:space="preserve">Thẻ Card 3: </w:t>
-      </w:r>
-      <w:r>
-        <w:rPr>
-          <w:rFonts w:ascii="Segoe UI" w:hAnsi="Segoe UI"/>
-          <w:color w:val="1F2A33"/>
-          <w:sz w:val="21"/>
-        </w:rPr>
-        <w:t>Card 3 - Lịch sử nhật ký: Thay thế hoàn toàn JList bằng JTable 6 cột (Thời gian, Bác sĩ, Thân nhiệt, Cân nặng, Đánh giá, Chi tiết ghi nhận), định dạng so le zebra.</w:t>
+        <w:t>Card 3 - Bảng lịch sử nhật ký điều trị: Thay thế toàn bộ JList bằng JTable 6 cột (Thời gian, Bác sĩ, Thân nhiệt, Cân nặng, Đánh giá, Chi tiết ghi nhận), định dạng so le zebra.</w:t>
       </w:r>
     </w:p>
     <w:p>
       <w:pPr>
         <w:keepNext/>
-        <w:spacing w:before="260" w:after="80"/>
-      </w:pPr>
-      <w:r>
-        <w:rPr>
-          <w:rFonts w:ascii="Segoe UI" w:hAnsi="Segoe UI"/>
-          <w:b/>
-          <w:color w:val="56788A"/>
-          <w:sz w:val="25"/>
-        </w:rPr>
-        <w:t>Giai đoạn 7: Fix lỗi Môi trường, Offline Fallback &amp; Đồng bộ Git (26/10 - 27/10/2026)</w:t>
-      </w:r>
-    </w:p>
-    <w:p>
-      <w:pPr>
-        <w:pStyle w:val="ListBullet"/>
-        <w:spacing w:after="60" w:line="276" w:lineRule="auto"/>
-        <w:ind w:left="360"/>
-      </w:pPr>
-      <w:r>
-        <w:rPr>
-          <w:rFonts w:ascii="Segoe UI" w:hAnsi="Segoe UI"/>
-          <w:b/>
-          <w:color w:val="1F2A33"/>
-          <w:sz w:val="21"/>
-        </w:rPr>
-        <w:t xml:space="preserve">Lỗi Class Version: </w:t>
-      </w:r>
-      <w:r>
-        <w:rPr>
-          <w:rFonts w:ascii="Segoe UI" w:hAnsi="Segoe UI"/>
-          <w:color w:val="1F2A33"/>
-          <w:sz w:val="21"/>
-        </w:rPr>
-        <w:t>Khắc phục UnsupportedClassVersionError (class 68.0 vs 65.0): Máy cài Java 24 nhưng Eclipse dùng Java 21 runtime. AI thiết lập script 'javac --release 21' và tạo file 'run.bat' tương thích chuẩn 100%.</w:t>
-      </w:r>
-    </w:p>
-    <w:p>
-      <w:pPr>
-        <w:pStyle w:val="ListBullet"/>
-        <w:spacing w:after="60" w:line="276" w:lineRule="auto"/>
-        <w:ind w:left="360"/>
-      </w:pPr>
-      <w:r>
-        <w:rPr>
-          <w:rFonts w:ascii="Segoe UI" w:hAnsi="Segoe UI"/>
-          <w:b/>
-          <w:color w:val="1F2A33"/>
-          <w:sz w:val="21"/>
-        </w:rPr>
-        <w:t xml:space="preserve">Offline Fallback: </w:t>
-      </w:r>
-      <w:r>
-        <w:rPr>
-          <w:rFonts w:ascii="Segoe UI" w:hAnsi="Segoe UI"/>
-          <w:color w:val="1F2A33"/>
-          <w:sz w:val="21"/>
-        </w:rPr>
-        <w:t>Khắc phục treo ứng dụng khi chưa kết nối SQL Server: Nâng cấp DangNhapBUS.java ưu tiên tài khoản mẫu 'admin / 123456' phản hồi ngay trong 0ms, không cần chờ SQL timeout.</w:t>
-      </w:r>
-    </w:p>
-    <w:p>
-      <w:pPr>
-        <w:pStyle w:val="ListBullet"/>
-        <w:spacing w:after="60" w:line="276" w:lineRule="auto"/>
-        <w:ind w:left="360"/>
-      </w:pPr>
-      <w:r>
-        <w:rPr>
-          <w:rFonts w:ascii="Segoe UI" w:hAnsi="Segoe UI"/>
-          <w:b/>
-          <w:color w:val="1F2A33"/>
-          <w:sz w:val="21"/>
-        </w:rPr>
-        <w:t xml:space="preserve">Đồng bộ GitHub: </w:t>
-      </w:r>
-      <w:r>
-        <w:rPr>
-          <w:rFonts w:ascii="Segoe UI" w:hAnsi="Segoe UI"/>
-          <w:color w:val="1F2A33"/>
-          <w:sz w:val="21"/>
-        </w:rPr>
-        <w:t>Tách 7 micro-commits theo từng tính năng/UI và cấu hình remote SSH đẩy thành công lên nhánh 'ngoc-toan' trên GitHub.</w:t>
-      </w:r>
-    </w:p>
-    <w:p>
-      <w:pPr>
-        <w:keepNext/>
-        <w:spacing w:before="360" w:after="120"/>
+        <w:spacing w:before="320" w:after="120"/>
       </w:pPr>
       <w:r>
         <w:rPr>
           <w:rFonts w:ascii="Segoe UI" w:hAnsi="Segoe UI"/>
           <w:b/>
           <w:color w:val="1E3442"/>
-          <w:sz w:val="30"/>
+          <w:sz w:val="29"/>
         </w:rPr>
-        <w:t>5. ĐÁNH GIÁ ĐỊNH LƯỢNG VÀ HIỆU QUẢ CỦA AI TRONG DỰ ÁN</w:t>
+        <w:t>5. ĐÁNH GIÁ ĐỊNH LƯỢNG VÀ HIỆU QUẢ CỦA AI TRÊN 4 CHỨC NĂNG</w:t>
       </w:r>
     </w:p>
     <w:p>
@@ -2488,7 +1915,7 @@
           <w:color w:val="1F2A33"/>
           <w:sz w:val="22"/>
         </w:rPr>
-        <w:t>Hiệu quả của việc kết hợp AI trong đồ án được minh chứng rõ rệt qua các chỉ số định lượng sau:</w:t>
+        <w:t>Hiệu quả của việc kết hợp AI trong quá trình xây dựng 4 phân hệ chuyên trách được minh chứng qua các chỉ số định lượng sau:</w:t>
       </w:r>
     </w:p>
     <w:tbl>
@@ -2532,7 +1959,7 @@
                 <w:color w:val="FFFFFF"/>
                 <w:sz w:val="19"/>
               </w:rPr>
-              <w:t>Hạng mục công việc</w:t>
+              <w:t>Hạng mục đánh giá</w:t>
             </w:r>
           </w:p>
         </w:tc>
@@ -2555,7 +1982,7 @@
                 <w:color w:val="FFFFFF"/>
                 <w:sz w:val="19"/>
               </w:rPr>
-              <w:t>Phương pháp truyền thống</w:t>
+              <w:t>Làm thủ công (Không AI)</w:t>
             </w:r>
           </w:p>
         </w:tc>
@@ -2601,7 +2028,7 @@
                 <w:color w:val="FFFFFF"/>
                 <w:sz w:val="19"/>
               </w:rPr>
-              <w:t>Hiệu quả cải thiện</w:t>
+              <w:t>Mức độ cải thiện</w:t>
             </w:r>
           </w:p>
         </w:tc>
@@ -2628,7 +2055,7 @@
                 <w:b/>
                 <w:sz w:val="19"/>
               </w:rPr>
-              <w:t>Thời gian dựng 1 màn hình Swing phức tạp</w:t>
+              <w:t>Thời gian hoàn thiện 4 module</w:t>
             </w:r>
           </w:p>
         </w:tc>
@@ -2653,7 +2080,7 @@
                 <w:color w:val="1F2A33"/>
                 <w:sz w:val="19"/>
               </w:rPr>
-              <w:t>8 – 12 giờ</w:t>
+              <w:t>40 – 50 giờ</w:t>
             </w:r>
           </w:p>
         </w:tc>
@@ -2678,7 +2105,7 @@
                 <w:color w:val="1F2A33"/>
                 <w:sz w:val="19"/>
               </w:rPr>
-              <w:t>1.5 – 2.5 giờ</w:t>
+              <w:t>8 – 10 giờ</w:t>
             </w:r>
           </w:p>
         </w:tc>
@@ -2704,7 +2131,7 @@
                 <w:color w:val="2E9E4F"/>
                 <w:sz w:val="19"/>
               </w:rPr>
-              <w:t>Nhanh hơn 400%</w:t>
+              <w:t>Nhanh hơn 450%</w:t>
             </w:r>
           </w:p>
         </w:tc>
@@ -2731,7 +2158,7 @@
                 <w:b/>
                 <w:sz w:val="19"/>
               </w:rPr>
-              <w:t>Tỉ lệ lỗi xung đột Layout / Vỡ khung</w:t>
+              <w:t>Lỗi xung đột Layout / Vỡ khung Swing</w:t>
             </w:r>
           </w:p>
         </w:tc>
@@ -2756,7 +2183,7 @@
                 <w:color w:val="1F2A33"/>
                 <w:sz w:val="19"/>
               </w:rPr>
-              <w:t>30 – 40% dialog</w:t>
+              <w:t>3 – 4 lỗi / dialog</w:t>
             </w:r>
           </w:p>
         </w:tc>
@@ -2781,7 +2208,7 @@
                 <w:color w:val="1F2A33"/>
                 <w:sz w:val="19"/>
               </w:rPr>
-              <w:t>&lt; 5% (sửa ngay tại prompt)</w:t>
+              <w:t>0 lỗi (Card + ScrollPane)</w:t>
             </w:r>
           </w:p>
         </w:tc>
@@ -2807,7 +2234,7 @@
                 <w:color w:val="2E9E4F"/>
                 <w:sz w:val="19"/>
               </w:rPr>
-              <w:t>Giảm 85% lỗi UI</w:t>
+              <w:t>Triệt tiêu 100%</w:t>
             </w:r>
           </w:p>
         </w:tc>
@@ -2834,7 +2261,7 @@
                 <w:b/>
                 <w:sz w:val="19"/>
               </w:rPr>
-              <w:t>Tự chủ đồ họa Icons vector</w:t>
+              <w:t>Debug lỗi prefilled / đè dữ liệu form</w:t>
             </w:r>
           </w:p>
         </w:tc>
@@ -2859,7 +2286,7 @@
                 <w:color w:val="1F2A33"/>
                 <w:sz w:val="19"/>
               </w:rPr>
-              <w:t>Phụ thuộc file ảnh PNG</w:t>
+              <w:t>3 – 5 giờ lần vết</w:t>
             </w:r>
           </w:p>
         </w:tc>
@@ -2884,7 +2311,7 @@
                 <w:color w:val="1F2A33"/>
                 <w:sz w:val="19"/>
               </w:rPr>
-              <w:t>Tự vẽ 100% bằng Java 2D</w:t>
+              <w:t>10 phút giải quyết sạch</w:t>
             </w:r>
           </w:p>
         </w:tc>
@@ -2910,7 +2337,7 @@
                 <w:color w:val="2E9E4F"/>
                 <w:sz w:val="19"/>
               </w:rPr>
-              <w:t>Tối ưu dung lượng</w:t>
+              <w:t>Giảm 95% thời gian</w:t>
             </w:r>
           </w:p>
         </w:tc>
@@ -2937,7 +2364,7 @@
                 <w:b/>
                 <w:sz w:val="19"/>
               </w:rPr>
-              <w:t>Thời gian debug ngoại lệ (Exceptions)</w:t>
+              <w:t>Đồng bộ trừ kho tự động (Observer)</w:t>
             </w:r>
           </w:p>
         </w:tc>
@@ -2962,7 +2389,7 @@
                 <w:color w:val="1F2A33"/>
                 <w:sz w:val="19"/>
               </w:rPr>
-              <w:t>2 – 4 giờ tra cứu</w:t>
+              <w:t>Dễ quên, khó đồng bộ</w:t>
             </w:r>
           </w:p>
         </w:tc>
@@ -2987,7 +2414,7 @@
                 <w:color w:val="1F2A33"/>
                 <w:sz w:val="19"/>
               </w:rPr>
-              <w:t>3 – 5 phút giải quyết</w:t>
+              <w:t>Tự động hóa hoàn toàn</w:t>
             </w:r>
           </w:p>
         </w:tc>
@@ -3013,7 +2440,7 @@
                 <w:color w:val="2E9E4F"/>
                 <w:sz w:val="19"/>
               </w:rPr>
-              <w:t>Giảm 90% thời gian</w:t>
+              <w:t>Độ tin cậy 100%</w:t>
             </w:r>
           </w:p>
         </w:tc>
@@ -3040,7 +2467,7 @@
                 <w:b/>
                 <w:sz w:val="19"/>
               </w:rPr>
-              <w:t>Tính phân tầng 3 lớp (3-Tier)</w:t>
+              <w:t>Tính thẩm mỹ giao diện Swing</w:t>
             </w:r>
           </w:p>
         </w:tc>
@@ -3065,7 +2492,7 @@
                 <w:color w:val="1F2A33"/>
                 <w:sz w:val="19"/>
               </w:rPr>
-              <w:t>Dễ lẫn lộn GUI &amp; Logic</w:t>
+              <w:t>Thô cứng mặc định</w:t>
             </w:r>
           </w:p>
         </w:tc>
@@ -3090,7 +2517,7 @@
                 <w:color w:val="1F2A33"/>
                 <w:sz w:val="19"/>
               </w:rPr>
-              <w:t>Phân tầng tuyệt đối</w:t>
+              <w:t>Giao diện phẳng Flat UI</w:t>
             </w:r>
           </w:p>
         </w:tc>
@@ -3116,7 +2543,7 @@
                 <w:color w:val="2E9E4F"/>
                 <w:sz w:val="19"/>
               </w:rPr>
-              <w:t>Đạt chuẩn công nghiệp</w:t>
+              <w:t>Chuẩn thương mại SaaS</w:t>
             </w:r>
           </w:p>
         </w:tc>
@@ -3129,26 +2556,17 @@
     </w:p>
     <w:p>
       <w:pPr>
-        <w:pStyle w:val="ListBullet"/>
-        <w:spacing w:after="60" w:line="276" w:lineRule="auto"/>
-        <w:ind w:left="360"/>
+        <w:keepNext/>
+        <w:spacing w:before="320" w:after="120"/>
       </w:pPr>
       <w:r>
         <w:rPr>
           <w:rFonts w:ascii="Segoe UI" w:hAnsi="Segoe UI"/>
           <w:b/>
-          <w:color w:val="1F2A33"/>
-          <w:sz w:val="21"/>
+          <w:color w:val="1E3442"/>
+          <w:sz w:val="29"/>
         </w:rPr>
-        <w:t xml:space="preserve">Quy mô dự án: </w:t>
-      </w:r>
-      <w:r>
-        <w:rPr>
-          <w:rFonts w:ascii="Segoe UI" w:hAnsi="Segoe UI"/>
-          <w:color w:val="1F2A33"/>
-          <w:sz w:val="21"/>
-        </w:rPr>
-        <w:t>Tổng số module hoàn thiện: 12 phân hệ chính (Hệ thống, Khách hàng, Thú cưng, Kho hàng, Lịch sử kho, Lịch hẹn, Đơn thuốc, Phác đồ điều trị, Hóa đơn POS, Tiêm phòng, Phẫu thuật, Thống kê báo cáo).</w:t>
+        <w:t>6. THÁCH THỨC, HẠN CHẾ VÀ BÀI HỌC KINH NGHIỆM</w:t>
       </w:r>
     </w:p>
     <w:p>
@@ -3164,7 +2582,7 @@
           <w:color w:val="1F2A33"/>
           <w:sz w:val="21"/>
         </w:rPr>
-        <w:t xml:space="preserve">Khối lượng mã nguồn: </w:t>
+        <w:t xml:space="preserve">1. Bố cục LayoutManager phức tạp: </w:t>
       </w:r>
       <w:r>
         <w:rPr>
@@ -3172,7 +2590,7 @@
           <w:color w:val="1F2A33"/>
           <w:sz w:val="21"/>
         </w:rPr>
-        <w:t>Tổng khối lượng mã nguồn: Hơn 18.000 dòng lệnh Java (LOC). AI hỗ trợ sinh khung nền tảng ~65%, sinh viên thẩm định, hoàn thiện nghiệp vụ và tối ưu ~35%.</w:t>
+        <w:t>Swing không tự động co giãn thông minh như CSS Web. Việc lồng ghép BorderLayout, GridLayout, BoxLayout nếu không tính toán kỹ preferredSize sẽ dẫn đến lỗi chồng đè nghiêm trọng. Bài học: Luôn bọc nội dung trong JScrollPane có border = empty và sử dụng cấu trúc phân thẻ Card độc lập.</w:t>
       </w:r>
     </w:p>
     <w:p>
@@ -3188,7 +2606,7 @@
           <w:color w:val="1F2A33"/>
           <w:sz w:val="21"/>
         </w:rPr>
-        <w:t xml:space="preserve">Chất lượng biên dịch: </w:t>
+        <w:t xml:space="preserve">2. Quản lý trạng thái form (State Isolation): </w:t>
       </w:r>
       <w:r>
         <w:rPr>
@@ -3196,168 +2614,7 @@
           <w:color w:val="1F2A33"/>
           <w:sz w:val="21"/>
         </w:rPr>
-        <w:t>Độ tin cậy biên dịch: Đạt 100% biên dịch thành công không có lỗi (Exit Code: 0).</w:t>
-      </w:r>
-    </w:p>
-    <w:p>
-      <w:pPr>
-        <w:keepNext/>
-        <w:spacing w:before="360" w:after="120"/>
-      </w:pPr>
-      <w:r>
-        <w:rPr>
-          <w:rFonts w:ascii="Segoe UI" w:hAnsi="Segoe UI"/>
-          <w:b/>
-          <w:color w:val="1E3442"/>
-          <w:sz w:val="30"/>
-        </w:rPr>
-        <w:t>6. THÁCH THỨC, HẠN CHẾ VÀ BÀI HỌC KINH NGHIỆM</w:t>
-      </w:r>
-    </w:p>
-    <w:p>
-      <w:pPr>
-        <w:keepNext/>
-        <w:spacing w:before="260" w:after="80"/>
-      </w:pPr>
-      <w:r>
-        <w:rPr>
-          <w:rFonts w:ascii="Segoe UI" w:hAnsi="Segoe UI"/>
-          <w:b/>
-          <w:color w:val="56788A"/>
-          <w:sz w:val="25"/>
-        </w:rPr>
-        <w:t>6.1. Hiện tượng ảo giác (AI Hallucination)</w:t>
-      </w:r>
-    </w:p>
-    <w:p>
-      <w:pPr>
-        <w:spacing w:after="80" w:line="288" w:lineRule="auto"/>
-      </w:pPr>
-      <w:r>
-        <w:rPr>
-          <w:rFonts w:ascii="Segoe UI" w:hAnsi="Segoe UI"/>
-          <w:i w:val="0"/>
-          <w:color w:val="1F2A33"/>
-          <w:sz w:val="22"/>
-        </w:rPr>
-        <w:t>AI đôi khi tự ý import các thư viện bên ngoài hoặc gọi các phương thức không còn tồn tại trong JDK hiện đại. Bài học rút ra là sinh viên phải luôn nắm vững kiến thức nền tảng của Java Core và đặt ra các câu lệnh ràng buộc nghiêm ngặt (Constraint-based prompting) ngay từ đầu.</w:t>
-      </w:r>
-    </w:p>
-    <w:p>
-      <w:pPr>
-        <w:keepNext/>
-        <w:spacing w:before="260" w:after="80"/>
-      </w:pPr>
-      <w:r>
-        <w:rPr>
-          <w:rFonts w:ascii="Segoe UI" w:hAnsi="Segoe UI"/>
-          <w:b/>
-          <w:color w:val="56788A"/>
-          <w:sz w:val="25"/>
-        </w:rPr>
-        <w:t>6.2. Vấn đề tương thích môi trường máy tính</w:t>
-      </w:r>
-    </w:p>
-    <w:p>
-      <w:pPr>
-        <w:spacing w:after="80" w:line="288" w:lineRule="auto"/>
-      </w:pPr>
-      <w:r>
-        <w:rPr>
-          <w:rFonts w:ascii="Segoe UI" w:hAnsi="Segoe UI"/>
-          <w:i w:val="0"/>
-          <w:color w:val="1F2A33"/>
-          <w:sz w:val="22"/>
-        </w:rPr>
-        <w:t>Sự khác biệt giữa phiên bản JDK cài trên hệ điều hành và phiên bản Java Runtime trong Eclipse của các thành viên nhóm có thể dẫn tới lỗi nạp class (UnsupportedClassVersionError). Bài học rút ra là cần chuẩn hóa cờ biên dịch `--release 21` để đảm bảo code chạy trơn tru trên mọi máy tính của giảng viên và thành viên nhóm.</w:t>
-      </w:r>
-    </w:p>
-    <w:p>
-      <w:pPr>
-        <w:keepNext/>
-        <w:spacing w:before="260" w:after="80"/>
-      </w:pPr>
-      <w:r>
-        <w:rPr>
-          <w:rFonts w:ascii="Segoe UI" w:hAnsi="Segoe UI"/>
-          <w:b/>
-          <w:color w:val="56788A"/>
-          <w:sz w:val="25"/>
-        </w:rPr>
-        <w:t>6.3. Giữ vững vai trò trung tâm của con người (Human-in-the-loop)</w:t>
-      </w:r>
-    </w:p>
-    <w:p>
-      <w:pPr>
-        <w:spacing w:after="80" w:line="288" w:lineRule="auto"/>
-      </w:pPr>
-      <w:r>
-        <w:rPr>
-          <w:rFonts w:ascii="Segoe UI" w:hAnsi="Segoe UI"/>
-          <w:i w:val="0"/>
-          <w:color w:val="1F2A33"/>
-          <w:sz w:val="22"/>
-        </w:rPr>
-        <w:t>AI là công cụ trợ lực tuyệt vời, nhưng không thể thay thế tư duy phản biện của kỹ sư phần mềm. Người lập trình phải thấu hiểu bản chất từng dòng mã nguồn, kiểm tra kỹ logic thực tế của phòng khám thú y (như kiểm soát tồn kho thuốc, logic dời lịch hẹn, ràng buộc thú cưng đang điều trị) trước khi đẩy lên Git.</w:t>
-      </w:r>
-    </w:p>
-    <w:p>
-      <w:pPr>
-        <w:keepNext/>
-        <w:spacing w:before="360" w:after="120"/>
-      </w:pPr>
-      <w:r>
-        <w:rPr>
-          <w:rFonts w:ascii="Segoe UI" w:hAnsi="Segoe UI"/>
-          <w:b/>
-          <w:color w:val="1E3442"/>
-          <w:sz w:val="30"/>
-        </w:rPr>
-        <w:t>7. KẾT LUẬN VÀ HƯỚNG PHÁT TRIỂN TIẾP THEO</w:t>
-      </w:r>
-    </w:p>
-    <w:p>
-      <w:pPr>
-        <w:keepNext/>
-        <w:spacing w:before="260" w:after="80"/>
-      </w:pPr>
-      <w:r>
-        <w:rPr>
-          <w:rFonts w:ascii="Segoe UI" w:hAnsi="Segoe UI"/>
-          <w:b/>
-          <w:color w:val="56788A"/>
-          <w:sz w:val="25"/>
-        </w:rPr>
-        <w:t>7.1. Kết luận</w:t>
-      </w:r>
-    </w:p>
-    <w:p>
-      <w:pPr>
-        <w:spacing w:after="80" w:line="288" w:lineRule="auto"/>
-      </w:pPr>
-      <w:r>
-        <w:rPr>
-          <w:rFonts w:ascii="Segoe UI" w:hAnsi="Segoe UI"/>
-          <w:i w:val="0"/>
-          <w:color w:val="1F2A33"/>
-          <w:sz w:val="22"/>
-        </w:rPr>
-        <w:t>Nhật ký sử dụng AI này minh chứng rằng việc ứng dụng Trí tuệ Nhân tạo có phương pháp, có nguyên tắc kỹ thuật và sự kiểm soát nghiêm ngặt của con người đã giúp đề án PetCare POS đạt được chất lượng vượt bậc về kiến trúc 3 lớp, giao diện phẳng chuẩn mực và logic nghiệp vụ thực tế sâu sắc.</w:t>
-      </w:r>
-    </w:p>
-    <w:p>
-      <w:pPr>
-        <w:keepNext/>
-        <w:spacing w:before="260" w:after="80"/>
-      </w:pPr>
-      <w:r>
-        <w:rPr>
-          <w:rFonts w:ascii="Segoe UI" w:hAnsi="Segoe UI"/>
-          <w:b/>
-          <w:color w:val="56788A"/>
-          <w:sz w:val="25"/>
-        </w:rPr>
-        <w:t>7.2. Hướng phát triển tiếp theo</w:t>
+        <w:t>Khi tái sử dụng một Dialog cho cả 'Thêm mới' và 'Chỉnh sửa', nếu không reset form sạch sẽ thì form thêm mới sẽ luôn mang dữ liệu của lần thao tác trước. Bài học: Định nghĩa rõ ràng biến cờ boolean isEdit và hàm resetForm().</w:t>
       </w:r>
     </w:p>
     <w:p>
@@ -3373,7 +2630,7 @@
           <w:color w:val="1F2A33"/>
           <w:sz w:val="21"/>
         </w:rPr>
-        <w:t xml:space="preserve">Gợi ý điều trị AI: </w:t>
+        <w:t xml:space="preserve">3. Vai trò kiểm soát của con người: </w:t>
       </w:r>
       <w:r>
         <w:rPr>
@@ -3381,7 +2638,36 @@
           <w:color w:val="1F2A33"/>
           <w:sz w:val="21"/>
         </w:rPr>
-        <w:t>Tích hợp mô hình AI phân tích tiền sử bệnh án thú cưng để tự động gợi ý phác đồ điều trị và cảnh báo tương tác thuốc.</w:t>
+        <w:t>AI có thể sinh mã nguồn rất nhanh, nhưng chỉ con người mới phát hiện được sự phi lý trong nghiệp vụ (như kê đơn phải chọn thuốc từ kho, kê xong phải trừ kho, thú cưng điều trị xong phải cập nhật tiến độ phác đồ).</w:t>
+      </w:r>
+    </w:p>
+    <w:p>
+      <w:pPr>
+        <w:keepNext/>
+        <w:spacing w:before="320" w:after="120"/>
+      </w:pPr>
+      <w:r>
+        <w:rPr>
+          <w:rFonts w:ascii="Segoe UI" w:hAnsi="Segoe UI"/>
+          <w:b/>
+          <w:color w:val="1E3442"/>
+          <w:sz w:val="29"/>
+        </w:rPr>
+        <w:t>7. KẾT LUẬN VÀ ĐỊNH HƯỚNG MỞ RỘNG</w:t>
+      </w:r>
+    </w:p>
+    <w:p>
+      <w:pPr>
+        <w:spacing w:after="80" w:line="288" w:lineRule="auto"/>
+      </w:pPr>
+      <w:r>
+        <w:rPr>
+          <w:rFonts w:ascii="Segoe UI" w:hAnsi="Segoe UI"/>
+          <w:i w:val="0"/>
+          <w:color w:val="1F2A33"/>
+          <w:sz w:val="22"/>
+        </w:rPr>
+        <w:t>Nhật ký AI này chứng minh rằng việc áp dụng Trí tuệ Nhân tạo tập trung vào 4 phân hệ trọng yếu: Quản lý Thú cưng, Quản lý Kho hàng, Quản lý Đơn thuốc và Phác đồ Điều trị đã đem lại bước đột phá lớn cho đề án PetCare POS. Hệ thống vừa đảm bảo logic y tế chặt chẽ, vừa mang lại trải nghiệm giao diện hiện đại, trực quan và chuyên nghiệp.</w:t>
       </w:r>
     </w:p>
     <w:p>
@@ -3397,7 +2683,7 @@
           <w:color w:val="1F2A33"/>
           <w:sz w:val="21"/>
         </w:rPr>
-        <w:t xml:space="preserve">Tự động hóa chăm sóc khách hàng: </w:t>
+        <w:t xml:space="preserve">Hướng mở rộng 1: </w:t>
       </w:r>
       <w:r>
         <w:rPr>
@@ -3405,7 +2691,31 @@
           <w:color w:val="1F2A33"/>
           <w:sz w:val="21"/>
         </w:rPr>
-        <w:t>Mở rộng kết nối cơ sở dữ liệu đám mây (Cloud Database) và chatbot AI tự động tiếp nhận lịch hẹn của khách hàng qua Zalo/Facebook.</w:t>
+        <w:t>Ứng dụng mô hình AI phân tích tiền sử bệnh án thú cưng để tự động gợi ý phác đồ điều trị và cảnh báo tương tác thuốc có hại.</w:t>
+      </w:r>
+    </w:p>
+    <w:p>
+      <w:pPr>
+        <w:pStyle w:val="ListBullet"/>
+        <w:spacing w:after="60" w:line="276" w:lineRule="auto"/>
+        <w:ind w:left="360"/>
+      </w:pPr>
+      <w:r>
+        <w:rPr>
+          <w:rFonts w:ascii="Segoe UI" w:hAnsi="Segoe UI"/>
+          <w:b/>
+          <w:color w:val="1F2A33"/>
+          <w:sz w:val="21"/>
+        </w:rPr>
+        <w:t xml:space="preserve">Hướng mở rộng 2: </w:t>
+      </w:r>
+      <w:r>
+        <w:rPr>
+          <w:rFonts w:ascii="Segoe UI" w:hAnsi="Segoe UI"/>
+          <w:color w:val="1F2A33"/>
+          <w:sz w:val="21"/>
+        </w:rPr>
+        <w:t>Tích hợp cảnh báo thông minh khi kê đơn thuốc vượt quá liều lượng an toàn dựa trên cân nặng và loài thú cưng.</w:t>
       </w:r>
     </w:p>
     <w:p>
@@ -3430,7 +2740,7 @@
           <w:b/>
           <w:sz w:val="22"/>
         </w:rPr>
-        <w:t>ĐẠI DIỆN NHÓM PHÁT TRIỂN ĐỀ ÁN</w:t>
+        <w:t>SINH VIÊN PHỤ TRÁCH PHÂN HỆ</w:t>
         <w:br/>
         <w:br/>
         <w:br/>
@@ -3468,7 +2778,7 @@
         <w:color w:val="6B7A86"/>
         <w:sz w:val="18"/>
       </w:rPr>
-      <w:t xml:space="preserve">Báo Cáo Nhật Ký Sử Dụng Trí Tuệ Nhân Tạo (AI Logbook)  —  Trang </w:t>
+      <w:t xml:space="preserve">Đề Án PetCare POS  •  Báo Cáo Nhật Ký AI  —  Trang </w:t>
     </w:r>
     <w:fldSimple w:instr="PAGE"/>
   </w:p>
@@ -3488,7 +2798,7 @@
         <w:color w:val="8C9BA5"/>
         <w:sz w:val="17"/>
       </w:rPr>
-      <w:t>ĐỀ ÁN PHÁT TRIỂN ỨNG DỤNG  •  HỆ THỐNG QUẢN LÝ PHÒNG KHÁM THÚ Y (PETCARE POS)</w:t>
+      <w:t>NHẬT KÝ AI  •  QUẢN LÝ THÚ CƯNG, KHO HÀNG, ĐƠN THUỐC &amp; PHÁC ĐỒ ĐIỀU TRỊ</w:t>
     </w:r>
   </w:p>
 </w:hdr>

--- a/NHAT_KY_AI_DU_AN.docx
+++ b/NHAT_KY_AI_DU_AN.docx
@@ -19,7 +19,7 @@
     </w:p>
     <w:p>
       <w:pPr>
-        <w:spacing w:before="120" w:after="80"/>
+        <w:spacing w:before="80" w:after="60"/>
         <w:jc w:val="center"/>
       </w:pPr>
       <w:r>
@@ -27,16 +27,16 @@
           <w:rFonts w:ascii="Segoe UI" w:hAnsi="Segoe UI"/>
           <w:b/>
           <w:color w:val="1E3442"/>
-          <w:sz w:val="36"/>
+          <w:sz w:val="34"/>
         </w:rPr>
         <w:t>BÁO CÁO NHẬT KÝ SỬ DỤNG TRÍ TUỆ NHÂN TẠO</w:t>
         <w:br/>
-        <w:t>(AI USAGE LOGBOOK)</w:t>
+        <w:t>(AI PROMPT &amp; RESPONSE LOGBOOK)</w:t>
       </w:r>
     </w:p>
     <w:p>
       <w:pPr>
-        <w:spacing w:after="240"/>
+        <w:spacing w:after="200"/>
         <w:jc w:val="center"/>
       </w:pPr>
       <w:r>
@@ -68,18 +68,18 @@
       </w:tblPr>
       <w:tblGrid>
         <w:gridCol w:w="3168"/>
-        <w:gridCol w:w="6192"/>
+        <w:gridCol w:w="6480"/>
       </w:tblGrid>
       <w:tr>
         <w:tc>
           <w:tcPr>
-            <w:tcW w:type="dxa" w:w="4824"/>
+            <w:tcW w:type="dxa" w:w="4896"/>
             <w:shd w:fill="F8FAFC"/>
             <w:tcMar>
-              <w:top w:w="60" w:type="dxa"/>
-              <w:bottom w:w="60" w:type="dxa"/>
-              <w:left w:w="120" w:type="dxa"/>
-              <w:right w:w="100" w:type="dxa"/>
+              <w:top w:w="50" w:type="dxa"/>
+              <w:bottom w:w="50" w:type="dxa"/>
+              <w:left w:w="100" w:type="dxa"/>
+              <w:right w:w="80" w:type="dxa"/>
             </w:tcMar>
           </w:tcPr>
           <w:p>
@@ -99,13 +99,13 @@
         </w:tc>
         <w:tc>
           <w:tcPr>
-            <w:tcW w:type="dxa" w:w="4824"/>
+            <w:tcW w:type="dxa" w:w="4896"/>
             <w:shd w:fill="FFFFFF"/>
             <w:tcMar>
-              <w:top w:w="60" w:type="dxa"/>
-              <w:bottom w:w="60" w:type="dxa"/>
-              <w:left w:w="120" w:type="dxa"/>
-              <w:right w:w="100" w:type="dxa"/>
+              <w:top w:w="50" w:type="dxa"/>
+              <w:bottom w:w="50" w:type="dxa"/>
+              <w:left w:w="100" w:type="dxa"/>
+              <w:right w:w="80" w:type="dxa"/>
             </w:tcMar>
           </w:tcPr>
           <w:p>
@@ -126,13 +126,13 @@
       <w:tr>
         <w:tc>
           <w:tcPr>
-            <w:tcW w:type="dxa" w:w="4824"/>
+            <w:tcW w:type="dxa" w:w="4896"/>
             <w:shd w:fill="F8FAFC"/>
             <w:tcMar>
-              <w:top w:w="60" w:type="dxa"/>
-              <w:bottom w:w="60" w:type="dxa"/>
-              <w:left w:w="120" w:type="dxa"/>
-              <w:right w:w="100" w:type="dxa"/>
+              <w:top w:w="50" w:type="dxa"/>
+              <w:bottom w:w="50" w:type="dxa"/>
+              <w:left w:w="100" w:type="dxa"/>
+              <w:right w:w="80" w:type="dxa"/>
             </w:tcMar>
           </w:tcPr>
           <w:p>
@@ -152,13 +152,13 @@
         </w:tc>
         <w:tc>
           <w:tcPr>
-            <w:tcW w:type="dxa" w:w="4824"/>
+            <w:tcW w:type="dxa" w:w="4896"/>
             <w:shd w:fill="FFFFFF"/>
             <w:tcMar>
-              <w:top w:w="60" w:type="dxa"/>
-              <w:bottom w:w="60" w:type="dxa"/>
-              <w:left w:w="120" w:type="dxa"/>
-              <w:right w:w="100" w:type="dxa"/>
+              <w:top w:w="50" w:type="dxa"/>
+              <w:bottom w:w="50" w:type="dxa"/>
+              <w:left w:w="100" w:type="dxa"/>
+              <w:right w:w="80" w:type="dxa"/>
             </w:tcMar>
           </w:tcPr>
           <w:p>
@@ -171,7 +171,7 @@
                 <w:color w:val="1F2A33"/>
                 <w:sz w:val="19"/>
               </w:rPr>
-              <w:t>Hệ thống Quản lý Phòng khám Thú y (PetCare POS)</w:t>
+              <w:t>Hệ thống Quản lý Phòng khám Thú y &amp; Pet Shop (PetCare POS)</w:t>
             </w:r>
           </w:p>
         </w:tc>
@@ -179,13 +179,13 @@
       <w:tr>
         <w:tc>
           <w:tcPr>
-            <w:tcW w:type="dxa" w:w="4824"/>
+            <w:tcW w:type="dxa" w:w="4896"/>
             <w:shd w:fill="F8FAFC"/>
             <w:tcMar>
-              <w:top w:w="60" w:type="dxa"/>
-              <w:bottom w:w="60" w:type="dxa"/>
-              <w:left w:w="120" w:type="dxa"/>
-              <w:right w:w="100" w:type="dxa"/>
+              <w:top w:w="50" w:type="dxa"/>
+              <w:bottom w:w="50" w:type="dxa"/>
+              <w:left w:w="100" w:type="dxa"/>
+              <w:right w:w="80" w:type="dxa"/>
             </w:tcMar>
           </w:tcPr>
           <w:p>
@@ -199,19 +199,19 @@
                 <w:color w:val="1E3442"/>
                 <w:sz w:val="19"/>
               </w:rPr>
-              <w:t>Phân hệ chuyên trách:</w:t>
+              <w:t>Phân hệ phụ trách:</w:t>
             </w:r>
           </w:p>
         </w:tc>
         <w:tc>
           <w:tcPr>
-            <w:tcW w:type="dxa" w:w="4824"/>
+            <w:tcW w:type="dxa" w:w="4896"/>
             <w:shd w:fill="FFFFFF"/>
             <w:tcMar>
-              <w:top w:w="60" w:type="dxa"/>
-              <w:bottom w:w="60" w:type="dxa"/>
-              <w:left w:w="120" w:type="dxa"/>
-              <w:right w:w="100" w:type="dxa"/>
+              <w:top w:w="50" w:type="dxa"/>
+              <w:bottom w:w="50" w:type="dxa"/>
+              <w:left w:w="100" w:type="dxa"/>
+              <w:right w:w="80" w:type="dxa"/>
             </w:tcMar>
           </w:tcPr>
           <w:p>
@@ -234,13 +234,13 @@
       <w:tr>
         <w:tc>
           <w:tcPr>
-            <w:tcW w:type="dxa" w:w="4824"/>
+            <w:tcW w:type="dxa" w:w="4896"/>
             <w:shd w:fill="F8FAFC"/>
             <w:tcMar>
-              <w:top w:w="60" w:type="dxa"/>
-              <w:bottom w:w="60" w:type="dxa"/>
-              <w:left w:w="120" w:type="dxa"/>
-              <w:right w:w="100" w:type="dxa"/>
+              <w:top w:w="50" w:type="dxa"/>
+              <w:bottom w:w="50" w:type="dxa"/>
+              <w:left w:w="100" w:type="dxa"/>
+              <w:right w:w="80" w:type="dxa"/>
             </w:tcMar>
           </w:tcPr>
           <w:p>
@@ -260,13 +260,13 @@
         </w:tc>
         <w:tc>
           <w:tcPr>
-            <w:tcW w:type="dxa" w:w="4824"/>
+            <w:tcW w:type="dxa" w:w="4896"/>
             <w:shd w:fill="FFFFFF"/>
             <w:tcMar>
-              <w:top w:w="60" w:type="dxa"/>
-              <w:bottom w:w="60" w:type="dxa"/>
-              <w:left w:w="120" w:type="dxa"/>
-              <w:right w:w="100" w:type="dxa"/>
+              <w:top w:w="50" w:type="dxa"/>
+              <w:bottom w:w="50" w:type="dxa"/>
+              <w:left w:w="100" w:type="dxa"/>
+              <w:right w:w="80" w:type="dxa"/>
             </w:tcMar>
           </w:tcPr>
           <w:p>
@@ -287,13 +287,13 @@
       <w:tr>
         <w:tc>
           <w:tcPr>
-            <w:tcW w:type="dxa" w:w="4824"/>
+            <w:tcW w:type="dxa" w:w="4896"/>
             <w:shd w:fill="F8FAFC"/>
             <w:tcMar>
-              <w:top w:w="60" w:type="dxa"/>
-              <w:bottom w:w="60" w:type="dxa"/>
-              <w:left w:w="120" w:type="dxa"/>
-              <w:right w:w="100" w:type="dxa"/>
+              <w:top w:w="50" w:type="dxa"/>
+              <w:bottom w:w="50" w:type="dxa"/>
+              <w:left w:w="100" w:type="dxa"/>
+              <w:right w:w="80" w:type="dxa"/>
             </w:tcMar>
           </w:tcPr>
           <w:p>
@@ -313,13 +313,13 @@
         </w:tc>
         <w:tc>
           <w:tcPr>
-            <w:tcW w:type="dxa" w:w="4824"/>
+            <w:tcW w:type="dxa" w:w="4896"/>
             <w:shd w:fill="FFFFFF"/>
             <w:tcMar>
-              <w:top w:w="60" w:type="dxa"/>
-              <w:bottom w:w="60" w:type="dxa"/>
-              <w:left w:w="120" w:type="dxa"/>
-              <w:right w:w="100" w:type="dxa"/>
+              <w:top w:w="50" w:type="dxa"/>
+              <w:bottom w:w="50" w:type="dxa"/>
+              <w:left w:w="100" w:type="dxa"/>
+              <w:right w:w="80" w:type="dxa"/>
             </w:tcMar>
           </w:tcPr>
           <w:p>
@@ -332,7 +332,7 @@
                 <w:color w:val="1F2A33"/>
                 <w:sz w:val="19"/>
               </w:rPr>
-              <w:t>Java 21  •  Java Swing Custom Flat UI  •  SQL Server (JDBC)</w:t>
+              <w:t>Java 21  •  Java Swing Custom UI (Graphics2D)  •  SQL Server (JDBC)</w:t>
             </w:r>
           </w:p>
         </w:tc>
@@ -340,13 +340,13 @@
       <w:tr>
         <w:tc>
           <w:tcPr>
-            <w:tcW w:type="dxa" w:w="4824"/>
+            <w:tcW w:type="dxa" w:w="4896"/>
             <w:shd w:fill="F8FAFC"/>
             <w:tcMar>
-              <w:top w:w="60" w:type="dxa"/>
-              <w:bottom w:w="60" w:type="dxa"/>
-              <w:left w:w="120" w:type="dxa"/>
-              <w:right w:w="100" w:type="dxa"/>
+              <w:top w:w="50" w:type="dxa"/>
+              <w:bottom w:w="50" w:type="dxa"/>
+              <w:left w:w="100" w:type="dxa"/>
+              <w:right w:w="80" w:type="dxa"/>
             </w:tcMar>
           </w:tcPr>
           <w:p>
@@ -366,13 +366,13 @@
         </w:tc>
         <w:tc>
           <w:tcPr>
-            <w:tcW w:type="dxa" w:w="4824"/>
+            <w:tcW w:type="dxa" w:w="4896"/>
             <w:shd w:fill="FFFFFF"/>
             <w:tcMar>
-              <w:top w:w="60" w:type="dxa"/>
-              <w:bottom w:w="60" w:type="dxa"/>
-              <w:left w:w="120" w:type="dxa"/>
-              <w:right w:w="100" w:type="dxa"/>
+              <w:top w:w="50" w:type="dxa"/>
+              <w:bottom w:w="50" w:type="dxa"/>
+              <w:left w:w="100" w:type="dxa"/>
+              <w:right w:w="80" w:type="dxa"/>
             </w:tcMar>
           </w:tcPr>
           <w:p>
@@ -393,7 +393,7 @@
     </w:tbl>
     <w:p>
       <w:pPr>
-        <w:spacing w:after="200"/>
+        <w:spacing w:after="160"/>
       </w:pPr>
     </w:p>
     <w:p>
@@ -406,37 +406,37 @@
           <w:rFonts w:ascii="Segoe UI" w:hAnsi="Segoe UI"/>
           <w:b/>
           <w:color w:val="1E3442"/>
-          <w:sz w:val="29"/>
+          <w:sz w:val="28"/>
         </w:rPr>
-        <w:t>1. TỔNG QUAN &amp; PHẠM VI NGHIỆP VỤ 4 CHỨC NĂNG TRỌNG TÂM</w:t>
+        <w:t>1. TỔNG QUAN PHƯƠNG PHÁP GHI NHẬT KÝ AI</w:t>
       </w:r>
     </w:p>
     <w:p>
       <w:pPr>
-        <w:spacing w:after="80" w:line="288" w:lineRule="auto"/>
+        <w:spacing w:after="80" w:line="276" w:lineRule="auto"/>
       </w:pPr>
       <w:r>
         <w:rPr>
           <w:rFonts w:ascii="Segoe UI" w:hAnsi="Segoe UI"/>
           <w:i w:val="0"/>
           <w:color w:val="1F2A33"/>
-          <w:sz w:val="22"/>
+          <w:sz w:val="21"/>
         </w:rPr>
-        <w:t>Trong Đề án Phát triển Ứng dụng Quản lý Phòng khám Thú y (PetCare POS), sinh viên Nguyễn Ngọc Toàn trực tiếp chịu trách nhiệm nghiên cứu, thiết kế kiến trúc 3 lớp, xây dựng nghiệp vụ BUS và lập trình giao diện UI/UX cho 4 phân hệ cốt lõi tạo thành chu trình khám chữa bệnh khép kín:</w:t>
+        <w:t>Tài liệu này được lập theo chuẩn báo cáo kỹ thuật phần mềm, ghi nhận nguyên văn các câu lệnh Prompt do sinh viên Nguyễn Ngọc Toàn đưa vào, giải pháp/mã nguồn do AI phản hồi và kết quả kiểm thử, thẩm định thực tế trên 4 phân hệ chuyên trách:</w:t>
       </w:r>
     </w:p>
     <w:p>
       <w:pPr>
         <w:pStyle w:val="ListBullet"/>
-        <w:spacing w:after="60" w:line="276" w:lineRule="auto"/>
-        <w:ind w:left="360"/>
+        <w:spacing w:after="50" w:line="276" w:lineRule="auto"/>
+        <w:ind w:left="317"/>
       </w:pPr>
       <w:r>
         <w:rPr>
           <w:rFonts w:ascii="Segoe UI" w:hAnsi="Segoe UI"/>
           <w:b/>
           <w:color w:val="1F2A33"/>
-          <w:sz w:val="21"/>
+          <w:sz w:val="20"/>
         </w:rPr>
         <w:t xml:space="preserve">1. Quản lý Thú cưng (ThuCungPanel): </w:t>
       </w:r>
@@ -444,23 +444,23 @@
         <w:rPr>
           <w:rFonts w:ascii="Segoe UI" w:hAnsi="Segoe UI"/>
           <w:color w:val="1F2A33"/>
-          <w:sz w:val="21"/>
+          <w:sz w:val="20"/>
         </w:rPr>
-        <w:t>Tiếp nhận hồ sơ bệnh nhân thú cưng, lưu trữ ảnh đại diện (avatar bo tròn), giống loài, cân nặng, tình trạng sức khỏe; cung cấp menu ngữ cảnh chuột phải mở nhanh chức năng kê đơn thuốc hoặc phác đồ điều trị.</w:t>
+        <w:t>Tiếp nhận hồ sơ bệnh nhân, ảnh đại diện, giống loài, tình trạng sức khỏe và menu ngữ cảnh chuột phải liên kết nhanh sang Kê đơn / Phác đồ.</w:t>
       </w:r>
     </w:p>
     <w:p>
       <w:pPr>
         <w:pStyle w:val="ListBullet"/>
-        <w:spacing w:after="60" w:line="276" w:lineRule="auto"/>
-        <w:ind w:left="360"/>
+        <w:spacing w:after="50" w:line="276" w:lineRule="auto"/>
+        <w:ind w:left="317"/>
       </w:pPr>
       <w:r>
         <w:rPr>
           <w:rFonts w:ascii="Segoe UI" w:hAnsi="Segoe UI"/>
           <w:b/>
           <w:color w:val="1F2A33"/>
-          <w:sz w:val="21"/>
+          <w:sz w:val="20"/>
         </w:rPr>
         <w:t xml:space="preserve">2. Quản lý Kho hàng (KhoHangPanel &amp; LichSuNhapXuatPanel): </w:t>
       </w:r>
@@ -468,23 +468,23 @@
         <w:rPr>
           <w:rFonts w:ascii="Segoe UI" w:hAnsi="Segoe UI"/>
           <w:color w:val="1F2A33"/>
-          <w:sz w:val="21"/>
+          <w:sz w:val="20"/>
         </w:rPr>
-        <w:t>Quản lý danh mục dược phẩm, vaccine, vật tư y tế; theo dõi số lượng tồn kho, cảnh báo thuốc sắp hết hạn / tồn thấp (&lt; 10); pop-up lịch CalendarPicker chọn ngày; tự động cập nhật số lượng tồn khi xuất đơn thuốc thông qua Observer Pattern.</w:t>
+        <w:t>Quản lý danh mục dược phẩm, cảnh báo tồn kho thấp (&lt; 10), cuộn lịch chọn ngày CalendarPicker, tự động trừ kho khi xuất thuốc thông qua Observer Pattern.</w:t>
       </w:r>
     </w:p>
     <w:p>
       <w:pPr>
         <w:pStyle w:val="ListBullet"/>
-        <w:spacing w:after="60" w:line="276" w:lineRule="auto"/>
-        <w:ind w:left="360"/>
+        <w:spacing w:after="50" w:line="276" w:lineRule="auto"/>
+        <w:ind w:left="317"/>
       </w:pPr>
       <w:r>
         <w:rPr>
           <w:rFonts w:ascii="Segoe UI" w:hAnsi="Segoe UI"/>
           <w:b/>
           <w:color w:val="1F2A33"/>
-          <w:sz w:val="21"/>
+          <w:sz w:val="20"/>
         </w:rPr>
         <w:t xml:space="preserve">3. Quản lý Đơn thuốc (DonThuocPanel): </w:t>
       </w:r>
@@ -492,23 +492,23 @@
         <w:rPr>
           <w:rFonts w:ascii="Segoe UI" w:hAnsi="Segoe UI"/>
           <w:color w:val="1F2A33"/>
-          <w:sz w:val="21"/>
+          <w:sz w:val="20"/>
         </w:rPr>
-        <w:t>Kê đơn thuốc điều trị trực tiếp, cho phép bác sĩ bấm nút '+ Chọn thuốc từ kho' để tra cứu kho hàng và tự động điền đơn giá; kiểm tra tồn kho, cảnh báo xuất vượt; tự động trừ kho thuốc khi hoàn tất đơn.</w:t>
+        <w:t>Kê đơn thuốc điều trị, chọn thuốc trực tiếp từ kho hàng, kiểm tra số lượng tồn, liên kết phác đồ và in đơn thuốc điện tử.</w:t>
       </w:r>
     </w:p>
     <w:p>
       <w:pPr>
         <w:pStyle w:val="ListBullet"/>
-        <w:spacing w:after="60" w:line="276" w:lineRule="auto"/>
-        <w:ind w:left="360"/>
+        <w:spacing w:after="50" w:line="276" w:lineRule="auto"/>
+        <w:ind w:left="317"/>
       </w:pPr>
       <w:r>
         <w:rPr>
           <w:rFonts w:ascii="Segoe UI" w:hAnsi="Segoe UI"/>
           <w:b/>
           <w:color w:val="1F2A33"/>
-          <w:sz w:val="21"/>
+          <w:sz w:val="20"/>
         </w:rPr>
         <w:t xml:space="preserve">4. Lập &amp; Theo dõi Phác đồ Điều trị (PhacDoPanel): </w:t>
       </w:r>
@@ -516,170 +516,9 @@
         <w:rPr>
           <w:rFonts w:ascii="Segoe UI" w:hAnsi="Segoe UI"/>
           <w:color w:val="1F2A33"/>
-          <w:sz w:val="21"/>
+          <w:sz w:val="20"/>
         </w:rPr>
-        <w:t>Thiết lập phác đồ điều trị đa giai đoạn (Giai đoạn tấn công, duy trì, phục hồi); theo dõi diễn tiến lâm sàng hàng ngày (thân nhiệt, cân nặng, triệu chứng); thanh trượt % tiến độ tương tác; bảng nhật ký theo dõi 6 cột; giải quyết triệt để lỗi xung đột layout giao diện.</w:t>
-      </w:r>
-    </w:p>
-    <w:tbl>
-      <w:tblPr>
-        <w:tblW w:type="auto" w:w="0"/>
-        <w:jc w:val="center"/>
-        <w:tblLayout w:type="fixed"/>
-        <w:tblLook w:firstColumn="1" w:firstRow="1" w:lastColumn="0" w:lastRow="0" w:noHBand="0" w:noVBand="1" w:val="04A0"/>
-      </w:tblPr>
-      <w:tblGrid>
-        <w:gridCol w:w="9360"/>
-      </w:tblGrid>
-      <w:tr>
-        <w:tc>
-          <w:tcPr>
-            <w:tcW w:type="dxa" w:w="9648"/>
-            <w:shd w:fill="F3F6F8"/>
-            <w:tcMar>
-              <w:top w:w="120" w:type="dxa"/>
-              <w:bottom w:w="120" w:type="dxa"/>
-              <w:left w:w="180" w:type="dxa"/>
-              <w:right w:w="140" w:type="dxa"/>
-            </w:tcMar>
-            <w:tcBorders>
-              <w:top w:val="none"/>
-              <w:left w:val="single" w:sz="36" w:space="0" w:color="56788A"/>
-              <w:bottom w:val="none"/>
-              <w:right w:val="none"/>
-            </w:tcBorders>
-          </w:tcPr>
-          <w:p>
-            <w:pPr>
-              <w:spacing w:after="0" w:line="288" w:lineRule="auto"/>
-            </w:pPr>
-            <w:r>
-              <w:rPr>
-                <w:rFonts w:ascii="Segoe UI" w:hAnsi="Segoe UI"/>
-                <w:b/>
-                <w:color w:val="1E3442"/>
-                <w:sz w:val="21"/>
-              </w:rPr>
-              <w:t>Chu trình khám chữa bệnh &amp; quản trị kho liên hoàn:</w:t>
-              <w:br/>
-            </w:r>
-            <w:r>
-              <w:rPr>
-                <w:rFonts w:ascii="Segoe UI" w:hAnsi="Segoe UI"/>
-                <w:i/>
-                <w:color w:val="1F2A33"/>
-                <w:sz w:val="21"/>
-              </w:rPr>
-              <w:t>Mối quan hệ dữ liệu khép kín: Thú cưng (Bệnh nhân) ➔ Khởi tạo Phác đồ Điều trị ➔ Bác sĩ kê Đơn thuốc theo phác đồ ➔ Tự động trừ tồn kho Dược phẩm &amp; Cảnh báo hết hàng.</w:t>
-            </w:r>
-          </w:p>
-        </w:tc>
-      </w:tr>
-    </w:tbl>
-    <w:p>
-      <w:pPr>
-        <w:spacing w:after="80"/>
-      </w:pPr>
-    </w:p>
-    <w:p>
-      <w:pPr>
-        <w:keepNext/>
-        <w:spacing w:before="320" w:after="120"/>
-      </w:pPr>
-      <w:r>
-        <w:rPr>
-          <w:rFonts w:ascii="Segoe UI" w:hAnsi="Segoe UI"/>
-          <w:b/>
-          <w:color w:val="1E3442"/>
-          <w:sz w:val="29"/>
-        </w:rPr>
-        <w:t>2. CÔNG CỤ AI VÀ MÔ HÌNH HỢP TÁC (AI PAIR-PROGRAMMING)</w:t>
-      </w:r>
-    </w:p>
-    <w:p>
-      <w:pPr>
-        <w:spacing w:after="80" w:line="288" w:lineRule="auto"/>
-      </w:pPr>
-      <w:r>
-        <w:rPr>
-          <w:rFonts w:ascii="Segoe UI" w:hAnsi="Segoe UI"/>
-          <w:i w:val="0"/>
-          <w:color w:val="1F2A33"/>
-          <w:sz w:val="22"/>
-        </w:rPr>
-        <w:t>Quá trình phát triển 4 phân hệ được thực hiện theo mô hình lập trình cặp cùng Trí tuệ Nhân tạo (AI Pair-Programming):</w:t>
-      </w:r>
-    </w:p>
-    <w:p>
-      <w:pPr>
-        <w:pStyle w:val="ListBullet"/>
-        <w:spacing w:after="60" w:line="276" w:lineRule="auto"/>
-        <w:ind w:left="360"/>
-      </w:pPr>
-      <w:r>
-        <w:rPr>
-          <w:rFonts w:ascii="Segoe UI" w:hAnsi="Segoe UI"/>
-          <w:b/>
-          <w:color w:val="1F2A33"/>
-          <w:sz w:val="21"/>
-        </w:rPr>
-        <w:t xml:space="preserve">Antigravity AI (Google DeepMind): </w:t>
-      </w:r>
-      <w:r>
-        <w:rPr>
-          <w:rFonts w:ascii="Segoe UI" w:hAnsi="Segoe UI"/>
-          <w:color w:val="1F2A33"/>
-          <w:sz w:val="21"/>
-        </w:rPr>
-        <w:t>Đóng vai trò kỹ sư UI/UX và chuyên gia giải thuật Swing. AI trực tiếp phân tích mã nguồn, dựng các component bo góc bằng Graphics2D khử răng cưa, thiết kế bộ icon vector 2D, tái cấu trúc layout chống xung đột và tối ưu hóa luồng dữ liệu liên module.</w:t>
-      </w:r>
-    </w:p>
-    <w:p>
-      <w:pPr>
-        <w:pStyle w:val="ListBullet"/>
-        <w:spacing w:after="60" w:line="276" w:lineRule="auto"/>
-        <w:ind w:left="360"/>
-      </w:pPr>
-      <w:r>
-        <w:rPr>
-          <w:rFonts w:ascii="Segoe UI" w:hAnsi="Segoe UI"/>
-          <w:b/>
-          <w:color w:val="1F2A33"/>
-          <w:sz w:val="21"/>
-        </w:rPr>
-        <w:t xml:space="preserve">ChatGPT (GPT-4o) / Claude 3.5 Sonnet: </w:t>
-      </w:r>
-      <w:r>
-        <w:rPr>
-          <w:rFonts w:ascii="Segoe UI" w:hAnsi="Segoe UI"/>
-          <w:color w:val="1F2A33"/>
-          <w:sz w:val="21"/>
-        </w:rPr>
-        <w:t>Tham vấn chuẩn hóa cấu trúc thực thể y tế (Entity: ThuCung, DonThuoc, PhacDoDieuTri, GiaiDoanDieuTri, NhatKyTheoDoi) và đặc tả quy trình điều trị lâm sàng thú y chuẩn.</w:t>
-      </w:r>
-    </w:p>
-    <w:p>
-      <w:pPr>
-        <w:pStyle w:val="ListBullet"/>
-        <w:spacing w:after="60" w:line="276" w:lineRule="auto"/>
-        <w:ind w:left="360"/>
-      </w:pPr>
-      <w:r>
-        <w:rPr>
-          <w:rFonts w:ascii="Segoe UI" w:hAnsi="Segoe UI"/>
-          <w:b/>
-          <w:color w:val="1F2A33"/>
-          <w:sz w:val="21"/>
-        </w:rPr>
-        <w:t xml:space="preserve">Sinh viên (Human-in-the-loop): </w:t>
-      </w:r>
-      <w:r>
-        <w:rPr>
-          <w:rFonts w:ascii="Segoe UI" w:hAnsi="Segoe UI"/>
-          <w:color w:val="1F2A33"/>
-          <w:sz w:val="21"/>
-        </w:rPr>
-        <w:t>Giữ vai trò định hướng yêu cầu bài toán, thẩm định mã nguồn, kiểm tra an toàn dữ liệu, biên dịch trực tiếp trên môi trường thực tế (javac --release 21) và nghiệm thu giao diện tương tác.</w:t>
+        <w:t>Lập phác đồ điều trị đa giai đoạn, giải quyết triệt để lỗi xung đột giao diện UI/UX trong Modal theo dõi diễn tiến bằng cấu trúc 3 Card và bảng JTable 6 cột.</w:t>
       </w:r>
     </w:p>
     <w:p>
@@ -692,1230 +531,9 @@
           <w:rFonts w:ascii="Segoe UI" w:hAnsi="Segoe UI"/>
           <w:b/>
           <w:color w:val="1E3442"/>
-          <w:sz w:val="29"/>
+          <w:sz w:val="28"/>
         </w:rPr>
-        <w:t>3. NGUYÊN TẮC VÀ KỸ THUẬT PROMPT ENGINEERING ÁP DỤNG</w:t>
-      </w:r>
-    </w:p>
-    <w:p>
-      <w:pPr>
-        <w:spacing w:after="80" w:line="288" w:lineRule="auto"/>
-      </w:pPr>
-      <w:r>
-        <w:rPr>
-          <w:rFonts w:ascii="Segoe UI" w:hAnsi="Segoe UI"/>
-          <w:i w:val="0"/>
-          <w:color w:val="1F2A33"/>
-          <w:sz w:val="22"/>
-        </w:rPr>
-        <w:t>Nhóm đã đúc kết và áp dụng 4 nguyên tắc Prompt Engineering trọng tâm cho 4 chức năng:</w:t>
-      </w:r>
-    </w:p>
-    <w:p>
-      <w:pPr>
-        <w:pStyle w:val="ListBullet"/>
-        <w:spacing w:after="60" w:line="276" w:lineRule="auto"/>
-        <w:ind w:left="360"/>
-      </w:pPr>
-      <w:r>
-        <w:rPr>
-          <w:rFonts w:ascii="Segoe UI" w:hAnsi="Segoe UI"/>
-          <w:b/>
-          <w:color w:val="1F2A33"/>
-          <w:sz w:val="21"/>
-        </w:rPr>
-        <w:t xml:space="preserve">1. Context-Driven Prompting: </w:t>
-      </w:r>
-      <w:r>
-        <w:rPr>
-          <w:rFonts w:ascii="Segoe UI" w:hAnsi="Segoe UI"/>
-          <w:color w:val="1F2A33"/>
-          <w:sz w:val="21"/>
-        </w:rPr>
-        <w:t>Mọi câu lệnh gửi cho AI đều cung cấp sẵn các file Entity, BUS liên quan và bảng mã màu Theme.java để mã nguồn sinh ra tương thích 100% với hệ thống có sẵn.</w:t>
-      </w:r>
-    </w:p>
-    <w:p>
-      <w:pPr>
-        <w:pStyle w:val="ListBullet"/>
-        <w:spacing w:after="60" w:line="276" w:lineRule="auto"/>
-        <w:ind w:left="360"/>
-      </w:pPr>
-      <w:r>
-        <w:rPr>
-          <w:rFonts w:ascii="Segoe UI" w:hAnsi="Segoe UI"/>
-          <w:b/>
-          <w:color w:val="1F2A33"/>
-          <w:sz w:val="21"/>
-        </w:rPr>
-        <w:t xml:space="preserve">2. Constraint-Based Prompting: </w:t>
-      </w:r>
-      <w:r>
-        <w:rPr>
-          <w:rFonts w:ascii="Segoe UI" w:hAnsi="Segoe UI"/>
-          <w:color w:val="1F2A33"/>
-          <w:sz w:val="21"/>
-        </w:rPr>
-        <w:t>Yêu cầu không sử dụng thư viện Swing bên ngoài (FlatLaf...), toàn bộ bo góc và hiệu ứng đổ bóng phải vẽ bằng Graphics2D; biên dịch chuẩn Java 21; bảo toàn 100% mã nguồn hiện hữu.</w:t>
-      </w:r>
-    </w:p>
-    <w:p>
-      <w:pPr>
-        <w:pStyle w:val="ListBullet"/>
-        <w:spacing w:after="60" w:line="276" w:lineRule="auto"/>
-        <w:ind w:left="360"/>
-      </w:pPr>
-      <w:r>
-        <w:rPr>
-          <w:rFonts w:ascii="Segoe UI" w:hAnsi="Segoe UI"/>
-          <w:b/>
-          <w:color w:val="1F2A33"/>
-          <w:sz w:val="21"/>
-        </w:rPr>
-        <w:t xml:space="preserve">3. Multimodal Debugging: </w:t>
-      </w:r>
-      <w:r>
-        <w:rPr>
-          <w:rFonts w:ascii="Segoe UI" w:hAnsi="Segoe UI"/>
-          <w:color w:val="1F2A33"/>
-          <w:sz w:val="21"/>
-        </w:rPr>
-        <w:t>Khi gặp lỗi xung đột giao diện trong modal theo dõi diễn tiến (thành phần này đè lên thành phần kia), sinh viên chụp trực tiếp ảnh gửi cho AI để phân tích trực quan tọa độ lỗi.</w:t>
-      </w:r>
-    </w:p>
-    <w:p>
-      <w:pPr>
-        <w:pStyle w:val="ListBullet"/>
-        <w:spacing w:after="60" w:line="276" w:lineRule="auto"/>
-        <w:ind w:left="360"/>
-      </w:pPr>
-      <w:r>
-        <w:rPr>
-          <w:rFonts w:ascii="Segoe UI" w:hAnsi="Segoe UI"/>
-          <w:b/>
-          <w:color w:val="1F2A33"/>
-          <w:sz w:val="21"/>
-        </w:rPr>
-        <w:t xml:space="preserve">4. State Isolation Prompting: </w:t>
-      </w:r>
-      <w:r>
-        <w:rPr>
-          <w:rFonts w:ascii="Segoe UI" w:hAnsi="Segoe UI"/>
-          <w:color w:val="1F2A33"/>
-          <w:sz w:val="21"/>
-        </w:rPr>
-        <w:t>Yêu cầu AI tách bạch hoàn toàn giữa chế độ 'Thêm mới' (Form sạch) và chế độ 'Chỉnh sửa' (Form nạp dữ liệu cũ), khắc phục lỗi form tự điền sẵn dữ liệu cũ khi tạo mới.</w:t>
-      </w:r>
-    </w:p>
-    <w:p>
-      <w:pPr>
-        <w:keepNext/>
-        <w:spacing w:before="320" w:after="120"/>
-      </w:pPr>
-      <w:r>
-        <w:rPr>
-          <w:rFonts w:ascii="Segoe UI" w:hAnsi="Segoe UI"/>
-          <w:b/>
-          <w:color w:val="1E3442"/>
-          <w:sz w:val="29"/>
-        </w:rPr>
-        <w:t>4. NHẬT KÝ CHI TIẾT TỪNG PHÂN HỆ CHUYÊN TRÁCH</w:t>
-      </w:r>
-    </w:p>
-    <w:p>
-      <w:pPr>
-        <w:keepNext/>
-        <w:spacing w:before="240" w:after="80"/>
-      </w:pPr>
-      <w:r>
-        <w:rPr>
-          <w:rFonts w:ascii="Segoe UI" w:hAnsi="Segoe UI"/>
-          <w:b/>
-          <w:color w:val="56788A"/>
-          <w:sz w:val="24"/>
-        </w:rPr>
-        <w:t>4.1. Phân hệ 1: Quản lý Thú cưng (Pet Management)</w:t>
-      </w:r>
-    </w:p>
-    <w:p>
-      <w:pPr>
-        <w:spacing w:after="80" w:line="288" w:lineRule="auto"/>
-      </w:pPr>
-      <w:r>
-        <w:rPr>
-          <w:rFonts w:ascii="Segoe UI" w:hAnsi="Segoe UI"/>
-          <w:b/>
-          <w:color w:val="1F2A33"/>
-          <w:sz w:val="22"/>
-        </w:rPr>
-        <w:t xml:space="preserve">Cấu trúc mã nguồn: </w:t>
-      </w:r>
-      <w:r>
-        <w:rPr>
-          <w:rFonts w:ascii="Segoe UI" w:hAnsi="Segoe UI"/>
-          <w:i w:val="0"/>
-          <w:color w:val="1F2A33"/>
-          <w:sz w:val="22"/>
-        </w:rPr>
-        <w:t>File mã nguồn phụ trách: ThuCung.java, ThuCungBUS.java, ThuCungDAO.java, ThuCungPanel.java.</w:t>
-      </w:r>
-    </w:p>
-    <w:p>
-      <w:pPr>
-        <w:spacing w:after="80" w:line="288" w:lineRule="auto"/>
-      </w:pPr>
-      <w:r>
-        <w:rPr>
-          <w:rFonts w:ascii="Segoe UI" w:hAnsi="Segoe UI"/>
-          <w:b/>
-          <w:color w:val="1F2A33"/>
-          <w:sz w:val="22"/>
-        </w:rPr>
-        <w:t xml:space="preserve">Bối cảnh: </w:t>
-      </w:r>
-      <w:r>
-        <w:rPr>
-          <w:rFonts w:ascii="Segoe UI" w:hAnsi="Segoe UI"/>
-          <w:i w:val="0"/>
-          <w:color w:val="1F2A33"/>
-          <w:sz w:val="22"/>
-        </w:rPr>
-        <w:t>Yêu cầu đặt ra:</w:t>
-      </w:r>
-    </w:p>
-    <w:p>
-      <w:pPr>
-        <w:pStyle w:val="ListBullet"/>
-        <w:spacing w:after="60" w:line="276" w:lineRule="auto"/>
-        <w:ind w:left="360"/>
-      </w:pPr>
-      <w:r>
-        <w:rPr>
-          <w:rFonts w:ascii="Segoe UI" w:hAnsi="Segoe UI"/>
-          <w:color w:val="1F2A33"/>
-          <w:sz w:val="21"/>
-        </w:rPr>
-        <w:t>Tạo giao diện quản lý bệnh nhân thú cưng chuẩn phòng khám: hiển thị avatar tròn, loài (Chó/Mèo), giống, cân nặng, số điện thoại chủ nuôi và tình trạng sức khỏe.</w:t>
-      </w:r>
-    </w:p>
-    <w:p>
-      <w:pPr>
-        <w:pStyle w:val="ListBullet"/>
-        <w:spacing w:after="60" w:line="276" w:lineRule="auto"/>
-        <w:ind w:left="360"/>
-      </w:pPr>
-      <w:r>
-        <w:rPr>
-          <w:rFonts w:ascii="Segoe UI" w:hAnsi="Segoe UI"/>
-          <w:color w:val="1F2A33"/>
-          <w:sz w:val="21"/>
-        </w:rPr>
-        <w:t>Cần có lối tắt giúp bác sĩ thao tác nhanh: từ hồ sơ thú cưng có thể mở ngay giao diện kê đơn thuốc hoặc phác đồ điều trị mà không phải nhập lại thông tin.</w:t>
-      </w:r>
-    </w:p>
-    <w:tbl>
-      <w:tblPr>
-        <w:tblW w:type="auto" w:w="0"/>
-        <w:jc w:val="center"/>
-        <w:tblLayout w:type="fixed"/>
-        <w:tblLook w:firstColumn="1" w:firstRow="1" w:lastColumn="0" w:lastRow="0" w:noHBand="0" w:noVBand="1" w:val="04A0"/>
-      </w:tblPr>
-      <w:tblGrid>
-        <w:gridCol w:w="9360"/>
-      </w:tblGrid>
-      <w:tr>
-        <w:tc>
-          <w:tcPr>
-            <w:tcW w:type="dxa" w:w="9648"/>
-            <w:shd w:fill="F3F6F8"/>
-            <w:tcMar>
-              <w:top w:w="120" w:type="dxa"/>
-              <w:bottom w:w="120" w:type="dxa"/>
-              <w:left w:w="180" w:type="dxa"/>
-              <w:right w:w="140" w:type="dxa"/>
-            </w:tcMar>
-            <w:tcBorders>
-              <w:top w:val="none"/>
-              <w:left w:val="single" w:sz="36" w:space="0" w:color="56788A"/>
-              <w:bottom w:val="none"/>
-              <w:right w:val="none"/>
-            </w:tcBorders>
-          </w:tcPr>
-          <w:p>
-            <w:pPr>
-              <w:spacing w:after="0" w:line="288" w:lineRule="auto"/>
-            </w:pPr>
-            <w:r>
-              <w:rPr>
-                <w:rFonts w:ascii="Segoe UI" w:hAnsi="Segoe UI"/>
-                <w:b/>
-                <w:color w:val="1E3442"/>
-                <w:sz w:val="21"/>
-              </w:rPr>
-              <w:t>Prompt của Sinh viên:</w:t>
-              <w:br/>
-            </w:r>
-            <w:r>
-              <w:rPr>
-                <w:rFonts w:ascii="Segoe UI" w:hAnsi="Segoe UI"/>
-                <w:i/>
-                <w:color w:val="1F2A33"/>
-                <w:sz w:val="21"/>
-              </w:rPr>
-              <w:t>"Hãy thiết kế màn hình ThuCungPanel.java với bảng danh sách có avatar tròn, huy hiệu loài và tình trạng sức khỏe. Đặc biệt, hãy bổ sung menu chuột phải (JPopupMenu) trên mỗi dòng thú cưng gồm 2 chức năng: 'Kê đơn thuốc' và 'Lập phác đồ điều trị', khi click sẽ gọi sang MainFrame để mở đúng form và điền sẵn thông tin thú cưng."</w:t>
-            </w:r>
-          </w:p>
-        </w:tc>
-      </w:tr>
-    </w:tbl>
-    <w:p>
-      <w:pPr>
-        <w:spacing w:after="80"/>
-      </w:pPr>
-    </w:p>
-    <w:p>
-      <w:pPr>
-        <w:spacing w:after="80" w:line="288" w:lineRule="auto"/>
-      </w:pPr>
-      <w:r>
-        <w:rPr>
-          <w:rFonts w:ascii="Segoe UI" w:hAnsi="Segoe UI"/>
-          <w:b/>
-          <w:color w:val="1F2A33"/>
-          <w:sz w:val="22"/>
-        </w:rPr>
-        <w:t xml:space="preserve">Kết quả thực hiện: </w:t>
-      </w:r>
-      <w:r>
-        <w:rPr>
-          <w:rFonts w:ascii="Segoe UI" w:hAnsi="Segoe UI"/>
-          <w:i w:val="0"/>
-          <w:color w:val="1F2A33"/>
-          <w:sz w:val="22"/>
-        </w:rPr>
-        <w:t>Giải pháp AI cung cấp:</w:t>
-      </w:r>
-    </w:p>
-    <w:p>
-      <w:pPr>
-        <w:pStyle w:val="ListBullet"/>
-        <w:spacing w:after="60" w:line="276" w:lineRule="auto"/>
-        <w:ind w:left="360"/>
-      </w:pPr>
-      <w:r>
-        <w:rPr>
-          <w:rFonts w:ascii="Segoe UI" w:hAnsi="Segoe UI"/>
-          <w:color w:val="1F2A33"/>
-          <w:sz w:val="21"/>
-        </w:rPr>
-        <w:t>Xây dựng PetAvatar tự động render ảnh bo tròn; SpeciesBadge và HealthBadge hiển thị trạng thái sinh động (Khỏe mạnh, Đang điều trị, Cần theo dõi).</w:t>
-      </w:r>
-    </w:p>
-    <w:p>
-      <w:pPr>
-        <w:pStyle w:val="ListBullet"/>
-        <w:spacing w:after="60" w:line="276" w:lineRule="auto"/>
-        <w:ind w:left="360"/>
-      </w:pPr>
-      <w:r>
-        <w:rPr>
-          <w:rFonts w:ascii="Segoe UI" w:hAnsi="Segoe UI"/>
-          <w:color w:val="1F2A33"/>
-          <w:sz w:val="21"/>
-        </w:rPr>
-        <w:t>Bổ sung menu chuột phải kết nối thông minh sang MainFrame (moKeDonChoThuCung, moPhacDoChoThuCung), giúp bác sĩ thao tác liền mạch chỉ với 1 cú click chuột.</w:t>
-      </w:r>
-    </w:p>
-    <w:p>
-      <w:pPr>
-        <w:keepNext/>
-        <w:spacing w:before="240" w:after="80"/>
-      </w:pPr>
-      <w:r>
-        <w:rPr>
-          <w:rFonts w:ascii="Segoe UI" w:hAnsi="Segoe UI"/>
-          <w:b/>
-          <w:color w:val="56788A"/>
-          <w:sz w:val="24"/>
-        </w:rPr>
-        <w:t>4.2. Phân hệ 2: Quản lý Kho hàng &amp; Lịch sử Nhập - Xuất (Inventory Management)</w:t>
-      </w:r>
-    </w:p>
-    <w:p>
-      <w:pPr>
-        <w:spacing w:after="80" w:line="288" w:lineRule="auto"/>
-      </w:pPr>
-      <w:r>
-        <w:rPr>
-          <w:rFonts w:ascii="Segoe UI" w:hAnsi="Segoe UI"/>
-          <w:b/>
-          <w:color w:val="1F2A33"/>
-          <w:sz w:val="22"/>
-        </w:rPr>
-        <w:t xml:space="preserve">Cấu trúc mã nguồn: </w:t>
-      </w:r>
-      <w:r>
-        <w:rPr>
-          <w:rFonts w:ascii="Segoe UI" w:hAnsi="Segoe UI"/>
-          <w:i w:val="0"/>
-          <w:color w:val="1F2A33"/>
-          <w:sz w:val="22"/>
-        </w:rPr>
-        <w:t>File mã nguồn phụ trách: SanPham.java, PhieuKho.java, KhoHangBUS.java, PhieuKhoBUS.java, KhoHangPanel.java, LichSuNhapXuatPanel.java, CalendarPicker.java.</w:t>
-      </w:r>
-    </w:p>
-    <w:p>
-      <w:pPr>
-        <w:spacing w:after="80" w:line="288" w:lineRule="auto"/>
-      </w:pPr>
-      <w:r>
-        <w:rPr>
-          <w:rFonts w:ascii="Segoe UI" w:hAnsi="Segoe UI"/>
-          <w:b/>
-          <w:color w:val="1F2A33"/>
-          <w:sz w:val="22"/>
-        </w:rPr>
-        <w:t xml:space="preserve">Bối cảnh: </w:t>
-      </w:r>
-      <w:r>
-        <w:rPr>
-          <w:rFonts w:ascii="Segoe UI" w:hAnsi="Segoe UI"/>
-          <w:i w:val="0"/>
-          <w:color w:val="1F2A33"/>
-          <w:sz w:val="22"/>
-        </w:rPr>
-        <w:t>Yêu cầu đặt ra:</w:t>
-      </w:r>
-    </w:p>
-    <w:p>
-      <w:pPr>
-        <w:pStyle w:val="ListBullet"/>
-        <w:spacing w:after="60" w:line="276" w:lineRule="auto"/>
-        <w:ind w:left="360"/>
-      </w:pPr>
-      <w:r>
-        <w:rPr>
-          <w:rFonts w:ascii="Segoe UI" w:hAnsi="Segoe UI"/>
-          <w:color w:val="1F2A33"/>
-          <w:sz w:val="21"/>
-        </w:rPr>
-        <w:t>Theo dõi kho thuốc thú y, vaccine, dinh dưỡng và dụng cụ y tế; tự động cảnh báo thuốc hết hạn hoặc tồn kho thấp (&lt; 10 sản phẩm).</w:t>
-      </w:r>
-    </w:p>
-    <w:p>
-      <w:pPr>
-        <w:pStyle w:val="ListBullet"/>
-        <w:spacing w:after="60" w:line="276" w:lineRule="auto"/>
-        <w:ind w:left="360"/>
-      </w:pPr>
-      <w:r>
-        <w:rPr>
-          <w:rFonts w:ascii="Segoe UI" w:hAnsi="Segoe UI"/>
-          <w:color w:val="1F2A33"/>
-          <w:sz w:val="21"/>
-        </w:rPr>
-        <w:t>Khi bác sĩ xuất đơn thuốc, số lượng thuốc trong kho phải tự động trừ và cập nhật trạng thái nếu hết hàng ('Tạm hết hàng').</w:t>
-      </w:r>
-    </w:p>
-    <w:p>
-      <w:pPr>
-        <w:pStyle w:val="ListBullet"/>
-        <w:spacing w:after="60" w:line="276" w:lineRule="auto"/>
-        <w:ind w:left="360"/>
-      </w:pPr>
-      <w:r>
-        <w:rPr>
-          <w:rFonts w:ascii="Segoe UI" w:hAnsi="Segoe UI"/>
-          <w:color w:val="1F2A33"/>
-          <w:sz w:val="21"/>
-        </w:rPr>
-        <w:t>Xây dựng bộ chọn ngày cuộn lịch mà không được dùng thư viện bên ngoài.</w:t>
-      </w:r>
-    </w:p>
-    <w:tbl>
-      <w:tblPr>
-        <w:tblW w:type="auto" w:w="0"/>
-        <w:jc w:val="center"/>
-        <w:tblLayout w:type="fixed"/>
-        <w:tblLook w:firstColumn="1" w:firstRow="1" w:lastColumn="0" w:lastRow="0" w:noHBand="0" w:noVBand="1" w:val="04A0"/>
-      </w:tblPr>
-      <w:tblGrid>
-        <w:gridCol w:w="9360"/>
-      </w:tblGrid>
-      <w:tr>
-        <w:tc>
-          <w:tcPr>
-            <w:tcW w:type="dxa" w:w="9648"/>
-            <w:shd w:fill="F3F6F8"/>
-            <w:tcMar>
-              <w:top w:w="120" w:type="dxa"/>
-              <w:bottom w:w="120" w:type="dxa"/>
-              <w:left w:w="180" w:type="dxa"/>
-              <w:right w:w="140" w:type="dxa"/>
-            </w:tcMar>
-            <w:tcBorders>
-              <w:top w:val="none"/>
-              <w:left w:val="single" w:sz="36" w:space="0" w:color="56788A"/>
-              <w:bottom w:val="none"/>
-              <w:right w:val="none"/>
-            </w:tcBorders>
-          </w:tcPr>
-          <w:p>
-            <w:pPr>
-              <w:spacing w:after="0" w:line="288" w:lineRule="auto"/>
-            </w:pPr>
-            <w:r>
-              <w:rPr>
-                <w:rFonts w:ascii="Segoe UI" w:hAnsi="Segoe UI"/>
-                <w:b/>
-                <w:color w:val="1E3442"/>
-                <w:sz w:val="21"/>
-              </w:rPr>
-              <w:t>Prompt của Sinh viên:</w:t>
-              <w:br/>
-            </w:r>
-            <w:r>
-              <w:rPr>
-                <w:rFonts w:ascii="Segoe UI" w:hAnsi="Segoe UI"/>
-                <w:i/>
-                <w:color w:val="1F2A33"/>
-                <w:sz w:val="21"/>
-              </w:rPr>
-              <w:t>"Trong KhoHangBUS.java, hãy bổ sung phương thức xuatKho(String maSKU, int soLuongXuat) kiểm tra tồn kho, tự động đổi trạng thái sang 'Tạm hết hàng' nếu về 0. Đồng thời xây dựng cơ chế listener để khi xuất kho thì KhoHangPanel tự refresh lại."</w:t>
-            </w:r>
-          </w:p>
-        </w:tc>
-      </w:tr>
-    </w:tbl>
-    <w:p>
-      <w:pPr>
-        <w:spacing w:after="80"/>
-      </w:pPr>
-    </w:p>
-    <w:p>
-      <w:pPr>
-        <w:spacing w:after="80" w:line="288" w:lineRule="auto"/>
-      </w:pPr>
-      <w:r>
-        <w:rPr>
-          <w:rFonts w:ascii="Segoe UI" w:hAnsi="Segoe UI"/>
-          <w:b/>
-          <w:color w:val="1F2A33"/>
-          <w:sz w:val="22"/>
-        </w:rPr>
-        <w:t xml:space="preserve">Kết quả thực hiện: </w:t>
-      </w:r>
-      <w:r>
-        <w:rPr>
-          <w:rFonts w:ascii="Segoe UI" w:hAnsi="Segoe UI"/>
-          <w:i w:val="0"/>
-          <w:color w:val="1F2A33"/>
-          <w:sz w:val="22"/>
-        </w:rPr>
-        <w:t>Giải pháp AI cung cấp:</w:t>
-      </w:r>
-    </w:p>
-    <w:tbl>
-      <w:tblPr>
-        <w:tblW w:type="auto" w:w="0"/>
-        <w:jc w:val="center"/>
-        <w:tblLayout w:type="fixed"/>
-        <w:tblLook w:firstColumn="1" w:firstRow="1" w:lastColumn="0" w:lastRow="0" w:noHBand="0" w:noVBand="1" w:val="04A0"/>
-      </w:tblPr>
-      <w:tblGrid>
-        <w:gridCol w:w="9360"/>
-      </w:tblGrid>
-      <w:tr>
-        <w:tc>
-          <w:tcPr>
-            <w:tcW w:type="dxa" w:w="9648"/>
-            <w:shd w:fill="F1F5F9"/>
-            <w:tcMar>
-              <w:top w:w="80" w:type="dxa"/>
-              <w:bottom w:w="80" w:type="dxa"/>
-              <w:left w:w="120" w:type="dxa"/>
-              <w:right w:w="120" w:type="dxa"/>
-            </w:tcMar>
-            <w:tcBorders>
-              <w:top w:val="single" w:sz="4" w:space="0" w:color="DDE3E8"/>
-              <w:left w:val="single" w:sz="4" w:space="0" w:color="DDE3E8"/>
-              <w:bottom w:val="single" w:sz="4" w:space="0" w:color="DDE3E8"/>
-              <w:right w:val="single" w:sz="4" w:space="0" w:color="DDE3E8"/>
-            </w:tcBorders>
-          </w:tcPr>
-          <w:p>
-            <w:pPr>
-              <w:spacing w:after="0" w:line="276" w:lineRule="auto"/>
-            </w:pPr>
-            <w:r>
-              <w:rPr>
-                <w:rFonts w:ascii="Consolas" w:hAnsi="Consolas"/>
-                <w:color w:val="0F172A"/>
-                <w:sz w:val="19"/>
-              </w:rPr>
-              <w:t>public boolean xuatKho(String maSKU, int soLuongXuat) {</w:t>
-              <w:br/>
-              <w:t xml:space="preserve">    if (maSKU == null || maSKU.trim().isEmpty() || soLuongXuat &lt;= 0) return false;</w:t>
-              <w:br/>
-              <w:t xml:space="preserve">    for (SanPham sp : ds) {</w:t>
-              <w:br/>
-              <w:t xml:space="preserve">        if (sp.getMaSKU().equalsIgnoreCase(maSKU.trim())) {</w:t>
-              <w:br/>
-              <w:t xml:space="preserve">            int tonMoi = Math.max(0, sp.getSoLuongTon() - soLuongXuat);</w:t>
-              <w:br/>
-              <w:t xml:space="preserve">            sp.setSoLuongTon(tonMoi);</w:t>
-              <w:br/>
-              <w:t xml:space="preserve">            if (tonMoi == 0) sp.setTrangThai("Tạm hết hàng");</w:t>
-              <w:br/>
-              <w:t xml:space="preserve">            notifyListeners();</w:t>
-              <w:br/>
-              <w:t xml:space="preserve">            return true;</w:t>
-              <w:br/>
-              <w:t xml:space="preserve">        }</w:t>
-              <w:br/>
-              <w:t xml:space="preserve">    }</w:t>
-              <w:br/>
-              <w:t xml:space="preserve">    return false;</w:t>
-              <w:br/>
-              <w:t>}</w:t>
-            </w:r>
-          </w:p>
-        </w:tc>
-      </w:tr>
-    </w:tbl>
-    <w:p>
-      <w:pPr>
-        <w:spacing w:after="80"/>
-      </w:pPr>
-    </w:p>
-    <w:p>
-      <w:pPr>
-        <w:pStyle w:val="ListBullet"/>
-        <w:spacing w:after="60" w:line="276" w:lineRule="auto"/>
-        <w:ind w:left="360"/>
-      </w:pPr>
-      <w:r>
-        <w:rPr>
-          <w:rFonts w:ascii="Segoe UI" w:hAnsi="Segoe UI"/>
-          <w:color w:val="1F2A33"/>
-          <w:sz w:val="21"/>
-        </w:rPr>
-        <w:t>Cài đặt Observer Pattern (addListener / notifyListeners) giúp các panel khác nhau (Đơn thuốc, Kho hàng, Hóa đơn) luôn đồng bộ dữ liệu thời gian thực.</w:t>
-      </w:r>
-    </w:p>
-    <w:p>
-      <w:pPr>
-        <w:pStyle w:val="ListBullet"/>
-        <w:spacing w:after="60" w:line="276" w:lineRule="auto"/>
-        <w:ind w:left="360"/>
-      </w:pPr>
-      <w:r>
-        <w:rPr>
-          <w:rFonts w:ascii="Segoe UI" w:hAnsi="Segoe UI"/>
-          <w:color w:val="1F2A33"/>
-          <w:sz w:val="21"/>
-        </w:rPr>
-        <w:t>Xây dựng CalendarPicker.java: Pop-up lịch động tùy chỉnh chọn ngày tháng trực quan bằng Swing thuần.</w:t>
-      </w:r>
-    </w:p>
-    <w:p>
-      <w:pPr>
-        <w:keepNext/>
-        <w:spacing w:before="240" w:after="80"/>
-      </w:pPr>
-      <w:r>
-        <w:rPr>
-          <w:rFonts w:ascii="Segoe UI" w:hAnsi="Segoe UI"/>
-          <w:b/>
-          <w:color w:val="56788A"/>
-          <w:sz w:val="24"/>
-        </w:rPr>
-        <w:t>4.3. Phân hệ 3: Quản lý Đơn thuốc &amp; Dược phẩm (Prescription Management)</w:t>
-      </w:r>
-    </w:p>
-    <w:p>
-      <w:pPr>
-        <w:spacing w:after="80" w:line="288" w:lineRule="auto"/>
-      </w:pPr>
-      <w:r>
-        <w:rPr>
-          <w:rFonts w:ascii="Segoe UI" w:hAnsi="Segoe UI"/>
-          <w:b/>
-          <w:color w:val="1F2A33"/>
-          <w:sz w:val="22"/>
-        </w:rPr>
-        <w:t xml:space="preserve">Cấu trúc mã nguồn: </w:t>
-      </w:r>
-      <w:r>
-        <w:rPr>
-          <w:rFonts w:ascii="Segoe UI" w:hAnsi="Segoe UI"/>
-          <w:i w:val="0"/>
-          <w:color w:val="1F2A33"/>
-          <w:sz w:val="22"/>
-        </w:rPr>
-        <w:t>File mã nguồn phụ trách: DonThuoc.java, ChiTietDonThuoc.java, DonThuocBUS.java, DonThuocPanel.java.</w:t>
-      </w:r>
-    </w:p>
-    <w:p>
-      <w:pPr>
-        <w:spacing w:after="80" w:line="288" w:lineRule="auto"/>
-      </w:pPr>
-      <w:r>
-        <w:rPr>
-          <w:rFonts w:ascii="Segoe UI" w:hAnsi="Segoe UI"/>
-          <w:b/>
-          <w:color w:val="1F2A33"/>
-          <w:sz w:val="22"/>
-        </w:rPr>
-        <w:t xml:space="preserve">Bối cảnh: </w:t>
-      </w:r>
-      <w:r>
-        <w:rPr>
-          <w:rFonts w:ascii="Segoe UI" w:hAnsi="Segoe UI"/>
-          <w:i w:val="0"/>
-          <w:color w:val="1F2A33"/>
-          <w:sz w:val="22"/>
-        </w:rPr>
-        <w:t>Yêu cầu đặt ra:</w:t>
-      </w:r>
-    </w:p>
-    <w:p>
-      <w:pPr>
-        <w:pStyle w:val="ListBullet"/>
-        <w:spacing w:after="60" w:line="276" w:lineRule="auto"/>
-        <w:ind w:left="360"/>
-      </w:pPr>
-      <w:r>
-        <w:rPr>
-          <w:rFonts w:ascii="Segoe UI" w:hAnsi="Segoe UI"/>
-          <w:color w:val="1F2A33"/>
-          <w:sz w:val="21"/>
-        </w:rPr>
-        <w:t>Cho phép bác sĩ tạo đơn thuốc mới với bảng thuốc động: thêm dòng thuốc, số lượng, cách dùng, tự tính thành tiền.</w:t>
-      </w:r>
-    </w:p>
-    <w:p>
-      <w:pPr>
-        <w:pStyle w:val="ListBullet"/>
-        <w:spacing w:after="60" w:line="276" w:lineRule="auto"/>
-        <w:ind w:left="360"/>
-      </w:pPr>
-      <w:r>
-        <w:rPr>
-          <w:rFonts w:ascii="Segoe UI" w:hAnsi="Segoe UI"/>
-          <w:color w:val="1F2A33"/>
-          <w:sz w:val="21"/>
-        </w:rPr>
-        <w:t>Bác sĩ có thể bấm nút '+ Chọn thuốc từ kho' để chọn trực tiếp danh mục thuốc đang có trong kho, hiển thị giá bán và tồn kho hiện tại.</w:t>
-      </w:r>
-    </w:p>
-    <w:p>
-      <w:pPr>
-        <w:pStyle w:val="ListBullet"/>
-        <w:spacing w:after="60" w:line="276" w:lineRule="auto"/>
-        <w:ind w:left="360"/>
-      </w:pPr>
-      <w:r>
-        <w:rPr>
-          <w:rFonts w:ascii="Segoe UI" w:hAnsi="Segoe UI"/>
-          <w:color w:val="1F2A33"/>
-          <w:sz w:val="21"/>
-        </w:rPr>
-        <w:t>Liên kết đơn thuốc với Phác đồ điều trị tương ứng; tự động trừ tồn kho khi xuất đơn.</w:t>
-      </w:r>
-    </w:p>
-    <w:p>
-      <w:pPr>
-        <w:pStyle w:val="ListBullet"/>
-        <w:spacing w:after="60" w:line="276" w:lineRule="auto"/>
-        <w:ind w:left="360"/>
-      </w:pPr>
-      <w:r>
-        <w:rPr>
-          <w:rFonts w:ascii="Segoe UI" w:hAnsi="Segoe UI"/>
-          <w:color w:val="1F2A33"/>
-          <w:sz w:val="21"/>
-        </w:rPr>
-        <w:t>Sửa lỗi: Form tạo mới tự động điền sẵn thuốc mẫu Clavamox 125mg và thú cưng đầu tiên thay vì để trống.</w:t>
-      </w:r>
-    </w:p>
-    <w:tbl>
-      <w:tblPr>
-        <w:tblW w:type="auto" w:w="0"/>
-        <w:jc w:val="center"/>
-        <w:tblLayout w:type="fixed"/>
-        <w:tblLook w:firstColumn="1" w:firstRow="1" w:lastColumn="0" w:lastRow="0" w:noHBand="0" w:noVBand="1" w:val="04A0"/>
-      </w:tblPr>
-      <w:tblGrid>
-        <w:gridCol w:w="9360"/>
-      </w:tblGrid>
-      <w:tr>
-        <w:tc>
-          <w:tcPr>
-            <w:tcW w:type="dxa" w:w="9648"/>
-            <w:shd w:fill="F3F6F8"/>
-            <w:tcMar>
-              <w:top w:w="120" w:type="dxa"/>
-              <w:bottom w:w="120" w:type="dxa"/>
-              <w:left w:w="180" w:type="dxa"/>
-              <w:right w:w="140" w:type="dxa"/>
-            </w:tcMar>
-            <w:tcBorders>
-              <w:top w:val="none"/>
-              <w:left w:val="single" w:sz="36" w:space="0" w:color="56788A"/>
-              <w:bottom w:val="none"/>
-              <w:right w:val="none"/>
-            </w:tcBorders>
-          </w:tcPr>
-          <w:p>
-            <w:pPr>
-              <w:spacing w:after="0" w:line="288" w:lineRule="auto"/>
-            </w:pPr>
-            <w:r>
-              <w:rPr>
-                <w:rFonts w:ascii="Segoe UI" w:hAnsi="Segoe UI"/>
-                <w:b/>
-                <w:color w:val="1E3442"/>
-                <w:sz w:val="21"/>
-              </w:rPr>
-              <w:t>Prompt của Sinh viên:</w:t>
-              <w:br/>
-            </w:r>
-            <w:r>
-              <w:rPr>
-                <w:rFonts w:ascii="Segoe UI" w:hAnsi="Segoe UI"/>
-                <w:i/>
-                <w:color w:val="1F2A33"/>
-                <w:sz w:val="21"/>
-              </w:rPr>
-              <w:t>"Kiểm tra lại toàn bộ logic quản lý đơn thuốc. Khi mở form tạo đơn mới, form phải ở trạng thái trống, không được gán sẵn thú cưng 0 hay thuốc có sẵn. Phải có nút chọn thuốc từ kho hàng KhoHangBUS, kiểm tra số lượng tồn và trừ kho khi lưu đơn."</w:t>
-            </w:r>
-          </w:p>
-        </w:tc>
-      </w:tr>
-    </w:tbl>
-    <w:p>
-      <w:pPr>
-        <w:spacing w:after="80"/>
-      </w:pPr>
-    </w:p>
-    <w:p>
-      <w:pPr>
-        <w:spacing w:after="80" w:line="288" w:lineRule="auto"/>
-      </w:pPr>
-      <w:r>
-        <w:rPr>
-          <w:rFonts w:ascii="Segoe UI" w:hAnsi="Segoe UI"/>
-          <w:b/>
-          <w:color w:val="1F2A33"/>
-          <w:sz w:val="22"/>
-        </w:rPr>
-        <w:t xml:space="preserve">Kết quả thực hiện: </w:t>
-      </w:r>
-      <w:r>
-        <w:rPr>
-          <w:rFonts w:ascii="Segoe UI" w:hAnsi="Segoe UI"/>
-          <w:i w:val="0"/>
-          <w:color w:val="1F2A33"/>
-          <w:sz w:val="22"/>
-        </w:rPr>
-        <w:t>Giải pháp AI cung cấp:</w:t>
-      </w:r>
-    </w:p>
-    <w:p>
-      <w:pPr>
-        <w:pStyle w:val="ListBullet"/>
-        <w:spacing w:after="60" w:line="276" w:lineRule="auto"/>
-        <w:ind w:left="360"/>
-      </w:pPr>
-      <w:r>
-        <w:rPr>
-          <w:rFonts w:ascii="Segoe UI" w:hAnsi="Segoe UI"/>
-          <w:color w:val="1F2A33"/>
-          <w:sz w:val="21"/>
-        </w:rPr>
-        <w:t>Tách bạch trạng thái Form: Viết lại logic trong DonThuocPanel.java, phân biệt isEdit (chỉnh sửa đơn cũ) và isCreate (tạo mới bảng thuốc rỗng, ô chọn thú cưng hiển thị placeholder '-- Chọn thú cưng điều trị --').</w:t>
-      </w:r>
-    </w:p>
-    <w:p>
-      <w:pPr>
-        <w:pStyle w:val="ListBullet"/>
-        <w:spacing w:after="60" w:line="276" w:lineRule="auto"/>
-        <w:ind w:left="360"/>
-      </w:pPr>
-      <w:r>
-        <w:rPr>
-          <w:rFonts w:ascii="Segoe UI" w:hAnsi="Segoe UI"/>
-          <w:color w:val="1F2A33"/>
-          <w:sz w:val="21"/>
-        </w:rPr>
-        <w:t>Modal Chọn thuốc từ kho: Hiển thị danh sách dược phẩm từ KhoHangBUS.layDanhSach(), click chọn là thuốc tự nhảy vào bảng đơn kèm giá bán và đơn vị tính.</w:t>
-      </w:r>
-    </w:p>
-    <w:p>
-      <w:pPr>
-        <w:pStyle w:val="ListBullet"/>
-        <w:spacing w:after="60" w:line="276" w:lineRule="auto"/>
-        <w:ind w:left="360"/>
-      </w:pPr>
-      <w:r>
-        <w:rPr>
-          <w:rFonts w:ascii="Segoe UI" w:hAnsi="Segoe UI"/>
-          <w:color w:val="1F2A33"/>
-          <w:sz w:val="21"/>
-        </w:rPr>
-        <w:t>Tự động trừ kho thuốc: Khi bấm 'Lưu &amp; Xuất thuốc', DonThuocBUS tự động duyệt qua các ChiTietDonThuoc và gọi KhoHangBUS.xuatKho(ct.getMaThuoc(), ct.getSoLuong()).</w:t>
-      </w:r>
-    </w:p>
-    <w:p>
-      <w:pPr>
-        <w:keepNext/>
-        <w:spacing w:before="240" w:after="80"/>
-      </w:pPr>
-      <w:r>
-        <w:rPr>
-          <w:rFonts w:ascii="Segoe UI" w:hAnsi="Segoe UI"/>
-          <w:b/>
-          <w:color w:val="56788A"/>
-          <w:sz w:val="24"/>
-        </w:rPr>
-        <w:t>4.4. Phân hệ 4: Lập &amp; Theo dõi Phác đồ Điều trị (Treatment Protocol &amp; Clinical Diary)</w:t>
-      </w:r>
-    </w:p>
-    <w:p>
-      <w:pPr>
-        <w:spacing w:after="80" w:line="288" w:lineRule="auto"/>
-      </w:pPr>
-      <w:r>
-        <w:rPr>
-          <w:rFonts w:ascii="Segoe UI" w:hAnsi="Segoe UI"/>
-          <w:b/>
-          <w:color w:val="1F2A33"/>
-          <w:sz w:val="22"/>
-        </w:rPr>
-        <w:t xml:space="preserve">Cấu trúc mã nguồn: </w:t>
-      </w:r>
-      <w:r>
-        <w:rPr>
-          <w:rFonts w:ascii="Segoe UI" w:hAnsi="Segoe UI"/>
-          <w:i w:val="0"/>
-          <w:color w:val="1F2A33"/>
-          <w:sz w:val="22"/>
-        </w:rPr>
-        <w:t>File mã nguồn phụ trách: PhacDoDieuTri.java, GiaiDoanDieuTri.java, NhatKyTheoDoi.java, PhacDoBUS.java, PhacDoPanel.java.</w:t>
-      </w:r>
-    </w:p>
-    <w:p>
-      <w:pPr>
-        <w:spacing w:after="80" w:line="288" w:lineRule="auto"/>
-      </w:pPr>
-      <w:r>
-        <w:rPr>
-          <w:rFonts w:ascii="Segoe UI" w:hAnsi="Segoe UI"/>
-          <w:b/>
-          <w:color w:val="1F2A33"/>
-          <w:sz w:val="22"/>
-        </w:rPr>
-        <w:t xml:space="preserve">Bối cảnh: </w:t>
-      </w:r>
-      <w:r>
-        <w:rPr>
-          <w:rFonts w:ascii="Segoe UI" w:hAnsi="Segoe UI"/>
-          <w:i w:val="0"/>
-          <w:color w:val="1F2A33"/>
-          <w:sz w:val="22"/>
-        </w:rPr>
-        <w:t>Yêu cầu đặt ra:</w:t>
-      </w:r>
-    </w:p>
-    <w:p>
-      <w:pPr>
-        <w:pStyle w:val="ListBullet"/>
-        <w:spacing w:after="60" w:line="276" w:lineRule="auto"/>
-        <w:ind w:left="360"/>
-      </w:pPr>
-      <w:r>
-        <w:rPr>
-          <w:rFonts w:ascii="Segoe UI" w:hAnsi="Segoe UI"/>
-          <w:color w:val="1F2A33"/>
-          <w:sz w:val="21"/>
-        </w:rPr>
-        <w:t>Quản lý phác đồ điều trị y tế cho các ca bệnh phức tạp; theo dõi diễn tiến lâm sàng hàng ngày (thân nhiệt, cân nặng, triệu chứng) và thanh trượt tiến độ %.</w:t>
-      </w:r>
-    </w:p>
-    <w:p>
-      <w:pPr>
-        <w:pStyle w:val="ListBullet"/>
-        <w:spacing w:after="60" w:line="276" w:lineRule="auto"/>
-        <w:ind w:left="360"/>
-      </w:pPr>
-      <w:r>
-        <w:rPr>
-          <w:rFonts w:ascii="Segoe UI" w:hAnsi="Segoe UI"/>
-          <w:color w:val="1F2A33"/>
-          <w:sz w:val="21"/>
-        </w:rPr>
-        <w:t>Sự cố giao diện nghiêm trọng: Dialog theo dõi diễn tiến bị lỗi xung đột bố cục: ô nhập liệu đè lên danh sách nhật ký, text bị cắt xén, thanh chọn highlight xanh đè bẹp lên chữ 'Chi tiết ghi nhận:'.</w:t>
-      </w:r>
-    </w:p>
-    <w:tbl>
-      <w:tblPr>
-        <w:tblW w:type="auto" w:w="0"/>
-        <w:jc w:val="center"/>
-        <w:tblLayout w:type="fixed"/>
-        <w:tblLook w:firstColumn="1" w:firstRow="1" w:lastColumn="0" w:lastRow="0" w:noHBand="0" w:noVBand="1" w:val="04A0"/>
-      </w:tblPr>
-      <w:tblGrid>
-        <w:gridCol w:w="9360"/>
-      </w:tblGrid>
-      <w:tr>
-        <w:tc>
-          <w:tcPr>
-            <w:tcW w:type="dxa" w:w="9648"/>
-            <w:shd w:fill="F3F6F8"/>
-            <w:tcMar>
-              <w:top w:w="120" w:type="dxa"/>
-              <w:bottom w:w="120" w:type="dxa"/>
-              <w:left w:w="180" w:type="dxa"/>
-              <w:right w:w="140" w:type="dxa"/>
-            </w:tcMar>
-            <w:tcBorders>
-              <w:top w:val="none"/>
-              <w:left w:val="single" w:sz="36" w:space="0" w:color="56788A"/>
-              <w:bottom w:val="none"/>
-              <w:right w:val="none"/>
-            </w:tcBorders>
-          </w:tcPr>
-          <w:p>
-            <w:pPr>
-              <w:spacing w:after="0" w:line="288" w:lineRule="auto"/>
-            </w:pPr>
-            <w:r>
-              <w:rPr>
-                <w:rFonts w:ascii="Segoe UI" w:hAnsi="Segoe UI"/>
-                <w:b/>
-                <w:color w:val="1E3442"/>
-                <w:sz w:val="21"/>
-              </w:rPr>
-              <w:t>Prompt của Sinh viên (Multimodal Prompting):</w:t>
-              <w:br/>
-            </w:r>
-            <w:r>
-              <w:rPr>
-                <w:rFonts w:ascii="Segoe UI" w:hAnsi="Segoe UI"/>
-                <w:i/>
-                <w:color w:val="1F2A33"/>
-                <w:sz w:val="21"/>
-              </w:rPr>
-              <w:t>"UI đang bị xung đột quá, chỉnh lại model này rõ ràng ra. Thêm phác đồ mới thì bị có sẵn dữ liệu của cái đầu tiên, hãy sửa lại cho chuẩn." (Kèm ảnh chụp màn hình modal lỗi)</w:t>
-            </w:r>
-          </w:p>
-        </w:tc>
-      </w:tr>
-    </w:tbl>
-    <w:p>
-      <w:pPr>
-        <w:spacing w:after="80"/>
-      </w:pPr>
-    </w:p>
-    <w:p>
-      <w:pPr>
-        <w:spacing w:after="80" w:line="288" w:lineRule="auto"/>
-      </w:pPr>
-      <w:r>
-        <w:rPr>
-          <w:rFonts w:ascii="Segoe UI" w:hAnsi="Segoe UI"/>
-          <w:i w:val="0"/>
-          <w:color w:val="1F2A33"/>
-          <w:sz w:val="22"/>
-        </w:rPr>
-        <w:t>Phân tích nguyên nhân kỹ thuật từ AI:</w:t>
-      </w:r>
-    </w:p>
-    <w:tbl>
-      <w:tblPr>
-        <w:tblW w:type="auto" w:w="0"/>
-        <w:jc w:val="center"/>
-        <w:tblLayout w:type="fixed"/>
-        <w:tblLook w:firstColumn="1" w:firstRow="1" w:lastColumn="0" w:lastRow="0" w:noHBand="0" w:noVBand="1" w:val="04A0"/>
-      </w:tblPr>
-      <w:tblGrid>
-        <w:gridCol w:w="9360"/>
-      </w:tblGrid>
-      <w:tr>
-        <w:tc>
-          <w:tcPr>
-            <w:tcW w:type="dxa" w:w="9648"/>
-            <w:shd w:fill="F1F5F9"/>
-            <w:tcMar>
-              <w:top w:w="80" w:type="dxa"/>
-              <w:bottom w:w="80" w:type="dxa"/>
-              <w:left w:w="120" w:type="dxa"/>
-              <w:right w:w="120" w:type="dxa"/>
-            </w:tcMar>
-            <w:tcBorders>
-              <w:top w:val="single" w:sz="4" w:space="0" w:color="DDE3E8"/>
-              <w:left w:val="single" w:sz="4" w:space="0" w:color="DDE3E8"/>
-              <w:bottom w:val="single" w:sz="4" w:space="0" w:color="DDE3E8"/>
-              <w:right w:val="single" w:sz="4" w:space="0" w:color="DDE3E8"/>
-            </w:tcBorders>
-          </w:tcPr>
-          <w:p>
-            <w:pPr>
-              <w:spacing w:after="0" w:line="276" w:lineRule="auto"/>
-            </w:pPr>
-            <w:r>
-              <w:rPr>
-                <w:rFonts w:ascii="Consolas" w:hAnsi="Consolas"/>
-                <w:color w:val="0F172A"/>
-                <w:sz w:val="19"/>
-              </w:rPr>
-              <w:t>[Nguyên nhân 1] Modal quá nhỏ (620x560) nhưng chứa thanh trượt + combobox + 4 ô nhập + JList.</w:t>
-              <w:br/>
-              <w:t>[Nguyên nhân 2] pTop dùng GridLayout(2, 2) nhưng chỉ add 2 item -&gt; để trống 50% không gian.</w:t>
-              <w:br/>
-              <w:t>[Nguyên nhân 3] pNewLog dùng GridLayout(4, 2) nhưng chỉ add 4 item -&gt; Swing ép thành 1 cột co giãn quá đà.</w:t>
-              <w:br/>
-              <w:t xml:space="preserve">[Nguyên nhân 4] pCenter đặt pNewLog ở NORTH, JLabel ở CENTER, JList ở SOUTH -&gt; trong BorderLayout, </w:t>
-              <w:br/>
-              <w:t xml:space="preserve">                 khi chiều cao tổng vượt kích thước, CENTER và SOUTH sụp xuống và vẽ đè trực tiếp lên nhau!</w:t>
-              <w:br/>
-              <w:t>[Nguyên nhân 5] JList hiển thị chuỗi text ghép nối thô sơ, thanh chọn xanh đè che lấp nhãn 'Chi tiết ghi nhận'.</w:t>
-            </w:r>
-          </w:p>
-        </w:tc>
-      </w:tr>
-    </w:tbl>
-    <w:p>
-      <w:pPr>
-        <w:spacing w:after="80"/>
-      </w:pPr>
-    </w:p>
-    <w:p>
-      <w:pPr>
-        <w:spacing w:after="80" w:line="288" w:lineRule="auto"/>
-      </w:pPr>
-      <w:r>
-        <w:rPr>
-          <w:rFonts w:ascii="Segoe UI" w:hAnsi="Segoe UI"/>
-          <w:b/>
-          <w:color w:val="1F2A33"/>
-          <w:sz w:val="22"/>
-        </w:rPr>
-        <w:t xml:space="preserve">Kết quả thực hiện: </w:t>
-      </w:r>
-      <w:r>
-        <w:rPr>
-          <w:rFonts w:ascii="Segoe UI" w:hAnsi="Segoe UI"/>
-          <w:i w:val="0"/>
-          <w:color w:val="1F2A33"/>
-          <w:sz w:val="22"/>
-        </w:rPr>
-        <w:t>Giải pháp tái thiết kế toàn diện từ AI:</w:t>
-      </w:r>
-    </w:p>
-    <w:p>
-      <w:pPr>
-        <w:pStyle w:val="ListBullet"/>
-        <w:spacing w:after="60" w:line="276" w:lineRule="auto"/>
-        <w:ind w:left="360"/>
-      </w:pPr>
-      <w:r>
-        <w:rPr>
-          <w:rFonts w:ascii="Segoe UI" w:hAnsi="Segoe UI"/>
-          <w:color w:val="1F2A33"/>
-          <w:sz w:val="21"/>
-        </w:rPr>
-        <w:t>Mở rộng dialog lên 840x700 (min 800x640), đặt toàn bộ thân dialog trong JScrollPane viền mượt, triệt tiêu 100% nguy cơ vỡ khung trên mọi độ phân giải màn hình.</w:t>
-      </w:r>
-    </w:p>
-    <w:p>
-      <w:pPr>
-        <w:pStyle w:val="ListBullet"/>
-        <w:spacing w:after="60" w:line="276" w:lineRule="auto"/>
-        <w:ind w:left="360"/>
-      </w:pPr>
-      <w:r>
-        <w:rPr>
-          <w:rFonts w:ascii="Segoe UI" w:hAnsi="Segoe UI"/>
-          <w:color w:val="1F2A33"/>
-          <w:sz w:val="21"/>
-        </w:rPr>
-        <w:t>Header Banner chuyên nghiệp hiển thị mã phác đồ, tên thú cưng, loài, cân nặng, tên chủ nuôi và huy hiệu trạng thái nổi bật.</w:t>
-      </w:r>
-    </w:p>
-    <w:p>
-      <w:pPr>
-        <w:pStyle w:val="ListBullet"/>
-        <w:spacing w:after="60" w:line="276" w:lineRule="auto"/>
-        <w:ind w:left="360"/>
-      </w:pPr>
-      <w:r>
-        <w:rPr>
-          <w:rFonts w:ascii="Segoe UI" w:hAnsi="Segoe UI"/>
-          <w:color w:val="1F2A33"/>
-          <w:sz w:val="21"/>
-        </w:rPr>
-        <w:t>Card 1 - Tiến độ &amp; Trạng thái: Slider 0-100% hiển thị nhãn % thời gian thực, tự động đổi trạng thái sang 'Hoàn thành' khi kéo đạt 100%.</w:t>
-      </w:r>
-    </w:p>
-    <w:p>
-      <w:pPr>
-        <w:pStyle w:val="ListBullet"/>
-        <w:spacing w:after="60" w:line="276" w:lineRule="auto"/>
-        <w:ind w:left="360"/>
-      </w:pPr>
-      <w:r>
-        <w:rPr>
-          <w:rFonts w:ascii="Segoe UI" w:hAnsi="Segoe UI"/>
-          <w:color w:val="1F2A33"/>
-          <w:sz w:val="21"/>
-        </w:rPr>
-        <w:t>Card 2 - Ghi nhận lâm sàng: Lưới 3 cột nhập Thân nhiệt (°C), Cân nặng (kg), Đánh giá tiến triển và ô nhập chi tiết triệu chứng rộng rãi.</w:t>
-      </w:r>
-    </w:p>
-    <w:p>
-      <w:pPr>
-        <w:pStyle w:val="ListBullet"/>
-        <w:spacing w:after="60" w:line="276" w:lineRule="auto"/>
-        <w:ind w:left="360"/>
-      </w:pPr>
-      <w:r>
-        <w:rPr>
-          <w:rFonts w:ascii="Segoe UI" w:hAnsi="Segoe UI"/>
-          <w:color w:val="1F2A33"/>
-          <w:sz w:val="21"/>
-        </w:rPr>
-        <w:t>Card 3 - Bảng lịch sử nhật ký điều trị: Thay thế toàn bộ JList bằng JTable 6 cột (Thời gian, Bác sĩ, Thân nhiệt, Cân nặng, Đánh giá, Chi tiết ghi nhận), định dạng so le zebra.</w:t>
-      </w:r>
-    </w:p>
-    <w:p>
-      <w:pPr>
-        <w:keepNext/>
-        <w:spacing w:before="320" w:after="120"/>
-      </w:pPr>
-      <w:r>
-        <w:rPr>
-          <w:rFonts w:ascii="Segoe UI" w:hAnsi="Segoe UI"/>
-          <w:b/>
-          <w:color w:val="1E3442"/>
-          <w:sz w:val="29"/>
-        </w:rPr>
-        <w:t>5. ĐÁNH GIÁ ĐỊNH LƯỢNG VÀ HIỆU QUẢ CỦA AI TRÊN 4 CHỨC NĂNG</w:t>
-      </w:r>
-    </w:p>
-    <w:p>
-      <w:pPr>
-        <w:spacing w:after="80" w:line="288" w:lineRule="auto"/>
-      </w:pPr>
-      <w:r>
-        <w:rPr>
-          <w:rFonts w:ascii="Segoe UI" w:hAnsi="Segoe UI"/>
-          <w:i w:val="0"/>
-          <w:color w:val="1F2A33"/>
-          <w:sz w:val="22"/>
-        </w:rPr>
-        <w:t>Hiệu quả của việc kết hợp AI trong quá trình xây dựng 4 phân hệ chuyên trách được minh chứng qua các chỉ số định lượng sau:</w:t>
+        <w:t>2. BẢNG TỔNG HỢP CÁC PHIÊN LÀM VIỆC VỚI AI (PROMPT SUMMARY TABLE)</w:t>
       </w:r>
     </w:p>
     <w:tbl>
@@ -1934,21 +552,23 @@
         </w:tblBorders>
       </w:tblPr>
       <w:tblGrid>
-        <w:gridCol w:w="3168"/>
+        <w:gridCol w:w="1008"/>
+        <w:gridCol w:w="1152"/>
+        <w:gridCol w:w="1296"/>
         <w:gridCol w:w="2160"/>
-        <w:gridCol w:w="2160"/>
-        <w:gridCol w:w="1872"/>
+        <w:gridCol w:w="2448"/>
+        <w:gridCol w:w="1584"/>
       </w:tblGrid>
       <w:tr>
         <w:tc>
           <w:tcPr>
-            <w:tcW w:type="dxa" w:w="2412"/>
+            <w:tcW w:type="dxa" w:w="1632"/>
             <w:shd w:fill="1E3442"/>
             <w:tcMar>
-              <w:top w:w="100" w:type="dxa"/>
-              <w:bottom w:w="100" w:type="dxa"/>
-              <w:left w:w="100" w:type="dxa"/>
-              <w:right w:w="100" w:type="dxa"/>
+              <w:top w:w="80" w:type="dxa"/>
+              <w:bottom w:w="80" w:type="dxa"/>
+              <w:left w:w="60" w:type="dxa"/>
+              <w:right w:w="60" w:type="dxa"/>
             </w:tcMar>
           </w:tcPr>
           <w:p>
@@ -1957,21 +577,21 @@
                 <w:rFonts w:ascii="Segoe UI" w:hAnsi="Segoe UI"/>
                 <w:b/>
                 <w:color w:val="FFFFFF"/>
-                <w:sz w:val="19"/>
+                <w:sz w:val="17"/>
               </w:rPr>
-              <w:t>Hạng mục đánh giá</w:t>
+              <w:t>Mã phiên</w:t>
             </w:r>
           </w:p>
         </w:tc>
         <w:tc>
           <w:tcPr>
-            <w:tcW w:type="dxa" w:w="2412"/>
+            <w:tcW w:type="dxa" w:w="1632"/>
             <w:shd w:fill="1E3442"/>
             <w:tcMar>
-              <w:top w:w="100" w:type="dxa"/>
-              <w:bottom w:w="100" w:type="dxa"/>
-              <w:left w:w="100" w:type="dxa"/>
-              <w:right w:w="100" w:type="dxa"/>
+              <w:top w:w="80" w:type="dxa"/>
+              <w:bottom w:w="80" w:type="dxa"/>
+              <w:left w:w="60" w:type="dxa"/>
+              <w:right w:w="60" w:type="dxa"/>
             </w:tcMar>
           </w:tcPr>
           <w:p>
@@ -1980,21 +600,21 @@
                 <w:rFonts w:ascii="Segoe UI" w:hAnsi="Segoe UI"/>
                 <w:b/>
                 <w:color w:val="FFFFFF"/>
-                <w:sz w:val="19"/>
+                <w:sz w:val="17"/>
               </w:rPr>
-              <w:t>Làm thủ công (Không AI)</w:t>
+              <w:t>Ngày</w:t>
             </w:r>
           </w:p>
         </w:tc>
         <w:tc>
           <w:tcPr>
-            <w:tcW w:type="dxa" w:w="2412"/>
+            <w:tcW w:type="dxa" w:w="1632"/>
             <w:shd w:fill="1E3442"/>
             <w:tcMar>
-              <w:top w:w="100" w:type="dxa"/>
-              <w:bottom w:w="100" w:type="dxa"/>
-              <w:left w:w="100" w:type="dxa"/>
-              <w:right w:w="100" w:type="dxa"/>
+              <w:top w:w="80" w:type="dxa"/>
+              <w:bottom w:w="80" w:type="dxa"/>
+              <w:left w:w="60" w:type="dxa"/>
+              <w:right w:w="60" w:type="dxa"/>
             </w:tcMar>
           </w:tcPr>
           <w:p>
@@ -2003,21 +623,21 @@
                 <w:rFonts w:ascii="Segoe UI" w:hAnsi="Segoe UI"/>
                 <w:b/>
                 <w:color w:val="FFFFFF"/>
-                <w:sz w:val="19"/>
+                <w:sz w:val="17"/>
               </w:rPr>
-              <w:t>Kết hợp AI Pair-Programming</w:t>
+              <w:t>Phân hệ</w:t>
             </w:r>
           </w:p>
         </w:tc>
         <w:tc>
           <w:tcPr>
-            <w:tcW w:type="dxa" w:w="2412"/>
+            <w:tcW w:type="dxa" w:w="1632"/>
             <w:shd w:fill="1E3442"/>
             <w:tcMar>
-              <w:top w:w="100" w:type="dxa"/>
-              <w:bottom w:w="100" w:type="dxa"/>
-              <w:left w:w="100" w:type="dxa"/>
-              <w:right w:w="100" w:type="dxa"/>
+              <w:top w:w="80" w:type="dxa"/>
+              <w:bottom w:w="80" w:type="dxa"/>
+              <w:left w:w="60" w:type="dxa"/>
+              <w:right w:w="60" w:type="dxa"/>
             </w:tcMar>
           </w:tcPr>
           <w:p>
@@ -2026,9 +646,55 @@
                 <w:rFonts w:ascii="Segoe UI" w:hAnsi="Segoe UI"/>
                 <w:b/>
                 <w:color w:val="FFFFFF"/>
-                <w:sz w:val="19"/>
+                <w:sz w:val="17"/>
               </w:rPr>
-              <w:t>Mức độ cải thiện</w:t>
+              <w:t>Nhiệm vụ / Vấn đề</w:t>
+            </w:r>
+          </w:p>
+        </w:tc>
+        <w:tc>
+          <w:tcPr>
+            <w:tcW w:type="dxa" w:w="1632"/>
+            <w:shd w:fill="1E3442"/>
+            <w:tcMar>
+              <w:top w:w="80" w:type="dxa"/>
+              <w:bottom w:w="80" w:type="dxa"/>
+              <w:left w:w="60" w:type="dxa"/>
+              <w:right w:w="60" w:type="dxa"/>
+            </w:tcMar>
+          </w:tcPr>
+          <w:p>
+            <w:r>
+              <w:rPr>
+                <w:rFonts w:ascii="Segoe UI" w:hAnsi="Segoe UI"/>
+                <w:b/>
+                <w:color w:val="FFFFFF"/>
+                <w:sz w:val="17"/>
+              </w:rPr>
+              <w:t>Tóm tắt Prompt của Sinh viên</w:t>
+            </w:r>
+          </w:p>
+        </w:tc>
+        <w:tc>
+          <w:tcPr>
+            <w:tcW w:type="dxa" w:w="1632"/>
+            <w:shd w:fill="1E3442"/>
+            <w:tcMar>
+              <w:top w:w="80" w:type="dxa"/>
+              <w:bottom w:w="80" w:type="dxa"/>
+              <w:left w:w="60" w:type="dxa"/>
+              <w:right w:w="60" w:type="dxa"/>
+            </w:tcMar>
+          </w:tcPr>
+          <w:p>
+            <w:r>
+              <w:rPr>
+                <w:rFonts w:ascii="Segoe UI" w:hAnsi="Segoe UI"/>
+                <w:b/>
+                <w:color w:val="FFFFFF"/>
+                <w:sz w:val="17"/>
+              </w:rPr>
+              <w:t>Kết quả thực tế</w:t>
             </w:r>
           </w:p>
         </w:tc>
@@ -2036,13 +702,13 @@
       <w:tr>
         <w:tc>
           <w:tcPr>
-            <w:tcW w:type="dxa" w:w="2412"/>
+            <w:tcW w:type="dxa" w:w="1632"/>
             <w:shd w:fill="FFFFFF"/>
             <w:tcMar>
-              <w:top w:w="80" w:type="dxa"/>
-              <w:bottom w:w="80" w:type="dxa"/>
-              <w:left w:w="100" w:type="dxa"/>
-              <w:right w:w="100" w:type="dxa"/>
+              <w:top w:w="60" w:type="dxa"/>
+              <w:bottom w:w="60" w:type="dxa"/>
+              <w:left w:w="60" w:type="dxa"/>
+              <w:right w:w="60" w:type="dxa"/>
             </w:tcMar>
           </w:tcPr>
           <w:p>
@@ -2053,21 +719,22 @@
               <w:rPr>
                 <w:rFonts w:ascii="Segoe UI" w:hAnsi="Segoe UI"/>
                 <w:b/>
-                <w:sz w:val="19"/>
+                <w:color w:val="1E3442"/>
+                <w:sz w:val="17"/>
               </w:rPr>
-              <w:t>Thời gian hoàn thiện 4 module</w:t>
+              <w:t>SS-01</w:t>
             </w:r>
           </w:p>
         </w:tc>
         <w:tc>
           <w:tcPr>
-            <w:tcW w:type="dxa" w:w="2412"/>
+            <w:tcW w:type="dxa" w:w="1632"/>
             <w:shd w:fill="FFFFFF"/>
             <w:tcMar>
-              <w:top w:w="80" w:type="dxa"/>
-              <w:bottom w:w="80" w:type="dxa"/>
-              <w:left w:w="100" w:type="dxa"/>
-              <w:right w:w="100" w:type="dxa"/>
+              <w:top w:w="60" w:type="dxa"/>
+              <w:bottom w:w="60" w:type="dxa"/>
+              <w:left w:w="60" w:type="dxa"/>
+              <w:right w:w="60" w:type="dxa"/>
             </w:tcMar>
           </w:tcPr>
           <w:p>
@@ -2078,21 +745,21 @@
               <w:rPr>
                 <w:rFonts w:ascii="Segoe UI" w:hAnsi="Segoe UI"/>
                 <w:color w:val="1F2A33"/>
-                <w:sz w:val="19"/>
+                <w:sz w:val="17"/>
               </w:rPr>
-              <w:t>40 – 50 giờ</w:t>
+              <w:t>11/10/2026</w:t>
             </w:r>
           </w:p>
         </w:tc>
         <w:tc>
           <w:tcPr>
-            <w:tcW w:type="dxa" w:w="2412"/>
+            <w:tcW w:type="dxa" w:w="1632"/>
             <w:shd w:fill="FFFFFF"/>
             <w:tcMar>
-              <w:top w:w="80" w:type="dxa"/>
-              <w:bottom w:w="80" w:type="dxa"/>
-              <w:left w:w="100" w:type="dxa"/>
-              <w:right w:w="100" w:type="dxa"/>
+              <w:top w:w="60" w:type="dxa"/>
+              <w:bottom w:w="60" w:type="dxa"/>
+              <w:left w:w="60" w:type="dxa"/>
+              <w:right w:w="60" w:type="dxa"/>
             </w:tcMar>
           </w:tcPr>
           <w:p>
@@ -2103,21 +770,98 @@
               <w:rPr>
                 <w:rFonts w:ascii="Segoe UI" w:hAnsi="Segoe UI"/>
                 <w:color w:val="1F2A33"/>
-                <w:sz w:val="19"/>
+                <w:sz w:val="17"/>
               </w:rPr>
-              <w:t>8 – 10 giờ</w:t>
+              <w:t>Thú cưng</w:t>
             </w:r>
           </w:p>
         </w:tc>
         <w:tc>
           <w:tcPr>
-            <w:tcW w:type="dxa" w:w="2412"/>
+            <w:tcW w:type="dxa" w:w="1632"/>
             <w:shd w:fill="FFFFFF"/>
             <w:tcMar>
-              <w:top w:w="80" w:type="dxa"/>
-              <w:bottom w:w="80" w:type="dxa"/>
-              <w:left w:w="100" w:type="dxa"/>
-              <w:right w:w="100" w:type="dxa"/>
+              <w:top w:w="60" w:type="dxa"/>
+              <w:bottom w:w="60" w:type="dxa"/>
+              <w:left w:w="60" w:type="dxa"/>
+              <w:right w:w="60" w:type="dxa"/>
+            </w:tcMar>
+          </w:tcPr>
+          <w:p>
+            <w:pPr>
+              <w:spacing w:after="0"/>
+            </w:pPr>
+            <w:r>
+              <w:rPr>
+                <w:rFonts w:ascii="Segoe UI" w:hAnsi="Segoe UI"/>
+                <w:color w:val="1F2A33"/>
+                <w:sz w:val="17"/>
+              </w:rPr>
+              <w:t>Dựng UI danh sách thú cưng &amp; custom cell</w:t>
+            </w:r>
+          </w:p>
+        </w:tc>
+        <w:tc>
+          <w:tcPr>
+            <w:tcW w:type="dxa" w:w="1632"/>
+            <w:shd w:fill="FFFFFF"/>
+            <w:tcMar>
+              <w:top w:w="60" w:type="dxa"/>
+              <w:bottom w:w="60" w:type="dxa"/>
+              <w:left w:w="60" w:type="dxa"/>
+              <w:right w:w="60" w:type="dxa"/>
+            </w:tcMar>
+          </w:tcPr>
+          <w:p>
+            <w:pPr>
+              <w:spacing w:after="0"/>
+            </w:pPr>
+            <w:r>
+              <w:rPr>
+                <w:rFonts w:ascii="Segoe UI" w:hAnsi="Segoe UI"/>
+                <w:color w:val="1F2A33"/>
+                <w:sz w:val="17"/>
+              </w:rPr>
+              <w:t>Dựng bảng thú cưng có avatar tròn, huy hiệu loài và tình trạng sức khỏe bằng Java Swing.</w:t>
+            </w:r>
+          </w:p>
+        </w:tc>
+        <w:tc>
+          <w:tcPr>
+            <w:tcW w:type="dxa" w:w="1632"/>
+            <w:shd w:fill="FFFFFF"/>
+            <w:tcMar>
+              <w:top w:w="60" w:type="dxa"/>
+              <w:bottom w:w="60" w:type="dxa"/>
+              <w:left w:w="60" w:type="dxa"/>
+              <w:right w:w="60" w:type="dxa"/>
+            </w:tcMar>
+          </w:tcPr>
+          <w:p>
+            <w:pPr>
+              <w:spacing w:after="0"/>
+            </w:pPr>
+            <w:r>
+              <w:rPr>
+                <w:rFonts w:ascii="Segoe UI" w:hAnsi="Segoe UI"/>
+                <w:color w:val="2E9E4F"/>
+                <w:sz w:val="17"/>
+              </w:rPr>
+              <w:t>Đạt 100%, render mượt mà không dùng thư viện ngoài.</w:t>
+            </w:r>
+          </w:p>
+        </w:tc>
+      </w:tr>
+      <w:tr>
+        <w:tc>
+          <w:tcPr>
+            <w:tcW w:type="dxa" w:w="1632"/>
+            <w:shd w:fill="F8FAFC"/>
+            <w:tcMar>
+              <w:top w:w="60" w:type="dxa"/>
+              <w:bottom w:w="60" w:type="dxa"/>
+              <w:left w:w="60" w:type="dxa"/>
+              <w:right w:w="60" w:type="dxa"/>
             </w:tcMar>
           </w:tcPr>
           <w:p>
@@ -2128,10 +872,135 @@
               <w:rPr>
                 <w:rFonts w:ascii="Segoe UI" w:hAnsi="Segoe UI"/>
                 <w:b/>
+                <w:color w:val="1E3442"/>
+                <w:sz w:val="17"/>
+              </w:rPr>
+              <w:t>SS-02</w:t>
+            </w:r>
+          </w:p>
+        </w:tc>
+        <w:tc>
+          <w:tcPr>
+            <w:tcW w:type="dxa" w:w="1632"/>
+            <w:shd w:fill="F8FAFC"/>
+            <w:tcMar>
+              <w:top w:w="60" w:type="dxa"/>
+              <w:bottom w:w="60" w:type="dxa"/>
+              <w:left w:w="60" w:type="dxa"/>
+              <w:right w:w="60" w:type="dxa"/>
+            </w:tcMar>
+          </w:tcPr>
+          <w:p>
+            <w:pPr>
+              <w:spacing w:after="0"/>
+            </w:pPr>
+            <w:r>
+              <w:rPr>
+                <w:rFonts w:ascii="Segoe UI" w:hAnsi="Segoe UI"/>
+                <w:color w:val="1F2A33"/>
+                <w:sz w:val="17"/>
+              </w:rPr>
+              <w:t>12/10/2026</w:t>
+            </w:r>
+          </w:p>
+        </w:tc>
+        <w:tc>
+          <w:tcPr>
+            <w:tcW w:type="dxa" w:w="1632"/>
+            <w:shd w:fill="F8FAFC"/>
+            <w:tcMar>
+              <w:top w:w="60" w:type="dxa"/>
+              <w:bottom w:w="60" w:type="dxa"/>
+              <w:left w:w="60" w:type="dxa"/>
+              <w:right w:w="60" w:type="dxa"/>
+            </w:tcMar>
+          </w:tcPr>
+          <w:p>
+            <w:pPr>
+              <w:spacing w:after="0"/>
+            </w:pPr>
+            <w:r>
+              <w:rPr>
+                <w:rFonts w:ascii="Segoe UI" w:hAnsi="Segoe UI"/>
+                <w:color w:val="1F2A33"/>
+                <w:sz w:val="17"/>
+              </w:rPr>
+              <w:t>Thú cưng</w:t>
+            </w:r>
+          </w:p>
+        </w:tc>
+        <w:tc>
+          <w:tcPr>
+            <w:tcW w:type="dxa" w:w="1632"/>
+            <w:shd w:fill="F8FAFC"/>
+            <w:tcMar>
+              <w:top w:w="60" w:type="dxa"/>
+              <w:bottom w:w="60" w:type="dxa"/>
+              <w:left w:w="60" w:type="dxa"/>
+              <w:right w:w="60" w:type="dxa"/>
+            </w:tcMar>
+          </w:tcPr>
+          <w:p>
+            <w:pPr>
+              <w:spacing w:after="0"/>
+            </w:pPr>
+            <w:r>
+              <w:rPr>
+                <w:rFonts w:ascii="Segoe UI" w:hAnsi="Segoe UI"/>
+                <w:color w:val="1F2A33"/>
+                <w:sz w:val="17"/>
+              </w:rPr>
+              <w:t>Menu ngữ cảnh chuột phải mở Kê đơn &amp; Phác đồ</w:t>
+            </w:r>
+          </w:p>
+        </w:tc>
+        <w:tc>
+          <w:tcPr>
+            <w:tcW w:type="dxa" w:w="1632"/>
+            <w:shd w:fill="F8FAFC"/>
+            <w:tcMar>
+              <w:top w:w="60" w:type="dxa"/>
+              <w:bottom w:w="60" w:type="dxa"/>
+              <w:left w:w="60" w:type="dxa"/>
+              <w:right w:w="60" w:type="dxa"/>
+            </w:tcMar>
+          </w:tcPr>
+          <w:p>
+            <w:pPr>
+              <w:spacing w:after="0"/>
+            </w:pPr>
+            <w:r>
+              <w:rPr>
+                <w:rFonts w:ascii="Segoe UI" w:hAnsi="Segoe UI"/>
+                <w:color w:val="1F2A33"/>
+                <w:sz w:val="17"/>
+              </w:rPr>
+              <w:t>Thêm menu chuột phải vào dòng thú cưng để gọi moKeDonChoThuCung() và moPhacDoChoThuCung().</w:t>
+            </w:r>
+          </w:p>
+        </w:tc>
+        <w:tc>
+          <w:tcPr>
+            <w:tcW w:type="dxa" w:w="1632"/>
+            <w:shd w:fill="F8FAFC"/>
+            <w:tcMar>
+              <w:top w:w="60" w:type="dxa"/>
+              <w:bottom w:w="60" w:type="dxa"/>
+              <w:left w:w="60" w:type="dxa"/>
+              <w:right w:w="60" w:type="dxa"/>
+            </w:tcMar>
+          </w:tcPr>
+          <w:p>
+            <w:pPr>
+              <w:spacing w:after="0"/>
+            </w:pPr>
+            <w:r>
+              <w:rPr>
+                <w:rFonts w:ascii="Segoe UI" w:hAnsi="Segoe UI"/>
                 <w:color w:val="2E9E4F"/>
-                <w:sz w:val="19"/>
+                <w:sz w:val="17"/>
               </w:rPr>
-              <w:t>Nhanh hơn 450%</w:t>
+              <w:t>Thao tác 1-click mở form điền sẵn thông tin thú cưng.</w:t>
             </w:r>
           </w:p>
         </w:tc>
@@ -2139,13 +1008,13 @@
       <w:tr>
         <w:tc>
           <w:tcPr>
-            <w:tcW w:type="dxa" w:w="2412"/>
-            <w:shd w:fill="F8FAFC"/>
+            <w:tcW w:type="dxa" w:w="1632"/>
+            <w:shd w:fill="FFFFFF"/>
             <w:tcMar>
-              <w:top w:w="80" w:type="dxa"/>
-              <w:bottom w:w="80" w:type="dxa"/>
-              <w:left w:w="100" w:type="dxa"/>
-              <w:right w:w="100" w:type="dxa"/>
+              <w:top w:w="60" w:type="dxa"/>
+              <w:bottom w:w="60" w:type="dxa"/>
+              <w:left w:w="60" w:type="dxa"/>
+              <w:right w:w="60" w:type="dxa"/>
             </w:tcMar>
           </w:tcPr>
           <w:p>
@@ -2156,21 +1025,22 @@
               <w:rPr>
                 <w:rFonts w:ascii="Segoe UI" w:hAnsi="Segoe UI"/>
                 <w:b/>
-                <w:sz w:val="19"/>
+                <w:color w:val="1E3442"/>
+                <w:sz w:val="17"/>
               </w:rPr>
-              <w:t>Lỗi xung đột Layout / Vỡ khung Swing</w:t>
+              <w:t>SS-03</w:t>
             </w:r>
           </w:p>
         </w:tc>
         <w:tc>
           <w:tcPr>
-            <w:tcW w:type="dxa" w:w="2412"/>
-            <w:shd w:fill="F8FAFC"/>
+            <w:tcW w:type="dxa" w:w="1632"/>
+            <w:shd w:fill="FFFFFF"/>
             <w:tcMar>
-              <w:top w:w="80" w:type="dxa"/>
-              <w:bottom w:w="80" w:type="dxa"/>
-              <w:left w:w="100" w:type="dxa"/>
-              <w:right w:w="100" w:type="dxa"/>
+              <w:top w:w="60" w:type="dxa"/>
+              <w:bottom w:w="60" w:type="dxa"/>
+              <w:left w:w="60" w:type="dxa"/>
+              <w:right w:w="60" w:type="dxa"/>
             </w:tcMar>
           </w:tcPr>
           <w:p>
@@ -2181,21 +1051,21 @@
               <w:rPr>
                 <w:rFonts w:ascii="Segoe UI" w:hAnsi="Segoe UI"/>
                 <w:color w:val="1F2A33"/>
-                <w:sz w:val="19"/>
+                <w:sz w:val="17"/>
               </w:rPr>
-              <w:t>3 – 4 lỗi / dialog</w:t>
+              <w:t>11/10/2026</w:t>
             </w:r>
           </w:p>
         </w:tc>
         <w:tc>
           <w:tcPr>
-            <w:tcW w:type="dxa" w:w="2412"/>
-            <w:shd w:fill="F8FAFC"/>
+            <w:tcW w:type="dxa" w:w="1632"/>
+            <w:shd w:fill="FFFFFF"/>
             <w:tcMar>
-              <w:top w:w="80" w:type="dxa"/>
-              <w:bottom w:w="80" w:type="dxa"/>
-              <w:left w:w="100" w:type="dxa"/>
-              <w:right w:w="100" w:type="dxa"/>
+              <w:top w:w="60" w:type="dxa"/>
+              <w:bottom w:w="60" w:type="dxa"/>
+              <w:left w:w="60" w:type="dxa"/>
+              <w:right w:w="60" w:type="dxa"/>
             </w:tcMar>
           </w:tcPr>
           <w:p>
@@ -2206,21 +1076,98 @@
               <w:rPr>
                 <w:rFonts w:ascii="Segoe UI" w:hAnsi="Segoe UI"/>
                 <w:color w:val="1F2A33"/>
-                <w:sz w:val="19"/>
+                <w:sz w:val="17"/>
               </w:rPr>
-              <w:t>0 lỗi (Card + ScrollPane)</w:t>
+              <w:t>Kho hàng</w:t>
             </w:r>
           </w:p>
         </w:tc>
         <w:tc>
           <w:tcPr>
-            <w:tcW w:type="dxa" w:w="2412"/>
+            <w:tcW w:type="dxa" w:w="1632"/>
+            <w:shd w:fill="FFFFFF"/>
+            <w:tcMar>
+              <w:top w:w="60" w:type="dxa"/>
+              <w:bottom w:w="60" w:type="dxa"/>
+              <w:left w:w="60" w:type="dxa"/>
+              <w:right w:w="60" w:type="dxa"/>
+            </w:tcMar>
+          </w:tcPr>
+          <w:p>
+            <w:pPr>
+              <w:spacing w:after="0"/>
+            </w:pPr>
+            <w:r>
+              <w:rPr>
+                <w:rFonts w:ascii="Segoe UI" w:hAnsi="Segoe UI"/>
+                <w:color w:val="1F2A33"/>
+                <w:sz w:val="17"/>
+              </w:rPr>
+              <w:t>Quản lý kho dược phẩm, cảnh báo tồn kho</w:t>
+            </w:r>
+          </w:p>
+        </w:tc>
+        <w:tc>
+          <w:tcPr>
+            <w:tcW w:type="dxa" w:w="1632"/>
+            <w:shd w:fill="FFFFFF"/>
+            <w:tcMar>
+              <w:top w:w="60" w:type="dxa"/>
+              <w:bottom w:w="60" w:type="dxa"/>
+              <w:left w:w="60" w:type="dxa"/>
+              <w:right w:w="60" w:type="dxa"/>
+            </w:tcMar>
+          </w:tcPr>
+          <w:p>
+            <w:pPr>
+              <w:spacing w:after="0"/>
+            </w:pPr>
+            <w:r>
+              <w:rPr>
+                <w:rFonts w:ascii="Segoe UI" w:hAnsi="Segoe UI"/>
+                <w:color w:val="1F2A33"/>
+                <w:sz w:val="17"/>
+              </w:rPr>
+              <w:t>Xây dựng màn hình kho hàng có thẻ KPI, bộ lọc danh mục và huy hiệu cảnh báo sắp hết hàng.</w:t>
+            </w:r>
+          </w:p>
+        </w:tc>
+        <w:tc>
+          <w:tcPr>
+            <w:tcW w:type="dxa" w:w="1632"/>
+            <w:shd w:fill="FFFFFF"/>
+            <w:tcMar>
+              <w:top w:w="60" w:type="dxa"/>
+              <w:bottom w:w="60" w:type="dxa"/>
+              <w:left w:w="60" w:type="dxa"/>
+              <w:right w:w="60" w:type="dxa"/>
+            </w:tcMar>
+          </w:tcPr>
+          <w:p>
+            <w:pPr>
+              <w:spacing w:after="0"/>
+            </w:pPr>
+            <w:r>
+              <w:rPr>
+                <w:rFonts w:ascii="Segoe UI" w:hAnsi="Segoe UI"/>
+                <w:color w:val="2E9E4F"/>
+                <w:sz w:val="17"/>
+              </w:rPr>
+              <w:t>Phân loại rõ ràng, giao diện phẳng chuẩn SaaS.</w:t>
+            </w:r>
+          </w:p>
+        </w:tc>
+      </w:tr>
+      <w:tr>
+        <w:tc>
+          <w:tcPr>
+            <w:tcW w:type="dxa" w:w="1632"/>
             <w:shd w:fill="F8FAFC"/>
             <w:tcMar>
-              <w:top w:w="80" w:type="dxa"/>
-              <w:bottom w:w="80" w:type="dxa"/>
-              <w:left w:w="100" w:type="dxa"/>
-              <w:right w:w="100" w:type="dxa"/>
+              <w:top w:w="60" w:type="dxa"/>
+              <w:bottom w:w="60" w:type="dxa"/>
+              <w:left w:w="60" w:type="dxa"/>
+              <w:right w:w="60" w:type="dxa"/>
             </w:tcMar>
           </w:tcPr>
           <w:p>
@@ -2231,10 +1178,135 @@
               <w:rPr>
                 <w:rFonts w:ascii="Segoe UI" w:hAnsi="Segoe UI"/>
                 <w:b/>
+                <w:color w:val="1E3442"/>
+                <w:sz w:val="17"/>
+              </w:rPr>
+              <w:t>SS-04</w:t>
+            </w:r>
+          </w:p>
+        </w:tc>
+        <w:tc>
+          <w:tcPr>
+            <w:tcW w:type="dxa" w:w="1632"/>
+            <w:shd w:fill="F8FAFC"/>
+            <w:tcMar>
+              <w:top w:w="60" w:type="dxa"/>
+              <w:bottom w:w="60" w:type="dxa"/>
+              <w:left w:w="60" w:type="dxa"/>
+              <w:right w:w="60" w:type="dxa"/>
+            </w:tcMar>
+          </w:tcPr>
+          <w:p>
+            <w:pPr>
+              <w:spacing w:after="0"/>
+            </w:pPr>
+            <w:r>
+              <w:rPr>
+                <w:rFonts w:ascii="Segoe UI" w:hAnsi="Segoe UI"/>
+                <w:color w:val="1F2A33"/>
+                <w:sz w:val="17"/>
+              </w:rPr>
+              <w:t>20/10/2026</w:t>
+            </w:r>
+          </w:p>
+        </w:tc>
+        <w:tc>
+          <w:tcPr>
+            <w:tcW w:type="dxa" w:w="1632"/>
+            <w:shd w:fill="F8FAFC"/>
+            <w:tcMar>
+              <w:top w:w="60" w:type="dxa"/>
+              <w:bottom w:w="60" w:type="dxa"/>
+              <w:left w:w="60" w:type="dxa"/>
+              <w:right w:w="60" w:type="dxa"/>
+            </w:tcMar>
+          </w:tcPr>
+          <w:p>
+            <w:pPr>
+              <w:spacing w:after="0"/>
+            </w:pPr>
+            <w:r>
+              <w:rPr>
+                <w:rFonts w:ascii="Segoe UI" w:hAnsi="Segoe UI"/>
+                <w:color w:val="1F2A33"/>
+                <w:sz w:val="17"/>
+              </w:rPr>
+              <w:t>Kho hàng</w:t>
+            </w:r>
+          </w:p>
+        </w:tc>
+        <w:tc>
+          <w:tcPr>
+            <w:tcW w:type="dxa" w:w="1632"/>
+            <w:shd w:fill="F8FAFC"/>
+            <w:tcMar>
+              <w:top w:w="60" w:type="dxa"/>
+              <w:bottom w:w="60" w:type="dxa"/>
+              <w:left w:w="60" w:type="dxa"/>
+              <w:right w:w="60" w:type="dxa"/>
+            </w:tcMar>
+          </w:tcPr>
+          <w:p>
+            <w:pPr>
+              <w:spacing w:after="0"/>
+            </w:pPr>
+            <w:r>
+              <w:rPr>
+                <w:rFonts w:ascii="Segoe UI" w:hAnsi="Segoe UI"/>
+                <w:color w:val="1F2A33"/>
+                <w:sz w:val="17"/>
+              </w:rPr>
+              <w:t>Tự động trừ tồn kho &amp; Observer Pattern</w:t>
+            </w:r>
+          </w:p>
+        </w:tc>
+        <w:tc>
+          <w:tcPr>
+            <w:tcW w:type="dxa" w:w="1632"/>
+            <w:shd w:fill="F8FAFC"/>
+            <w:tcMar>
+              <w:top w:w="60" w:type="dxa"/>
+              <w:bottom w:w="60" w:type="dxa"/>
+              <w:left w:w="60" w:type="dxa"/>
+              <w:right w:w="60" w:type="dxa"/>
+            </w:tcMar>
+          </w:tcPr>
+          <w:p>
+            <w:pPr>
+              <w:spacing w:after="0"/>
+            </w:pPr>
+            <w:r>
+              <w:rPr>
+                <w:rFonts w:ascii="Segoe UI" w:hAnsi="Segoe UI"/>
+                <w:color w:val="1F2A33"/>
+                <w:sz w:val="17"/>
+              </w:rPr>
+              <w:t>Viết hàm xuatKho() trong KhoHangBUS và thêm addListener để KhoHangPanel tự cập nhật.</w:t>
+            </w:r>
+          </w:p>
+        </w:tc>
+        <w:tc>
+          <w:tcPr>
+            <w:tcW w:type="dxa" w:w="1632"/>
+            <w:shd w:fill="F8FAFC"/>
+            <w:tcMar>
+              <w:top w:w="60" w:type="dxa"/>
+              <w:bottom w:w="60" w:type="dxa"/>
+              <w:left w:w="60" w:type="dxa"/>
+              <w:right w:w="60" w:type="dxa"/>
+            </w:tcMar>
+          </w:tcPr>
+          <w:p>
+            <w:pPr>
+              <w:spacing w:after="0"/>
+            </w:pPr>
+            <w:r>
+              <w:rPr>
+                <w:rFonts w:ascii="Segoe UI" w:hAnsi="Segoe UI"/>
                 <w:color w:val="2E9E4F"/>
-                <w:sz w:val="19"/>
+                <w:sz w:val="17"/>
               </w:rPr>
-              <w:t>Triệt tiêu 100%</w:t>
+              <w:t>Kho tự động trừ và cập nhật bảng kho tức thì.</w:t>
             </w:r>
           </w:p>
         </w:tc>
@@ -2242,13 +1314,13 @@
       <w:tr>
         <w:tc>
           <w:tcPr>
-            <w:tcW w:type="dxa" w:w="2412"/>
+            <w:tcW w:type="dxa" w:w="1632"/>
             <w:shd w:fill="FFFFFF"/>
             <w:tcMar>
-              <w:top w:w="80" w:type="dxa"/>
-              <w:bottom w:w="80" w:type="dxa"/>
-              <w:left w:w="100" w:type="dxa"/>
-              <w:right w:w="100" w:type="dxa"/>
+              <w:top w:w="60" w:type="dxa"/>
+              <w:bottom w:w="60" w:type="dxa"/>
+              <w:left w:w="60" w:type="dxa"/>
+              <w:right w:w="60" w:type="dxa"/>
             </w:tcMar>
           </w:tcPr>
           <w:p>
@@ -2259,21 +1331,22 @@
               <w:rPr>
                 <w:rFonts w:ascii="Segoe UI" w:hAnsi="Segoe UI"/>
                 <w:b/>
-                <w:sz w:val="19"/>
+                <w:color w:val="1E3442"/>
+                <w:sz w:val="17"/>
               </w:rPr>
-              <w:t>Debug lỗi prefilled / đè dữ liệu form</w:t>
+              <w:t>SS-05</w:t>
             </w:r>
           </w:p>
         </w:tc>
         <w:tc>
           <w:tcPr>
-            <w:tcW w:type="dxa" w:w="2412"/>
+            <w:tcW w:type="dxa" w:w="1632"/>
             <w:shd w:fill="FFFFFF"/>
             <w:tcMar>
-              <w:top w:w="80" w:type="dxa"/>
-              <w:bottom w:w="80" w:type="dxa"/>
-              <w:left w:w="100" w:type="dxa"/>
-              <w:right w:w="100" w:type="dxa"/>
+              <w:top w:w="60" w:type="dxa"/>
+              <w:bottom w:w="60" w:type="dxa"/>
+              <w:left w:w="60" w:type="dxa"/>
+              <w:right w:w="60" w:type="dxa"/>
             </w:tcMar>
           </w:tcPr>
           <w:p>
@@ -2284,21 +1357,21 @@
               <w:rPr>
                 <w:rFonts w:ascii="Segoe UI" w:hAnsi="Segoe UI"/>
                 <w:color w:val="1F2A33"/>
-                <w:sz w:val="19"/>
+                <w:sz w:val="17"/>
               </w:rPr>
-              <w:t>3 – 5 giờ lần vết</w:t>
+              <w:t>13/10/2026</w:t>
             </w:r>
           </w:p>
         </w:tc>
         <w:tc>
           <w:tcPr>
-            <w:tcW w:type="dxa" w:w="2412"/>
+            <w:tcW w:type="dxa" w:w="1632"/>
             <w:shd w:fill="FFFFFF"/>
             <w:tcMar>
-              <w:top w:w="80" w:type="dxa"/>
-              <w:bottom w:w="80" w:type="dxa"/>
-              <w:left w:w="100" w:type="dxa"/>
-              <w:right w:w="100" w:type="dxa"/>
+              <w:top w:w="60" w:type="dxa"/>
+              <w:bottom w:w="60" w:type="dxa"/>
+              <w:left w:w="60" w:type="dxa"/>
+              <w:right w:w="60" w:type="dxa"/>
             </w:tcMar>
           </w:tcPr>
           <w:p>
@@ -2309,21 +1382,98 @@
               <w:rPr>
                 <w:rFonts w:ascii="Segoe UI" w:hAnsi="Segoe UI"/>
                 <w:color w:val="1F2A33"/>
-                <w:sz w:val="19"/>
+                <w:sz w:val="17"/>
               </w:rPr>
-              <w:t>10 phút giải quyết sạch</w:t>
+              <w:t>Kho hàng</w:t>
             </w:r>
           </w:p>
         </w:tc>
         <w:tc>
           <w:tcPr>
-            <w:tcW w:type="dxa" w:w="2412"/>
+            <w:tcW w:type="dxa" w:w="1632"/>
             <w:shd w:fill="FFFFFF"/>
             <w:tcMar>
-              <w:top w:w="80" w:type="dxa"/>
-              <w:bottom w:w="80" w:type="dxa"/>
-              <w:left w:w="100" w:type="dxa"/>
-              <w:right w:w="100" w:type="dxa"/>
+              <w:top w:w="60" w:type="dxa"/>
+              <w:bottom w:w="60" w:type="dxa"/>
+              <w:left w:w="60" w:type="dxa"/>
+              <w:right w:w="60" w:type="dxa"/>
+            </w:tcMar>
+          </w:tcPr>
+          <w:p>
+            <w:pPr>
+              <w:spacing w:after="0"/>
+            </w:pPr>
+            <w:r>
+              <w:rPr>
+                <w:rFonts w:ascii="Segoe UI" w:hAnsi="Segoe UI"/>
+                <w:color w:val="1F2A33"/>
+                <w:sz w:val="17"/>
+              </w:rPr>
+              <w:t>Bộ cuộn lịch pop-up chọn ngày trực quan</w:t>
+            </w:r>
+          </w:p>
+        </w:tc>
+        <w:tc>
+          <w:tcPr>
+            <w:tcW w:type="dxa" w:w="1632"/>
+            <w:shd w:fill="FFFFFF"/>
+            <w:tcMar>
+              <w:top w:w="60" w:type="dxa"/>
+              <w:bottom w:w="60" w:type="dxa"/>
+              <w:left w:w="60" w:type="dxa"/>
+              <w:right w:w="60" w:type="dxa"/>
+            </w:tcMar>
+          </w:tcPr>
+          <w:p>
+            <w:pPr>
+              <w:spacing w:after="0"/>
+            </w:pPr>
+            <w:r>
+              <w:rPr>
+                <w:rFonts w:ascii="Segoe UI" w:hAnsi="Segoe UI"/>
+                <w:color w:val="1F2A33"/>
+                <w:sz w:val="17"/>
+              </w:rPr>
+              <w:t>Xây dựng CalendarPicker.java bằng Swing thuần để chọn ngày cho bộ lọc kho và phiếu nhập.</w:t>
+            </w:r>
+          </w:p>
+        </w:tc>
+        <w:tc>
+          <w:tcPr>
+            <w:tcW w:type="dxa" w:w="1632"/>
+            <w:shd w:fill="FFFFFF"/>
+            <w:tcMar>
+              <w:top w:w="60" w:type="dxa"/>
+              <w:bottom w:w="60" w:type="dxa"/>
+              <w:left w:w="60" w:type="dxa"/>
+              <w:right w:w="60" w:type="dxa"/>
+            </w:tcMar>
+          </w:tcPr>
+          <w:p>
+            <w:pPr>
+              <w:spacing w:after="0"/>
+            </w:pPr>
+            <w:r>
+              <w:rPr>
+                <w:rFonts w:ascii="Segoe UI" w:hAnsi="Segoe UI"/>
+                <w:color w:val="2E9E4F"/>
+                <w:sz w:val="17"/>
+              </w:rPr>
+              <w:t>Hoạt động độc lập, không phụ thuộc thư viện ngoài.</w:t>
+            </w:r>
+          </w:p>
+        </w:tc>
+      </w:tr>
+      <w:tr>
+        <w:tc>
+          <w:tcPr>
+            <w:tcW w:type="dxa" w:w="1632"/>
+            <w:shd w:fill="F8FAFC"/>
+            <w:tcMar>
+              <w:top w:w="60" w:type="dxa"/>
+              <w:bottom w:w="60" w:type="dxa"/>
+              <w:left w:w="60" w:type="dxa"/>
+              <w:right w:w="60" w:type="dxa"/>
             </w:tcMar>
           </w:tcPr>
           <w:p>
@@ -2334,10 +1484,135 @@
               <w:rPr>
                 <w:rFonts w:ascii="Segoe UI" w:hAnsi="Segoe UI"/>
                 <w:b/>
+                <w:color w:val="1E3442"/>
+                <w:sz w:val="17"/>
+              </w:rPr>
+              <w:t>SS-06</w:t>
+            </w:r>
+          </w:p>
+        </w:tc>
+        <w:tc>
+          <w:tcPr>
+            <w:tcW w:type="dxa" w:w="1632"/>
+            <w:shd w:fill="F8FAFC"/>
+            <w:tcMar>
+              <w:top w:w="60" w:type="dxa"/>
+              <w:bottom w:w="60" w:type="dxa"/>
+              <w:left w:w="60" w:type="dxa"/>
+              <w:right w:w="60" w:type="dxa"/>
+            </w:tcMar>
+          </w:tcPr>
+          <w:p>
+            <w:pPr>
+              <w:spacing w:after="0"/>
+            </w:pPr>
+            <w:r>
+              <w:rPr>
+                <w:rFonts w:ascii="Segoe UI" w:hAnsi="Segoe UI"/>
+                <w:color w:val="1F2A33"/>
+                <w:sz w:val="17"/>
+              </w:rPr>
+              <w:t>26/10/2026</w:t>
+            </w:r>
+          </w:p>
+        </w:tc>
+        <w:tc>
+          <w:tcPr>
+            <w:tcW w:type="dxa" w:w="1632"/>
+            <w:shd w:fill="F8FAFC"/>
+            <w:tcMar>
+              <w:top w:w="60" w:type="dxa"/>
+              <w:bottom w:w="60" w:type="dxa"/>
+              <w:left w:w="60" w:type="dxa"/>
+              <w:right w:w="60" w:type="dxa"/>
+            </w:tcMar>
+          </w:tcPr>
+          <w:p>
+            <w:pPr>
+              <w:spacing w:after="0"/>
+            </w:pPr>
+            <w:r>
+              <w:rPr>
+                <w:rFonts w:ascii="Segoe UI" w:hAnsi="Segoe UI"/>
+                <w:color w:val="1F2A33"/>
+                <w:sz w:val="17"/>
+              </w:rPr>
+              <w:t>Đơn thuốc</w:t>
+            </w:r>
+          </w:p>
+        </w:tc>
+        <w:tc>
+          <w:tcPr>
+            <w:tcW w:type="dxa" w:w="1632"/>
+            <w:shd w:fill="F8FAFC"/>
+            <w:tcMar>
+              <w:top w:w="60" w:type="dxa"/>
+              <w:bottom w:w="60" w:type="dxa"/>
+              <w:left w:w="60" w:type="dxa"/>
+              <w:right w:w="60" w:type="dxa"/>
+            </w:tcMar>
+          </w:tcPr>
+          <w:p>
+            <w:pPr>
+              <w:spacing w:after="0"/>
+            </w:pPr>
+            <w:r>
+              <w:rPr>
+                <w:rFonts w:ascii="Segoe UI" w:hAnsi="Segoe UI"/>
+                <w:color w:val="1F2A33"/>
+                <w:sz w:val="17"/>
+              </w:rPr>
+              <w:t>Sửa lỗi form kê đơn tự điền dữ liệu index 0</w:t>
+            </w:r>
+          </w:p>
+        </w:tc>
+        <w:tc>
+          <w:tcPr>
+            <w:tcW w:type="dxa" w:w="1632"/>
+            <w:shd w:fill="F8FAFC"/>
+            <w:tcMar>
+              <w:top w:w="60" w:type="dxa"/>
+              <w:bottom w:w="60" w:type="dxa"/>
+              <w:left w:w="60" w:type="dxa"/>
+              <w:right w:w="60" w:type="dxa"/>
+            </w:tcMar>
+          </w:tcPr>
+          <w:p>
+            <w:pPr>
+              <w:spacing w:after="0"/>
+            </w:pPr>
+            <w:r>
+              <w:rPr>
+                <w:rFonts w:ascii="Segoe UI" w:hAnsi="Segoe UI"/>
+                <w:color w:val="1F2A33"/>
+                <w:sz w:val="17"/>
+              </w:rPr>
+              <w:t>Sửa lỗi form kê đơn mở lên bị điền sẵn thuốc Clavamox và thú cưng đầu tiên, form mới phải rỗng.</w:t>
+            </w:r>
+          </w:p>
+        </w:tc>
+        <w:tc>
+          <w:tcPr>
+            <w:tcW w:type="dxa" w:w="1632"/>
+            <w:shd w:fill="F8FAFC"/>
+            <w:tcMar>
+              <w:top w:w="60" w:type="dxa"/>
+              <w:bottom w:w="60" w:type="dxa"/>
+              <w:left w:w="60" w:type="dxa"/>
+              <w:right w:w="60" w:type="dxa"/>
+            </w:tcMar>
+          </w:tcPr>
+          <w:p>
+            <w:pPr>
+              <w:spacing w:after="0"/>
+            </w:pPr>
+            <w:r>
+              <w:rPr>
+                <w:rFonts w:ascii="Segoe UI" w:hAnsi="Segoe UI"/>
                 <w:color w:val="2E9E4F"/>
-                <w:sz w:val="19"/>
+                <w:sz w:val="17"/>
               </w:rPr>
-              <w:t>Giảm 95% thời gian</w:t>
+              <w:t>Tách bạch isEdit và isCreate, form mới sạch 100%.</w:t>
             </w:r>
           </w:p>
         </w:tc>
@@ -2345,13 +1620,13 @@
       <w:tr>
         <w:tc>
           <w:tcPr>
-            <w:tcW w:type="dxa" w:w="2412"/>
-            <w:shd w:fill="F8FAFC"/>
+            <w:tcW w:type="dxa" w:w="1632"/>
+            <w:shd w:fill="FFFFFF"/>
             <w:tcMar>
-              <w:top w:w="80" w:type="dxa"/>
-              <w:bottom w:w="80" w:type="dxa"/>
-              <w:left w:w="100" w:type="dxa"/>
-              <w:right w:w="100" w:type="dxa"/>
+              <w:top w:w="60" w:type="dxa"/>
+              <w:bottom w:w="60" w:type="dxa"/>
+              <w:left w:w="60" w:type="dxa"/>
+              <w:right w:w="60" w:type="dxa"/>
             </w:tcMar>
           </w:tcPr>
           <w:p>
@@ -2362,21 +1637,22 @@
               <w:rPr>
                 <w:rFonts w:ascii="Segoe UI" w:hAnsi="Segoe UI"/>
                 <w:b/>
-                <w:sz w:val="19"/>
+                <w:color w:val="1E3442"/>
+                <w:sz w:val="17"/>
               </w:rPr>
-              <w:t>Đồng bộ trừ kho tự động (Observer)</w:t>
+              <w:t>SS-07</w:t>
             </w:r>
           </w:p>
         </w:tc>
         <w:tc>
           <w:tcPr>
-            <w:tcW w:type="dxa" w:w="2412"/>
-            <w:shd w:fill="F8FAFC"/>
+            <w:tcW w:type="dxa" w:w="1632"/>
+            <w:shd w:fill="FFFFFF"/>
             <w:tcMar>
-              <w:top w:w="80" w:type="dxa"/>
-              <w:bottom w:w="80" w:type="dxa"/>
-              <w:left w:w="100" w:type="dxa"/>
-              <w:right w:w="100" w:type="dxa"/>
+              <w:top w:w="60" w:type="dxa"/>
+              <w:bottom w:w="60" w:type="dxa"/>
+              <w:left w:w="60" w:type="dxa"/>
+              <w:right w:w="60" w:type="dxa"/>
             </w:tcMar>
           </w:tcPr>
           <w:p>
@@ -2387,21 +1663,21 @@
               <w:rPr>
                 <w:rFonts w:ascii="Segoe UI" w:hAnsi="Segoe UI"/>
                 <w:color w:val="1F2A33"/>
-                <w:sz w:val="19"/>
+                <w:sz w:val="17"/>
               </w:rPr>
-              <w:t>Dễ quên, khó đồng bộ</w:t>
+              <w:t>26/10/2026</w:t>
             </w:r>
           </w:p>
         </w:tc>
         <w:tc>
           <w:tcPr>
-            <w:tcW w:type="dxa" w:w="2412"/>
-            <w:shd w:fill="F8FAFC"/>
+            <w:tcW w:type="dxa" w:w="1632"/>
+            <w:shd w:fill="FFFFFF"/>
             <w:tcMar>
-              <w:top w:w="80" w:type="dxa"/>
-              <w:bottom w:w="80" w:type="dxa"/>
-              <w:left w:w="100" w:type="dxa"/>
-              <w:right w:w="100" w:type="dxa"/>
+              <w:top w:w="60" w:type="dxa"/>
+              <w:bottom w:w="60" w:type="dxa"/>
+              <w:left w:w="60" w:type="dxa"/>
+              <w:right w:w="60" w:type="dxa"/>
             </w:tcMar>
           </w:tcPr>
           <w:p>
@@ -2412,21 +1688,98 @@
               <w:rPr>
                 <w:rFonts w:ascii="Segoe UI" w:hAnsi="Segoe UI"/>
                 <w:color w:val="1F2A33"/>
-                <w:sz w:val="19"/>
+                <w:sz w:val="17"/>
               </w:rPr>
-              <w:t>Tự động hóa hoàn toàn</w:t>
+              <w:t>Đơn thuốc</w:t>
             </w:r>
           </w:p>
         </w:tc>
         <w:tc>
           <w:tcPr>
-            <w:tcW w:type="dxa" w:w="2412"/>
+            <w:tcW w:type="dxa" w:w="1632"/>
+            <w:shd w:fill="FFFFFF"/>
+            <w:tcMar>
+              <w:top w:w="60" w:type="dxa"/>
+              <w:bottom w:w="60" w:type="dxa"/>
+              <w:left w:w="60" w:type="dxa"/>
+              <w:right w:w="60" w:type="dxa"/>
+            </w:tcMar>
+          </w:tcPr>
+          <w:p>
+            <w:pPr>
+              <w:spacing w:after="0"/>
+            </w:pPr>
+            <w:r>
+              <w:rPr>
+                <w:rFonts w:ascii="Segoe UI" w:hAnsi="Segoe UI"/>
+                <w:color w:val="1F2A33"/>
+                <w:sz w:val="17"/>
+              </w:rPr>
+              <w:t>Modal chọn thuốc trực tiếp từ kho hàng</w:t>
+            </w:r>
+          </w:p>
+        </w:tc>
+        <w:tc>
+          <w:tcPr>
+            <w:tcW w:type="dxa" w:w="1632"/>
+            <w:shd w:fill="FFFFFF"/>
+            <w:tcMar>
+              <w:top w:w="60" w:type="dxa"/>
+              <w:bottom w:w="60" w:type="dxa"/>
+              <w:left w:w="60" w:type="dxa"/>
+              <w:right w:w="60" w:type="dxa"/>
+            </w:tcMar>
+          </w:tcPr>
+          <w:p>
+            <w:pPr>
+              <w:spacing w:after="0"/>
+            </w:pPr>
+            <w:r>
+              <w:rPr>
+                <w:rFonts w:ascii="Segoe UI" w:hAnsi="Segoe UI"/>
+                <w:color w:val="1F2A33"/>
+                <w:sz w:val="17"/>
+              </w:rPr>
+              <w:t>Tạo nút '+ Chọn thuốc từ kho' lấy danh sách từ KhoHangBUS, điền giá bán, số lượng tồn thực tế.</w:t>
+            </w:r>
+          </w:p>
+        </w:tc>
+        <w:tc>
+          <w:tcPr>
+            <w:tcW w:type="dxa" w:w="1632"/>
+            <w:shd w:fill="FFFFFF"/>
+            <w:tcMar>
+              <w:top w:w="60" w:type="dxa"/>
+              <w:bottom w:w="60" w:type="dxa"/>
+              <w:left w:w="60" w:type="dxa"/>
+              <w:right w:w="60" w:type="dxa"/>
+            </w:tcMar>
+          </w:tcPr>
+          <w:p>
+            <w:pPr>
+              <w:spacing w:after="0"/>
+            </w:pPr>
+            <w:r>
+              <w:rPr>
+                <w:rFonts w:ascii="Segoe UI" w:hAnsi="Segoe UI"/>
+                <w:color w:val="2E9E4F"/>
+                <w:sz w:val="17"/>
+              </w:rPr>
+              <w:t>Chọn thuốc nhanh chóng, ngăn chặn kê quá tồn kho.</w:t>
+            </w:r>
+          </w:p>
+        </w:tc>
+      </w:tr>
+      <w:tr>
+        <w:tc>
+          <w:tcPr>
+            <w:tcW w:type="dxa" w:w="1632"/>
             <w:shd w:fill="F8FAFC"/>
             <w:tcMar>
-              <w:top w:w="80" w:type="dxa"/>
-              <w:bottom w:w="80" w:type="dxa"/>
-              <w:left w:w="100" w:type="dxa"/>
-              <w:right w:w="100" w:type="dxa"/>
+              <w:top w:w="60" w:type="dxa"/>
+              <w:bottom w:w="60" w:type="dxa"/>
+              <w:left w:w="60" w:type="dxa"/>
+              <w:right w:w="60" w:type="dxa"/>
             </w:tcMar>
           </w:tcPr>
           <w:p>
@@ -2437,10 +1790,135 @@
               <w:rPr>
                 <w:rFonts w:ascii="Segoe UI" w:hAnsi="Segoe UI"/>
                 <w:b/>
+                <w:color w:val="1E3442"/>
+                <w:sz w:val="17"/>
+              </w:rPr>
+              <w:t>SS-08</w:t>
+            </w:r>
+          </w:p>
+        </w:tc>
+        <w:tc>
+          <w:tcPr>
+            <w:tcW w:type="dxa" w:w="1632"/>
+            <w:shd w:fill="F8FAFC"/>
+            <w:tcMar>
+              <w:top w:w="60" w:type="dxa"/>
+              <w:bottom w:w="60" w:type="dxa"/>
+              <w:left w:w="60" w:type="dxa"/>
+              <w:right w:w="60" w:type="dxa"/>
+            </w:tcMar>
+          </w:tcPr>
+          <w:p>
+            <w:pPr>
+              <w:spacing w:after="0"/>
+            </w:pPr>
+            <w:r>
+              <w:rPr>
+                <w:rFonts w:ascii="Segoe UI" w:hAnsi="Segoe UI"/>
+                <w:color w:val="1F2A33"/>
+                <w:sz w:val="17"/>
+              </w:rPr>
+              <w:t>26/10/2026</w:t>
+            </w:r>
+          </w:p>
+        </w:tc>
+        <w:tc>
+          <w:tcPr>
+            <w:tcW w:type="dxa" w:w="1632"/>
+            <w:shd w:fill="F8FAFC"/>
+            <w:tcMar>
+              <w:top w:w="60" w:type="dxa"/>
+              <w:bottom w:w="60" w:type="dxa"/>
+              <w:left w:w="60" w:type="dxa"/>
+              <w:right w:w="60" w:type="dxa"/>
+            </w:tcMar>
+          </w:tcPr>
+          <w:p>
+            <w:pPr>
+              <w:spacing w:after="0"/>
+            </w:pPr>
+            <w:r>
+              <w:rPr>
+                <w:rFonts w:ascii="Segoe UI" w:hAnsi="Segoe UI"/>
+                <w:color w:val="1F2A33"/>
+                <w:sz w:val="17"/>
+              </w:rPr>
+              <w:t>Đơn thuốc</w:t>
+            </w:r>
+          </w:p>
+        </w:tc>
+        <w:tc>
+          <w:tcPr>
+            <w:tcW w:type="dxa" w:w="1632"/>
+            <w:shd w:fill="F8FAFC"/>
+            <w:tcMar>
+              <w:top w:w="60" w:type="dxa"/>
+              <w:bottom w:w="60" w:type="dxa"/>
+              <w:left w:w="60" w:type="dxa"/>
+              <w:right w:w="60" w:type="dxa"/>
+            </w:tcMar>
+          </w:tcPr>
+          <w:p>
+            <w:pPr>
+              <w:spacing w:after="0"/>
+            </w:pPr>
+            <w:r>
+              <w:rPr>
+                <w:rFonts w:ascii="Segoe UI" w:hAnsi="Segoe UI"/>
+                <w:color w:val="1F2A33"/>
+                <w:sz w:val="17"/>
+              </w:rPr>
+              <w:t>Liên kết trừ kho thuốc &amp; in đơn thuốc</w:t>
+            </w:r>
+          </w:p>
+        </w:tc>
+        <w:tc>
+          <w:tcPr>
+            <w:tcW w:type="dxa" w:w="1632"/>
+            <w:shd w:fill="F8FAFC"/>
+            <w:tcMar>
+              <w:top w:w="60" w:type="dxa"/>
+              <w:bottom w:w="60" w:type="dxa"/>
+              <w:left w:w="60" w:type="dxa"/>
+              <w:right w:w="60" w:type="dxa"/>
+            </w:tcMar>
+          </w:tcPr>
+          <w:p>
+            <w:pPr>
+              <w:spacing w:after="0"/>
+            </w:pPr>
+            <w:r>
+              <w:rPr>
+                <w:rFonts w:ascii="Segoe UI" w:hAnsi="Segoe UI"/>
+                <w:color w:val="1F2A33"/>
+                <w:sz w:val="17"/>
+              </w:rPr>
+              <w:t>Khi bấm 'Lưu &amp; Xuất thuốc', duyệt ChiTietDonThuoc gọi KhoHangBUS.xuatKho() và xuất phiếu in.</w:t>
+            </w:r>
+          </w:p>
+        </w:tc>
+        <w:tc>
+          <w:tcPr>
+            <w:tcW w:type="dxa" w:w="1632"/>
+            <w:shd w:fill="F8FAFC"/>
+            <w:tcMar>
+              <w:top w:w="60" w:type="dxa"/>
+              <w:bottom w:w="60" w:type="dxa"/>
+              <w:left w:w="60" w:type="dxa"/>
+              <w:right w:w="60" w:type="dxa"/>
+            </w:tcMar>
+          </w:tcPr>
+          <w:p>
+            <w:pPr>
+              <w:spacing w:after="0"/>
+            </w:pPr>
+            <w:r>
+              <w:rPr>
+                <w:rFonts w:ascii="Segoe UI" w:hAnsi="Segoe UI"/>
                 <w:color w:val="2E9E4F"/>
-                <w:sz w:val="19"/>
+                <w:sz w:val="17"/>
               </w:rPr>
-              <w:t>Độ tin cậy 100%</w:t>
+              <w:t>Tự động trừ kho thuốc hoàn toàn khép kín.</w:t>
             </w:r>
           </w:p>
         </w:tc>
@@ -2448,13 +1926,13 @@
       <w:tr>
         <w:tc>
           <w:tcPr>
-            <w:tcW w:type="dxa" w:w="2412"/>
+            <w:tcW w:type="dxa" w:w="1632"/>
             <w:shd w:fill="FFFFFF"/>
             <w:tcMar>
-              <w:top w:w="80" w:type="dxa"/>
-              <w:bottom w:w="80" w:type="dxa"/>
-              <w:left w:w="100" w:type="dxa"/>
-              <w:right w:w="100" w:type="dxa"/>
+              <w:top w:w="60" w:type="dxa"/>
+              <w:bottom w:w="60" w:type="dxa"/>
+              <w:left w:w="60" w:type="dxa"/>
+              <w:right w:w="60" w:type="dxa"/>
             </w:tcMar>
           </w:tcPr>
           <w:p>
@@ -2465,21 +1943,22 @@
               <w:rPr>
                 <w:rFonts w:ascii="Segoe UI" w:hAnsi="Segoe UI"/>
                 <w:b/>
-                <w:sz w:val="19"/>
+                <w:color w:val="1E3442"/>
+                <w:sz w:val="17"/>
               </w:rPr>
-              <w:t>Tính thẩm mỹ giao diện Swing</w:t>
+              <w:t>SS-09</w:t>
             </w:r>
           </w:p>
         </w:tc>
         <w:tc>
           <w:tcPr>
-            <w:tcW w:type="dxa" w:w="2412"/>
+            <w:tcW w:type="dxa" w:w="1632"/>
             <w:shd w:fill="FFFFFF"/>
             <w:tcMar>
-              <w:top w:w="80" w:type="dxa"/>
-              <w:bottom w:w="80" w:type="dxa"/>
-              <w:left w:w="100" w:type="dxa"/>
-              <w:right w:w="100" w:type="dxa"/>
+              <w:top w:w="60" w:type="dxa"/>
+              <w:bottom w:w="60" w:type="dxa"/>
+              <w:left w:w="60" w:type="dxa"/>
+              <w:right w:w="60" w:type="dxa"/>
             </w:tcMar>
           </w:tcPr>
           <w:p>
@@ -2490,21 +1969,21 @@
               <w:rPr>
                 <w:rFonts w:ascii="Segoe UI" w:hAnsi="Segoe UI"/>
                 <w:color w:val="1F2A33"/>
-                <w:sz w:val="19"/>
+                <w:sz w:val="17"/>
               </w:rPr>
-              <w:t>Thô cứng mặc định</w:t>
+              <w:t>26/10/2026</w:t>
             </w:r>
           </w:p>
         </w:tc>
         <w:tc>
           <w:tcPr>
-            <w:tcW w:type="dxa" w:w="2412"/>
+            <w:tcW w:type="dxa" w:w="1632"/>
             <w:shd w:fill="FFFFFF"/>
             <w:tcMar>
-              <w:top w:w="80" w:type="dxa"/>
-              <w:bottom w:w="80" w:type="dxa"/>
-              <w:left w:w="100" w:type="dxa"/>
-              <w:right w:w="100" w:type="dxa"/>
+              <w:top w:w="60" w:type="dxa"/>
+              <w:bottom w:w="60" w:type="dxa"/>
+              <w:left w:w="60" w:type="dxa"/>
+              <w:right w:w="60" w:type="dxa"/>
             </w:tcMar>
           </w:tcPr>
           <w:p>
@@ -2515,21 +1994,98 @@
               <w:rPr>
                 <w:rFonts w:ascii="Segoe UI" w:hAnsi="Segoe UI"/>
                 <w:color w:val="1F2A33"/>
-                <w:sz w:val="19"/>
+                <w:sz w:val="17"/>
               </w:rPr>
-              <w:t>Giao diện phẳng Flat UI</w:t>
+              <w:t>Phác đồ</w:t>
             </w:r>
           </w:p>
         </w:tc>
         <w:tc>
           <w:tcPr>
-            <w:tcW w:type="dxa" w:w="2412"/>
+            <w:tcW w:type="dxa" w:w="1632"/>
             <w:shd w:fill="FFFFFF"/>
             <w:tcMar>
-              <w:top w:w="80" w:type="dxa"/>
-              <w:bottom w:w="80" w:type="dxa"/>
-              <w:left w:w="100" w:type="dxa"/>
-              <w:right w:w="100" w:type="dxa"/>
+              <w:top w:w="60" w:type="dxa"/>
+              <w:bottom w:w="60" w:type="dxa"/>
+              <w:left w:w="60" w:type="dxa"/>
+              <w:right w:w="60" w:type="dxa"/>
+            </w:tcMar>
+          </w:tcPr>
+          <w:p>
+            <w:pPr>
+              <w:spacing w:after="0"/>
+            </w:pPr>
+            <w:r>
+              <w:rPr>
+                <w:rFonts w:ascii="Segoe UI" w:hAnsi="Segoe UI"/>
+                <w:color w:val="1F2A33"/>
+                <w:sz w:val="17"/>
+              </w:rPr>
+              <w:t>Sửa lỗi tạo phác đồ mới bị điền dữ liệu cũ</w:t>
+            </w:r>
+          </w:p>
+        </w:tc>
+        <w:tc>
+          <w:tcPr>
+            <w:tcW w:type="dxa" w:w="1632"/>
+            <w:shd w:fill="FFFFFF"/>
+            <w:tcMar>
+              <w:top w:w="60" w:type="dxa"/>
+              <w:bottom w:w="60" w:type="dxa"/>
+              <w:left w:w="60" w:type="dxa"/>
+              <w:right w:w="60" w:type="dxa"/>
+            </w:tcMar>
+          </w:tcPr>
+          <w:p>
+            <w:pPr>
+              <w:spacing w:after="0"/>
+            </w:pPr>
+            <w:r>
+              <w:rPr>
+                <w:rFonts w:ascii="Segoe UI" w:hAnsi="Segoe UI"/>
+                <w:color w:val="1F2A33"/>
+                <w:sz w:val="17"/>
+              </w:rPr>
+              <w:t>Kiểm tra logic tạo phác đồ, khi tạo mới không được nạp dữ liệu của phác đồ đầu tiên.</w:t>
+            </w:r>
+          </w:p>
+        </w:tc>
+        <w:tc>
+          <w:tcPr>
+            <w:tcW w:type="dxa" w:w="1632"/>
+            <w:shd w:fill="FFFFFF"/>
+            <w:tcMar>
+              <w:top w:w="60" w:type="dxa"/>
+              <w:bottom w:w="60" w:type="dxa"/>
+              <w:left w:w="60" w:type="dxa"/>
+              <w:right w:w="60" w:type="dxa"/>
+            </w:tcMar>
+          </w:tcPr>
+          <w:p>
+            <w:pPr>
+              <w:spacing w:after="0"/>
+            </w:pPr>
+            <w:r>
+              <w:rPr>
+                <w:rFonts w:ascii="Segoe UI" w:hAnsi="Segoe UI"/>
+                <w:color w:val="2E9E4F"/>
+                <w:sz w:val="17"/>
+              </w:rPr>
+              <w:t>Đã xóa hardcode index 0, form mới sạch hoàn toàn.</w:t>
+            </w:r>
+          </w:p>
+        </w:tc>
+      </w:tr>
+      <w:tr>
+        <w:tc>
+          <w:tcPr>
+            <w:tcW w:type="dxa" w:w="1632"/>
+            <w:shd w:fill="F8FAFC"/>
+            <w:tcMar>
+              <w:top w:w="60" w:type="dxa"/>
+              <w:bottom w:w="60" w:type="dxa"/>
+              <w:left w:w="60" w:type="dxa"/>
+              <w:right w:w="60" w:type="dxa"/>
             </w:tcMar>
           </w:tcPr>
           <w:p>
@@ -2540,10 +2096,288 @@
               <w:rPr>
                 <w:rFonts w:ascii="Segoe UI" w:hAnsi="Segoe UI"/>
                 <w:b/>
+                <w:color w:val="1E3442"/>
+                <w:sz w:val="17"/>
+              </w:rPr>
+              <w:t>SS-10</w:t>
+            </w:r>
+          </w:p>
+        </w:tc>
+        <w:tc>
+          <w:tcPr>
+            <w:tcW w:type="dxa" w:w="1632"/>
+            <w:shd w:fill="F8FAFC"/>
+            <w:tcMar>
+              <w:top w:w="60" w:type="dxa"/>
+              <w:bottom w:w="60" w:type="dxa"/>
+              <w:left w:w="60" w:type="dxa"/>
+              <w:right w:w="60" w:type="dxa"/>
+            </w:tcMar>
+          </w:tcPr>
+          <w:p>
+            <w:pPr>
+              <w:spacing w:after="0"/>
+            </w:pPr>
+            <w:r>
+              <w:rPr>
+                <w:rFonts w:ascii="Segoe UI" w:hAnsi="Segoe UI"/>
+                <w:color w:val="1F2A33"/>
+                <w:sz w:val="17"/>
+              </w:rPr>
+              <w:t>26/10/2026</w:t>
+            </w:r>
+          </w:p>
+        </w:tc>
+        <w:tc>
+          <w:tcPr>
+            <w:tcW w:type="dxa" w:w="1632"/>
+            <w:shd w:fill="F8FAFC"/>
+            <w:tcMar>
+              <w:top w:w="60" w:type="dxa"/>
+              <w:bottom w:w="60" w:type="dxa"/>
+              <w:left w:w="60" w:type="dxa"/>
+              <w:right w:w="60" w:type="dxa"/>
+            </w:tcMar>
+          </w:tcPr>
+          <w:p>
+            <w:pPr>
+              <w:spacing w:after="0"/>
+            </w:pPr>
+            <w:r>
+              <w:rPr>
+                <w:rFonts w:ascii="Segoe UI" w:hAnsi="Segoe UI"/>
+                <w:color w:val="1F2A33"/>
+                <w:sz w:val="17"/>
+              </w:rPr>
+              <w:t>Phác đồ</w:t>
+            </w:r>
+          </w:p>
+        </w:tc>
+        <w:tc>
+          <w:tcPr>
+            <w:tcW w:type="dxa" w:w="1632"/>
+            <w:shd w:fill="F8FAFC"/>
+            <w:tcMar>
+              <w:top w:w="60" w:type="dxa"/>
+              <w:bottom w:w="60" w:type="dxa"/>
+              <w:left w:w="60" w:type="dxa"/>
+              <w:right w:w="60" w:type="dxa"/>
+            </w:tcMar>
+          </w:tcPr>
+          <w:p>
+            <w:pPr>
+              <w:spacing w:after="0"/>
+            </w:pPr>
+            <w:r>
+              <w:rPr>
+                <w:rFonts w:ascii="Segoe UI" w:hAnsi="Segoe UI"/>
+                <w:color w:val="1F2A33"/>
+                <w:sz w:val="17"/>
+              </w:rPr>
+              <w:t>Phân tích ảnh chụp màn hình lỗi xung đột UI</w:t>
+            </w:r>
+          </w:p>
+        </w:tc>
+        <w:tc>
+          <w:tcPr>
+            <w:tcW w:type="dxa" w:w="1632"/>
+            <w:shd w:fill="F8FAFC"/>
+            <w:tcMar>
+              <w:top w:w="60" w:type="dxa"/>
+              <w:bottom w:w="60" w:type="dxa"/>
+              <w:left w:w="60" w:type="dxa"/>
+              <w:right w:w="60" w:type="dxa"/>
+            </w:tcMar>
+          </w:tcPr>
+          <w:p>
+            <w:pPr>
+              <w:spacing w:after="0"/>
+            </w:pPr>
+            <w:r>
+              <w:rPr>
+                <w:rFonts w:ascii="Segoe UI" w:hAnsi="Segoe UI"/>
+                <w:color w:val="1F2A33"/>
+                <w:sz w:val="17"/>
+              </w:rPr>
+              <w:t>Gửi ảnh chụp modal theo dõi diễn tiến: 'UI đang bị xung đột quá, chỉnh lại model này rõ ràng ra'.</w:t>
+            </w:r>
+          </w:p>
+        </w:tc>
+        <w:tc>
+          <w:tcPr>
+            <w:tcW w:type="dxa" w:w="1632"/>
+            <w:shd w:fill="F8FAFC"/>
+            <w:tcMar>
+              <w:top w:w="60" w:type="dxa"/>
+              <w:bottom w:w="60" w:type="dxa"/>
+              <w:left w:w="60" w:type="dxa"/>
+              <w:right w:w="60" w:type="dxa"/>
+            </w:tcMar>
+          </w:tcPr>
+          <w:p>
+            <w:pPr>
+              <w:spacing w:after="0"/>
+            </w:pPr>
+            <w:r>
+              <w:rPr>
+                <w:rFonts w:ascii="Segoe UI" w:hAnsi="Segoe UI"/>
                 <w:color w:val="2E9E4F"/>
-                <w:sz w:val="19"/>
+                <w:sz w:val="17"/>
               </w:rPr>
-              <w:t>Chuẩn thương mại SaaS</w:t>
+              <w:t>AI chỉ ra 5 nguyên nhân gốc rễ gây xung đột layout.</w:t>
+            </w:r>
+          </w:p>
+        </w:tc>
+      </w:tr>
+      <w:tr>
+        <w:tc>
+          <w:tcPr>
+            <w:tcW w:type="dxa" w:w="1632"/>
+            <w:shd w:fill="FFFFFF"/>
+            <w:tcMar>
+              <w:top w:w="60" w:type="dxa"/>
+              <w:bottom w:w="60" w:type="dxa"/>
+              <w:left w:w="60" w:type="dxa"/>
+              <w:right w:w="60" w:type="dxa"/>
+            </w:tcMar>
+          </w:tcPr>
+          <w:p>
+            <w:pPr>
+              <w:spacing w:after="0"/>
+            </w:pPr>
+            <w:r>
+              <w:rPr>
+                <w:rFonts w:ascii="Segoe UI" w:hAnsi="Segoe UI"/>
+                <w:b/>
+                <w:color w:val="1E3442"/>
+                <w:sz w:val="17"/>
+              </w:rPr>
+              <w:t>SS-11</w:t>
+            </w:r>
+          </w:p>
+        </w:tc>
+        <w:tc>
+          <w:tcPr>
+            <w:tcW w:type="dxa" w:w="1632"/>
+            <w:shd w:fill="FFFFFF"/>
+            <w:tcMar>
+              <w:top w:w="60" w:type="dxa"/>
+              <w:bottom w:w="60" w:type="dxa"/>
+              <w:left w:w="60" w:type="dxa"/>
+              <w:right w:w="60" w:type="dxa"/>
+            </w:tcMar>
+          </w:tcPr>
+          <w:p>
+            <w:pPr>
+              <w:spacing w:after="0"/>
+            </w:pPr>
+            <w:r>
+              <w:rPr>
+                <w:rFonts w:ascii="Segoe UI" w:hAnsi="Segoe UI"/>
+                <w:color w:val="1F2A33"/>
+                <w:sz w:val="17"/>
+              </w:rPr>
+              <w:t>26/10/2026</w:t>
+            </w:r>
+          </w:p>
+        </w:tc>
+        <w:tc>
+          <w:tcPr>
+            <w:tcW w:type="dxa" w:w="1632"/>
+            <w:shd w:fill="FFFFFF"/>
+            <w:tcMar>
+              <w:top w:w="60" w:type="dxa"/>
+              <w:bottom w:w="60" w:type="dxa"/>
+              <w:left w:w="60" w:type="dxa"/>
+              <w:right w:w="60" w:type="dxa"/>
+            </w:tcMar>
+          </w:tcPr>
+          <w:p>
+            <w:pPr>
+              <w:spacing w:after="0"/>
+            </w:pPr>
+            <w:r>
+              <w:rPr>
+                <w:rFonts w:ascii="Segoe UI" w:hAnsi="Segoe UI"/>
+                <w:color w:val="1F2A33"/>
+                <w:sz w:val="17"/>
+              </w:rPr>
+              <w:t>Phác đồ</w:t>
+            </w:r>
+          </w:p>
+        </w:tc>
+        <w:tc>
+          <w:tcPr>
+            <w:tcW w:type="dxa" w:w="1632"/>
+            <w:shd w:fill="FFFFFF"/>
+            <w:tcMar>
+              <w:top w:w="60" w:type="dxa"/>
+              <w:bottom w:w="60" w:type="dxa"/>
+              <w:left w:w="60" w:type="dxa"/>
+              <w:right w:w="60" w:type="dxa"/>
+            </w:tcMar>
+          </w:tcPr>
+          <w:p>
+            <w:pPr>
+              <w:spacing w:after="0"/>
+            </w:pPr>
+            <w:r>
+              <w:rPr>
+                <w:rFonts w:ascii="Segoe UI" w:hAnsi="Segoe UI"/>
+                <w:color w:val="1F2A33"/>
+                <w:sz w:val="17"/>
+              </w:rPr>
+              <w:t>Tái thiết kế Modal theo dõi diễn tiến</w:t>
+            </w:r>
+          </w:p>
+        </w:tc>
+        <w:tc>
+          <w:tcPr>
+            <w:tcW w:type="dxa" w:w="1632"/>
+            <w:shd w:fill="FFFFFF"/>
+            <w:tcMar>
+              <w:top w:w="60" w:type="dxa"/>
+              <w:bottom w:w="60" w:type="dxa"/>
+              <w:left w:w="60" w:type="dxa"/>
+              <w:right w:w="60" w:type="dxa"/>
+            </w:tcMar>
+          </w:tcPr>
+          <w:p>
+            <w:pPr>
+              <w:spacing w:after="0"/>
+            </w:pPr>
+            <w:r>
+              <w:rPr>
+                <w:rFonts w:ascii="Segoe UI" w:hAnsi="Segoe UI"/>
+                <w:color w:val="1F2A33"/>
+                <w:sz w:val="17"/>
+              </w:rPr>
+              <w:t>Tái cấu trúc dialog thành 3 Card độc lập, Slider % tiến độ động, thay JList bằng JTable 6 cột.</w:t>
+            </w:r>
+          </w:p>
+        </w:tc>
+        <w:tc>
+          <w:tcPr>
+            <w:tcW w:type="dxa" w:w="1632"/>
+            <w:shd w:fill="FFFFFF"/>
+            <w:tcMar>
+              <w:top w:w="60" w:type="dxa"/>
+              <w:bottom w:w="60" w:type="dxa"/>
+              <w:left w:w="60" w:type="dxa"/>
+              <w:right w:w="60" w:type="dxa"/>
+            </w:tcMar>
+          </w:tcPr>
+          <w:p>
+            <w:pPr>
+              <w:spacing w:after="0"/>
+            </w:pPr>
+            <w:r>
+              <w:rPr>
+                <w:rFonts w:ascii="Segoe UI" w:hAnsi="Segoe UI"/>
+                <w:color w:val="2E9E4F"/>
+                <w:sz w:val="17"/>
+              </w:rPr>
+              <w:t>Khắc phục hoàn toàn lỗi đè chữ, giao diện xuất sắc.</w:t>
             </w:r>
           </w:p>
         </w:tc>
@@ -2551,7 +2385,7 @@
     </w:tbl>
     <w:p>
       <w:pPr>
-        <w:spacing w:after="160"/>
+        <w:spacing w:after="200"/>
       </w:pPr>
     </w:p>
     <w:p>
@@ -2564,16 +2398,44 @@
           <w:rFonts w:ascii="Segoe UI" w:hAnsi="Segoe UI"/>
           <w:b/>
           <w:color w:val="1E3442"/>
-          <w:sz w:val="29"/>
+          <w:sz w:val="28"/>
         </w:rPr>
-        <w:t>6. THÁCH THỨC, HẠN CHẾ VÀ BÀI HỌC KINH NGHIỆM</w:t>
+        <w:t>3. CHI TIẾT TỪNG PHIÊN LÀM VIỆC (PROMPT – KẾT QUẢ AI – THẨM ĐỊNH)</w:t>
       </w:r>
     </w:p>
     <w:p>
       <w:pPr>
-        <w:pStyle w:val="ListBullet"/>
-        <w:spacing w:after="60" w:line="276" w:lineRule="auto"/>
-        <w:ind w:left="360"/>
+        <w:keepNext/>
+        <w:spacing w:before="240" w:after="80"/>
+      </w:pPr>
+      <w:r>
+        <w:rPr>
+          <w:rFonts w:ascii="Segoe UI" w:hAnsi="Segoe UI"/>
+          <w:b/>
+          <w:color w:val="56788A"/>
+          <w:sz w:val="23"/>
+        </w:rPr>
+        <w:t>PHẦN I: PHÂN HỆ QUẢN LÝ THÚ CƯNG (PET MANAGEMENT)</w:t>
+      </w:r>
+    </w:p>
+    <w:p>
+      <w:pPr>
+        <w:keepNext/>
+        <w:spacing w:before="180" w:after="40"/>
+      </w:pPr>
+      <w:r>
+        <w:rPr>
+          <w:rFonts w:ascii="Segoe UI" w:hAnsi="Segoe UI"/>
+          <w:b/>
+          <w:color w:val="1E3442"/>
+          <w:sz w:val="22"/>
+        </w:rPr>
+        <w:t>Phiên 1 [SS-01 | 11/10/2026]: Dựng giao diện Thú cưng, Avatar bo tròn &amp; Huy hiệu sức khỏe</w:t>
+      </w:r>
+    </w:p>
+    <w:p>
+      <w:pPr>
+        <w:spacing w:after="80" w:line="276" w:lineRule="auto"/>
       </w:pPr>
       <w:r>
         <w:rPr>
@@ -2582,22 +2444,180 @@
           <w:color w:val="1F2A33"/>
           <w:sz w:val="21"/>
         </w:rPr>
-        <w:t xml:space="preserve">1. Bố cục LayoutManager phức tạp: </w:t>
+        <w:t xml:space="preserve">Mục tiêu bài toán: </w:t>
       </w:r>
       <w:r>
         <w:rPr>
           <w:rFonts w:ascii="Segoe UI" w:hAnsi="Segoe UI"/>
+          <w:i w:val="0"/>
           <w:color w:val="1F2A33"/>
           <w:sz w:val="21"/>
         </w:rPr>
-        <w:t>Swing không tự động co giãn thông minh như CSS Web. Việc lồng ghép BorderLayout, GridLayout, BoxLayout nếu không tính toán kỹ preferredSize sẽ dẫn đến lỗi chồng đè nghiêm trọng. Bài học: Luôn bọc nội dung trong JScrollPane có border = empty và sử dụng cấu trúc phân thẻ Card độc lập.</w:t>
+        <w:t>Xây dựng bảng danh sách thú cưng trực quan với avatar tròn, huy hiệu giống loài và tình trạng sức khỏe mà không dùng thư viện ngoài.</w:t>
       </w:r>
+    </w:p>
+    <w:tbl>
+      <w:tblPr>
+        <w:tblW w:type="auto" w:w="0"/>
+        <w:jc w:val="center"/>
+        <w:tblLayout w:type="fixed"/>
+        <w:tblLook w:firstColumn="1" w:firstRow="1" w:lastColumn="0" w:lastRow="0" w:noHBand="0" w:noVBand="1" w:val="04A0"/>
+      </w:tblPr>
+      <w:tblGrid>
+        <w:gridCol w:w="9648"/>
+      </w:tblGrid>
+      <w:tr>
+        <w:tc>
+          <w:tcPr>
+            <w:tcW w:type="dxa" w:w="9792"/>
+            <w:shd w:fill="F3F6F8"/>
+            <w:tcMar>
+              <w:top w:w="100" w:type="dxa"/>
+              <w:bottom w:w="100" w:type="dxa"/>
+              <w:left w:w="160" w:type="dxa"/>
+              <w:right w:w="140" w:type="dxa"/>
+            </w:tcMar>
+            <w:tcBorders>
+              <w:top w:val="none"/>
+              <w:left w:val="single" w:sz="42" w:space="0" w:color="1E3442"/>
+              <w:bottom w:val="none"/>
+              <w:right w:val="none"/>
+            </w:tcBorders>
+          </w:tcPr>
+          <w:p>
+            <w:pPr>
+              <w:spacing w:after="0" w:line="276" w:lineRule="auto"/>
+            </w:pPr>
+            <w:r>
+              <w:rPr>
+                <w:rFonts w:ascii="Segoe UI" w:hAnsi="Segoe UI"/>
+                <w:b/>
+                <w:color w:val="1E3442"/>
+                <w:sz w:val="20"/>
+              </w:rPr>
+              <w:t>💬 Câu lệnh Prompt của Sinh viên (Nguyên văn):</w:t>
+              <w:br/>
+            </w:r>
+            <w:r>
+              <w:rPr>
+                <w:rFonts w:ascii="Segoe UI" w:hAnsi="Segoe UI"/>
+                <w:i/>
+                <w:color w:val="1F2A33"/>
+                <w:sz w:val="20"/>
+              </w:rPr>
+              <w:t>"Hãy viết giao diện ThuCungPanel.java hiển thị bảng danh sách bệnh nhân thú cưng.</w:t>
+              <w:br/>
+              <w:t>Yêu cầu:</w:t>
+              <w:br/>
+              <w:t>1. Sử dụng Java 21, Swing thuần, màu sắc lấy từ Theme.java.</w:t>
+              <w:br/>
+              <w:t>2. Cột Thú cưng hiển thị Avatar bo tròn (nếu không có ảnh thì vẽ avatar mặc định kèm tên và mã TC).</w:t>
+              <w:br/>
+              <w:t>3. Cột Giống loài và Tình trạng sức khỏe sử dụng các Badge bo góc có màu nền nhẹ và chữ đậm (Khỏe mạnh: xanh lá, Đang điều trị: cam, Theo dõi: xanh dương).</w:t>
+              <w:br/>
+              <w:t>4. Có thanh tìm kiếm theo tên thú cưng hoặc tên chủ nuôi."</w:t>
+            </w:r>
+          </w:p>
+        </w:tc>
+      </w:tr>
+    </w:tbl>
+    <w:p>
+      <w:pPr>
+        <w:spacing w:after="60"/>
+      </w:pPr>
+    </w:p>
+    <w:tbl>
+      <w:tblPr>
+        <w:tblW w:type="auto" w:w="0"/>
+        <w:jc w:val="center"/>
+        <w:tblLayout w:type="fixed"/>
+        <w:tblLook w:firstColumn="1" w:firstRow="1" w:lastColumn="0" w:lastRow="0" w:noHBand="0" w:noVBand="1" w:val="04A0"/>
+      </w:tblPr>
+      <w:tblGrid>
+        <w:gridCol w:w="9648"/>
+      </w:tblGrid>
+      <w:tr>
+        <w:tc>
+          <w:tcPr>
+            <w:tcW w:type="dxa" w:w="9792"/>
+            <w:shd w:fill="F1F5F9"/>
+            <w:tcMar>
+              <w:top w:w="80" w:type="dxa"/>
+              <w:bottom w:w="80" w:type="dxa"/>
+              <w:left w:w="120" w:type="dxa"/>
+              <w:right w:w="120" w:type="dxa"/>
+            </w:tcMar>
+            <w:tcBorders>
+              <w:top w:val="single" w:sz="4" w:space="0" w:color="DDE3E8"/>
+              <w:left w:val="single" w:sz="4" w:space="0" w:color="DDE3E8"/>
+              <w:bottom w:val="single" w:sz="4" w:space="0" w:color="DDE3E8"/>
+              <w:right w:val="single" w:sz="4" w:space="0" w:color="DDE3E8"/>
+            </w:tcBorders>
+          </w:tcPr>
+          <w:p>
+            <w:pPr>
+              <w:spacing w:after="40" w:line="276" w:lineRule="auto"/>
+            </w:pPr>
+            <w:r>
+              <w:rPr>
+                <w:rFonts w:ascii="Segoe UI" w:hAnsi="Segoe UI"/>
+                <w:b/>
+                <w:color w:val="56788A"/>
+                <w:sz w:val="19"/>
+              </w:rPr>
+              <w:t>💻 Giải pháp mã nguồn do AI cung cấp (ThuCungPanel.java):</w:t>
+              <w:br/>
+            </w:r>
+            <w:r>
+              <w:rPr>
+                <w:rFonts w:ascii="Consolas" w:hAnsi="Consolas"/>
+                <w:color w:val="0F172A"/>
+                <w:sz w:val="18"/>
+              </w:rPr>
+              <w:t>// AI thiết kế Avatar bo tròn tự vẽ bằng Java 2D Graphics</w:t>
+              <w:br/>
+              <w:t>private static class PetAvatar extends JComponent {</w:t>
+              <w:br/>
+              <w:t xml:space="preserve">    private final Image img;</w:t>
+              <w:br/>
+              <w:t xml:space="preserve">    PetAvatar(Image img) { this.img = img; setPreferredSize(new Dimension(36, 36)); }</w:t>
+              <w:br/>
+              <w:t xml:space="preserve">    @Override protected void paintComponent(Graphics g) {</w:t>
+              <w:br/>
+              <w:t xml:space="preserve">        Graphics2D g2 = (Graphics2D) g.create();</w:t>
+              <w:br/>
+              <w:t xml:space="preserve">        g2.setRenderingHint(RenderingHints.KEY_ANTIALIASING, RenderingHints.VALUE_ANTIALIAS_ON);</w:t>
+              <w:br/>
+              <w:t xml:space="preserve">        g2.setColor(Theme.AVATAR_BG);</w:t>
+              <w:br/>
+              <w:t xml:space="preserve">        g2.fillOval(0, 0, 36, 36);</w:t>
+              <w:br/>
+              <w:t xml:space="preserve">        if (img != null) {</w:t>
+              <w:br/>
+              <w:t xml:space="preserve">            g2.setClip(new Ellipse2D.Float(0, 0, 36, 36));</w:t>
+              <w:br/>
+              <w:t xml:space="preserve">            g2.drawImage(img, 0, 0, 36, 36, null);</w:t>
+              <w:br/>
+              <w:t xml:space="preserve">        }</w:t>
+              <w:br/>
+              <w:t xml:space="preserve">        g2.dispose();</w:t>
+              <w:br/>
+              <w:t xml:space="preserve">    }</w:t>
+              <w:br/>
+              <w:t>}</w:t>
+            </w:r>
+          </w:p>
+        </w:tc>
+      </w:tr>
+    </w:tbl>
+    <w:p>
+      <w:pPr>
+        <w:spacing w:after="60"/>
+      </w:pPr>
     </w:p>
     <w:p>
       <w:pPr>
-        <w:pStyle w:val="ListBullet"/>
-        <w:spacing w:after="60" w:line="276" w:lineRule="auto"/>
-        <w:ind w:left="360"/>
+        <w:spacing w:after="80" w:line="276" w:lineRule="auto"/>
       </w:pPr>
       <w:r>
         <w:rPr>
@@ -2606,22 +2626,66 @@
           <w:color w:val="1F2A33"/>
           <w:sz w:val="21"/>
         </w:rPr>
-        <w:t xml:space="preserve">2. Quản lý trạng thái form (State Isolation): </w:t>
+        <w:t xml:space="preserve">Đánh giá thực tế: </w:t>
       </w:r>
       <w:r>
         <w:rPr>
           <w:rFonts w:ascii="Segoe UI" w:hAnsi="Segoe UI"/>
+          <w:i w:val="0"/>
           <w:color w:val="1F2A33"/>
           <w:sz w:val="21"/>
         </w:rPr>
-        <w:t>Khi tái sử dụng một Dialog cho cả 'Thêm mới' và 'Chỉnh sửa', nếu không reset form sạch sẽ thì form thêm mới sẽ luôn mang dữ liệu của lần thao tác trước. Bài học: Định nghĩa rõ ràng biến cờ boolean isEdit và hàm resetForm().</w:t>
+        <w:t>Thẩm định &amp; Nghiệm thu của Sinh viên:</w:t>
       </w:r>
     </w:p>
     <w:p>
       <w:pPr>
         <w:pStyle w:val="ListBullet"/>
-        <w:spacing w:after="60" w:line="276" w:lineRule="auto"/>
-        <w:ind w:left="360"/>
+        <w:spacing w:after="50" w:line="276" w:lineRule="auto"/>
+        <w:ind w:left="317"/>
+      </w:pPr>
+      <w:r>
+        <w:rPr>
+          <w:rFonts w:ascii="Segoe UI" w:hAnsi="Segoe UI"/>
+          <w:color w:val="1F2A33"/>
+          <w:sz w:val="20"/>
+        </w:rPr>
+        <w:t>Biên dịch thành công với javac --release 21. Avatar hình tròn hiển thị sắc nét, khử răng cưa mượt mà.</w:t>
+      </w:r>
+    </w:p>
+    <w:p>
+      <w:pPr>
+        <w:pStyle w:val="ListBullet"/>
+        <w:spacing w:after="50" w:line="276" w:lineRule="auto"/>
+        <w:ind w:left="317"/>
+      </w:pPr>
+      <w:r>
+        <w:rPr>
+          <w:rFonts w:ascii="Segoe UI" w:hAnsi="Segoe UI"/>
+          <w:color w:val="1F2A33"/>
+          <w:sz w:val="20"/>
+        </w:rPr>
+        <w:t>Huy hiệu màu sắc giúp bác sĩ phân biệt ngay thú cưng nào đang điều trị nội trú hay chỉ đến tái khám định kỳ.</w:t>
+      </w:r>
+    </w:p>
+    <w:p>
+      <w:pPr>
+        <w:keepNext/>
+        <w:spacing w:before="180" w:after="40"/>
+      </w:pPr>
+      <w:r>
+        <w:rPr>
+          <w:rFonts w:ascii="Segoe UI" w:hAnsi="Segoe UI"/>
+          <w:b/>
+          <w:color w:val="1E3442"/>
+          <w:sz w:val="22"/>
+        </w:rPr>
+        <w:t>Phiên 2 [SS-02 | 12/10/2026]: Menu ngữ cảnh chuột phải mở nhanh Kê đơn &amp; Phác đồ</w:t>
+      </w:r>
+    </w:p>
+    <w:p>
+      <w:pPr>
+        <w:spacing w:after="80" w:line="276" w:lineRule="auto"/>
       </w:pPr>
       <w:r>
         <w:rPr>
@@ -2630,15 +2694,2230 @@
           <w:color w:val="1F2A33"/>
           <w:sz w:val="21"/>
         </w:rPr>
-        <w:t xml:space="preserve">3. Vai trò kiểm soát của con người: </w:t>
+        <w:t xml:space="preserve">Mục tiêu bài toán: </w:t>
       </w:r>
       <w:r>
         <w:rPr>
           <w:rFonts w:ascii="Segoe UI" w:hAnsi="Segoe UI"/>
+          <w:i w:val="0"/>
           <w:color w:val="1F2A33"/>
           <w:sz w:val="21"/>
         </w:rPr>
-        <w:t>AI có thể sinh mã nguồn rất nhanh, nhưng chỉ con người mới phát hiện được sự phi lý trong nghiệp vụ (như kê đơn phải chọn thuốc từ kho, kê xong phải trừ kho, thú cưng điều trị xong phải cập nhật tiến độ phác đồ).</w:t>
+        <w:t>Tạo lối tắt điều hướng thông minh giúp bác sĩ nhấp chuột phải vào thú cưng là mở thẳng form kê đơn hoặc lập phác đồ tương ứng.</w:t>
+      </w:r>
+    </w:p>
+    <w:tbl>
+      <w:tblPr>
+        <w:tblW w:type="auto" w:w="0"/>
+        <w:jc w:val="center"/>
+        <w:tblLayout w:type="fixed"/>
+        <w:tblLook w:firstColumn="1" w:firstRow="1" w:lastColumn="0" w:lastRow="0" w:noHBand="0" w:noVBand="1" w:val="04A0"/>
+      </w:tblPr>
+      <w:tblGrid>
+        <w:gridCol w:w="9648"/>
+      </w:tblGrid>
+      <w:tr>
+        <w:tc>
+          <w:tcPr>
+            <w:tcW w:type="dxa" w:w="9792"/>
+            <w:shd w:fill="F3F6F8"/>
+            <w:tcMar>
+              <w:top w:w="100" w:type="dxa"/>
+              <w:bottom w:w="100" w:type="dxa"/>
+              <w:left w:w="160" w:type="dxa"/>
+              <w:right w:w="140" w:type="dxa"/>
+            </w:tcMar>
+            <w:tcBorders>
+              <w:top w:val="none"/>
+              <w:left w:val="single" w:sz="42" w:space="0" w:color="1E3442"/>
+              <w:bottom w:val="none"/>
+              <w:right w:val="none"/>
+            </w:tcBorders>
+          </w:tcPr>
+          <w:p>
+            <w:pPr>
+              <w:spacing w:after="0" w:line="276" w:lineRule="auto"/>
+            </w:pPr>
+            <w:r>
+              <w:rPr>
+                <w:rFonts w:ascii="Segoe UI" w:hAnsi="Segoe UI"/>
+                <w:b/>
+                <w:color w:val="1E3442"/>
+                <w:sz w:val="20"/>
+              </w:rPr>
+              <w:t>💬 Câu lệnh Prompt của Sinh viên (Nguyên văn):</w:t>
+              <w:br/>
+            </w:r>
+            <w:r>
+              <w:rPr>
+                <w:rFonts w:ascii="Segoe UI" w:hAnsi="Segoe UI"/>
+                <w:i/>
+                <w:color w:val="1F2A33"/>
+                <w:sz w:val="20"/>
+              </w:rPr>
+              <w:t>"Trong ThuCungPanel.java, hãy bổ sung menu chuột phải (JPopupMenu) khi click vào một hàng thú cưng.</w:t>
+              <w:br/>
+              <w:t>Menu gồm các chức năng: 'Xem chi tiết', 'Chỉnh sửa', 'Kê đơn thuốc' và 'Lập phác đồ điều trị'.</w:t>
+              <w:br/>
+              <w:t>Khi chọn 'Kê đơn thuốc' hoặc 'Lập phác đồ điều trị', hãy gọi hàm tương ứng trên MainFrame để chuyển tab và truyền thẳng đối tượng ThuCung đã chọn vào form."</w:t>
+            </w:r>
+          </w:p>
+        </w:tc>
+      </w:tr>
+    </w:tbl>
+    <w:p>
+      <w:pPr>
+        <w:spacing w:after="60"/>
+      </w:pPr>
+    </w:p>
+    <w:tbl>
+      <w:tblPr>
+        <w:tblW w:type="auto" w:w="0"/>
+        <w:jc w:val="center"/>
+        <w:tblLayout w:type="fixed"/>
+        <w:tblLook w:firstColumn="1" w:firstRow="1" w:lastColumn="0" w:lastRow="0" w:noHBand="0" w:noVBand="1" w:val="04A0"/>
+      </w:tblPr>
+      <w:tblGrid>
+        <w:gridCol w:w="9648"/>
+      </w:tblGrid>
+      <w:tr>
+        <w:tc>
+          <w:tcPr>
+            <w:tcW w:type="dxa" w:w="9792"/>
+            <w:shd w:fill="F1F5F9"/>
+            <w:tcMar>
+              <w:top w:w="80" w:type="dxa"/>
+              <w:bottom w:w="80" w:type="dxa"/>
+              <w:left w:w="120" w:type="dxa"/>
+              <w:right w:w="120" w:type="dxa"/>
+            </w:tcMar>
+            <w:tcBorders>
+              <w:top w:val="single" w:sz="4" w:space="0" w:color="DDE3E8"/>
+              <w:left w:val="single" w:sz="4" w:space="0" w:color="DDE3E8"/>
+              <w:bottom w:val="single" w:sz="4" w:space="0" w:color="DDE3E8"/>
+              <w:right w:val="single" w:sz="4" w:space="0" w:color="DDE3E8"/>
+            </w:tcBorders>
+          </w:tcPr>
+          <w:p>
+            <w:pPr>
+              <w:spacing w:after="40" w:line="276" w:lineRule="auto"/>
+            </w:pPr>
+            <w:r>
+              <w:rPr>
+                <w:rFonts w:ascii="Segoe UI" w:hAnsi="Segoe UI"/>
+                <w:b/>
+                <w:color w:val="56788A"/>
+                <w:sz w:val="19"/>
+              </w:rPr>
+              <w:t>💻 Giải pháp mã nguồn do AI cung cấp (Tích hợp JPopupMenu):</w:t>
+              <w:br/>
+            </w:r>
+            <w:r>
+              <w:rPr>
+                <w:rFonts w:ascii="Consolas" w:hAnsi="Consolas"/>
+                <w:color w:val="0F172A"/>
+                <w:sz w:val="18"/>
+              </w:rPr>
+              <w:t>JMenuItem itKeDon = new JMenuItem("Kê đơn thuốc");</w:t>
+              <w:br/>
+              <w:t>itKeDon.setIcon(Icons.of("prescription", 16, Theme.ACCENT));</w:t>
+              <w:br/>
+              <w:t>itKeDon.addActionListener(e -&gt; {</w:t>
+              <w:br/>
+              <w:t xml:space="preserve">    if (SwingUtilities.getWindowAncestor(this) instanceof MainFrame mf) {</w:t>
+              <w:br/>
+              <w:t xml:space="preserve">        mf.moKeDonChoThuCung(tc); // Chuyển sang DonThuocPanel và điền sẵn thú cưng tc</w:t>
+              <w:br/>
+              <w:t xml:space="preserve">    }</w:t>
+              <w:br/>
+              <w:t>});</w:t>
+              <w:br/>
+              <w:br/>
+              <w:t>JMenuItem itPhacDo = new JMenuItem("Lập phác đồ điều trị");</w:t>
+              <w:br/>
+              <w:t>itPhacDo.setIcon(Icons.of("protocol", 16, Theme.ACCENT));</w:t>
+              <w:br/>
+              <w:t>itPhacDo.addActionListener(e -&gt; {</w:t>
+              <w:br/>
+              <w:t xml:space="preserve">    if (SwingUtilities.getWindowAncestor(this) instanceof MainFrame mf) {</w:t>
+              <w:br/>
+              <w:t xml:space="preserve">        mf.moPhacDoChoThuCung(tc); // Chuyển sang PhacDoPanel và điền sẵn thú cưng tc</w:t>
+              <w:br/>
+              <w:t xml:space="preserve">    }</w:t>
+              <w:br/>
+              <w:t>});</w:t>
+            </w:r>
+          </w:p>
+        </w:tc>
+      </w:tr>
+    </w:tbl>
+    <w:p>
+      <w:pPr>
+        <w:spacing w:after="60"/>
+      </w:pPr>
+    </w:p>
+    <w:p>
+      <w:pPr>
+        <w:spacing w:after="80" w:line="276" w:lineRule="auto"/>
+      </w:pPr>
+      <w:r>
+        <w:rPr>
+          <w:rFonts w:ascii="Segoe UI" w:hAnsi="Segoe UI"/>
+          <w:b/>
+          <w:color w:val="1F2A33"/>
+          <w:sz w:val="21"/>
+        </w:rPr>
+        <w:t xml:space="preserve">Đánh giá thực tế: </w:t>
+      </w:r>
+      <w:r>
+        <w:rPr>
+          <w:rFonts w:ascii="Segoe UI" w:hAnsi="Segoe UI"/>
+          <w:i w:val="0"/>
+          <w:color w:val="1F2A33"/>
+          <w:sz w:val="21"/>
+        </w:rPr>
+        <w:t>Thẩm định &amp; Nghiệm thu của Sinh viên:</w:t>
+      </w:r>
+    </w:p>
+    <w:p>
+      <w:pPr>
+        <w:pStyle w:val="ListBullet"/>
+        <w:spacing w:after="50" w:line="276" w:lineRule="auto"/>
+        <w:ind w:left="317"/>
+      </w:pPr>
+      <w:r>
+        <w:rPr>
+          <w:rFonts w:ascii="Segoe UI" w:hAnsi="Segoe UI"/>
+          <w:color w:val="1F2A33"/>
+          <w:sz w:val="20"/>
+        </w:rPr>
+        <w:t>Bác sĩ không cần gõ lại tên thú cưng, giống loài, cân nặng; luồng thao tác giảm từ 5 bước xuống chỉ còn 1 cú click chuột.</w:t>
+      </w:r>
+    </w:p>
+    <w:p>
+      <w:pPr>
+        <w:keepNext/>
+        <w:spacing w:before="240" w:after="80"/>
+      </w:pPr>
+      <w:r>
+        <w:rPr>
+          <w:rFonts w:ascii="Segoe UI" w:hAnsi="Segoe UI"/>
+          <w:b/>
+          <w:color w:val="56788A"/>
+          <w:sz w:val="23"/>
+        </w:rPr>
+        <w:t>PHẦN II: PHÂN HỆ QUẢN LÝ KHO HÀNG (INVENTORY MANAGEMENT)</w:t>
+      </w:r>
+    </w:p>
+    <w:p>
+      <w:pPr>
+        <w:keepNext/>
+        <w:spacing w:before="180" w:after="40"/>
+      </w:pPr>
+      <w:r>
+        <w:rPr>
+          <w:rFonts w:ascii="Segoe UI" w:hAnsi="Segoe UI"/>
+          <w:b/>
+          <w:color w:val="1E3442"/>
+          <w:sz w:val="22"/>
+        </w:rPr>
+        <w:t>Phiên 3 [SS-03 | 11/10/2026]: Giao diện Kho hàng &amp; Cảnh báo tồn kho thấp</w:t>
+      </w:r>
+    </w:p>
+    <w:p>
+      <w:pPr>
+        <w:spacing w:after="80" w:line="276" w:lineRule="auto"/>
+      </w:pPr>
+      <w:r>
+        <w:rPr>
+          <w:rFonts w:ascii="Segoe UI" w:hAnsi="Segoe UI"/>
+          <w:b/>
+          <w:color w:val="1F2A33"/>
+          <w:sz w:val="21"/>
+        </w:rPr>
+        <w:t xml:space="preserve">Mục tiêu bài toán: </w:t>
+      </w:r>
+      <w:r>
+        <w:rPr>
+          <w:rFonts w:ascii="Segoe UI" w:hAnsi="Segoe UI"/>
+          <w:i w:val="0"/>
+          <w:color w:val="1F2A33"/>
+          <w:sz w:val="21"/>
+        </w:rPr>
+        <w:t>Xây dựng bảng danh mục thuốc, vật tư y tế, cảnh báo thuốc sắp hết hạn / tồn kho &lt; 10.</w:t>
+      </w:r>
+    </w:p>
+    <w:tbl>
+      <w:tblPr>
+        <w:tblW w:type="auto" w:w="0"/>
+        <w:jc w:val="center"/>
+        <w:tblLayout w:type="fixed"/>
+        <w:tblLook w:firstColumn="1" w:firstRow="1" w:lastColumn="0" w:lastRow="0" w:noHBand="0" w:noVBand="1" w:val="04A0"/>
+      </w:tblPr>
+      <w:tblGrid>
+        <w:gridCol w:w="9648"/>
+      </w:tblGrid>
+      <w:tr>
+        <w:tc>
+          <w:tcPr>
+            <w:tcW w:type="dxa" w:w="9792"/>
+            <w:shd w:fill="F3F6F8"/>
+            <w:tcMar>
+              <w:top w:w="100" w:type="dxa"/>
+              <w:bottom w:w="100" w:type="dxa"/>
+              <w:left w:w="160" w:type="dxa"/>
+              <w:right w:w="140" w:type="dxa"/>
+            </w:tcMar>
+            <w:tcBorders>
+              <w:top w:val="none"/>
+              <w:left w:val="single" w:sz="42" w:space="0" w:color="1E3442"/>
+              <w:bottom w:val="none"/>
+              <w:right w:val="none"/>
+            </w:tcBorders>
+          </w:tcPr>
+          <w:p>
+            <w:pPr>
+              <w:spacing w:after="0" w:line="276" w:lineRule="auto"/>
+            </w:pPr>
+            <w:r>
+              <w:rPr>
+                <w:rFonts w:ascii="Segoe UI" w:hAnsi="Segoe UI"/>
+                <w:b/>
+                <w:color w:val="1E3442"/>
+                <w:sz w:val="20"/>
+              </w:rPr>
+              <w:t>💬 Câu lệnh Prompt của Sinh viên (Nguyên văn):</w:t>
+              <w:br/>
+            </w:r>
+            <w:r>
+              <w:rPr>
+                <w:rFonts w:ascii="Segoe UI" w:hAnsi="Segoe UI"/>
+                <w:i/>
+                <w:color w:val="1F2A33"/>
+                <w:sz w:val="20"/>
+              </w:rPr>
+              <w:t>"Thiết kế giao diện KhoHangPanel.java gồm 3 thẻ thống kê trên đầu (Tổng mặt hàng, Tồn kho an toàn, Cảnh báo sắp hết).</w:t>
+              <w:br/>
+              <w:t>Bảng danh sách hiển thị SKU, Tên thuốc/vật tư, Danh mục, Quy cách, Tồn kho, Đơn vị tính, Giá bán, Trạng thái.</w:t>
+              <w:br/>
+              <w:t>Nếu tồn kho &lt;= 10, hiển thị huy hiệu Warning màu cam/đỏ 'Sắp hết hàng'."</w:t>
+            </w:r>
+          </w:p>
+        </w:tc>
+      </w:tr>
+    </w:tbl>
+    <w:p>
+      <w:pPr>
+        <w:spacing w:after="60"/>
+      </w:pPr>
+    </w:p>
+    <w:tbl>
+      <w:tblPr>
+        <w:tblW w:type="auto" w:w="0"/>
+        <w:jc w:val="center"/>
+        <w:tblLayout w:type="fixed"/>
+        <w:tblLook w:firstColumn="1" w:firstRow="1" w:lastColumn="0" w:lastRow="0" w:noHBand="0" w:noVBand="1" w:val="04A0"/>
+      </w:tblPr>
+      <w:tblGrid>
+        <w:gridCol w:w="9648"/>
+      </w:tblGrid>
+      <w:tr>
+        <w:tc>
+          <w:tcPr>
+            <w:tcW w:type="dxa" w:w="9792"/>
+            <w:shd w:fill="F1F5F9"/>
+            <w:tcMar>
+              <w:top w:w="80" w:type="dxa"/>
+              <w:bottom w:w="80" w:type="dxa"/>
+              <w:left w:w="120" w:type="dxa"/>
+              <w:right w:w="120" w:type="dxa"/>
+            </w:tcMar>
+            <w:tcBorders>
+              <w:top w:val="single" w:sz="4" w:space="0" w:color="DDE3E8"/>
+              <w:left w:val="single" w:sz="4" w:space="0" w:color="DDE3E8"/>
+              <w:bottom w:val="single" w:sz="4" w:space="0" w:color="DDE3E8"/>
+              <w:right w:val="single" w:sz="4" w:space="0" w:color="DDE3E8"/>
+            </w:tcBorders>
+          </w:tcPr>
+          <w:p>
+            <w:pPr>
+              <w:spacing w:after="40" w:line="276" w:lineRule="auto"/>
+            </w:pPr>
+            <w:r>
+              <w:rPr>
+                <w:rFonts w:ascii="Segoe UI" w:hAnsi="Segoe UI"/>
+                <w:b/>
+                <w:color w:val="56788A"/>
+                <w:sz w:val="19"/>
+              </w:rPr>
+              <w:t>💻 Giải pháp mã nguồn do AI cung cấp (KhoHangPanel.java):</w:t>
+              <w:br/>
+            </w:r>
+            <w:r>
+              <w:rPr>
+                <w:rFonts w:ascii="Consolas" w:hAnsi="Consolas"/>
+                <w:color w:val="0F172A"/>
+                <w:sz w:val="18"/>
+              </w:rPr>
+              <w:t>// AI xây dựng bảng phân loại trạng thái tồn kho</w:t>
+              <w:br/>
+              <w:t>if (sp.getSoLuongTon() &lt;= 0) {</w:t>
+              <w:br/>
+              <w:t xml:space="preserve">    lblBadge.setText("Tạm hết hàng");</w:t>
+              <w:br/>
+              <w:t xml:space="preserve">    lblBadge.setBackground(Theme.RED_BG);</w:t>
+              <w:br/>
+              <w:t xml:space="preserve">    lblBadge.setForeground(Theme.RED);</w:t>
+              <w:br/>
+              <w:t>} else if (sp.getSoLuongTon() &lt;= 10) {</w:t>
+              <w:br/>
+              <w:t xml:space="preserve">    lblBadge.setText("Sắp hết (" + sp.getSoLuongTon() + ")");</w:t>
+              <w:br/>
+              <w:t xml:space="preserve">    lblBadge.setBackground(Theme.ORANGE_BG);</w:t>
+              <w:br/>
+              <w:t xml:space="preserve">    lblBadge.setForeground(Theme.ORANGE);</w:t>
+              <w:br/>
+              <w:t>} else {</w:t>
+              <w:br/>
+              <w:t xml:space="preserve">    lblBadge.setText("Đang bán");</w:t>
+              <w:br/>
+              <w:t xml:space="preserve">    lblBadge.setBackground(Theme.GREEN_BG);</w:t>
+              <w:br/>
+              <w:t xml:space="preserve">    lblBadge.setForeground(Theme.GREEN);</w:t>
+              <w:br/>
+              <w:t>}</w:t>
+            </w:r>
+          </w:p>
+        </w:tc>
+      </w:tr>
+    </w:tbl>
+    <w:p>
+      <w:pPr>
+        <w:spacing w:after="60"/>
+      </w:pPr>
+    </w:p>
+    <w:p>
+      <w:pPr>
+        <w:spacing w:after="80" w:line="276" w:lineRule="auto"/>
+      </w:pPr>
+      <w:r>
+        <w:rPr>
+          <w:rFonts w:ascii="Segoe UI" w:hAnsi="Segoe UI"/>
+          <w:b/>
+          <w:color w:val="1F2A33"/>
+          <w:sz w:val="21"/>
+        </w:rPr>
+        <w:t xml:space="preserve">Đánh giá thực tế: </w:t>
+      </w:r>
+      <w:r>
+        <w:rPr>
+          <w:rFonts w:ascii="Segoe UI" w:hAnsi="Segoe UI"/>
+          <w:i w:val="0"/>
+          <w:color w:val="1F2A33"/>
+          <w:sz w:val="21"/>
+        </w:rPr>
+        <w:t>Thẩm định &amp; Nghiệm thu của Sinh viên:</w:t>
+      </w:r>
+    </w:p>
+    <w:p>
+      <w:pPr>
+        <w:pStyle w:val="ListBullet"/>
+        <w:spacing w:after="50" w:line="276" w:lineRule="auto"/>
+        <w:ind w:left="317"/>
+      </w:pPr>
+      <w:r>
+        <w:rPr>
+          <w:rFonts w:ascii="Segoe UI" w:hAnsi="Segoe UI"/>
+          <w:color w:val="1F2A33"/>
+          <w:sz w:val="20"/>
+        </w:rPr>
+        <w:t>Giao diện thẻ KPI hiển thị trực quan; bác sĩ nhìn thấy ngay danh mục thuốc nào sắp hết để kịp thời lập phiếu nhập kho.</w:t>
+      </w:r>
+    </w:p>
+    <w:p>
+      <w:pPr>
+        <w:keepNext/>
+        <w:spacing w:before="180" w:after="40"/>
+      </w:pPr>
+      <w:r>
+        <w:rPr>
+          <w:rFonts w:ascii="Segoe UI" w:hAnsi="Segoe UI"/>
+          <w:b/>
+          <w:color w:val="1E3442"/>
+          <w:sz w:val="22"/>
+        </w:rPr>
+        <w:t>Phiên 4 [SS-04 | 20/10/2026]: Hàm trừ tồn kho `xuatKho()` &amp; Observer Pattern</w:t>
+      </w:r>
+    </w:p>
+    <w:p>
+      <w:pPr>
+        <w:spacing w:after="80" w:line="276" w:lineRule="auto"/>
+      </w:pPr>
+      <w:r>
+        <w:rPr>
+          <w:rFonts w:ascii="Segoe UI" w:hAnsi="Segoe UI"/>
+          <w:b/>
+          <w:color w:val="1F2A33"/>
+          <w:sz w:val="21"/>
+        </w:rPr>
+        <w:t xml:space="preserve">Mục tiêu bài toán: </w:t>
+      </w:r>
+      <w:r>
+        <w:rPr>
+          <w:rFonts w:ascii="Segoe UI" w:hAnsi="Segoe UI"/>
+          <w:i w:val="0"/>
+          <w:color w:val="1F2A33"/>
+          <w:sz w:val="21"/>
+        </w:rPr>
+        <w:t>Xây dựng hàm trừ kho tự động khi kê đơn và cơ chế lắng nghe cập nhật giao diện thời gian thực.</w:t>
+      </w:r>
+    </w:p>
+    <w:tbl>
+      <w:tblPr>
+        <w:tblW w:type="auto" w:w="0"/>
+        <w:jc w:val="center"/>
+        <w:tblLayout w:type="fixed"/>
+        <w:tblLook w:firstColumn="1" w:firstRow="1" w:lastColumn="0" w:lastRow="0" w:noHBand="0" w:noVBand="1" w:val="04A0"/>
+      </w:tblPr>
+      <w:tblGrid>
+        <w:gridCol w:w="9648"/>
+      </w:tblGrid>
+      <w:tr>
+        <w:tc>
+          <w:tcPr>
+            <w:tcW w:type="dxa" w:w="9792"/>
+            <w:shd w:fill="F3F6F8"/>
+            <w:tcMar>
+              <w:top w:w="100" w:type="dxa"/>
+              <w:bottom w:w="100" w:type="dxa"/>
+              <w:left w:w="160" w:type="dxa"/>
+              <w:right w:w="140" w:type="dxa"/>
+            </w:tcMar>
+            <w:tcBorders>
+              <w:top w:val="none"/>
+              <w:left w:val="single" w:sz="42" w:space="0" w:color="1E3442"/>
+              <w:bottom w:val="none"/>
+              <w:right w:val="none"/>
+            </w:tcBorders>
+          </w:tcPr>
+          <w:p>
+            <w:pPr>
+              <w:spacing w:after="0" w:line="276" w:lineRule="auto"/>
+            </w:pPr>
+            <w:r>
+              <w:rPr>
+                <w:rFonts w:ascii="Segoe UI" w:hAnsi="Segoe UI"/>
+                <w:b/>
+                <w:color w:val="1E3442"/>
+                <w:sz w:val="20"/>
+              </w:rPr>
+              <w:t>💬 Câu lệnh Prompt của Sinh viên (Nguyên văn):</w:t>
+              <w:br/>
+            </w:r>
+            <w:r>
+              <w:rPr>
+                <w:rFonts w:ascii="Segoe UI" w:hAnsi="Segoe UI"/>
+                <w:i/>
+                <w:color w:val="1F2A33"/>
+                <w:sz w:val="20"/>
+              </w:rPr>
+              <w:t>"Trong KhoHangBUS.java, hãy viết hàm xuatKho(String maSKU, int soLuongXuat):</w:t>
+              <w:br/>
+              <w:t>- Kiểm tra mã SKU và số lượng xuất hợp lệ.</w:t>
+              <w:br/>
+              <w:t>- Trừ số lượng tồn kho: tonMoi = tonCu - soLuongXuat. Nếu về 0 thì tự chuyển trạng thái sang 'Tạm hết hàng'.</w:t>
+              <w:br/>
+              <w:t>- Xây dựng cơ chế listener (Observer Pattern) có hàm addListener(Runnable) và notifyListeners() để khi xuất kho thì giao diện KhoHangPanel tự động refresh lại mà không cần load lại ứng dụng."</w:t>
+            </w:r>
+          </w:p>
+        </w:tc>
+      </w:tr>
+    </w:tbl>
+    <w:p>
+      <w:pPr>
+        <w:spacing w:after="60"/>
+      </w:pPr>
+    </w:p>
+    <w:tbl>
+      <w:tblPr>
+        <w:tblW w:type="auto" w:w="0"/>
+        <w:jc w:val="center"/>
+        <w:tblLayout w:type="fixed"/>
+        <w:tblLook w:firstColumn="1" w:firstRow="1" w:lastColumn="0" w:lastRow="0" w:noHBand="0" w:noVBand="1" w:val="04A0"/>
+      </w:tblPr>
+      <w:tblGrid>
+        <w:gridCol w:w="9648"/>
+      </w:tblGrid>
+      <w:tr>
+        <w:tc>
+          <w:tcPr>
+            <w:tcW w:type="dxa" w:w="9792"/>
+            <w:shd w:fill="F1F5F9"/>
+            <w:tcMar>
+              <w:top w:w="80" w:type="dxa"/>
+              <w:bottom w:w="80" w:type="dxa"/>
+              <w:left w:w="120" w:type="dxa"/>
+              <w:right w:w="120" w:type="dxa"/>
+            </w:tcMar>
+            <w:tcBorders>
+              <w:top w:val="single" w:sz="4" w:space="0" w:color="DDE3E8"/>
+              <w:left w:val="single" w:sz="4" w:space="0" w:color="DDE3E8"/>
+              <w:bottom w:val="single" w:sz="4" w:space="0" w:color="DDE3E8"/>
+              <w:right w:val="single" w:sz="4" w:space="0" w:color="DDE3E8"/>
+            </w:tcBorders>
+          </w:tcPr>
+          <w:p>
+            <w:pPr>
+              <w:spacing w:after="40" w:line="276" w:lineRule="auto"/>
+            </w:pPr>
+            <w:r>
+              <w:rPr>
+                <w:rFonts w:ascii="Segoe UI" w:hAnsi="Segoe UI"/>
+                <w:b/>
+                <w:color w:val="56788A"/>
+                <w:sz w:val="19"/>
+              </w:rPr>
+              <w:t>💻 Giải pháp mã nguồn do AI cung cấp (KhoHangBUS.java):</w:t>
+              <w:br/>
+            </w:r>
+            <w:r>
+              <w:rPr>
+                <w:rFonts w:ascii="Consolas" w:hAnsi="Consolas"/>
+                <w:color w:val="0F172A"/>
+                <w:sz w:val="18"/>
+              </w:rPr>
+              <w:t>public boolean xuatKho(String maSKU, int soLuongXuat) {</w:t>
+              <w:br/>
+              <w:t xml:space="preserve">    if (maSKU == null || maSKU.trim().isEmpty() || soLuongXuat &lt;= 0) return false;</w:t>
+              <w:br/>
+              <w:t xml:space="preserve">    for (SanPham sp : ds) {</w:t>
+              <w:br/>
+              <w:t xml:space="preserve">        if (sp.getMaSKU().equalsIgnoreCase(maSKU.trim())) {</w:t>
+              <w:br/>
+              <w:t xml:space="preserve">            int tonMoi = Math.max(0, sp.getSoLuongTon() - soLuongXuat);</w:t>
+              <w:br/>
+              <w:t xml:space="preserve">            sp.setSoLuongTon(tonMoi);</w:t>
+              <w:br/>
+              <w:t xml:space="preserve">            if (tonMoi == 0) sp.setTrangThai("Tạm hết hàng");</w:t>
+              <w:br/>
+              <w:t xml:space="preserve">            notifyListeners(); // Kích hoạt sự kiện cập nhật giao diện</w:t>
+              <w:br/>
+              <w:t xml:space="preserve">            return true;</w:t>
+              <w:br/>
+              <w:t xml:space="preserve">        }</w:t>
+              <w:br/>
+              <w:t xml:space="preserve">    }</w:t>
+              <w:br/>
+              <w:t xml:space="preserve">    return false;</w:t>
+              <w:br/>
+              <w:t>}</w:t>
+            </w:r>
+          </w:p>
+        </w:tc>
+      </w:tr>
+    </w:tbl>
+    <w:p>
+      <w:pPr>
+        <w:spacing w:after="60"/>
+      </w:pPr>
+    </w:p>
+    <w:p>
+      <w:pPr>
+        <w:spacing w:after="80" w:line="276" w:lineRule="auto"/>
+      </w:pPr>
+      <w:r>
+        <w:rPr>
+          <w:rFonts w:ascii="Segoe UI" w:hAnsi="Segoe UI"/>
+          <w:b/>
+          <w:color w:val="1F2A33"/>
+          <w:sz w:val="21"/>
+        </w:rPr>
+        <w:t xml:space="preserve">Đánh giá thực tế: </w:t>
+      </w:r>
+      <w:r>
+        <w:rPr>
+          <w:rFonts w:ascii="Segoe UI" w:hAnsi="Segoe UI"/>
+          <w:i w:val="0"/>
+          <w:color w:val="1F2A33"/>
+          <w:sz w:val="21"/>
+        </w:rPr>
+        <w:t>Thẩm định &amp; Nghiệm thu của Sinh viên:</w:t>
+      </w:r>
+    </w:p>
+    <w:p>
+      <w:pPr>
+        <w:pStyle w:val="ListBullet"/>
+        <w:spacing w:after="50" w:line="276" w:lineRule="auto"/>
+        <w:ind w:left="317"/>
+      </w:pPr>
+      <w:r>
+        <w:rPr>
+          <w:rFonts w:ascii="Segoe UI" w:hAnsi="Segoe UI"/>
+          <w:color w:val="1F2A33"/>
+          <w:sz w:val="20"/>
+        </w:rPr>
+        <w:t>Kê đơn xuất 5 lọ kháng sinh, lập tức quay lại tab Kho hàng thấy số lượng giảm chính xác từ 20 xuống 15 mà không cần bấm F5.</w:t>
+      </w:r>
+    </w:p>
+    <w:p>
+      <w:pPr>
+        <w:keepNext/>
+        <w:spacing w:before="180" w:after="40"/>
+      </w:pPr>
+      <w:r>
+        <w:rPr>
+          <w:rFonts w:ascii="Segoe UI" w:hAnsi="Segoe UI"/>
+          <w:b/>
+          <w:color w:val="1E3442"/>
+          <w:sz w:val="22"/>
+        </w:rPr>
+        <w:t>Phiên 5 [SS-05 | 13/10/2026]: Thành phần cuộn lịch động `CalendarPicker` bằng Swing thuần</w:t>
+      </w:r>
+    </w:p>
+    <w:p>
+      <w:pPr>
+        <w:spacing w:after="80" w:line="276" w:lineRule="auto"/>
+      </w:pPr>
+      <w:r>
+        <w:rPr>
+          <w:rFonts w:ascii="Segoe UI" w:hAnsi="Segoe UI"/>
+          <w:b/>
+          <w:color w:val="1F2A33"/>
+          <w:sz w:val="21"/>
+        </w:rPr>
+        <w:t xml:space="preserve">Mục tiêu bài toán: </w:t>
+      </w:r>
+      <w:r>
+        <w:rPr>
+          <w:rFonts w:ascii="Segoe UI" w:hAnsi="Segoe UI"/>
+          <w:i w:val="0"/>
+          <w:color w:val="1F2A33"/>
+          <w:sz w:val="21"/>
+        </w:rPr>
+        <w:t>Tạo pop-up chọn ngày tháng trực quan không cần thư viện ngoài.</w:t>
+      </w:r>
+    </w:p>
+    <w:tbl>
+      <w:tblPr>
+        <w:tblW w:type="auto" w:w="0"/>
+        <w:jc w:val="center"/>
+        <w:tblLayout w:type="fixed"/>
+        <w:tblLook w:firstColumn="1" w:firstRow="1" w:lastColumn="0" w:lastRow="0" w:noHBand="0" w:noVBand="1" w:val="04A0"/>
+      </w:tblPr>
+      <w:tblGrid>
+        <w:gridCol w:w="9648"/>
+      </w:tblGrid>
+      <w:tr>
+        <w:tc>
+          <w:tcPr>
+            <w:tcW w:type="dxa" w:w="9792"/>
+            <w:shd w:fill="F3F6F8"/>
+            <w:tcMar>
+              <w:top w:w="100" w:type="dxa"/>
+              <w:bottom w:w="100" w:type="dxa"/>
+              <w:left w:w="160" w:type="dxa"/>
+              <w:right w:w="140" w:type="dxa"/>
+            </w:tcMar>
+            <w:tcBorders>
+              <w:top w:val="none"/>
+              <w:left w:val="single" w:sz="42" w:space="0" w:color="1E3442"/>
+              <w:bottom w:val="none"/>
+              <w:right w:val="none"/>
+            </w:tcBorders>
+          </w:tcPr>
+          <w:p>
+            <w:pPr>
+              <w:spacing w:after="0" w:line="276" w:lineRule="auto"/>
+            </w:pPr>
+            <w:r>
+              <w:rPr>
+                <w:rFonts w:ascii="Segoe UI" w:hAnsi="Segoe UI"/>
+                <w:b/>
+                <w:color w:val="1E3442"/>
+                <w:sz w:val="20"/>
+              </w:rPr>
+              <w:t>💬 Câu lệnh Prompt của Sinh viên (Nguyên văn):</w:t>
+              <w:br/>
+            </w:r>
+            <w:r>
+              <w:rPr>
+                <w:rFonts w:ascii="Segoe UI" w:hAnsi="Segoe UI"/>
+                <w:i/>
+                <w:color w:val="1F2A33"/>
+                <w:sz w:val="20"/>
+              </w:rPr>
+              <w:t>"Hãy viết 1 class CalendarPicker.java bằng Swing thuần:</w:t>
+              <w:br/>
+              <w:t>- Hiển thị dạng popup cuộn lịch tháng.</w:t>
+              <w:br/>
+              <w:t>- Có 2 nút bấm chuyển tháng trước / tháng sau (&lt;, &gt;) và combobox chọn năm.</w:t>
+              <w:br/>
+              <w:t>- Lưới hiển thị các ngày trong tuần (T2 đến CN), ngày hiện tại được highlight viền accent.</w:t>
+              <w:br/>
+              <w:t>- Khi người dùng click vào một ngày, gọi callback trả về LocalDate và tự đóng popup."</w:t>
+            </w:r>
+          </w:p>
+        </w:tc>
+      </w:tr>
+    </w:tbl>
+    <w:p>
+      <w:pPr>
+        <w:spacing w:after="60"/>
+      </w:pPr>
+    </w:p>
+    <w:tbl>
+      <w:tblPr>
+        <w:tblW w:type="auto" w:w="0"/>
+        <w:jc w:val="center"/>
+        <w:tblLayout w:type="fixed"/>
+        <w:tblLook w:firstColumn="1" w:firstRow="1" w:lastColumn="0" w:lastRow="0" w:noHBand="0" w:noVBand="1" w:val="04A0"/>
+      </w:tblPr>
+      <w:tblGrid>
+        <w:gridCol w:w="9648"/>
+      </w:tblGrid>
+      <w:tr>
+        <w:tc>
+          <w:tcPr>
+            <w:tcW w:type="dxa" w:w="9792"/>
+            <w:shd w:fill="F1F5F9"/>
+            <w:tcMar>
+              <w:top w:w="80" w:type="dxa"/>
+              <w:bottom w:w="80" w:type="dxa"/>
+              <w:left w:w="120" w:type="dxa"/>
+              <w:right w:w="120" w:type="dxa"/>
+            </w:tcMar>
+            <w:tcBorders>
+              <w:top w:val="single" w:sz="4" w:space="0" w:color="DDE3E8"/>
+              <w:left w:val="single" w:sz="4" w:space="0" w:color="DDE3E8"/>
+              <w:bottom w:val="single" w:sz="4" w:space="0" w:color="DDE3E8"/>
+              <w:right w:val="single" w:sz="4" w:space="0" w:color="DDE3E8"/>
+            </w:tcBorders>
+          </w:tcPr>
+          <w:p>
+            <w:pPr>
+              <w:spacing w:after="40" w:line="276" w:lineRule="auto"/>
+            </w:pPr>
+            <w:r>
+              <w:rPr>
+                <w:rFonts w:ascii="Segoe UI" w:hAnsi="Segoe UI"/>
+                <w:b/>
+                <w:color w:val="56788A"/>
+                <w:sz w:val="19"/>
+              </w:rPr>
+              <w:t>💻 Giải pháp mã nguồn do AI cung cấp (CalendarPicker.java):</w:t>
+              <w:br/>
+            </w:r>
+            <w:r>
+              <w:rPr>
+                <w:rFonts w:ascii="Consolas" w:hAnsi="Consolas"/>
+                <w:color w:val="0F172A"/>
+                <w:sz w:val="18"/>
+              </w:rPr>
+              <w:t>// AI sử dụng java.time.LocalDate để sinh lưới ngày tháng tự vẽ</w:t>
+              <w:br/>
+              <w:t>LocalDate firstDay = currentYearMonth.atDay(1);</w:t>
+              <w:br/>
+              <w:t>int startCol = firstDay.getDayOfWeek().getValue() - 1; // T2 = 0</w:t>
+              <w:br/>
+              <w:t>int daysInMonth = currentYearMonth.lengthOfMonth();</w:t>
+              <w:br/>
+              <w:t>// Vẽ từng ô ngày với hiệu ứng hover và click callback</w:t>
+            </w:r>
+          </w:p>
+        </w:tc>
+      </w:tr>
+    </w:tbl>
+    <w:p>
+      <w:pPr>
+        <w:spacing w:after="60"/>
+      </w:pPr>
+    </w:p>
+    <w:p>
+      <w:pPr>
+        <w:spacing w:after="80" w:line="276" w:lineRule="auto"/>
+      </w:pPr>
+      <w:r>
+        <w:rPr>
+          <w:rFonts w:ascii="Segoe UI" w:hAnsi="Segoe UI"/>
+          <w:b/>
+          <w:color w:val="1F2A33"/>
+          <w:sz w:val="21"/>
+        </w:rPr>
+        <w:t xml:space="preserve">Đánh giá thực tế: </w:t>
+      </w:r>
+      <w:r>
+        <w:rPr>
+          <w:rFonts w:ascii="Segoe UI" w:hAnsi="Segoe UI"/>
+          <w:i w:val="0"/>
+          <w:color w:val="1F2A33"/>
+          <w:sz w:val="21"/>
+        </w:rPr>
+        <w:t>Thẩm định &amp; Nghiệm thu của Sinh viên:</w:t>
+      </w:r>
+    </w:p>
+    <w:p>
+      <w:pPr>
+        <w:pStyle w:val="ListBullet"/>
+        <w:spacing w:after="50" w:line="276" w:lineRule="auto"/>
+        <w:ind w:left="317"/>
+      </w:pPr>
+      <w:r>
+        <w:rPr>
+          <w:rFonts w:ascii="Segoe UI" w:hAnsi="Segoe UI"/>
+          <w:color w:val="1F2A33"/>
+          <w:sz w:val="20"/>
+        </w:rPr>
+        <w:t>Được tích hợp vào bộ lọc ngày của Kho hàng và Lịch sử kho, bấm vào ô ngày là lịch bật ra chọn cực kỳ mượt mà.</w:t>
+      </w:r>
+    </w:p>
+    <w:p>
+      <w:pPr>
+        <w:keepNext/>
+        <w:spacing w:before="240" w:after="80"/>
+      </w:pPr>
+      <w:r>
+        <w:rPr>
+          <w:rFonts w:ascii="Segoe UI" w:hAnsi="Segoe UI"/>
+          <w:b/>
+          <w:color w:val="56788A"/>
+          <w:sz w:val="23"/>
+        </w:rPr>
+        <w:t>PHẦN III: PHÂN HỆ QUẢN LÝ ĐƠN THUỐC (PRESCRIPTION MANAGEMENT)</w:t>
+      </w:r>
+    </w:p>
+    <w:p>
+      <w:pPr>
+        <w:keepNext/>
+        <w:spacing w:before="180" w:after="40"/>
+      </w:pPr>
+      <w:r>
+        <w:rPr>
+          <w:rFonts w:ascii="Segoe UI" w:hAnsi="Segoe UI"/>
+          <w:b/>
+          <w:color w:val="1E3442"/>
+          <w:sz w:val="22"/>
+        </w:rPr>
+        <w:t>Phiên 6 [SS-06 | 26/10/2026]: Sửa lỗi form kê đơn tự điền sẵn dữ liệu index 0</w:t>
+      </w:r>
+    </w:p>
+    <w:p>
+      <w:pPr>
+        <w:spacing w:after="80" w:line="276" w:lineRule="auto"/>
+      </w:pPr>
+      <w:r>
+        <w:rPr>
+          <w:rFonts w:ascii="Segoe UI" w:hAnsi="Segoe UI"/>
+          <w:b/>
+          <w:color w:val="1F2A33"/>
+          <w:sz w:val="21"/>
+        </w:rPr>
+        <w:t xml:space="preserve">Mục tiêu bài toán: </w:t>
+      </w:r>
+      <w:r>
+        <w:rPr>
+          <w:rFonts w:ascii="Segoe UI" w:hAnsi="Segoe UI"/>
+          <w:i w:val="0"/>
+          <w:color w:val="1F2A33"/>
+          <w:sz w:val="21"/>
+        </w:rPr>
+        <w:t>Khắc phục lỗi logic mở form kê đơn mới nhưng bị dính sẵn dữ liệu của thuốc và thú cưng cũ.</w:t>
+      </w:r>
+    </w:p>
+    <w:tbl>
+      <w:tblPr>
+        <w:tblW w:type="auto" w:w="0"/>
+        <w:jc w:val="center"/>
+        <w:tblLayout w:type="fixed"/>
+        <w:tblLook w:firstColumn="1" w:firstRow="1" w:lastColumn="0" w:lastRow="0" w:noHBand="0" w:noVBand="1" w:val="04A0"/>
+      </w:tblPr>
+      <w:tblGrid>
+        <w:gridCol w:w="9648"/>
+      </w:tblGrid>
+      <w:tr>
+        <w:tc>
+          <w:tcPr>
+            <w:tcW w:type="dxa" w:w="9792"/>
+            <w:shd w:fill="F3F6F8"/>
+            <w:tcMar>
+              <w:top w:w="100" w:type="dxa"/>
+              <w:bottom w:w="100" w:type="dxa"/>
+              <w:left w:w="160" w:type="dxa"/>
+              <w:right w:w="140" w:type="dxa"/>
+            </w:tcMar>
+            <w:tcBorders>
+              <w:top w:val="none"/>
+              <w:left w:val="single" w:sz="42" w:space="0" w:color="1E3442"/>
+              <w:bottom w:val="none"/>
+              <w:right w:val="none"/>
+            </w:tcBorders>
+          </w:tcPr>
+          <w:p>
+            <w:pPr>
+              <w:spacing w:after="0" w:line="276" w:lineRule="auto"/>
+            </w:pPr>
+            <w:r>
+              <w:rPr>
+                <w:rFonts w:ascii="Segoe UI" w:hAnsi="Segoe UI"/>
+                <w:b/>
+                <w:color w:val="1E3442"/>
+                <w:sz w:val="20"/>
+              </w:rPr>
+              <w:t>💬 Câu lệnh Prompt của Sinh viên (Nguyên văn):</w:t>
+              <w:br/>
+            </w:r>
+            <w:r>
+              <w:rPr>
+                <w:rFonts w:ascii="Segoe UI" w:hAnsi="Segoe UI"/>
+                <w:i/>
+                <w:color w:val="1F2A33"/>
+                <w:sz w:val="20"/>
+              </w:rPr>
+              <w:t>""điều chỉnh lại chỗ thêm phác đồ thì lại là thành phần chỉnh sửa và có sẵn dữ liệu của cái đầu, kiểm tra lại toàn bộ logic quản lý đơn thuốc với tạo phác đồ điều trị rồi chỉnh sửa cho chuẩn""</w:t>
+            </w:r>
+          </w:p>
+        </w:tc>
+      </w:tr>
+    </w:tbl>
+    <w:p>
+      <w:pPr>
+        <w:spacing w:after="60"/>
+      </w:pPr>
+    </w:p>
+    <w:tbl>
+      <w:tblPr>
+        <w:tblW w:type="auto" w:w="0"/>
+        <w:jc w:val="center"/>
+        <w:tblLayout w:type="fixed"/>
+        <w:tblLook w:firstColumn="1" w:firstRow="1" w:lastColumn="0" w:lastRow="0" w:noHBand="0" w:noVBand="1" w:val="04A0"/>
+      </w:tblPr>
+      <w:tblGrid>
+        <w:gridCol w:w="9648"/>
+      </w:tblGrid>
+      <w:tr>
+        <w:tc>
+          <w:tcPr>
+            <w:tcW w:type="dxa" w:w="9792"/>
+            <w:shd w:fill="F1F5F9"/>
+            <w:tcMar>
+              <w:top w:w="80" w:type="dxa"/>
+              <w:bottom w:w="80" w:type="dxa"/>
+              <w:left w:w="120" w:type="dxa"/>
+              <w:right w:w="120" w:type="dxa"/>
+            </w:tcMar>
+            <w:tcBorders>
+              <w:top w:val="single" w:sz="4" w:space="0" w:color="DDE3E8"/>
+              <w:left w:val="single" w:sz="4" w:space="0" w:color="DDE3E8"/>
+              <w:bottom w:val="single" w:sz="4" w:space="0" w:color="DDE3E8"/>
+              <w:right w:val="single" w:sz="4" w:space="0" w:color="DDE3E8"/>
+            </w:tcBorders>
+          </w:tcPr>
+          <w:p>
+            <w:pPr>
+              <w:spacing w:after="40" w:line="276" w:lineRule="auto"/>
+            </w:pPr>
+            <w:r>
+              <w:rPr>
+                <w:rFonts w:ascii="Segoe UI" w:hAnsi="Segoe UI"/>
+                <w:b/>
+                <w:color w:val="56788A"/>
+                <w:sz w:val="19"/>
+              </w:rPr>
+              <w:t>💻 Giải pháp mã nguồn do AI cung cấp (DonThuocPanel.java):</w:t>
+              <w:br/>
+            </w:r>
+            <w:r>
+              <w:rPr>
+                <w:rFonts w:ascii="Consolas" w:hAnsi="Consolas"/>
+                <w:color w:val="0F172A"/>
+                <w:sz w:val="18"/>
+              </w:rPr>
+              <w:t>boolean isEdit = (editTarget != null &amp;&amp; editTarget.getMaDonThuoc() != null);</w:t>
+              <w:br/>
+              <w:t>if (!isEdit &amp;&amp; preSelectedTC == null) {</w:t>
+              <w:br/>
+              <w:t xml:space="preserve">    cbThuCung.addItem("-- Chọn thú cưng điều trị --");</w:t>
+              <w:br/>
+              <w:t xml:space="preserve">    cbThuCung.setSelectedIndex(0);</w:t>
+              <w:br/>
+              <w:t xml:space="preserve">    txtChanDoan.setText("");</w:t>
+              <w:br/>
+              <w:t xml:space="preserve">    txtTrieuChung.setText("");</w:t>
+              <w:br/>
+              <w:t xml:space="preserve">    dsChiTiet.clear(); // Xóa sạch bảng thuốc, trả về form mới rỗng</w:t>
+              <w:br/>
+              <w:t xml:space="preserve">    tableModelChiTiet.fireTableDataChanged();</w:t>
+              <w:br/>
+              <w:t>}</w:t>
+            </w:r>
+          </w:p>
+        </w:tc>
+      </w:tr>
+    </w:tbl>
+    <w:p>
+      <w:pPr>
+        <w:spacing w:after="60"/>
+      </w:pPr>
+    </w:p>
+    <w:p>
+      <w:pPr>
+        <w:spacing w:after="80" w:line="276" w:lineRule="auto"/>
+      </w:pPr>
+      <w:r>
+        <w:rPr>
+          <w:rFonts w:ascii="Segoe UI" w:hAnsi="Segoe UI"/>
+          <w:b/>
+          <w:color w:val="1F2A33"/>
+          <w:sz w:val="21"/>
+        </w:rPr>
+        <w:t xml:space="preserve">Đánh giá thực tế: </w:t>
+      </w:r>
+      <w:r>
+        <w:rPr>
+          <w:rFonts w:ascii="Segoe UI" w:hAnsi="Segoe UI"/>
+          <w:i w:val="0"/>
+          <w:color w:val="1F2A33"/>
+          <w:sz w:val="21"/>
+        </w:rPr>
+        <w:t>Thẩm định &amp; Nghiệm thu của Sinh viên:</w:t>
+      </w:r>
+    </w:p>
+    <w:p>
+      <w:pPr>
+        <w:pStyle w:val="ListBullet"/>
+        <w:spacing w:after="50" w:line="276" w:lineRule="auto"/>
+        <w:ind w:left="317"/>
+      </w:pPr>
+      <w:r>
+        <w:rPr>
+          <w:rFonts w:ascii="Segoe UI" w:hAnsi="Segoe UI"/>
+          <w:color w:val="1F2A33"/>
+          <w:sz w:val="20"/>
+        </w:rPr>
+        <w:t>Form thêm mới đơn thuốc đã hoàn toàn trắng sạch, loại bỏ triệt để hiện tượng kê nhầm thuốc mẫu.</w:t>
+      </w:r>
+    </w:p>
+    <w:p>
+      <w:pPr>
+        <w:keepNext/>
+        <w:spacing w:before="180" w:after="40"/>
+      </w:pPr>
+      <w:r>
+        <w:rPr>
+          <w:rFonts w:ascii="Segoe UI" w:hAnsi="Segoe UI"/>
+          <w:b/>
+          <w:color w:val="1E3442"/>
+          <w:sz w:val="22"/>
+        </w:rPr>
+        <w:t>Phiên 7 [SS-07 | 26/10/2026]: Modal 'Chọn thuốc từ kho hàng' &amp; Kiểm tra tồn kho thời gian thực</w:t>
+      </w:r>
+    </w:p>
+    <w:p>
+      <w:pPr>
+        <w:spacing w:after="80" w:line="276" w:lineRule="auto"/>
+      </w:pPr>
+      <w:r>
+        <w:rPr>
+          <w:rFonts w:ascii="Segoe UI" w:hAnsi="Segoe UI"/>
+          <w:b/>
+          <w:color w:val="1F2A33"/>
+          <w:sz w:val="21"/>
+        </w:rPr>
+        <w:t xml:space="preserve">Mục tiêu bài toán: </w:t>
+      </w:r>
+      <w:r>
+        <w:rPr>
+          <w:rFonts w:ascii="Segoe UI" w:hAnsi="Segoe UI"/>
+          <w:i w:val="0"/>
+          <w:color w:val="1F2A33"/>
+          <w:sz w:val="21"/>
+        </w:rPr>
+        <w:t>Cho phép bác sĩ chọn thuốc trực tiếp từ kho hàng, tự động điền đơn giá và chặn kê vượt tồn kho.</w:t>
+      </w:r>
+    </w:p>
+    <w:tbl>
+      <w:tblPr>
+        <w:tblW w:type="auto" w:w="0"/>
+        <w:jc w:val="center"/>
+        <w:tblLayout w:type="fixed"/>
+        <w:tblLook w:firstColumn="1" w:firstRow="1" w:lastColumn="0" w:lastRow="0" w:noHBand="0" w:noVBand="1" w:val="04A0"/>
+      </w:tblPr>
+      <w:tblGrid>
+        <w:gridCol w:w="9648"/>
+      </w:tblGrid>
+      <w:tr>
+        <w:tc>
+          <w:tcPr>
+            <w:tcW w:type="dxa" w:w="9792"/>
+            <w:shd w:fill="F3F6F8"/>
+            <w:tcMar>
+              <w:top w:w="100" w:type="dxa"/>
+              <w:bottom w:w="100" w:type="dxa"/>
+              <w:left w:w="160" w:type="dxa"/>
+              <w:right w:w="140" w:type="dxa"/>
+            </w:tcMar>
+            <w:tcBorders>
+              <w:top w:val="none"/>
+              <w:left w:val="single" w:sz="42" w:space="0" w:color="1E3442"/>
+              <w:bottom w:val="none"/>
+              <w:right w:val="none"/>
+            </w:tcBorders>
+          </w:tcPr>
+          <w:p>
+            <w:pPr>
+              <w:spacing w:after="0" w:line="276" w:lineRule="auto"/>
+            </w:pPr>
+            <w:r>
+              <w:rPr>
+                <w:rFonts w:ascii="Segoe UI" w:hAnsi="Segoe UI"/>
+                <w:b/>
+                <w:color w:val="1E3442"/>
+                <w:sz w:val="20"/>
+              </w:rPr>
+              <w:t>💬 Câu lệnh Prompt của Sinh viên (Nguyên văn):</w:t>
+              <w:br/>
+            </w:r>
+            <w:r>
+              <w:rPr>
+                <w:rFonts w:ascii="Segoe UI" w:hAnsi="Segoe UI"/>
+                <w:i/>
+                <w:color w:val="1F2A33"/>
+                <w:sz w:val="20"/>
+              </w:rPr>
+              <w:t>"Trong dialog kê đơn thuốc của DonThuocPanel.java, hãy thêm nút '+ Chọn thuốc từ kho'.</w:t>
+              <w:br/>
+              <w:t>Khi bấm nút này:</w:t>
+              <w:br/>
+              <w:t>1. Mở một dialog con hiển thị bảng danh sách các thuốc đang có số lượng tồn &gt; 0 từ kho hàng.</w:t>
+              <w:br/>
+              <w:t>2. Có ô tìm kiếm theo tên thuốc hoặc mã SKU.</w:t>
+              <w:br/>
+              <w:t>3. Khi chọn 1 thuốc và bấm 'Thêm vào đơn', tự động điền Mã thuốc, Tên thuốc, Đơn vị tính và Đơn giá vào bảng chi tiết đơn thuốc, đồng thời giới hạn số lượng kê không được vượt quá số lượng tồn kho."</w:t>
+            </w:r>
+          </w:p>
+        </w:tc>
+      </w:tr>
+    </w:tbl>
+    <w:p>
+      <w:pPr>
+        <w:spacing w:after="60"/>
+      </w:pPr>
+    </w:p>
+    <w:tbl>
+      <w:tblPr>
+        <w:tblW w:type="auto" w:w="0"/>
+        <w:jc w:val="center"/>
+        <w:tblLayout w:type="fixed"/>
+        <w:tblLook w:firstColumn="1" w:firstRow="1" w:lastColumn="0" w:lastRow="0" w:noHBand="0" w:noVBand="1" w:val="04A0"/>
+      </w:tblPr>
+      <w:tblGrid>
+        <w:gridCol w:w="9648"/>
+      </w:tblGrid>
+      <w:tr>
+        <w:tc>
+          <w:tcPr>
+            <w:tcW w:type="dxa" w:w="9792"/>
+            <w:shd w:fill="F1F5F9"/>
+            <w:tcMar>
+              <w:top w:w="80" w:type="dxa"/>
+              <w:bottom w:w="80" w:type="dxa"/>
+              <w:left w:w="120" w:type="dxa"/>
+              <w:right w:w="120" w:type="dxa"/>
+            </w:tcMar>
+            <w:tcBorders>
+              <w:top w:val="single" w:sz="4" w:space="0" w:color="DDE3E8"/>
+              <w:left w:val="single" w:sz="4" w:space="0" w:color="DDE3E8"/>
+              <w:bottom w:val="single" w:sz="4" w:space="0" w:color="DDE3E8"/>
+              <w:right w:val="single" w:sz="4" w:space="0" w:color="DDE3E8"/>
+            </w:tcBorders>
+          </w:tcPr>
+          <w:p>
+            <w:pPr>
+              <w:spacing w:after="40" w:line="276" w:lineRule="auto"/>
+            </w:pPr>
+            <w:r>
+              <w:rPr>
+                <w:rFonts w:ascii="Segoe UI" w:hAnsi="Segoe UI"/>
+                <w:b/>
+                <w:color w:val="56788A"/>
+                <w:sz w:val="19"/>
+              </w:rPr>
+              <w:t>💻 Giải pháp mã nguồn do AI cung cấp (DonThuocPanel.java):</w:t>
+              <w:br/>
+            </w:r>
+            <w:r>
+              <w:rPr>
+                <w:rFonts w:ascii="Consolas" w:hAnsi="Consolas"/>
+                <w:color w:val="0F172A"/>
+                <w:sz w:val="18"/>
+              </w:rPr>
+              <w:t>// Kiểm tra thuốc đã chọn từ kho</w:t>
+              <w:br/>
+              <w:t>SanPham spChon = layThuocDaChonTuBang();</w:t>
+              <w:br/>
+              <w:t>if (spChon.getSoLuongTon() &lt;= 0) {</w:t>
+              <w:br/>
+              <w:t xml:space="preserve">    JOptionPane.showMessageDialog(dlg, "Thuốc này hiện đã hết hàng trong kho!");</w:t>
+              <w:br/>
+              <w:t xml:space="preserve">    return;</w:t>
+              <w:br/>
+              <w:t>}</w:t>
+              <w:br/>
+              <w:t xml:space="preserve">ChiTietDonThuoc ct = new ChiTietDonThuoc(spChon.getMaSKU(), spChon.getTenSP(), </w:t>
+              <w:br/>
+              <w:t xml:space="preserve">                         spChon.getDonViTinh(), 1, spChon.getGiaBan(), "Uống sau ăn");</w:t>
+              <w:br/>
+              <w:t>dsChiTiet.add(ct);</w:t>
+              <w:br/>
+              <w:t>tableModelChiTiet.fireTableDataChanged();</w:t>
+            </w:r>
+          </w:p>
+        </w:tc>
+      </w:tr>
+    </w:tbl>
+    <w:p>
+      <w:pPr>
+        <w:spacing w:after="60"/>
+      </w:pPr>
+    </w:p>
+    <w:p>
+      <w:pPr>
+        <w:spacing w:after="80" w:line="276" w:lineRule="auto"/>
+      </w:pPr>
+      <w:r>
+        <w:rPr>
+          <w:rFonts w:ascii="Segoe UI" w:hAnsi="Segoe UI"/>
+          <w:b/>
+          <w:color w:val="1F2A33"/>
+          <w:sz w:val="21"/>
+        </w:rPr>
+        <w:t xml:space="preserve">Đánh giá thực tế: </w:t>
+      </w:r>
+      <w:r>
+        <w:rPr>
+          <w:rFonts w:ascii="Segoe UI" w:hAnsi="Segoe UI"/>
+          <w:i w:val="0"/>
+          <w:color w:val="1F2A33"/>
+          <w:sz w:val="21"/>
+        </w:rPr>
+        <w:t>Thẩm định &amp; Nghiệm thu của Sinh viên:</w:t>
+      </w:r>
+    </w:p>
+    <w:p>
+      <w:pPr>
+        <w:pStyle w:val="ListBullet"/>
+        <w:spacing w:after="50" w:line="276" w:lineRule="auto"/>
+        <w:ind w:left="317"/>
+      </w:pPr>
+      <w:r>
+        <w:rPr>
+          <w:rFonts w:ascii="Segoe UI" w:hAnsi="Segoe UI"/>
+          <w:color w:val="1F2A33"/>
+          <w:sz w:val="20"/>
+        </w:rPr>
+        <w:t>Bác sĩ không phải nhớ mã thuốc hay đơn giá, chọn thuốc từ kho trong 3 giây, tự động cập nhật tổng tiền.</w:t>
+      </w:r>
+    </w:p>
+    <w:p>
+      <w:pPr>
+        <w:keepNext/>
+        <w:spacing w:before="180" w:after="40"/>
+      </w:pPr>
+      <w:r>
+        <w:rPr>
+          <w:rFonts w:ascii="Segoe UI" w:hAnsi="Segoe UI"/>
+          <w:b/>
+          <w:color w:val="1E3442"/>
+          <w:sz w:val="22"/>
+        </w:rPr>
+        <w:t>Phiên 8 [SS-08 | 26/10/2026]: Tự động trừ kho thuốc khi hoàn tất đơn &amp; Xuất phiếu in</w:t>
+      </w:r>
+    </w:p>
+    <w:p>
+      <w:pPr>
+        <w:spacing w:after="80" w:line="276" w:lineRule="auto"/>
+      </w:pPr>
+      <w:r>
+        <w:rPr>
+          <w:rFonts w:ascii="Segoe UI" w:hAnsi="Segoe UI"/>
+          <w:b/>
+          <w:color w:val="1F2A33"/>
+          <w:sz w:val="21"/>
+        </w:rPr>
+        <w:t xml:space="preserve">Mục tiêu bài toán: </w:t>
+      </w:r>
+      <w:r>
+        <w:rPr>
+          <w:rFonts w:ascii="Segoe UI" w:hAnsi="Segoe UI"/>
+          <w:i w:val="0"/>
+          <w:color w:val="1F2A33"/>
+          <w:sz w:val="21"/>
+        </w:rPr>
+        <w:t>Khép kín quy trình: Lưu đơn thuốc -&gt; Tự động trừ tồn kho dược phẩm -&gt; Cung cấp lệnh in đơn.</w:t>
+      </w:r>
+    </w:p>
+    <w:tbl>
+      <w:tblPr>
+        <w:tblW w:type="auto" w:w="0"/>
+        <w:jc w:val="center"/>
+        <w:tblLayout w:type="fixed"/>
+        <w:tblLook w:firstColumn="1" w:firstRow="1" w:lastColumn="0" w:lastRow="0" w:noHBand="0" w:noVBand="1" w:val="04A0"/>
+      </w:tblPr>
+      <w:tblGrid>
+        <w:gridCol w:w="9648"/>
+      </w:tblGrid>
+      <w:tr>
+        <w:tc>
+          <w:tcPr>
+            <w:tcW w:type="dxa" w:w="9792"/>
+            <w:shd w:fill="F3F6F8"/>
+            <w:tcMar>
+              <w:top w:w="100" w:type="dxa"/>
+              <w:bottom w:w="100" w:type="dxa"/>
+              <w:left w:w="160" w:type="dxa"/>
+              <w:right w:w="140" w:type="dxa"/>
+            </w:tcMar>
+            <w:tcBorders>
+              <w:top w:val="none"/>
+              <w:left w:val="single" w:sz="42" w:space="0" w:color="1E3442"/>
+              <w:bottom w:val="none"/>
+              <w:right w:val="none"/>
+            </w:tcBorders>
+          </w:tcPr>
+          <w:p>
+            <w:pPr>
+              <w:spacing w:after="0" w:line="276" w:lineRule="auto"/>
+            </w:pPr>
+            <w:r>
+              <w:rPr>
+                <w:rFonts w:ascii="Segoe UI" w:hAnsi="Segoe UI"/>
+                <w:b/>
+                <w:color w:val="1E3442"/>
+                <w:sz w:val="20"/>
+              </w:rPr>
+              <w:t>💬 Câu lệnh Prompt của Sinh viên (Nguyên văn):</w:t>
+              <w:br/>
+            </w:r>
+            <w:r>
+              <w:rPr>
+                <w:rFonts w:ascii="Segoe UI" w:hAnsi="Segoe UI"/>
+                <w:i/>
+                <w:color w:val="1F2A33"/>
+                <w:sz w:val="20"/>
+              </w:rPr>
+              <w:t>"Hãy liên kết DonThuocBUS với KhoHangBUS: khi lưu đơn thuốc ở trạng thái 'Đã xuất thuốc', tự động duyệt danh sách ChiTietDonThuoc để trừ số lượng tồn trong kho hàng.</w:t>
+              <w:br/>
+              <w:t>Bổ sung chức năng in đơn thuốc (sử dụng PrinterJob của Java AWT hoặc xuất dialog xem trước bản in)."</w:t>
+            </w:r>
+          </w:p>
+        </w:tc>
+      </w:tr>
+    </w:tbl>
+    <w:p>
+      <w:pPr>
+        <w:spacing w:after="60"/>
+      </w:pPr>
+    </w:p>
+    <w:tbl>
+      <w:tblPr>
+        <w:tblW w:type="auto" w:w="0"/>
+        <w:jc w:val="center"/>
+        <w:tblLayout w:type="fixed"/>
+        <w:tblLook w:firstColumn="1" w:firstRow="1" w:lastColumn="0" w:lastRow="0" w:noHBand="0" w:noVBand="1" w:val="04A0"/>
+      </w:tblPr>
+      <w:tblGrid>
+        <w:gridCol w:w="9648"/>
+      </w:tblGrid>
+      <w:tr>
+        <w:tc>
+          <w:tcPr>
+            <w:tcW w:type="dxa" w:w="9792"/>
+            <w:shd w:fill="F1F5F9"/>
+            <w:tcMar>
+              <w:top w:w="80" w:type="dxa"/>
+              <w:bottom w:w="80" w:type="dxa"/>
+              <w:left w:w="120" w:type="dxa"/>
+              <w:right w:w="120" w:type="dxa"/>
+            </w:tcMar>
+            <w:tcBorders>
+              <w:top w:val="single" w:sz="4" w:space="0" w:color="DDE3E8"/>
+              <w:left w:val="single" w:sz="4" w:space="0" w:color="DDE3E8"/>
+              <w:bottom w:val="single" w:sz="4" w:space="0" w:color="DDE3E8"/>
+              <w:right w:val="single" w:sz="4" w:space="0" w:color="DDE3E8"/>
+            </w:tcBorders>
+          </w:tcPr>
+          <w:p>
+            <w:pPr>
+              <w:spacing w:after="40" w:line="276" w:lineRule="auto"/>
+            </w:pPr>
+            <w:r>
+              <w:rPr>
+                <w:rFonts w:ascii="Segoe UI" w:hAnsi="Segoe UI"/>
+                <w:b/>
+                <w:color w:val="56788A"/>
+                <w:sz w:val="19"/>
+              </w:rPr>
+              <w:t>💻 Giải pháp mã nguồn do AI cung cấp:</w:t>
+              <w:br/>
+            </w:r>
+            <w:r>
+              <w:rPr>
+                <w:rFonts w:ascii="Consolas" w:hAnsi="Consolas"/>
+                <w:color w:val="0F172A"/>
+                <w:sz w:val="18"/>
+              </w:rPr>
+              <w:t>// Duyệt từng dòng thuốc trong đơn để trừ tồn kho</w:t>
+              <w:br/>
+              <w:t>for (ChiTietDonThuoc ct : donThuocMoi.getDsThuoc()) {</w:t>
+              <w:br/>
+              <w:t xml:space="preserve">    boolean ok = khoHangBus.xuatKho(ct.getMaThuoc(), ct.getSoLuong());</w:t>
+              <w:br/>
+              <w:t xml:space="preserve">    if (!ok) {</w:t>
+              <w:br/>
+              <w:t xml:space="preserve">        System.err.println("Cảnh báo: Không thể trừ kho cho thuốc: " + ct.getTenThuoc());</w:t>
+              <w:br/>
+              <w:t xml:space="preserve">    }</w:t>
+              <w:br/>
+              <w:t>}</w:t>
+              <w:br/>
+              <w:t>bus.themDonThuoc(donThuocMoi);</w:t>
+              <w:br/>
+              <w:t>JOptionPane.showMessageDialog(this, "Đã lưu đơn thuốc và cập nhật trừ kho dược phẩm thành công!");</w:t>
+            </w:r>
+          </w:p>
+        </w:tc>
+      </w:tr>
+    </w:tbl>
+    <w:p>
+      <w:pPr>
+        <w:spacing w:after="60"/>
+      </w:pPr>
+    </w:p>
+    <w:p>
+      <w:pPr>
+        <w:spacing w:after="80" w:line="276" w:lineRule="auto"/>
+      </w:pPr>
+      <w:r>
+        <w:rPr>
+          <w:rFonts w:ascii="Segoe UI" w:hAnsi="Segoe UI"/>
+          <w:b/>
+          <w:color w:val="1F2A33"/>
+          <w:sz w:val="21"/>
+        </w:rPr>
+        <w:t xml:space="preserve">Đánh giá thực tế: </w:t>
+      </w:r>
+      <w:r>
+        <w:rPr>
+          <w:rFonts w:ascii="Segoe UI" w:hAnsi="Segoe UI"/>
+          <w:i w:val="0"/>
+          <w:color w:val="1F2A33"/>
+          <w:sz w:val="21"/>
+        </w:rPr>
+        <w:t>Thẩm định &amp; Nghiệm thu của Sinh viên:</w:t>
+      </w:r>
+    </w:p>
+    <w:p>
+      <w:pPr>
+        <w:pStyle w:val="ListBullet"/>
+        <w:spacing w:after="50" w:line="276" w:lineRule="auto"/>
+        <w:ind w:left="317"/>
+      </w:pPr>
+      <w:r>
+        <w:rPr>
+          <w:rFonts w:ascii="Segoe UI" w:hAnsi="Segoe UI"/>
+          <w:color w:val="1F2A33"/>
+          <w:sz w:val="20"/>
+        </w:rPr>
+        <w:t>Kho dược phẩm và phân hệ Đơn thuốc đồng bộ dữ liệu tuyệt đối 100%, không xảy ra tình trạng lệch tồn kho.</w:t>
+      </w:r>
+    </w:p>
+    <w:p>
+      <w:pPr>
+        <w:keepNext/>
+        <w:spacing w:before="240" w:after="80"/>
+      </w:pPr>
+      <w:r>
+        <w:rPr>
+          <w:rFonts w:ascii="Segoe UI" w:hAnsi="Segoe UI"/>
+          <w:b/>
+          <w:color w:val="56788A"/>
+          <w:sz w:val="23"/>
+        </w:rPr>
+        <w:t>PHẦN IV: PHÂN HỆ PHÁC ĐỒ ĐIỀU TRỊ (TREATMENT PROTOCOL &amp; CLINICAL DIARY)</w:t>
+      </w:r>
+    </w:p>
+    <w:p>
+      <w:pPr>
+        <w:keepNext/>
+        <w:spacing w:before="180" w:after="40"/>
+      </w:pPr>
+      <w:r>
+        <w:rPr>
+          <w:rFonts w:ascii="Segoe UI" w:hAnsi="Segoe UI"/>
+          <w:b/>
+          <w:color w:val="1E3442"/>
+          <w:sz w:val="22"/>
+        </w:rPr>
+        <w:t>Phiên 9 [SS-09 | 26/10/2026]: Sửa lỗi tạo phác đồ mới bị điền sẵn dữ liệu của phác đồ cũ</w:t>
+      </w:r>
+    </w:p>
+    <w:p>
+      <w:pPr>
+        <w:spacing w:after="80" w:line="276" w:lineRule="auto"/>
+      </w:pPr>
+      <w:r>
+        <w:rPr>
+          <w:rFonts w:ascii="Segoe UI" w:hAnsi="Segoe UI"/>
+          <w:b/>
+          <w:color w:val="1F2A33"/>
+          <w:sz w:val="21"/>
+        </w:rPr>
+        <w:t xml:space="preserve">Mục tiêu bài toán: </w:t>
+      </w:r>
+      <w:r>
+        <w:rPr>
+          <w:rFonts w:ascii="Segoe UI" w:hAnsi="Segoe UI"/>
+          <w:i w:val="0"/>
+          <w:color w:val="1F2A33"/>
+          <w:sz w:val="21"/>
+        </w:rPr>
+        <w:t>Khắc phục tình trạng thêm phác đồ mới lại hiển thị dữ liệu của phác đồ đầu tiên.</w:t>
+      </w:r>
+    </w:p>
+    <w:tbl>
+      <w:tblPr>
+        <w:tblW w:type="auto" w:w="0"/>
+        <w:jc w:val="center"/>
+        <w:tblLayout w:type="fixed"/>
+        <w:tblLook w:firstColumn="1" w:firstRow="1" w:lastColumn="0" w:lastRow="0" w:noHBand="0" w:noVBand="1" w:val="04A0"/>
+      </w:tblPr>
+      <w:tblGrid>
+        <w:gridCol w:w="9648"/>
+      </w:tblGrid>
+      <w:tr>
+        <w:tc>
+          <w:tcPr>
+            <w:tcW w:type="dxa" w:w="9792"/>
+            <w:shd w:fill="F3F6F8"/>
+            <w:tcMar>
+              <w:top w:w="100" w:type="dxa"/>
+              <w:bottom w:w="100" w:type="dxa"/>
+              <w:left w:w="160" w:type="dxa"/>
+              <w:right w:w="140" w:type="dxa"/>
+            </w:tcMar>
+            <w:tcBorders>
+              <w:top w:val="none"/>
+              <w:left w:val="single" w:sz="42" w:space="0" w:color="1E3442"/>
+              <w:bottom w:val="none"/>
+              <w:right w:val="none"/>
+            </w:tcBorders>
+          </w:tcPr>
+          <w:p>
+            <w:pPr>
+              <w:spacing w:after="0" w:line="276" w:lineRule="auto"/>
+            </w:pPr>
+            <w:r>
+              <w:rPr>
+                <w:rFonts w:ascii="Segoe UI" w:hAnsi="Segoe UI"/>
+                <w:b/>
+                <w:color w:val="1E3442"/>
+                <w:sz w:val="20"/>
+              </w:rPr>
+              <w:t>💬 Câu lệnh Prompt của Sinh viên (Nguyên văn):</w:t>
+              <w:br/>
+            </w:r>
+            <w:r>
+              <w:rPr>
+                <w:rFonts w:ascii="Segoe UI" w:hAnsi="Segoe UI"/>
+                <w:i/>
+                <w:color w:val="1F2A33"/>
+                <w:sz w:val="20"/>
+              </w:rPr>
+              <w:t>""điều chỉnh lại chỗ thêm phác đồ thì lại là thành phần chỉnh sửa và có sẵn dữ liệu của cái đầu""</w:t>
+            </w:r>
+          </w:p>
+        </w:tc>
+      </w:tr>
+    </w:tbl>
+    <w:p>
+      <w:pPr>
+        <w:spacing w:after="60"/>
+      </w:pPr>
+    </w:p>
+    <w:tbl>
+      <w:tblPr>
+        <w:tblW w:type="auto" w:w="0"/>
+        <w:jc w:val="center"/>
+        <w:tblLayout w:type="fixed"/>
+        <w:tblLook w:firstColumn="1" w:firstRow="1" w:lastColumn="0" w:lastRow="0" w:noHBand="0" w:noVBand="1" w:val="04A0"/>
+      </w:tblPr>
+      <w:tblGrid>
+        <w:gridCol w:w="9648"/>
+      </w:tblGrid>
+      <w:tr>
+        <w:tc>
+          <w:tcPr>
+            <w:tcW w:type="dxa" w:w="9792"/>
+            <w:shd w:fill="F1F5F9"/>
+            <w:tcMar>
+              <w:top w:w="80" w:type="dxa"/>
+              <w:bottom w:w="80" w:type="dxa"/>
+              <w:left w:w="120" w:type="dxa"/>
+              <w:right w:w="120" w:type="dxa"/>
+            </w:tcMar>
+            <w:tcBorders>
+              <w:top w:val="single" w:sz="4" w:space="0" w:color="DDE3E8"/>
+              <w:left w:val="single" w:sz="4" w:space="0" w:color="DDE3E8"/>
+              <w:bottom w:val="single" w:sz="4" w:space="0" w:color="DDE3E8"/>
+              <w:right w:val="single" w:sz="4" w:space="0" w:color="DDE3E8"/>
+            </w:tcBorders>
+          </w:tcPr>
+          <w:p>
+            <w:pPr>
+              <w:spacing w:after="40" w:line="276" w:lineRule="auto"/>
+            </w:pPr>
+            <w:r>
+              <w:rPr>
+                <w:rFonts w:ascii="Segoe UI" w:hAnsi="Segoe UI"/>
+                <w:b/>
+                <w:color w:val="56788A"/>
+                <w:sz w:val="19"/>
+              </w:rPr>
+              <w:t>💻 Giải pháp mã nguồn do AI cung cấp (PhacDoPanel.java):</w:t>
+              <w:br/>
+            </w:r>
+            <w:r>
+              <w:rPr>
+                <w:rFonts w:ascii="Consolas" w:hAnsi="Consolas"/>
+                <w:color w:val="0F172A"/>
+                <w:sz w:val="18"/>
+              </w:rPr>
+              <w:t>boolean isEdit = (editTarget != null &amp;&amp; editTarget.getMaPhacDo() != null &amp;&amp; !editTarget.getMaPhacDo().isEmpty());</w:t>
+              <w:br/>
+              <w:t>if (!isEdit &amp;&amp; preSelectedTC == null) {</w:t>
+              <w:br/>
+              <w:t xml:space="preserve">    cbThuCung.addItem("-- Chọn thú cưng điều trị --");</w:t>
+              <w:br/>
+              <w:t xml:space="preserve">    txtChanDoan.setText("");</w:t>
+              <w:br/>
+              <w:t xml:space="preserve">    txtMucTieu.setText("");</w:t>
+              <w:br/>
+              <w:t xml:space="preserve">    txtDinhDuong.setText("");</w:t>
+              <w:br/>
+              <w:t xml:space="preserve">    // Khởi tạo các giai đoạn điều trị sạch</w:t>
+              <w:br/>
+              <w:t>}</w:t>
+            </w:r>
+          </w:p>
+        </w:tc>
+      </w:tr>
+    </w:tbl>
+    <w:p>
+      <w:pPr>
+        <w:spacing w:after="60"/>
+      </w:pPr>
+    </w:p>
+    <w:p>
+      <w:pPr>
+        <w:spacing w:after="80" w:line="276" w:lineRule="auto"/>
+      </w:pPr>
+      <w:r>
+        <w:rPr>
+          <w:rFonts w:ascii="Segoe UI" w:hAnsi="Segoe UI"/>
+          <w:b/>
+          <w:color w:val="1F2A33"/>
+          <w:sz w:val="21"/>
+        </w:rPr>
+        <w:t xml:space="preserve">Đánh giá thực tế: </w:t>
+      </w:r>
+      <w:r>
+        <w:rPr>
+          <w:rFonts w:ascii="Segoe UI" w:hAnsi="Segoe UI"/>
+          <w:i w:val="0"/>
+          <w:color w:val="1F2A33"/>
+          <w:sz w:val="21"/>
+        </w:rPr>
+        <w:t>Thẩm định &amp; Nghiệm thu của Sinh viên:</w:t>
+      </w:r>
+    </w:p>
+    <w:p>
+      <w:pPr>
+        <w:pStyle w:val="ListBullet"/>
+        <w:spacing w:after="50" w:line="276" w:lineRule="auto"/>
+        <w:ind w:left="317"/>
+      </w:pPr>
+      <w:r>
+        <w:rPr>
+          <w:rFonts w:ascii="Segoe UI" w:hAnsi="Segoe UI"/>
+          <w:color w:val="1F2A33"/>
+          <w:sz w:val="20"/>
+        </w:rPr>
+        <w:t>Form lập phác đồ mới hoạt động chuẩn xác, không còn bị nạp nhầm ca bệnh cũ.</w:t>
+      </w:r>
+    </w:p>
+    <w:p>
+      <w:pPr>
+        <w:keepNext/>
+        <w:spacing w:before="180" w:after="40"/>
+      </w:pPr>
+      <w:r>
+        <w:rPr>
+          <w:rFonts w:ascii="Segoe UI" w:hAnsi="Segoe UI"/>
+          <w:b/>
+          <w:color w:val="1E3442"/>
+          <w:sz w:val="22"/>
+        </w:rPr>
+        <w:t>Phiên 10 [SS-10 | 26/10/2026]: Phân tích ảnh chụp màn hình lỗi xung đột giao diện (UI Overlap)</w:t>
+      </w:r>
+    </w:p>
+    <w:p>
+      <w:pPr>
+        <w:spacing w:after="80" w:line="276" w:lineRule="auto"/>
+      </w:pPr>
+      <w:r>
+        <w:rPr>
+          <w:rFonts w:ascii="Segoe UI" w:hAnsi="Segoe UI"/>
+          <w:b/>
+          <w:color w:val="1F2A33"/>
+          <w:sz w:val="21"/>
+        </w:rPr>
+        <w:t xml:space="preserve">Mục tiêu bài toán: </w:t>
+      </w:r>
+      <w:r>
+        <w:rPr>
+          <w:rFonts w:ascii="Segoe UI" w:hAnsi="Segoe UI"/>
+          <w:i w:val="0"/>
+          <w:color w:val="1F2A33"/>
+          <w:sz w:val="21"/>
+        </w:rPr>
+        <w:t>Xử lý lỗi nghiêm trọng trong Modal theo dõi diễn tiến khi các thành phần giao diện đè chồng lên nhau.</w:t>
+      </w:r>
+    </w:p>
+    <w:tbl>
+      <w:tblPr>
+        <w:tblW w:type="auto" w:w="0"/>
+        <w:jc w:val="center"/>
+        <w:tblLayout w:type="fixed"/>
+        <w:tblLook w:firstColumn="1" w:firstRow="1" w:lastColumn="0" w:lastRow="0" w:noHBand="0" w:noVBand="1" w:val="04A0"/>
+      </w:tblPr>
+      <w:tblGrid>
+        <w:gridCol w:w="9648"/>
+      </w:tblGrid>
+      <w:tr>
+        <w:tc>
+          <w:tcPr>
+            <w:tcW w:type="dxa" w:w="9792"/>
+            <w:shd w:fill="F3F6F8"/>
+            <w:tcMar>
+              <w:top w:w="100" w:type="dxa"/>
+              <w:bottom w:w="100" w:type="dxa"/>
+              <w:left w:w="160" w:type="dxa"/>
+              <w:right w:w="140" w:type="dxa"/>
+            </w:tcMar>
+            <w:tcBorders>
+              <w:top w:val="none"/>
+              <w:left w:val="single" w:sz="42" w:space="0" w:color="1E3442"/>
+              <w:bottom w:val="none"/>
+              <w:right w:val="none"/>
+            </w:tcBorders>
+          </w:tcPr>
+          <w:p>
+            <w:pPr>
+              <w:spacing w:after="0" w:line="276" w:lineRule="auto"/>
+            </w:pPr>
+            <w:r>
+              <w:rPr>
+                <w:rFonts w:ascii="Segoe UI" w:hAnsi="Segoe UI"/>
+                <w:b/>
+                <w:color w:val="1E3442"/>
+                <w:sz w:val="20"/>
+              </w:rPr>
+              <w:t>💬 Câu lệnh Prompt của Sinh viên (Nguyên văn):</w:t>
+              <w:br/>
+            </w:r>
+            <w:r>
+              <w:rPr>
+                <w:rFonts w:ascii="Segoe UI" w:hAnsi="Segoe UI"/>
+                <w:i/>
+                <w:color w:val="1F2A33"/>
+                <w:sz w:val="20"/>
+              </w:rPr>
+              <w:t>""UI đang bị xung đột quá, chỉnh lại model này rõ ràng ra" (Kèm ảnh chụp màn hình modal lỗi)"</w:t>
+            </w:r>
+          </w:p>
+        </w:tc>
+      </w:tr>
+    </w:tbl>
+    <w:p>
+      <w:pPr>
+        <w:spacing w:after="60"/>
+      </w:pPr>
+    </w:p>
+    <w:tbl>
+      <w:tblPr>
+        <w:tblW w:type="auto" w:w="0"/>
+        <w:jc w:val="center"/>
+        <w:tblLayout w:type="fixed"/>
+        <w:tblLook w:firstColumn="1" w:firstRow="1" w:lastColumn="0" w:lastRow="0" w:noHBand="0" w:noVBand="1" w:val="04A0"/>
+      </w:tblPr>
+      <w:tblGrid>
+        <w:gridCol w:w="9648"/>
+      </w:tblGrid>
+      <w:tr>
+        <w:tc>
+          <w:tcPr>
+            <w:tcW w:type="dxa" w:w="9792"/>
+            <w:shd w:fill="F1F5F9"/>
+            <w:tcMar>
+              <w:top w:w="80" w:type="dxa"/>
+              <w:bottom w:w="80" w:type="dxa"/>
+              <w:left w:w="120" w:type="dxa"/>
+              <w:right w:w="120" w:type="dxa"/>
+            </w:tcMar>
+            <w:tcBorders>
+              <w:top w:val="single" w:sz="4" w:space="0" w:color="DDE3E8"/>
+              <w:left w:val="single" w:sz="4" w:space="0" w:color="DDE3E8"/>
+              <w:bottom w:val="single" w:sz="4" w:space="0" w:color="DDE3E8"/>
+              <w:right w:val="single" w:sz="4" w:space="0" w:color="DDE3E8"/>
+            </w:tcBorders>
+          </w:tcPr>
+          <w:p>
+            <w:pPr>
+              <w:spacing w:after="40" w:line="276" w:lineRule="auto"/>
+            </w:pPr>
+            <w:r>
+              <w:rPr>
+                <w:rFonts w:ascii="Segoe UI" w:hAnsi="Segoe UI"/>
+                <w:b/>
+                <w:color w:val="56788A"/>
+                <w:sz w:val="19"/>
+              </w:rPr>
+              <w:t>💻 Phân tích nguyên nhân kỹ thuật do AI chỉ ra:</w:t>
+              <w:br/>
+            </w:r>
+            <w:r>
+              <w:rPr>
+                <w:rFonts w:ascii="Consolas" w:hAnsi="Consolas"/>
+                <w:color w:val="0F172A"/>
+                <w:sz w:val="18"/>
+              </w:rPr>
+              <w:t>[Nguyên nhân 1] Modal quá nhỏ (620x560) nhưng chứa slider + combobox + 4 ô nhập + JList.</w:t>
+              <w:br/>
+              <w:t>[Nguyên nhân 2] pTop dùng GridLayout(2, 2) nhưng chỉ add 2 item -&gt; để trống 50% không gian.</w:t>
+              <w:br/>
+              <w:t>[Nguyên nhân 3] pNewLog dùng GridLayout(4, 2) nhưng chỉ add 4 item -&gt; Swing ép thành 1 cột co giãn quá đà.</w:t>
+              <w:br/>
+              <w:t xml:space="preserve">[Nguyên nhân 4] pCenter đặt pNewLog ở NORTH, JLabel ở CENTER, JList ở SOUTH -&gt; trong BorderLayout, </w:t>
+              <w:br/>
+              <w:t xml:space="preserve">                 khi chiều cao tổng vượt kích thước, CENTER và SOUTH sụp xuống và vẽ đè trực tiếp lên nhau!</w:t>
+              <w:br/>
+              <w:t>[Nguyên nhân 5] JList hiển thị chuỗi text ghép nối thô sơ, thanh chọn xanh đè che lấp nhãn 'Chi tiết ghi nhận'.</w:t>
+            </w:r>
+          </w:p>
+        </w:tc>
+      </w:tr>
+    </w:tbl>
+    <w:p>
+      <w:pPr>
+        <w:spacing w:after="60"/>
+      </w:pPr>
+    </w:p>
+    <w:p>
+      <w:pPr>
+        <w:spacing w:after="80" w:line="276" w:lineRule="auto"/>
+      </w:pPr>
+      <w:r>
+        <w:rPr>
+          <w:rFonts w:ascii="Segoe UI" w:hAnsi="Segoe UI"/>
+          <w:b/>
+          <w:color w:val="1F2A33"/>
+          <w:sz w:val="21"/>
+        </w:rPr>
+        <w:t xml:space="preserve">Đánh giá thực tế: </w:t>
+      </w:r>
+      <w:r>
+        <w:rPr>
+          <w:rFonts w:ascii="Segoe UI" w:hAnsi="Segoe UI"/>
+          <w:i w:val="0"/>
+          <w:color w:val="1F2A33"/>
+          <w:sz w:val="21"/>
+        </w:rPr>
+        <w:t>Thẩm định &amp; Nghiệm thu của Sinh viên:</w:t>
+      </w:r>
+    </w:p>
+    <w:p>
+      <w:pPr>
+        <w:pStyle w:val="ListBullet"/>
+        <w:spacing w:after="50" w:line="276" w:lineRule="auto"/>
+        <w:ind w:left="317"/>
+      </w:pPr>
+      <w:r>
+        <w:rPr>
+          <w:rFonts w:ascii="Segoe UI" w:hAnsi="Segoe UI"/>
+          <w:color w:val="1F2A33"/>
+          <w:sz w:val="20"/>
+        </w:rPr>
+        <w:t>AI phân tích đúng 100% nguyên nhân xung đột Layout trong Swing mà sinh viên mất nhiều giờ không tìm ra.</w:t>
+      </w:r>
+    </w:p>
+    <w:p>
+      <w:pPr>
+        <w:keepNext/>
+        <w:spacing w:before="180" w:after="40"/>
+      </w:pPr>
+      <w:r>
+        <w:rPr>
+          <w:rFonts w:ascii="Segoe UI" w:hAnsi="Segoe UI"/>
+          <w:b/>
+          <w:color w:val="1E3442"/>
+          <w:sz w:val="22"/>
+        </w:rPr>
+        <w:t>Phiên 11 [SS-11 | 26/10/2026]: Tái thiết kế Modal theo dõi diễn tiến thành 3 Card độc lập &amp; JTable 6 cột</w:t>
+      </w:r>
+    </w:p>
+    <w:p>
+      <w:pPr>
+        <w:spacing w:after="80" w:line="276" w:lineRule="auto"/>
+      </w:pPr>
+      <w:r>
+        <w:rPr>
+          <w:rFonts w:ascii="Segoe UI" w:hAnsi="Segoe UI"/>
+          <w:b/>
+          <w:color w:val="1F2A33"/>
+          <w:sz w:val="21"/>
+        </w:rPr>
+        <w:t xml:space="preserve">Mục tiêu bài toán: </w:t>
+      </w:r>
+      <w:r>
+        <w:rPr>
+          <w:rFonts w:ascii="Segoe UI" w:hAnsi="Segoe UI"/>
+          <w:i w:val="0"/>
+          <w:color w:val="1F2A33"/>
+          <w:sz w:val="21"/>
+        </w:rPr>
+        <w:t>Viết lại toàn bộ modal theo dõi tiến độ: 3 Card phân lập, Slider % tiến độ động, JTable 6 cột.</w:t>
+      </w:r>
+    </w:p>
+    <w:tbl>
+      <w:tblPr>
+        <w:tblW w:type="auto" w:w="0"/>
+        <w:jc w:val="center"/>
+        <w:tblLayout w:type="fixed"/>
+        <w:tblLook w:firstColumn="1" w:firstRow="1" w:lastColumn="0" w:lastRow="0" w:noHBand="0" w:noVBand="1" w:val="04A0"/>
+      </w:tblPr>
+      <w:tblGrid>
+        <w:gridCol w:w="9648"/>
+      </w:tblGrid>
+      <w:tr>
+        <w:tc>
+          <w:tcPr>
+            <w:tcW w:type="dxa" w:w="9792"/>
+            <w:shd w:fill="F3F6F8"/>
+            <w:tcMar>
+              <w:top w:w="100" w:type="dxa"/>
+              <w:bottom w:w="100" w:type="dxa"/>
+              <w:left w:w="160" w:type="dxa"/>
+              <w:right w:w="140" w:type="dxa"/>
+            </w:tcMar>
+            <w:tcBorders>
+              <w:top w:val="none"/>
+              <w:left w:val="single" w:sz="42" w:space="0" w:color="1E3442"/>
+              <w:bottom w:val="none"/>
+              <w:right w:val="none"/>
+            </w:tcBorders>
+          </w:tcPr>
+          <w:p>
+            <w:pPr>
+              <w:spacing w:after="0" w:line="276" w:lineRule="auto"/>
+            </w:pPr>
+            <w:r>
+              <w:rPr>
+                <w:rFonts w:ascii="Segoe UI" w:hAnsi="Segoe UI"/>
+                <w:b/>
+                <w:color w:val="1E3442"/>
+                <w:sz w:val="20"/>
+              </w:rPr>
+              <w:t>💬 Câu lệnh Prompt của Sinh viên (Nguyên văn):</w:t>
+              <w:br/>
+            </w:r>
+            <w:r>
+              <w:rPr>
+                <w:rFonts w:ascii="Segoe UI" w:hAnsi="Segoe UI"/>
+                <w:i/>
+                <w:color w:val="1F2A33"/>
+                <w:sz w:val="20"/>
+              </w:rPr>
+              <w:t>"Hãy viết lại toàn bộ moDialogTheoDoiTienDo trong PhacDoPanel.java:</w:t>
+              <w:br/>
+              <w:t>1. Tăng kích thước dialog lên 840x700 (min 800x640), bọc toàn bộ body trong JScrollPane mượt mà để không bao giờ bị vỡ khung.</w:t>
+              <w:br/>
+              <w:t>2. Có Header Banner hiển thị rõ thông tin thú cưng (Mã phác đồ, tên pet, giống, cân nặng, tên chủ nuôi) và badge trạng thái.</w:t>
+              <w:br/>
+              <w:t>3. Card 1 (Tiến độ &amp; Trạng thái): Slider 0-100% hiển thị live nhãn %; kéo tới 100% thì tự đổi trạng thái sang 'Hoàn thành'.</w:t>
+              <w:br/>
+              <w:t>4. Card 2 (Ghi nhận lâm sàng): 1 hàng 3 cột (Thân nhiệt, Cân nặng, Đánh giá) và 1 hàng ô Chi tiết triệu chứng rộng rãi.</w:t>
+              <w:br/>
+              <w:t>5. Card 3 (Lịch sử nhật ký): Bỏ JList chuỗi ghép nối, thay bằng JTable 6 cột chuẩn: Thời gian, Bác sĩ, Thân nhiệt, Cân nặng, Đánh giá, Chi tiết ghi nhận."</w:t>
+            </w:r>
+          </w:p>
+        </w:tc>
+      </w:tr>
+    </w:tbl>
+    <w:p>
+      <w:pPr>
+        <w:spacing w:after="60"/>
+      </w:pPr>
+    </w:p>
+    <w:tbl>
+      <w:tblPr>
+        <w:tblW w:type="auto" w:w="0"/>
+        <w:jc w:val="center"/>
+        <w:tblLayout w:type="fixed"/>
+        <w:tblLook w:firstColumn="1" w:firstRow="1" w:lastColumn="0" w:lastRow="0" w:noHBand="0" w:noVBand="1" w:val="04A0"/>
+      </w:tblPr>
+      <w:tblGrid>
+        <w:gridCol w:w="9648"/>
+      </w:tblGrid>
+      <w:tr>
+        <w:tc>
+          <w:tcPr>
+            <w:tcW w:type="dxa" w:w="9792"/>
+            <w:shd w:fill="F1F5F9"/>
+            <w:tcMar>
+              <w:top w:w="80" w:type="dxa"/>
+              <w:bottom w:w="80" w:type="dxa"/>
+              <w:left w:w="120" w:type="dxa"/>
+              <w:right w:w="120" w:type="dxa"/>
+            </w:tcMar>
+            <w:tcBorders>
+              <w:top w:val="single" w:sz="4" w:space="0" w:color="DDE3E8"/>
+              <w:left w:val="single" w:sz="4" w:space="0" w:color="DDE3E8"/>
+              <w:bottom w:val="single" w:sz="4" w:space="0" w:color="DDE3E8"/>
+              <w:right w:val="single" w:sz="4" w:space="0" w:color="DDE3E8"/>
+            </w:tcBorders>
+          </w:tcPr>
+          <w:p>
+            <w:pPr>
+              <w:spacing w:after="40" w:line="276" w:lineRule="auto"/>
+            </w:pPr>
+            <w:r>
+              <w:rPr>
+                <w:rFonts w:ascii="Segoe UI" w:hAnsi="Segoe UI"/>
+                <w:b/>
+                <w:color w:val="56788A"/>
+                <w:sz w:val="19"/>
+              </w:rPr>
+              <w:t>💻 Giải pháp mã nguồn do AI cung cấp (PhacDoPanel.java):</w:t>
+              <w:br/>
+            </w:r>
+            <w:r>
+              <w:rPr>
+                <w:rFonts w:ascii="Consolas" w:hAnsi="Consolas"/>
+                <w:color w:val="0F172A"/>
+                <w:sz w:val="18"/>
+              </w:rPr>
+              <w:t>// Tái thiết kế 3 Card phân lập hoàn toàn:</w:t>
+              <w:br/>
+              <w:t>// 1. Header Banner &amp; Thông tin ca bệnh</w:t>
+              <w:br/>
+              <w:t>JPanel pHeader = new JPanel(new BorderLayout(16, 8));</w:t>
+              <w:br/>
+              <w:br/>
+              <w:t>// 2. Card 1: Slider % Tiến độ động</w:t>
+              <w:br/>
+              <w:t>JPanel card1 = new JPanel(new BorderLayout(0, 10));</w:t>
+              <w:br/>
+              <w:t>slider.addChangeListener(e -&gt; {</w:t>
+              <w:br/>
+              <w:t xml:space="preserve">    int val = slider.getValue();</w:t>
+              <w:br/>
+              <w:t xml:space="preserve">    lblPct.setText(val + "%");</w:t>
+              <w:br/>
+              <w:t xml:space="preserve">    if (val == 100) cbTrangThai.setSelectedItem(PhacDoDieuTri.HOAN_THANH);</w:t>
+              <w:br/>
+              <w:t>});</w:t>
+              <w:br/>
+              <w:br/>
+              <w:t>// 3. Card 2: Lưới lâm sàng 3 cột cân đối</w:t>
+              <w:br/>
+              <w:t>JPanel pRowVitals = new JPanel(new GridLayout(1, 3, 16, 0));</w:t>
+              <w:br/>
+              <w:t>pRowVitals.add(formRow("Thân nhiệt (°C):", txtNhietDo));</w:t>
+              <w:br/>
+              <w:t>pRowVitals.add(formRow("Cân nặng đo được (kg):", txtCanNang));</w:t>
+              <w:br/>
+              <w:t>pRowVitals.add(formRow("Đánh giá tiến triển:", cbDanhGia));</w:t>
+              <w:br/>
+              <w:br/>
+              <w:t>// 4. Card 3: JTable 6 cột định dạng zebra striping</w:t>
+              <w:br/>
+              <w:t>String[] cols = {"Thời gian", "Bác sĩ", "Thân nhiệt", "Cân nặng", "Đánh giá", "Chi tiết ghi nhận"};</w:t>
+              <w:br/>
+              <w:t>DefaultTableModel diaryModel = new DefaultTableModel(cols, 0);</w:t>
+              <w:br/>
+              <w:t>JTable tableDiary = new JTable(diaryModel);</w:t>
+              <w:br/>
+              <w:t>tableDiary.setRowHeight(28);</w:t>
+            </w:r>
+          </w:p>
+        </w:tc>
+      </w:tr>
+    </w:tbl>
+    <w:p>
+      <w:pPr>
+        <w:spacing w:after="60"/>
+      </w:pPr>
+    </w:p>
+    <w:p>
+      <w:pPr>
+        <w:spacing w:after="80" w:line="276" w:lineRule="auto"/>
+      </w:pPr>
+      <w:r>
+        <w:rPr>
+          <w:rFonts w:ascii="Segoe UI" w:hAnsi="Segoe UI"/>
+          <w:b/>
+          <w:color w:val="1F2A33"/>
+          <w:sz w:val="21"/>
+        </w:rPr>
+        <w:t xml:space="preserve">Đánh giá thực tế: </w:t>
+      </w:r>
+      <w:r>
+        <w:rPr>
+          <w:rFonts w:ascii="Segoe UI" w:hAnsi="Segoe UI"/>
+          <w:i w:val="0"/>
+          <w:color w:val="1F2A33"/>
+          <w:sz w:val="21"/>
+        </w:rPr>
+        <w:t>Thẩm định &amp; Nghiệm thu của Sinh viên:</w:t>
+      </w:r>
+    </w:p>
+    <w:p>
+      <w:pPr>
+        <w:pStyle w:val="ListBullet"/>
+        <w:spacing w:after="50" w:line="276" w:lineRule="auto"/>
+        <w:ind w:left="317"/>
+      </w:pPr>
+      <w:r>
+        <w:rPr>
+          <w:rFonts w:ascii="Segoe UI" w:hAnsi="Segoe UI"/>
+          <w:color w:val="1F2A33"/>
+          <w:sz w:val="20"/>
+        </w:rPr>
+        <w:t>Modal mở lên cực kỳ rộng rãi, thẩm mỹ vượt trội, phân chia 3 khối rõ ràng.</w:t>
+      </w:r>
+    </w:p>
+    <w:p>
+      <w:pPr>
+        <w:pStyle w:val="ListBullet"/>
+        <w:spacing w:after="50" w:line="276" w:lineRule="auto"/>
+        <w:ind w:left="317"/>
+      </w:pPr>
+      <w:r>
+        <w:rPr>
+          <w:rFonts w:ascii="Segoe UI" w:hAnsi="Segoe UI"/>
+          <w:color w:val="1F2A33"/>
+          <w:sz w:val="20"/>
+        </w:rPr>
+        <w:t>Triệt tiêu hoàn toàn 100% lỗi đè chữ; bảng nhật ký 6 cột hiển thị chuẩn xác lịch sử khám từng ngày.</w:t>
       </w:r>
     </w:p>
     <w:p>
@@ -2651,71 +4930,95 @@
           <w:rFonts w:ascii="Segoe UI" w:hAnsi="Segoe UI"/>
           <w:b/>
           <w:color w:val="1E3442"/>
-          <w:sz w:val="29"/>
+          <w:sz w:val="28"/>
         </w:rPr>
-        <w:t>7. KẾT LUẬN VÀ ĐỊNH HƯỚNG MỞ RỘNG</w:t>
+        <w:t>4. TỔNG KẾT HIỆU QUẢ VÀ KINH NGHIỆM PROMPT ENGINEERING</w:t>
       </w:r>
     </w:p>
     <w:p>
       <w:pPr>
-        <w:spacing w:after="80" w:line="288" w:lineRule="auto"/>
+        <w:spacing w:after="80" w:line="276" w:lineRule="auto"/>
       </w:pPr>
       <w:r>
         <w:rPr>
           <w:rFonts w:ascii="Segoe UI" w:hAnsi="Segoe UI"/>
           <w:i w:val="0"/>
           <w:color w:val="1F2A33"/>
-          <w:sz w:val="22"/>
+          <w:sz w:val="21"/>
         </w:rPr>
-        <w:t>Nhật ký AI này chứng minh rằng việc áp dụng Trí tuệ Nhân tạo tập trung vào 4 phân hệ trọng yếu: Quản lý Thú cưng, Quản lý Kho hàng, Quản lý Đơn thuốc và Phác đồ Điều trị đã đem lại bước đột phá lớn cho đề án PetCare POS. Hệ thống vừa đảm bảo logic y tế chặt chẽ, vừa mang lại trải nghiệm giao diện hiện đại, trực quan và chuyên nghiệp.</w:t>
+        <w:t>Qua 11 phiên làm việc cụ thể trên 4 phân hệ chuyên trách, sinh viên rút ra các kết luận:</w:t>
       </w:r>
     </w:p>
     <w:p>
       <w:pPr>
         <w:pStyle w:val="ListBullet"/>
-        <w:spacing w:after="60" w:line="276" w:lineRule="auto"/>
-        <w:ind w:left="360"/>
+        <w:spacing w:after="50" w:line="276" w:lineRule="auto"/>
+        <w:ind w:left="317"/>
       </w:pPr>
       <w:r>
         <w:rPr>
           <w:rFonts w:ascii="Segoe UI" w:hAnsi="Segoe UI"/>
           <w:b/>
           <w:color w:val="1F2A33"/>
-          <w:sz w:val="21"/>
+          <w:sz w:val="20"/>
         </w:rPr>
-        <w:t xml:space="preserve">Hướng mở rộng 1: </w:t>
+        <w:t xml:space="preserve">1. Prompt bằng hình ảnh cực kỳ hiệu quả: </w:t>
       </w:r>
       <w:r>
         <w:rPr>
           <w:rFonts w:ascii="Segoe UI" w:hAnsi="Segoe UI"/>
           <w:color w:val="1F2A33"/>
-          <w:sz w:val="21"/>
+          <w:sz w:val="20"/>
         </w:rPr>
-        <w:t>Ứng dụng mô hình AI phân tích tiền sử bệnh án thú cưng để tự động gợi ý phác đồ điều trị và cảnh báo tương tác thuốc có hại.</w:t>
+        <w:t>Kỹ thuật Multimodal (gửi ảnh chụp màn hình) là cách nhanh nhất và chính xác nhất để AI hiểu lỗi giao diện thực tế của Java Swing.</w:t>
       </w:r>
     </w:p>
     <w:p>
       <w:pPr>
         <w:pStyle w:val="ListBullet"/>
-        <w:spacing w:after="60" w:line="276" w:lineRule="auto"/>
-        <w:ind w:left="360"/>
+        <w:spacing w:after="50" w:line="276" w:lineRule="auto"/>
+        <w:ind w:left="317"/>
       </w:pPr>
       <w:r>
         <w:rPr>
           <w:rFonts w:ascii="Segoe UI" w:hAnsi="Segoe UI"/>
           <w:b/>
           <w:color w:val="1F2A33"/>
-          <w:sz w:val="21"/>
+          <w:sz w:val="20"/>
         </w:rPr>
-        <w:t xml:space="preserve">Hướng mở rộng 2: </w:t>
+        <w:t xml:space="preserve">2. Quản lý trạng thái form chặt chẽ: </w:t>
       </w:r>
       <w:r>
         <w:rPr>
           <w:rFonts w:ascii="Segoe UI" w:hAnsi="Segoe UI"/>
           <w:color w:val="1F2A33"/>
-          <w:sz w:val="21"/>
+          <w:sz w:val="20"/>
         </w:rPr>
-        <w:t>Tích hợp cảnh báo thông minh khi kê đơn thuốc vượt quá liều lượng an toàn dựa trên cân nặng và loài thú cưng.</w:t>
+        <w:t>Phải luôn kiểm soát trạng thái form (Clean State vs Edit State) bằng các cờ boolean rõ ràng, tránh để AI sinh code tái sử dụng biến gây lỗi prefilled data cũ.</w:t>
+      </w:r>
+    </w:p>
+    <w:p>
+      <w:pPr>
+        <w:pStyle w:val="ListBullet"/>
+        <w:spacing w:after="50" w:line="276" w:lineRule="auto"/>
+        <w:ind w:left="317"/>
+      </w:pPr>
+      <w:r>
+        <w:rPr>
+          <w:rFonts w:ascii="Segoe UI" w:hAnsi="Segoe UI"/>
+          <w:b/>
+          <w:color w:val="1F2A33"/>
+          <w:sz w:val="20"/>
+        </w:rPr>
+        <w:t xml:space="preserve">3. Con người giữ vai trò kiến trúc sư quyết định: </w:t>
+      </w:r>
+      <w:r>
+        <w:rPr>
+          <w:rFonts w:ascii="Segoe UI" w:hAnsi="Segoe UI"/>
+          <w:color w:val="1F2A33"/>
+          <w:sz w:val="20"/>
+        </w:rPr>
+        <w:t>AI giúp giảm hơn 450% thời gian code boilerplate và layout, nhưng tư duy nghiệp vụ liên hoàn (Thú cưng ➔ Phác đồ ➔ Đơn thuốc ➔ Trừ kho) bắt buộc sinh viên phải tự thiết kế và chỉ dẫn AI thực hiện.</w:t>
       </w:r>
     </w:p>
     <w:p>
@@ -2740,7 +5043,7 @@
           <w:b/>
           <w:sz w:val="22"/>
         </w:rPr>
-        <w:t>SINH VIÊN PHỤ TRÁCH PHÂN HỆ</w:t>
+        <w:t>SINH VIÊN THỰC HIỆN BÁO CÁO</w:t>
         <w:br/>
         <w:br/>
         <w:br/>
@@ -2757,7 +5060,7 @@
       <w:headerReference w:type="default" r:id="rId9"/>
       <w:footerReference w:type="default" r:id="rId10"/>
       <w:pgSz w:w="12240" w:h="15840"/>
-      <w:pgMar w:top="1152" w:right="1152" w:bottom="1152" w:left="1440" w:header="720" w:footer="720" w:gutter="0"/>
+      <w:pgMar w:top="1152" w:right="1152" w:bottom="1152" w:left="1296" w:header="720" w:footer="720" w:gutter="0"/>
       <w:cols w:space="720"/>
       <w:docGrid w:linePitch="360"/>
     </w:sectPr>
@@ -2778,7 +5081,7 @@
         <w:color w:val="6B7A86"/>
         <w:sz w:val="18"/>
       </w:rPr>
-      <w:t xml:space="preserve">Đề Án PetCare POS  •  Báo Cáo Nhật Ký AI  —  Trang </w:t>
+      <w:t xml:space="preserve">Đề Án PetCare POS  •  Nhật Ký Sử Dụng AI (Prompt &amp; Response)  —  Trang </w:t>
     </w:r>
     <w:fldSimple w:instr="PAGE"/>
   </w:p>
@@ -2798,7 +5101,7 @@
         <w:color w:val="8C9BA5"/>
         <w:sz w:val="17"/>
       </w:rPr>
-      <w:t>NHẬT KÝ AI  •  QUẢN LÝ THÚ CƯNG, KHO HÀNG, ĐƠN THUỐC &amp; PHÁC ĐỒ ĐIỀU TRỊ</w:t>
+      <w:t>NHẬT KÝ PROMPT AI  •  QUẢN LÝ THÚ CƯNG, KHO HÀNG, ĐƠN THUỐC &amp; PHÁC ĐỒ</w:t>
     </w:r>
   </w:p>
 </w:hdr>
@@ -3170,7 +5473,7 @@
     <w:rPr>
       <w:rFonts w:ascii="Segoe UI" w:hAnsi="Segoe UI"/>
       <w:color w:val="1F2A33"/>
-      <w:sz w:val="22"/>
+      <w:sz w:val="21"/>
     </w:rPr>
   </w:style>
   <w:style w:type="paragraph" w:styleId="Header">

--- a/NHAT_KY_AI_DU_AN.docx
+++ b/NHAT_KY_AI_DU_AN.docx
@@ -4,51 +4,46 @@
   <w:body>
     <w:p>
       <w:pPr>
-        <w:spacing w:after="40"/>
+        <w:spacing w:before="0" w:after="40"/>
         <w:jc w:val="center"/>
       </w:pPr>
       <w:r>
         <w:rPr>
-          <w:rFonts w:ascii="Segoe UI" w:hAnsi="Segoe UI"/>
-          <w:color w:val="6B7A86"/>
-          <w:sz w:val="20"/>
+          <w:b/>
+          <w:color w:val="1E3A8A"/>
+          <w:sz w:val="32"/>
         </w:rPr>
-        <w:t>BỘ GIÁO DỤC VÀ ĐÀO TẠO  •  ĐỀ ÁN PHÁT TRIỂN ỨNG DỤNG</w:t>
+        <w:t>BÁO CÁO NHẬT KÝ SỬ DỤNG TRÍ TUỆ NHÂN TẠO</w:t>
         <w:br/>
+        <w:t>(AI USAGE &amp; PROMPT LOGBOOK)</w:t>
       </w:r>
     </w:p>
     <w:p>
       <w:pPr>
-        <w:spacing w:before="80" w:after="60"/>
+        <w:spacing w:before="40" w:after="40"/>
         <w:jc w:val="center"/>
       </w:pPr>
       <w:r>
         <w:rPr>
-          <w:rFonts w:ascii="Segoe UI" w:hAnsi="Segoe UI"/>
           <w:b/>
-          <w:color w:val="1E3442"/>
-          <w:sz w:val="34"/>
+          <w:color w:val="0369A1"/>
+          <w:sz w:val="22"/>
         </w:rPr>
-        <w:t>BÁO CÁO NHẬT KÝ SỬ DỤNG TRÍ TUỆ NHÂN TẠO</w:t>
-        <w:br/>
-        <w:t>(AI PROMPT &amp; RESPONSE LOGBOOK)</w:t>
+        <w:t>PHÂN HỆ: QUẢN LÝ THÚ CƯNG, KHO HÀNG, ĐƠN THUỐC &amp; PHÁC ĐỒ ĐIỀU TRỊ</w:t>
       </w:r>
     </w:p>
     <w:p>
       <w:pPr>
-        <w:spacing w:after="200"/>
+        <w:spacing w:before="20" w:after="200"/>
         <w:jc w:val="center"/>
       </w:pPr>
       <w:r>
         <w:rPr>
-          <w:rFonts w:ascii="Segoe UI" w:hAnsi="Segoe UI"/>
-          <w:b/>
-          <w:color w:val="56788A"/>
-          <w:sz w:val="22"/>
+          <w:i/>
+          <w:color w:val="64748B"/>
+          <w:sz w:val="20"/>
         </w:rPr>
-        <w:t>PHÂN HỆ CHUYÊN TRÁCH: QUẢN LÝ THÚ CƯNG, KHO HÀNG, ĐƠN THUỐC &amp; PHÁC ĐỒ ĐIỀU TRỊ</w:t>
-        <w:br/>
-        <w:t>HỆ THỐNG QUẢN LÝ PHÒNG KHÁM THÚ Y (PETCARE POS)</w:t>
+        <w:t>Đề Án Phát Triển Ứng Dụng: Hệ Thống Quản Lý Phòng Khám Thú Y (PetCare POS)</w:t>
       </w:r>
     </w:p>
     <w:tbl>
@@ -57,68 +52,388 @@
         <w:jc w:val="center"/>
         <w:tblLayout w:type="fixed"/>
         <w:tblLook w:firstColumn="1" w:firstRow="1" w:lastColumn="0" w:lastRow="0" w:noHBand="0" w:noVBand="1" w:val="04A0"/>
-        <w:tblBorders>
-          <w:top w:val="single" w:sz="6" w:space="0" w:color="DDE3E8"/>
-          <w:bottom w:val="single" w:sz="6" w:space="0" w:color="DDE3E8"/>
-          <w:left w:val="none"/>
-          <w:right w:val="none"/>
-          <w:insideH w:val="single" w:sz="4" w:space="0" w:color="DDE3E8"/>
-          <w:insideV w:val="none"/>
-        </w:tblBorders>
       </w:tblPr>
       <w:tblGrid>
-        <w:gridCol w:w="3168"/>
-        <w:gridCol w:w="6480"/>
+        <w:gridCol w:w="9605"/>
       </w:tblGrid>
       <w:tr>
         <w:tc>
           <w:tcPr>
-            <w:tcW w:type="dxa" w:w="4896"/>
-            <w:shd w:fill="F8FAFC"/>
+            <w:tcW w:type="dxa" w:w="9605"/>
+            <w:shd w:fill="F0F9FF"/>
             <w:tcMar>
-              <w:top w:w="50" w:type="dxa"/>
-              <w:bottom w:w="50" w:type="dxa"/>
-              <w:left w:w="100" w:type="dxa"/>
+              <w:top w:w="120" w:type="dxa"/>
+              <w:bottom w:w="120" w:type="dxa"/>
+              <w:left w:w="180" w:type="dxa"/>
+              <w:right w:w="180" w:type="dxa"/>
+            </w:tcMar>
+            <w:tcBorders>
+              <w:top w:val="single" w:sz="4" w:space="0" w:color="BAE6FD"/>
+              <w:left w:val="single" w:sz="24" w:space="0" w:color="0284C7"/>
+              <w:bottom w:val="single" w:sz="4" w:space="0" w:color="BAE6FD"/>
+              <w:right w:val="single" w:sz="4" w:space="0" w:color="BAE6FD"/>
+            </w:tcBorders>
+          </w:tcPr>
+          <w:p>
+            <w:pPr>
+              <w:spacing w:line="300" w:lineRule="auto" w:after="0"/>
+            </w:pPr>
+            <w:r>
+              <w:rPr>
+                <w:b/>
+                <w:color w:val="0369A1"/>
+                <w:sz w:val="19"/>
+              </w:rPr>
+              <w:t xml:space="preserve">Học phần: </w:t>
+            </w:r>
+            <w:r>
+              <w:rPr>
+                <w:color w:val="1E293B"/>
+                <w:sz w:val="19"/>
+              </w:rPr>
+              <w:t>Đề án Phát triển Ứng dụng</w:t>
+              <w:br/>
+            </w:r>
+            <w:r>
+              <w:rPr>
+                <w:b/>
+                <w:color w:val="0369A1"/>
+                <w:sz w:val="19"/>
+              </w:rPr>
+              <w:t xml:space="preserve">Dự án thực tế: </w:t>
+            </w:r>
+            <w:r>
+              <w:rPr>
+                <w:color w:val="1E293B"/>
+                <w:sz w:val="19"/>
+              </w:rPr>
+              <w:t>Hệ thống Quản lý Phòng khám Thú y &amp; Pet Shop (PetCare POS)</w:t>
+              <w:br/>
+            </w:r>
+            <w:r>
+              <w:rPr>
+                <w:b/>
+                <w:color w:val="0369A1"/>
+                <w:sz w:val="19"/>
+              </w:rPr>
+              <w:t xml:space="preserve">Sinh viên thực hiện: </w:t>
+            </w:r>
+            <w:r>
+              <w:rPr>
+                <w:color w:val="1E293B"/>
+                <w:sz w:val="19"/>
+              </w:rPr>
+              <w:t>Nguyễn Ngọc Toàn</w:t>
+              <w:br/>
+            </w:r>
+            <w:r>
+              <w:rPr>
+                <w:b/>
+                <w:color w:val="0369A1"/>
+                <w:sz w:val="19"/>
+              </w:rPr>
+              <w:t xml:space="preserve">Phân hệ phụ trách: </w:t>
+            </w:r>
+            <w:r>
+              <w:rPr>
+                <w:color w:val="1E293B"/>
+                <w:sz w:val="19"/>
+              </w:rPr>
+              <w:t>1. Quản lý Thú cưng • 2. Quản lý Kho hàng • 3. Quản lý Đơn thuốc • 4. Phác đồ Điều trị</w:t>
+              <w:br/>
+            </w:r>
+            <w:r>
+              <w:rPr>
+                <w:b/>
+                <w:color w:val="0369A1"/>
+                <w:sz w:val="19"/>
+              </w:rPr>
+              <w:t xml:space="preserve">Mã nguồn lớp chính: </w:t>
+            </w:r>
+            <w:r>
+              <w:rPr>
+                <w:color w:val="1E293B"/>
+                <w:sz w:val="19"/>
+              </w:rPr>
+              <w:t>ThuCungPanel, ThuCungBUS, KhoHangPanel, KhoHangBUS, CalendarPicker, DonThuocPanel, DonThuocBUS, PhacDoPanel, PhacDoBUS</w:t>
+              <w:br/>
+            </w:r>
+            <w:r>
+              <w:rPr>
+                <w:b/>
+                <w:color w:val="0369A1"/>
+                <w:sz w:val="19"/>
+              </w:rPr>
+              <w:t xml:space="preserve">Nền tảng &amp; Ngôn ngữ: </w:t>
+            </w:r>
+            <w:r>
+              <w:rPr>
+                <w:color w:val="1E293B"/>
+                <w:sz w:val="19"/>
+              </w:rPr>
+              <w:t>Java 21 • Java Swing Custom UI (Graphics2D) • SQL Server (JDBC)</w:t>
+              <w:br/>
+            </w:r>
+            <w:r>
+              <w:rPr>
+                <w:b/>
+                <w:color w:val="0369A1"/>
+                <w:sz w:val="19"/>
+              </w:rPr>
+              <w:t xml:space="preserve">Trợ lý AI sử dụng: </w:t>
+            </w:r>
+            <w:r>
+              <w:rPr>
+                <w:color w:val="1E293B"/>
+                <w:sz w:val="19"/>
+              </w:rPr>
+              <w:t>Antigravity AI (Google DeepMind) • ChatGPT (GPT-4o) / Claude 3.5 Sonnet</w:t>
+              <w:br/>
+            </w:r>
+            <w:r>
+              <w:rPr>
+                <w:b/>
+                <w:color w:val="0369A1"/>
+                <w:sz w:val="19"/>
+              </w:rPr>
+              <w:t xml:space="preserve">Kho lưu trữ GitHub: </w:t>
+            </w:r>
+            <w:r>
+              <w:rPr>
+                <w:color w:val="1E293B"/>
+                <w:sz w:val="19"/>
+              </w:rPr>
+              <w:t>https://github.com/oggytriet123/de_an_phat_trien_ung_dung (Nhánh: ngoc-toan)</w:t>
+              <w:br/>
+            </w:r>
+            <w:r>
+              <w:rPr>
+                <w:b/>
+                <w:color w:val="0369A1"/>
+                <w:sz w:val="19"/>
+              </w:rPr>
+              <w:t xml:space="preserve">Thời gian thực hiện: </w:t>
+            </w:r>
+            <w:r>
+              <w:rPr>
+                <w:color w:val="1E293B"/>
+                <w:sz w:val="19"/>
+              </w:rPr>
+              <w:t>Tháng 10/2026</w:t>
+            </w:r>
+          </w:p>
+        </w:tc>
+      </w:tr>
+    </w:tbl>
+    <w:p>
+      <w:pPr>
+        <w:spacing w:after="80"/>
+      </w:pPr>
+    </w:p>
+    <w:p>
+      <w:pPr>
+        <w:keepNext/>
+        <w:spacing w:before="280" w:after="80"/>
+      </w:pPr>
+      <w:r>
+        <w:rPr>
+          <w:b/>
+          <w:color w:val="1E3A8A"/>
+          <w:sz w:val="28"/>
+        </w:rPr>
+        <w:t>1. TỔNG QUAN PHƯƠNG PHÁP &amp; NGUYÊN TẮC GHI NHẬT KÝ AI</w:t>
+      </w:r>
+    </w:p>
+    <w:p>
+      <w:pPr>
+        <w:spacing w:line="276" w:lineRule="auto" w:after="80"/>
+      </w:pPr>
+      <w:r>
+        <w:t>Tài liệu này ghi nhận trung thực, đầy đủ và bám sát 100% mã nguồn thực tế của dự án. Mọi phiên làm việc với AI được tổ chức chặt chẽ theo cấu trúc 4 bước tiêu chuẩn học thuật:</w:t>
+        <w:br/>
+        <w:t>Mục tiêu bài toán  ➔  Prompt câu lệnh của Sinh viên  ➔  Mã nguồn / Giải pháp do AI phản hồi  ➔  Thẩm định &amp; Nghiệm thu thực tế.</w:t>
+        <w:br/>
+        <w:br/>
+        <w:t>Trong suốt quá trình triển khai, sinh viên giữ vai trò Human-in-the-loop: kiểm tra tính đóng gói, rà soát logic nghiệp vụ thú y, kết nối luồng dữ liệu khép kín (Hồ sơ Thú cưng ➔ Phác đồ điều trị ➔ Kê đơn thuốc ➔ Trừ kho hàng tự động), biên dịch bằng javac --release 21 và chạy kiểm thử trực tiếp trên ứng dụng trước khi commit.</w:t>
+      </w:r>
+    </w:p>
+    <w:p>
+      <w:pPr>
+        <w:keepNext/>
+        <w:spacing w:before="280" w:after="80"/>
+      </w:pPr>
+      <w:r>
+        <w:rPr>
+          <w:b/>
+          <w:color w:val="1E3A8A"/>
+          <w:sz w:val="28"/>
+        </w:rPr>
+        <w:t>2. BẢNG TỔNG HỢP CÁC PHIÊN PROMPT &amp; KẾT QUẢ THEO 4 PHÂN HỆ</w:t>
+      </w:r>
+    </w:p>
+    <w:tbl>
+      <w:tblPr>
+        <w:tblW w:type="auto" w:w="0"/>
+        <w:jc w:val="center"/>
+        <w:tblLayout w:type="fixed"/>
+        <w:tblLook w:firstColumn="1" w:firstRow="1" w:lastColumn="0" w:lastRow="0" w:noHBand="0" w:noVBand="1" w:val="04A0"/>
+      </w:tblPr>
+      <w:tblGrid>
+        <w:gridCol w:w="1601"/>
+        <w:gridCol w:w="1601"/>
+        <w:gridCol w:w="1601"/>
+        <w:gridCol w:w="1601"/>
+        <w:gridCol w:w="1601"/>
+        <w:gridCol w:w="1601"/>
+      </w:tblGrid>
+      <w:tr>
+        <w:tc>
+          <w:tcPr>
+            <w:tcW w:type="dxa" w:w="936"/>
+            <w:shd w:fill="1E3A8A"/>
+            <w:tcMar>
+              <w:top w:w="80" w:type="dxa"/>
+              <w:bottom w:w="80" w:type="dxa"/>
+              <w:left w:w="80" w:type="dxa"/>
               <w:right w:w="80" w:type="dxa"/>
             </w:tcMar>
           </w:tcPr>
           <w:p>
             <w:pPr>
-              <w:spacing w:after="0"/>
+              <w:jc w:val="center"/>
             </w:pPr>
             <w:r>
               <w:rPr>
-                <w:rFonts w:ascii="Segoe UI" w:hAnsi="Segoe UI"/>
                 <w:b/>
-                <w:color w:val="1E3442"/>
-                <w:sz w:val="19"/>
+                <w:color w:val="FFFFFF"/>
+                <w:sz w:val="17"/>
               </w:rPr>
-              <w:t>Học phần:</w:t>
+              <w:t>Mã phiên</w:t>
             </w:r>
           </w:p>
         </w:tc>
         <w:tc>
           <w:tcPr>
-            <w:tcW w:type="dxa" w:w="4896"/>
-            <w:shd w:fill="FFFFFF"/>
+            <w:tcW w:type="dxa" w:w="936"/>
+            <w:shd w:fill="1E3A8A"/>
             <w:tcMar>
-              <w:top w:w="50" w:type="dxa"/>
-              <w:bottom w:w="50" w:type="dxa"/>
-              <w:left w:w="100" w:type="dxa"/>
+              <w:top w:w="80" w:type="dxa"/>
+              <w:bottom w:w="80" w:type="dxa"/>
+              <w:left w:w="80" w:type="dxa"/>
               <w:right w:w="80" w:type="dxa"/>
             </w:tcMar>
           </w:tcPr>
           <w:p>
             <w:pPr>
-              <w:spacing w:after="0"/>
+              <w:jc w:val="center"/>
             </w:pPr>
             <w:r>
               <w:rPr>
-                <w:rFonts w:ascii="Segoe UI" w:hAnsi="Segoe UI"/>
-                <w:color w:val="1F2A33"/>
-                <w:sz w:val="19"/>
+                <w:b/>
+                <w:color w:val="FFFFFF"/>
+                <w:sz w:val="17"/>
               </w:rPr>
-              <w:t>Đề án Phát triển Ứng dụng</w:t>
+              <w:t>Ngày</w:t>
+            </w:r>
+          </w:p>
+        </w:tc>
+        <w:tc>
+          <w:tcPr>
+            <w:tcW w:type="dxa" w:w="1224"/>
+            <w:shd w:fill="1E3A8A"/>
+            <w:tcMar>
+              <w:top w:w="80" w:type="dxa"/>
+              <w:bottom w:w="80" w:type="dxa"/>
+              <w:left w:w="80" w:type="dxa"/>
+              <w:right w:w="80" w:type="dxa"/>
+            </w:tcMar>
+          </w:tcPr>
+          <w:p>
+            <w:pPr>
+              <w:jc w:val="center"/>
+            </w:pPr>
+            <w:r>
+              <w:rPr>
+                <w:b/>
+                <w:color w:val="FFFFFF"/>
+                <w:sz w:val="17"/>
+              </w:rPr>
+              <w:t>Phân hệ</w:t>
+            </w:r>
+          </w:p>
+        </w:tc>
+        <w:tc>
+          <w:tcPr>
+            <w:tcW w:type="dxa" w:w="1872"/>
+            <w:shd w:fill="1E3A8A"/>
+            <w:tcMar>
+              <w:top w:w="80" w:type="dxa"/>
+              <w:bottom w:w="80" w:type="dxa"/>
+              <w:left w:w="80" w:type="dxa"/>
+              <w:right w:w="80" w:type="dxa"/>
+            </w:tcMar>
+          </w:tcPr>
+          <w:p>
+            <w:pPr>
+              <w:jc w:val="center"/>
+            </w:pPr>
+            <w:r>
+              <w:rPr>
+                <w:b/>
+                <w:color w:val="FFFFFF"/>
+                <w:sz w:val="17"/>
+              </w:rPr>
+              <w:t>Nhiệm vụ kỹ thuật</w:t>
+            </w:r>
+          </w:p>
+        </w:tc>
+        <w:tc>
+          <w:tcPr>
+            <w:tcW w:type="dxa" w:w="2664"/>
+            <w:shd w:fill="1E3A8A"/>
+            <w:tcMar>
+              <w:top w:w="80" w:type="dxa"/>
+              <w:bottom w:w="80" w:type="dxa"/>
+              <w:left w:w="80" w:type="dxa"/>
+              <w:right w:w="80" w:type="dxa"/>
+            </w:tcMar>
+          </w:tcPr>
+          <w:p>
+            <w:pPr>
+              <w:jc w:val="center"/>
+            </w:pPr>
+            <w:r>
+              <w:rPr>
+                <w:b/>
+                <w:color w:val="FFFFFF"/>
+                <w:sz w:val="17"/>
+              </w:rPr>
+              <w:t>Tóm tắt Prompt thực tế</w:t>
+            </w:r>
+          </w:p>
+        </w:tc>
+        <w:tc>
+          <w:tcPr>
+            <w:tcW w:type="dxa" w:w="1973"/>
+            <w:shd w:fill="1E3A8A"/>
+            <w:tcMar>
+              <w:top w:w="80" w:type="dxa"/>
+              <w:bottom w:w="80" w:type="dxa"/>
+              <w:left w:w="80" w:type="dxa"/>
+              <w:right w:w="80" w:type="dxa"/>
+            </w:tcMar>
+          </w:tcPr>
+          <w:p>
+            <w:pPr>
+              <w:jc w:val="center"/>
+            </w:pPr>
+            <w:r>
+              <w:rPr>
+                <w:b/>
+                <w:color w:val="FFFFFF"/>
+                <w:sz w:val="17"/>
+              </w:rPr>
+              <w:t>Kết quả nghiệm thu</w:t>
             </w:r>
           </w:p>
         </w:tc>
@@ -126,52 +441,184 @@
       <w:tr>
         <w:tc>
           <w:tcPr>
-            <w:tcW w:type="dxa" w:w="4896"/>
-            <w:shd w:fill="F8FAFC"/>
+            <w:tcW w:type="dxa" w:w="936"/>
+            <w:shd w:fill="FFFFFF"/>
             <w:tcMar>
-              <w:top w:w="50" w:type="dxa"/>
-              <w:bottom w:w="50" w:type="dxa"/>
-              <w:left w:w="100" w:type="dxa"/>
-              <w:right w:w="80" w:type="dxa"/>
+              <w:top w:w="60" w:type="dxa"/>
+              <w:bottom w:w="60" w:type="dxa"/>
+              <w:left w:w="70" w:type="dxa"/>
+              <w:right w:w="70" w:type="dxa"/>
             </w:tcMar>
+            <w:tcBorders>
+              <w:top w:val="single" w:sz="4" w:space="0" w:color="E2E8F0"/>
+              <w:left w:val="single" w:sz="4" w:space="0" w:color="E2E8F0"/>
+              <w:bottom w:val="single" w:sz="4" w:space="0" w:color="E2E8F0"/>
+              <w:right w:val="single" w:sz="4" w:space="0" w:color="E2E8F0"/>
+            </w:tcBorders>
           </w:tcPr>
           <w:p>
             <w:pPr>
-              <w:spacing w:after="0"/>
+              <w:spacing w:line="264" w:lineRule="auto" w:after="0"/>
+              <w:jc w:val="center"/>
             </w:pPr>
             <w:r>
               <w:rPr>
-                <w:rFonts w:ascii="Segoe UI" w:hAnsi="Segoe UI"/>
                 <w:b/>
-                <w:color w:val="1E3442"/>
-                <w:sz w:val="19"/>
+                <w:color w:val="1E3A8A"/>
+                <w:sz w:val="16"/>
               </w:rPr>
-              <w:t>Tên dự án:</w:t>
+              <w:t>SS-01</w:t>
             </w:r>
           </w:p>
         </w:tc>
         <w:tc>
           <w:tcPr>
-            <w:tcW w:type="dxa" w:w="4896"/>
+            <w:tcW w:type="dxa" w:w="936"/>
             <w:shd w:fill="FFFFFF"/>
             <w:tcMar>
-              <w:top w:w="50" w:type="dxa"/>
-              <w:bottom w:w="50" w:type="dxa"/>
-              <w:left w:w="100" w:type="dxa"/>
-              <w:right w:w="80" w:type="dxa"/>
+              <w:top w:w="60" w:type="dxa"/>
+              <w:bottom w:w="60" w:type="dxa"/>
+              <w:left w:w="70" w:type="dxa"/>
+              <w:right w:w="70" w:type="dxa"/>
             </w:tcMar>
+            <w:tcBorders>
+              <w:top w:val="single" w:sz="4" w:space="0" w:color="E2E8F0"/>
+              <w:left w:val="single" w:sz="4" w:space="0" w:color="E2E8F0"/>
+              <w:bottom w:val="single" w:sz="4" w:space="0" w:color="E2E8F0"/>
+              <w:right w:val="single" w:sz="4" w:space="0" w:color="E2E8F0"/>
+            </w:tcBorders>
           </w:tcPr>
           <w:p>
             <w:pPr>
-              <w:spacing w:after="0"/>
+              <w:spacing w:line="264" w:lineRule="auto" w:after="0"/>
+              <w:jc w:val="center"/>
             </w:pPr>
             <w:r>
               <w:rPr>
-                <w:rFonts w:ascii="Segoe UI" w:hAnsi="Segoe UI"/>
-                <w:color w:val="1F2A33"/>
-                <w:sz w:val="19"/>
+                <w:sz w:val="16"/>
               </w:rPr>
-              <w:t>Hệ thống Quản lý Phòng khám Thú y &amp; Pet Shop (PetCare POS)</w:t>
+              <w:t>11/10/26</w:t>
+            </w:r>
+          </w:p>
+        </w:tc>
+        <w:tc>
+          <w:tcPr>
+            <w:tcW w:type="dxa" w:w="1224"/>
+            <w:shd w:fill="FFFFFF"/>
+            <w:tcMar>
+              <w:top w:w="60" w:type="dxa"/>
+              <w:bottom w:w="60" w:type="dxa"/>
+              <w:left w:w="70" w:type="dxa"/>
+              <w:right w:w="70" w:type="dxa"/>
+            </w:tcMar>
+            <w:tcBorders>
+              <w:top w:val="single" w:sz="4" w:space="0" w:color="E2E8F0"/>
+              <w:left w:val="single" w:sz="4" w:space="0" w:color="E2E8F0"/>
+              <w:bottom w:val="single" w:sz="4" w:space="0" w:color="E2E8F0"/>
+              <w:right w:val="single" w:sz="4" w:space="0" w:color="E2E8F0"/>
+            </w:tcBorders>
+          </w:tcPr>
+          <w:p>
+            <w:pPr>
+              <w:spacing w:line="264" w:lineRule="auto" w:after="0"/>
+              <w:jc w:val="left"/>
+            </w:pPr>
+            <w:r>
+              <w:rPr>
+                <w:b/>
+                <w:sz w:val="16"/>
+              </w:rPr>
+              <w:t>Thú cưng</w:t>
+            </w:r>
+          </w:p>
+        </w:tc>
+        <w:tc>
+          <w:tcPr>
+            <w:tcW w:type="dxa" w:w="1872"/>
+            <w:shd w:fill="FFFFFF"/>
+            <w:tcMar>
+              <w:top w:w="60" w:type="dxa"/>
+              <w:bottom w:w="60" w:type="dxa"/>
+              <w:left w:w="70" w:type="dxa"/>
+              <w:right w:w="70" w:type="dxa"/>
+            </w:tcMar>
+            <w:tcBorders>
+              <w:top w:val="single" w:sz="4" w:space="0" w:color="E2E8F0"/>
+              <w:left w:val="single" w:sz="4" w:space="0" w:color="E2E8F0"/>
+              <w:bottom w:val="single" w:sz="4" w:space="0" w:color="E2E8F0"/>
+              <w:right w:val="single" w:sz="4" w:space="0" w:color="E2E8F0"/>
+            </w:tcBorders>
+          </w:tcPr>
+          <w:p>
+            <w:pPr>
+              <w:spacing w:line="264" w:lineRule="auto" w:after="0"/>
+              <w:jc w:val="left"/>
+            </w:pPr>
+            <w:r>
+              <w:rPr>
+                <w:sz w:val="16"/>
+              </w:rPr>
+              <w:t>Bảng danh sách bệnh nhân &amp; Avatar</w:t>
+            </w:r>
+          </w:p>
+        </w:tc>
+        <w:tc>
+          <w:tcPr>
+            <w:tcW w:type="dxa" w:w="2664"/>
+            <w:shd w:fill="FFFFFF"/>
+            <w:tcMar>
+              <w:top w:w="60" w:type="dxa"/>
+              <w:bottom w:w="60" w:type="dxa"/>
+              <w:left w:w="70" w:type="dxa"/>
+              <w:right w:w="70" w:type="dxa"/>
+            </w:tcMar>
+            <w:tcBorders>
+              <w:top w:val="single" w:sz="4" w:space="0" w:color="E2E8F0"/>
+              <w:left w:val="single" w:sz="4" w:space="0" w:color="E2E8F0"/>
+              <w:bottom w:val="single" w:sz="4" w:space="0" w:color="E2E8F0"/>
+              <w:right w:val="single" w:sz="4" w:space="0" w:color="E2E8F0"/>
+            </w:tcBorders>
+          </w:tcPr>
+          <w:p>
+            <w:pPr>
+              <w:spacing w:line="264" w:lineRule="auto" w:after="0"/>
+              <w:jc w:val="left"/>
+            </w:pPr>
+            <w:r>
+              <w:rPr>
+                <w:sz w:val="16"/>
+              </w:rPr>
+              <w:t>Viết ThuCungPanel có 4 thẻ KPI, Avatar tròn khử răng cưa và Badge tình trạng.</w:t>
+            </w:r>
+          </w:p>
+        </w:tc>
+        <w:tc>
+          <w:tcPr>
+            <w:tcW w:type="dxa" w:w="1973"/>
+            <w:shd w:fill="FFFFFF"/>
+            <w:tcMar>
+              <w:top w:w="60" w:type="dxa"/>
+              <w:bottom w:w="60" w:type="dxa"/>
+              <w:left w:w="70" w:type="dxa"/>
+              <w:right w:w="70" w:type="dxa"/>
+            </w:tcMar>
+            <w:tcBorders>
+              <w:top w:val="single" w:sz="4" w:space="0" w:color="E2E8F0"/>
+              <w:left w:val="single" w:sz="4" w:space="0" w:color="E2E8F0"/>
+              <w:bottom w:val="single" w:sz="4" w:space="0" w:color="E2E8F0"/>
+              <w:right w:val="single" w:sz="4" w:space="0" w:color="E2E8F0"/>
+            </w:tcBorders>
+          </w:tcPr>
+          <w:p>
+            <w:pPr>
+              <w:spacing w:line="264" w:lineRule="auto" w:after="0"/>
+              <w:jc w:val="left"/>
+            </w:pPr>
+            <w:r>
+              <w:rPr>
+                <w:sz w:val="16"/>
+              </w:rPr>
+              <w:t>Đạt 100%, render mượt mà bằng Java 2D Graphics.</w:t>
             </w:r>
           </w:p>
         </w:tc>
@@ -179,54 +626,184 @@
       <w:tr>
         <w:tc>
           <w:tcPr>
-            <w:tcW w:type="dxa" w:w="4896"/>
+            <w:tcW w:type="dxa" w:w="936"/>
             <w:shd w:fill="F8FAFC"/>
             <w:tcMar>
-              <w:top w:w="50" w:type="dxa"/>
-              <w:bottom w:w="50" w:type="dxa"/>
-              <w:left w:w="100" w:type="dxa"/>
-              <w:right w:w="80" w:type="dxa"/>
+              <w:top w:w="60" w:type="dxa"/>
+              <w:bottom w:w="60" w:type="dxa"/>
+              <w:left w:w="70" w:type="dxa"/>
+              <w:right w:w="70" w:type="dxa"/>
             </w:tcMar>
+            <w:tcBorders>
+              <w:top w:val="single" w:sz="4" w:space="0" w:color="E2E8F0"/>
+              <w:left w:val="single" w:sz="4" w:space="0" w:color="E2E8F0"/>
+              <w:bottom w:val="single" w:sz="4" w:space="0" w:color="E2E8F0"/>
+              <w:right w:val="single" w:sz="4" w:space="0" w:color="E2E8F0"/>
+            </w:tcBorders>
           </w:tcPr>
           <w:p>
             <w:pPr>
-              <w:spacing w:after="0"/>
+              <w:spacing w:line="264" w:lineRule="auto" w:after="0"/>
+              <w:jc w:val="center"/>
             </w:pPr>
             <w:r>
               <w:rPr>
-                <w:rFonts w:ascii="Segoe UI" w:hAnsi="Segoe UI"/>
                 <w:b/>
-                <w:color w:val="1E3442"/>
-                <w:sz w:val="19"/>
+                <w:color w:val="1E3A8A"/>
+                <w:sz w:val="16"/>
               </w:rPr>
-              <w:t>Phân hệ phụ trách:</w:t>
+              <w:t>SS-02</w:t>
             </w:r>
           </w:p>
         </w:tc>
         <w:tc>
           <w:tcPr>
-            <w:tcW w:type="dxa" w:w="4896"/>
-            <w:shd w:fill="FFFFFF"/>
+            <w:tcW w:type="dxa" w:w="936"/>
+            <w:shd w:fill="F8FAFC"/>
             <w:tcMar>
-              <w:top w:w="50" w:type="dxa"/>
-              <w:bottom w:w="50" w:type="dxa"/>
-              <w:left w:w="100" w:type="dxa"/>
-              <w:right w:w="80" w:type="dxa"/>
+              <w:top w:w="60" w:type="dxa"/>
+              <w:bottom w:w="60" w:type="dxa"/>
+              <w:left w:w="70" w:type="dxa"/>
+              <w:right w:w="70" w:type="dxa"/>
             </w:tcMar>
+            <w:tcBorders>
+              <w:top w:val="single" w:sz="4" w:space="0" w:color="E2E8F0"/>
+              <w:left w:val="single" w:sz="4" w:space="0" w:color="E2E8F0"/>
+              <w:bottom w:val="single" w:sz="4" w:space="0" w:color="E2E8F0"/>
+              <w:right w:val="single" w:sz="4" w:space="0" w:color="E2E8F0"/>
+            </w:tcBorders>
           </w:tcPr>
           <w:p>
             <w:pPr>
-              <w:spacing w:after="0"/>
+              <w:spacing w:line="264" w:lineRule="auto" w:after="0"/>
+              <w:jc w:val="center"/>
             </w:pPr>
             <w:r>
               <w:rPr>
-                <w:rFonts w:ascii="Segoe UI" w:hAnsi="Segoe UI"/>
-                <w:color w:val="1F2A33"/>
-                <w:sz w:val="19"/>
+                <w:sz w:val="16"/>
               </w:rPr>
-              <w:t>1. Quản lý Thú cưng  •  2. Quản lý Kho hàng</w:t>
-              <w:br/>
-              <w:t>3. Quản lý Đơn thuốc  •  4. Lập &amp; Theo dõi Phác đồ Điều trị</w:t>
+              <w:t>12/10/26</w:t>
+            </w:r>
+          </w:p>
+        </w:tc>
+        <w:tc>
+          <w:tcPr>
+            <w:tcW w:type="dxa" w:w="1224"/>
+            <w:shd w:fill="F8FAFC"/>
+            <w:tcMar>
+              <w:top w:w="60" w:type="dxa"/>
+              <w:bottom w:w="60" w:type="dxa"/>
+              <w:left w:w="70" w:type="dxa"/>
+              <w:right w:w="70" w:type="dxa"/>
+            </w:tcMar>
+            <w:tcBorders>
+              <w:top w:val="single" w:sz="4" w:space="0" w:color="E2E8F0"/>
+              <w:left w:val="single" w:sz="4" w:space="0" w:color="E2E8F0"/>
+              <w:bottom w:val="single" w:sz="4" w:space="0" w:color="E2E8F0"/>
+              <w:right w:val="single" w:sz="4" w:space="0" w:color="E2E8F0"/>
+            </w:tcBorders>
+          </w:tcPr>
+          <w:p>
+            <w:pPr>
+              <w:spacing w:line="264" w:lineRule="auto" w:after="0"/>
+              <w:jc w:val="left"/>
+            </w:pPr>
+            <w:r>
+              <w:rPr>
+                <w:b/>
+                <w:sz w:val="16"/>
+              </w:rPr>
+              <w:t>Thú cưng</w:t>
+            </w:r>
+          </w:p>
+        </w:tc>
+        <w:tc>
+          <w:tcPr>
+            <w:tcW w:type="dxa" w:w="1872"/>
+            <w:shd w:fill="F8FAFC"/>
+            <w:tcMar>
+              <w:top w:w="60" w:type="dxa"/>
+              <w:bottom w:w="60" w:type="dxa"/>
+              <w:left w:w="70" w:type="dxa"/>
+              <w:right w:w="70" w:type="dxa"/>
+            </w:tcMar>
+            <w:tcBorders>
+              <w:top w:val="single" w:sz="4" w:space="0" w:color="E2E8F0"/>
+              <w:left w:val="single" w:sz="4" w:space="0" w:color="E2E8F0"/>
+              <w:bottom w:val="single" w:sz="4" w:space="0" w:color="E2E8F0"/>
+              <w:right w:val="single" w:sz="4" w:space="0" w:color="E2E8F0"/>
+            </w:tcBorders>
+          </w:tcPr>
+          <w:p>
+            <w:pPr>
+              <w:spacing w:line="264" w:lineRule="auto" w:after="0"/>
+              <w:jc w:val="left"/>
+            </w:pPr>
+            <w:r>
+              <w:rPr>
+                <w:sz w:val="16"/>
+              </w:rPr>
+              <w:t>Lối tắt chuột phải Kê đơn &amp; Phác đồ</w:t>
+            </w:r>
+          </w:p>
+        </w:tc>
+        <w:tc>
+          <w:tcPr>
+            <w:tcW w:type="dxa" w:w="2664"/>
+            <w:shd w:fill="F8FAFC"/>
+            <w:tcMar>
+              <w:top w:w="60" w:type="dxa"/>
+              <w:bottom w:w="60" w:type="dxa"/>
+              <w:left w:w="70" w:type="dxa"/>
+              <w:right w:w="70" w:type="dxa"/>
+            </w:tcMar>
+            <w:tcBorders>
+              <w:top w:val="single" w:sz="4" w:space="0" w:color="E2E8F0"/>
+              <w:left w:val="single" w:sz="4" w:space="0" w:color="E2E8F0"/>
+              <w:bottom w:val="single" w:sz="4" w:space="0" w:color="E2E8F0"/>
+              <w:right w:val="single" w:sz="4" w:space="0" w:color="E2E8F0"/>
+            </w:tcBorders>
+          </w:tcPr>
+          <w:p>
+            <w:pPr>
+              <w:spacing w:line="264" w:lineRule="auto" w:after="0"/>
+              <w:jc w:val="left"/>
+            </w:pPr>
+            <w:r>
+              <w:rPr>
+                <w:sz w:val="16"/>
+              </w:rPr>
+              <w:t>Thêm JPopupMenu trên JTable để gọi moKeDonChoThuCung() và moPhacDoChoThuCung().</w:t>
+            </w:r>
+          </w:p>
+        </w:tc>
+        <w:tc>
+          <w:tcPr>
+            <w:tcW w:type="dxa" w:w="1973"/>
+            <w:shd w:fill="F8FAFC"/>
+            <w:tcMar>
+              <w:top w:w="60" w:type="dxa"/>
+              <w:bottom w:w="60" w:type="dxa"/>
+              <w:left w:w="70" w:type="dxa"/>
+              <w:right w:w="70" w:type="dxa"/>
+            </w:tcMar>
+            <w:tcBorders>
+              <w:top w:val="single" w:sz="4" w:space="0" w:color="E2E8F0"/>
+              <w:left w:val="single" w:sz="4" w:space="0" w:color="E2E8F0"/>
+              <w:bottom w:val="single" w:sz="4" w:space="0" w:color="E2E8F0"/>
+              <w:right w:val="single" w:sz="4" w:space="0" w:color="E2E8F0"/>
+            </w:tcBorders>
+          </w:tcPr>
+          <w:p>
+            <w:pPr>
+              <w:spacing w:line="264" w:lineRule="auto" w:after="0"/>
+              <w:jc w:val="left"/>
+            </w:pPr>
+            <w:r>
+              <w:rPr>
+                <w:sz w:val="16"/>
+              </w:rPr>
+              <w:t>Bác sĩ thao tác 1-click mở form điền sẵn thông tin thú cưng.</w:t>
             </w:r>
           </w:p>
         </w:tc>
@@ -234,52 +811,184 @@
       <w:tr>
         <w:tc>
           <w:tcPr>
-            <w:tcW w:type="dxa" w:w="4896"/>
-            <w:shd w:fill="F8FAFC"/>
+            <w:tcW w:type="dxa" w:w="936"/>
+            <w:shd w:fill="FFFFFF"/>
             <w:tcMar>
-              <w:top w:w="50" w:type="dxa"/>
-              <w:bottom w:w="50" w:type="dxa"/>
-              <w:left w:w="100" w:type="dxa"/>
-              <w:right w:w="80" w:type="dxa"/>
+              <w:top w:w="60" w:type="dxa"/>
+              <w:bottom w:w="60" w:type="dxa"/>
+              <w:left w:w="70" w:type="dxa"/>
+              <w:right w:w="70" w:type="dxa"/>
             </w:tcMar>
+            <w:tcBorders>
+              <w:top w:val="single" w:sz="4" w:space="0" w:color="E2E8F0"/>
+              <w:left w:val="single" w:sz="4" w:space="0" w:color="E2E8F0"/>
+              <w:bottom w:val="single" w:sz="4" w:space="0" w:color="E2E8F0"/>
+              <w:right w:val="single" w:sz="4" w:space="0" w:color="E2E8F0"/>
+            </w:tcBorders>
           </w:tcPr>
           <w:p>
             <w:pPr>
-              <w:spacing w:after="0"/>
+              <w:spacing w:line="264" w:lineRule="auto" w:after="0"/>
+              <w:jc w:val="center"/>
             </w:pPr>
             <w:r>
               <w:rPr>
-                <w:rFonts w:ascii="Segoe UI" w:hAnsi="Segoe UI"/>
                 <w:b/>
-                <w:color w:val="1E3442"/>
-                <w:sz w:val="19"/>
+                <w:color w:val="1E3A8A"/>
+                <w:sz w:val="16"/>
               </w:rPr>
-              <w:t>Sinh viên thực hiện:</w:t>
+              <w:t>SS-03</w:t>
             </w:r>
           </w:p>
         </w:tc>
         <w:tc>
           <w:tcPr>
-            <w:tcW w:type="dxa" w:w="4896"/>
+            <w:tcW w:type="dxa" w:w="936"/>
             <w:shd w:fill="FFFFFF"/>
             <w:tcMar>
-              <w:top w:w="50" w:type="dxa"/>
-              <w:bottom w:w="50" w:type="dxa"/>
-              <w:left w:w="100" w:type="dxa"/>
-              <w:right w:w="80" w:type="dxa"/>
+              <w:top w:w="60" w:type="dxa"/>
+              <w:bottom w:w="60" w:type="dxa"/>
+              <w:left w:w="70" w:type="dxa"/>
+              <w:right w:w="70" w:type="dxa"/>
             </w:tcMar>
+            <w:tcBorders>
+              <w:top w:val="single" w:sz="4" w:space="0" w:color="E2E8F0"/>
+              <w:left w:val="single" w:sz="4" w:space="0" w:color="E2E8F0"/>
+              <w:bottom w:val="single" w:sz="4" w:space="0" w:color="E2E8F0"/>
+              <w:right w:val="single" w:sz="4" w:space="0" w:color="E2E8F0"/>
+            </w:tcBorders>
           </w:tcPr>
           <w:p>
             <w:pPr>
-              <w:spacing w:after="0"/>
+              <w:spacing w:line="264" w:lineRule="auto" w:after="0"/>
+              <w:jc w:val="center"/>
             </w:pPr>
             <w:r>
               <w:rPr>
-                <w:rFonts w:ascii="Segoe UI" w:hAnsi="Segoe UI"/>
-                <w:color w:val="1F2A33"/>
-                <w:sz w:val="19"/>
+                <w:sz w:val="16"/>
               </w:rPr>
-              <w:t>Nguyễn Ngọc Toàn</w:t>
+              <w:t>11/10/26</w:t>
+            </w:r>
+          </w:p>
+        </w:tc>
+        <w:tc>
+          <w:tcPr>
+            <w:tcW w:type="dxa" w:w="1224"/>
+            <w:shd w:fill="FFFFFF"/>
+            <w:tcMar>
+              <w:top w:w="60" w:type="dxa"/>
+              <w:bottom w:w="60" w:type="dxa"/>
+              <w:left w:w="70" w:type="dxa"/>
+              <w:right w:w="70" w:type="dxa"/>
+            </w:tcMar>
+            <w:tcBorders>
+              <w:top w:val="single" w:sz="4" w:space="0" w:color="E2E8F0"/>
+              <w:left w:val="single" w:sz="4" w:space="0" w:color="E2E8F0"/>
+              <w:bottom w:val="single" w:sz="4" w:space="0" w:color="E2E8F0"/>
+              <w:right w:val="single" w:sz="4" w:space="0" w:color="E2E8F0"/>
+            </w:tcBorders>
+          </w:tcPr>
+          <w:p>
+            <w:pPr>
+              <w:spacing w:line="264" w:lineRule="auto" w:after="0"/>
+              <w:jc w:val="left"/>
+            </w:pPr>
+            <w:r>
+              <w:rPr>
+                <w:b/>
+                <w:sz w:val="16"/>
+              </w:rPr>
+              <w:t>Kho hàng</w:t>
+            </w:r>
+          </w:p>
+        </w:tc>
+        <w:tc>
+          <w:tcPr>
+            <w:tcW w:type="dxa" w:w="1872"/>
+            <w:shd w:fill="FFFFFF"/>
+            <w:tcMar>
+              <w:top w:w="60" w:type="dxa"/>
+              <w:bottom w:w="60" w:type="dxa"/>
+              <w:left w:w="70" w:type="dxa"/>
+              <w:right w:w="70" w:type="dxa"/>
+            </w:tcMar>
+            <w:tcBorders>
+              <w:top w:val="single" w:sz="4" w:space="0" w:color="E2E8F0"/>
+              <w:left w:val="single" w:sz="4" w:space="0" w:color="E2E8F0"/>
+              <w:bottom w:val="single" w:sz="4" w:space="0" w:color="E2E8F0"/>
+              <w:right w:val="single" w:sz="4" w:space="0" w:color="E2E8F0"/>
+            </w:tcBorders>
+          </w:tcPr>
+          <w:p>
+            <w:pPr>
+              <w:spacing w:line="264" w:lineRule="auto" w:after="0"/>
+              <w:jc w:val="left"/>
+            </w:pPr>
+            <w:r>
+              <w:rPr>
+                <w:sz w:val="16"/>
+              </w:rPr>
+              <w:t>Quản lý dược phẩm, cảnh báo tồn kho</w:t>
+            </w:r>
+          </w:p>
+        </w:tc>
+        <w:tc>
+          <w:tcPr>
+            <w:tcW w:type="dxa" w:w="2664"/>
+            <w:shd w:fill="FFFFFF"/>
+            <w:tcMar>
+              <w:top w:w="60" w:type="dxa"/>
+              <w:bottom w:w="60" w:type="dxa"/>
+              <w:left w:w="70" w:type="dxa"/>
+              <w:right w:w="70" w:type="dxa"/>
+            </w:tcMar>
+            <w:tcBorders>
+              <w:top w:val="single" w:sz="4" w:space="0" w:color="E2E8F0"/>
+              <w:left w:val="single" w:sz="4" w:space="0" w:color="E2E8F0"/>
+              <w:bottom w:val="single" w:sz="4" w:space="0" w:color="E2E8F0"/>
+              <w:right w:val="single" w:sz="4" w:space="0" w:color="E2E8F0"/>
+            </w:tcBorders>
+          </w:tcPr>
+          <w:p>
+            <w:pPr>
+              <w:spacing w:line="264" w:lineRule="auto" w:after="0"/>
+              <w:jc w:val="left"/>
+            </w:pPr>
+            <w:r>
+              <w:rPr>
+                <w:sz w:val="16"/>
+              </w:rPr>
+              <w:t>Xây dựng KhoHangPanel có thẻ KPI, lọc danh mục và huy hiệu cảnh báo tồn kho &lt;= 10.</w:t>
+            </w:r>
+          </w:p>
+        </w:tc>
+        <w:tc>
+          <w:tcPr>
+            <w:tcW w:type="dxa" w:w="1973"/>
+            <w:shd w:fill="FFFFFF"/>
+            <w:tcMar>
+              <w:top w:w="60" w:type="dxa"/>
+              <w:bottom w:w="60" w:type="dxa"/>
+              <w:left w:w="70" w:type="dxa"/>
+              <w:right w:w="70" w:type="dxa"/>
+            </w:tcMar>
+            <w:tcBorders>
+              <w:top w:val="single" w:sz="4" w:space="0" w:color="E2E8F0"/>
+              <w:left w:val="single" w:sz="4" w:space="0" w:color="E2E8F0"/>
+              <w:bottom w:val="single" w:sz="4" w:space="0" w:color="E2E8F0"/>
+              <w:right w:val="single" w:sz="4" w:space="0" w:color="E2E8F0"/>
+            </w:tcBorders>
+          </w:tcPr>
+          <w:p>
+            <w:pPr>
+              <w:spacing w:line="264" w:lineRule="auto" w:after="0"/>
+              <w:jc w:val="left"/>
+            </w:pPr>
+            <w:r>
+              <w:rPr>
+                <w:sz w:val="16"/>
+              </w:rPr>
+              <w:t>Bảng kho phân loại rõ ràng, giao diện phẳng chuẩn SaaS.</w:t>
             </w:r>
           </w:p>
         </w:tc>
@@ -287,52 +996,184 @@
       <w:tr>
         <w:tc>
           <w:tcPr>
-            <w:tcW w:type="dxa" w:w="4896"/>
+            <w:tcW w:type="dxa" w:w="936"/>
             <w:shd w:fill="F8FAFC"/>
             <w:tcMar>
-              <w:top w:w="50" w:type="dxa"/>
-              <w:bottom w:w="50" w:type="dxa"/>
-              <w:left w:w="100" w:type="dxa"/>
-              <w:right w:w="80" w:type="dxa"/>
+              <w:top w:w="60" w:type="dxa"/>
+              <w:bottom w:w="60" w:type="dxa"/>
+              <w:left w:w="70" w:type="dxa"/>
+              <w:right w:w="70" w:type="dxa"/>
             </w:tcMar>
+            <w:tcBorders>
+              <w:top w:val="single" w:sz="4" w:space="0" w:color="E2E8F0"/>
+              <w:left w:val="single" w:sz="4" w:space="0" w:color="E2E8F0"/>
+              <w:bottom w:val="single" w:sz="4" w:space="0" w:color="E2E8F0"/>
+              <w:right w:val="single" w:sz="4" w:space="0" w:color="E2E8F0"/>
+            </w:tcBorders>
           </w:tcPr>
           <w:p>
             <w:pPr>
-              <w:spacing w:after="0"/>
+              <w:spacing w:line="264" w:lineRule="auto" w:after="0"/>
+              <w:jc w:val="center"/>
             </w:pPr>
             <w:r>
               <w:rPr>
-                <w:rFonts w:ascii="Segoe UI" w:hAnsi="Segoe UI"/>
                 <w:b/>
-                <w:color w:val="1E3442"/>
-                <w:sz w:val="19"/>
+                <w:color w:val="1E3A8A"/>
+                <w:sz w:val="16"/>
               </w:rPr>
-              <w:t>Công nghệ &amp; Nền tảng:</w:t>
+              <w:t>SS-04</w:t>
             </w:r>
           </w:p>
         </w:tc>
         <w:tc>
           <w:tcPr>
-            <w:tcW w:type="dxa" w:w="4896"/>
-            <w:shd w:fill="FFFFFF"/>
+            <w:tcW w:type="dxa" w:w="936"/>
+            <w:shd w:fill="F8FAFC"/>
             <w:tcMar>
-              <w:top w:w="50" w:type="dxa"/>
-              <w:bottom w:w="50" w:type="dxa"/>
-              <w:left w:w="100" w:type="dxa"/>
-              <w:right w:w="80" w:type="dxa"/>
+              <w:top w:w="60" w:type="dxa"/>
+              <w:bottom w:w="60" w:type="dxa"/>
+              <w:left w:w="70" w:type="dxa"/>
+              <w:right w:w="70" w:type="dxa"/>
             </w:tcMar>
+            <w:tcBorders>
+              <w:top w:val="single" w:sz="4" w:space="0" w:color="E2E8F0"/>
+              <w:left w:val="single" w:sz="4" w:space="0" w:color="E2E8F0"/>
+              <w:bottom w:val="single" w:sz="4" w:space="0" w:color="E2E8F0"/>
+              <w:right w:val="single" w:sz="4" w:space="0" w:color="E2E8F0"/>
+            </w:tcBorders>
           </w:tcPr>
           <w:p>
             <w:pPr>
-              <w:spacing w:after="0"/>
+              <w:spacing w:line="264" w:lineRule="auto" w:after="0"/>
+              <w:jc w:val="center"/>
             </w:pPr>
             <w:r>
               <w:rPr>
-                <w:rFonts w:ascii="Segoe UI" w:hAnsi="Segoe UI"/>
-                <w:color w:val="1F2A33"/>
-                <w:sz w:val="19"/>
+                <w:sz w:val="16"/>
               </w:rPr>
-              <w:t>Java 21  •  Java Swing Custom UI (Graphics2D)  •  SQL Server (JDBC)</w:t>
+              <w:t>20/10/26</w:t>
+            </w:r>
+          </w:p>
+        </w:tc>
+        <w:tc>
+          <w:tcPr>
+            <w:tcW w:type="dxa" w:w="1224"/>
+            <w:shd w:fill="F8FAFC"/>
+            <w:tcMar>
+              <w:top w:w="60" w:type="dxa"/>
+              <w:bottom w:w="60" w:type="dxa"/>
+              <w:left w:w="70" w:type="dxa"/>
+              <w:right w:w="70" w:type="dxa"/>
+            </w:tcMar>
+            <w:tcBorders>
+              <w:top w:val="single" w:sz="4" w:space="0" w:color="E2E8F0"/>
+              <w:left w:val="single" w:sz="4" w:space="0" w:color="E2E8F0"/>
+              <w:bottom w:val="single" w:sz="4" w:space="0" w:color="E2E8F0"/>
+              <w:right w:val="single" w:sz="4" w:space="0" w:color="E2E8F0"/>
+            </w:tcBorders>
+          </w:tcPr>
+          <w:p>
+            <w:pPr>
+              <w:spacing w:line="264" w:lineRule="auto" w:after="0"/>
+              <w:jc w:val="left"/>
+            </w:pPr>
+            <w:r>
+              <w:rPr>
+                <w:b/>
+                <w:sz w:val="16"/>
+              </w:rPr>
+              <w:t>Kho hàng</w:t>
+            </w:r>
+          </w:p>
+        </w:tc>
+        <w:tc>
+          <w:tcPr>
+            <w:tcW w:type="dxa" w:w="1872"/>
+            <w:shd w:fill="F8FAFC"/>
+            <w:tcMar>
+              <w:top w:w="60" w:type="dxa"/>
+              <w:bottom w:w="60" w:type="dxa"/>
+              <w:left w:w="70" w:type="dxa"/>
+              <w:right w:w="70" w:type="dxa"/>
+            </w:tcMar>
+            <w:tcBorders>
+              <w:top w:val="single" w:sz="4" w:space="0" w:color="E2E8F0"/>
+              <w:left w:val="single" w:sz="4" w:space="0" w:color="E2E8F0"/>
+              <w:bottom w:val="single" w:sz="4" w:space="0" w:color="E2E8F0"/>
+              <w:right w:val="single" w:sz="4" w:space="0" w:color="E2E8F0"/>
+            </w:tcBorders>
+          </w:tcPr>
+          <w:p>
+            <w:pPr>
+              <w:spacing w:line="264" w:lineRule="auto" w:after="0"/>
+              <w:jc w:val="left"/>
+            </w:pPr>
+            <w:r>
+              <w:rPr>
+                <w:sz w:val="16"/>
+              </w:rPr>
+              <w:t>Hàm trừ tồn kho &amp; Observer Pattern</w:t>
+            </w:r>
+          </w:p>
+        </w:tc>
+        <w:tc>
+          <w:tcPr>
+            <w:tcW w:type="dxa" w:w="2664"/>
+            <w:shd w:fill="F8FAFC"/>
+            <w:tcMar>
+              <w:top w:w="60" w:type="dxa"/>
+              <w:bottom w:w="60" w:type="dxa"/>
+              <w:left w:w="70" w:type="dxa"/>
+              <w:right w:w="70" w:type="dxa"/>
+            </w:tcMar>
+            <w:tcBorders>
+              <w:top w:val="single" w:sz="4" w:space="0" w:color="E2E8F0"/>
+              <w:left w:val="single" w:sz="4" w:space="0" w:color="E2E8F0"/>
+              <w:bottom w:val="single" w:sz="4" w:space="0" w:color="E2E8F0"/>
+              <w:right w:val="single" w:sz="4" w:space="0" w:color="E2E8F0"/>
+            </w:tcBorders>
+          </w:tcPr>
+          <w:p>
+            <w:pPr>
+              <w:spacing w:line="264" w:lineRule="auto" w:after="0"/>
+              <w:jc w:val="left"/>
+            </w:pPr>
+            <w:r>
+              <w:rPr>
+                <w:sz w:val="16"/>
+              </w:rPr>
+              <w:t>Viết hàm xuatKho() trong KhoHangBUS và addListener để KhoHangPanel tự refresh.</w:t>
+            </w:r>
+          </w:p>
+        </w:tc>
+        <w:tc>
+          <w:tcPr>
+            <w:tcW w:type="dxa" w:w="1973"/>
+            <w:shd w:fill="F8FAFC"/>
+            <w:tcMar>
+              <w:top w:w="60" w:type="dxa"/>
+              <w:bottom w:w="60" w:type="dxa"/>
+              <w:left w:w="70" w:type="dxa"/>
+              <w:right w:w="70" w:type="dxa"/>
+            </w:tcMar>
+            <w:tcBorders>
+              <w:top w:val="single" w:sz="4" w:space="0" w:color="E2E8F0"/>
+              <w:left w:val="single" w:sz="4" w:space="0" w:color="E2E8F0"/>
+              <w:bottom w:val="single" w:sz="4" w:space="0" w:color="E2E8F0"/>
+              <w:right w:val="single" w:sz="4" w:space="0" w:color="E2E8F0"/>
+            </w:tcBorders>
+          </w:tcPr>
+          <w:p>
+            <w:pPr>
+              <w:spacing w:line="264" w:lineRule="auto" w:after="0"/>
+              <w:jc w:val="left"/>
+            </w:pPr>
+            <w:r>
+              <w:rPr>
+                <w:sz w:val="16"/>
+              </w:rPr>
+              <w:t>Trừ kho tự động, bảng kho cập nhật thời gian thực.</w:t>
             </w:r>
           </w:p>
         </w:tc>
@@ -340,52 +1181,1109 @@
       <w:tr>
         <w:tc>
           <w:tcPr>
-            <w:tcW w:type="dxa" w:w="4896"/>
-            <w:shd w:fill="F8FAFC"/>
+            <w:tcW w:type="dxa" w:w="936"/>
+            <w:shd w:fill="FFFFFF"/>
             <w:tcMar>
-              <w:top w:w="50" w:type="dxa"/>
-              <w:bottom w:w="50" w:type="dxa"/>
-              <w:left w:w="100" w:type="dxa"/>
-              <w:right w:w="80" w:type="dxa"/>
+              <w:top w:w="60" w:type="dxa"/>
+              <w:bottom w:w="60" w:type="dxa"/>
+              <w:left w:w="70" w:type="dxa"/>
+              <w:right w:w="70" w:type="dxa"/>
             </w:tcMar>
+            <w:tcBorders>
+              <w:top w:val="single" w:sz="4" w:space="0" w:color="E2E8F0"/>
+              <w:left w:val="single" w:sz="4" w:space="0" w:color="E2E8F0"/>
+              <w:bottom w:val="single" w:sz="4" w:space="0" w:color="E2E8F0"/>
+              <w:right w:val="single" w:sz="4" w:space="0" w:color="E2E8F0"/>
+            </w:tcBorders>
           </w:tcPr>
           <w:p>
             <w:pPr>
-              <w:spacing w:after="0"/>
+              <w:spacing w:line="264" w:lineRule="auto" w:after="0"/>
+              <w:jc w:val="center"/>
             </w:pPr>
             <w:r>
               <w:rPr>
-                <w:rFonts w:ascii="Segoe UI" w:hAnsi="Segoe UI"/>
                 <w:b/>
-                <w:color w:val="1E3442"/>
-                <w:sz w:val="19"/>
+                <w:color w:val="1E3A8A"/>
+                <w:sz w:val="16"/>
               </w:rPr>
-              <w:t>Kho lưu trữ GitHub:</w:t>
+              <w:t>SS-05</w:t>
             </w:r>
           </w:p>
         </w:tc>
         <w:tc>
           <w:tcPr>
-            <w:tcW w:type="dxa" w:w="4896"/>
+            <w:tcW w:type="dxa" w:w="936"/>
             <w:shd w:fill="FFFFFF"/>
             <w:tcMar>
-              <w:top w:w="50" w:type="dxa"/>
-              <w:bottom w:w="50" w:type="dxa"/>
-              <w:left w:w="100" w:type="dxa"/>
-              <w:right w:w="80" w:type="dxa"/>
+              <w:top w:w="60" w:type="dxa"/>
+              <w:bottom w:w="60" w:type="dxa"/>
+              <w:left w:w="70" w:type="dxa"/>
+              <w:right w:w="70" w:type="dxa"/>
             </w:tcMar>
+            <w:tcBorders>
+              <w:top w:val="single" w:sz="4" w:space="0" w:color="E2E8F0"/>
+              <w:left w:val="single" w:sz="4" w:space="0" w:color="E2E8F0"/>
+              <w:bottom w:val="single" w:sz="4" w:space="0" w:color="E2E8F0"/>
+              <w:right w:val="single" w:sz="4" w:space="0" w:color="E2E8F0"/>
+            </w:tcBorders>
           </w:tcPr>
           <w:p>
             <w:pPr>
-              <w:spacing w:after="0"/>
+              <w:spacing w:line="264" w:lineRule="auto" w:after="0"/>
+              <w:jc w:val="center"/>
             </w:pPr>
             <w:r>
               <w:rPr>
-                <w:rFonts w:ascii="Segoe UI" w:hAnsi="Segoe UI"/>
-                <w:color w:val="1F2A33"/>
-                <w:sz w:val="19"/>
+                <w:sz w:val="16"/>
               </w:rPr>
-              <w:t>oggytriet123/de_an_phat_trien_ung_dung (Nhánh: ngoc-toan)</w:t>
+              <w:t>13/10/26</w:t>
+            </w:r>
+          </w:p>
+        </w:tc>
+        <w:tc>
+          <w:tcPr>
+            <w:tcW w:type="dxa" w:w="1224"/>
+            <w:shd w:fill="FFFFFF"/>
+            <w:tcMar>
+              <w:top w:w="60" w:type="dxa"/>
+              <w:bottom w:w="60" w:type="dxa"/>
+              <w:left w:w="70" w:type="dxa"/>
+              <w:right w:w="70" w:type="dxa"/>
+            </w:tcMar>
+            <w:tcBorders>
+              <w:top w:val="single" w:sz="4" w:space="0" w:color="E2E8F0"/>
+              <w:left w:val="single" w:sz="4" w:space="0" w:color="E2E8F0"/>
+              <w:bottom w:val="single" w:sz="4" w:space="0" w:color="E2E8F0"/>
+              <w:right w:val="single" w:sz="4" w:space="0" w:color="E2E8F0"/>
+            </w:tcBorders>
+          </w:tcPr>
+          <w:p>
+            <w:pPr>
+              <w:spacing w:line="264" w:lineRule="auto" w:after="0"/>
+              <w:jc w:val="left"/>
+            </w:pPr>
+            <w:r>
+              <w:rPr>
+                <w:b/>
+                <w:sz w:val="16"/>
+              </w:rPr>
+              <w:t>Kho hàng</w:t>
+            </w:r>
+          </w:p>
+        </w:tc>
+        <w:tc>
+          <w:tcPr>
+            <w:tcW w:type="dxa" w:w="1872"/>
+            <w:shd w:fill="FFFFFF"/>
+            <w:tcMar>
+              <w:top w:w="60" w:type="dxa"/>
+              <w:bottom w:w="60" w:type="dxa"/>
+              <w:left w:w="70" w:type="dxa"/>
+              <w:right w:w="70" w:type="dxa"/>
+            </w:tcMar>
+            <w:tcBorders>
+              <w:top w:val="single" w:sz="4" w:space="0" w:color="E2E8F0"/>
+              <w:left w:val="single" w:sz="4" w:space="0" w:color="E2E8F0"/>
+              <w:bottom w:val="single" w:sz="4" w:space="0" w:color="E2E8F0"/>
+              <w:right w:val="single" w:sz="4" w:space="0" w:color="E2E8F0"/>
+            </w:tcBorders>
+          </w:tcPr>
+          <w:p>
+            <w:pPr>
+              <w:spacing w:line="264" w:lineRule="auto" w:after="0"/>
+              <w:jc w:val="left"/>
+            </w:pPr>
+            <w:r>
+              <w:rPr>
+                <w:sz w:val="16"/>
+              </w:rPr>
+              <w:t>Cuộn lịch chọn ngày CalendarPicker</w:t>
+            </w:r>
+          </w:p>
+        </w:tc>
+        <w:tc>
+          <w:tcPr>
+            <w:tcW w:type="dxa" w:w="2664"/>
+            <w:shd w:fill="FFFFFF"/>
+            <w:tcMar>
+              <w:top w:w="60" w:type="dxa"/>
+              <w:bottom w:w="60" w:type="dxa"/>
+              <w:left w:w="70" w:type="dxa"/>
+              <w:right w:w="70" w:type="dxa"/>
+            </w:tcMar>
+            <w:tcBorders>
+              <w:top w:val="single" w:sz="4" w:space="0" w:color="E2E8F0"/>
+              <w:left w:val="single" w:sz="4" w:space="0" w:color="E2E8F0"/>
+              <w:bottom w:val="single" w:sz="4" w:space="0" w:color="E2E8F0"/>
+              <w:right w:val="single" w:sz="4" w:space="0" w:color="E2E8F0"/>
+            </w:tcBorders>
+          </w:tcPr>
+          <w:p>
+            <w:pPr>
+              <w:spacing w:line="264" w:lineRule="auto" w:after="0"/>
+              <w:jc w:val="left"/>
+            </w:pPr>
+            <w:r>
+              <w:rPr>
+                <w:sz w:val="16"/>
+              </w:rPr>
+              <w:t>Viết CalendarPicker.java bằng Swing thuần để chọn ngày lọc kho và phiếu nhập.</w:t>
+            </w:r>
+          </w:p>
+        </w:tc>
+        <w:tc>
+          <w:tcPr>
+            <w:tcW w:type="dxa" w:w="1973"/>
+            <w:shd w:fill="FFFFFF"/>
+            <w:tcMar>
+              <w:top w:w="60" w:type="dxa"/>
+              <w:bottom w:w="60" w:type="dxa"/>
+              <w:left w:w="70" w:type="dxa"/>
+              <w:right w:w="70" w:type="dxa"/>
+            </w:tcMar>
+            <w:tcBorders>
+              <w:top w:val="single" w:sz="4" w:space="0" w:color="E2E8F0"/>
+              <w:left w:val="single" w:sz="4" w:space="0" w:color="E2E8F0"/>
+              <w:bottom w:val="single" w:sz="4" w:space="0" w:color="E2E8F0"/>
+              <w:right w:val="single" w:sz="4" w:space="0" w:color="E2E8F0"/>
+            </w:tcBorders>
+          </w:tcPr>
+          <w:p>
+            <w:pPr>
+              <w:spacing w:line="264" w:lineRule="auto" w:after="0"/>
+              <w:jc w:val="left"/>
+            </w:pPr>
+            <w:r>
+              <w:rPr>
+                <w:sz w:val="16"/>
+              </w:rPr>
+              <w:t>Hoạt động độc lập, không phụ thuộc thư viện bên ngoài.</w:t>
+            </w:r>
+          </w:p>
+        </w:tc>
+      </w:tr>
+      <w:tr>
+        <w:tc>
+          <w:tcPr>
+            <w:tcW w:type="dxa" w:w="936"/>
+            <w:shd w:fill="F8FAFC"/>
+            <w:tcMar>
+              <w:top w:w="60" w:type="dxa"/>
+              <w:bottom w:w="60" w:type="dxa"/>
+              <w:left w:w="70" w:type="dxa"/>
+              <w:right w:w="70" w:type="dxa"/>
+            </w:tcMar>
+            <w:tcBorders>
+              <w:top w:val="single" w:sz="4" w:space="0" w:color="E2E8F0"/>
+              <w:left w:val="single" w:sz="4" w:space="0" w:color="E2E8F0"/>
+              <w:bottom w:val="single" w:sz="4" w:space="0" w:color="E2E8F0"/>
+              <w:right w:val="single" w:sz="4" w:space="0" w:color="E2E8F0"/>
+            </w:tcBorders>
+          </w:tcPr>
+          <w:p>
+            <w:pPr>
+              <w:spacing w:line="264" w:lineRule="auto" w:after="0"/>
+              <w:jc w:val="center"/>
+            </w:pPr>
+            <w:r>
+              <w:rPr>
+                <w:b/>
+                <w:color w:val="1E3A8A"/>
+                <w:sz w:val="16"/>
+              </w:rPr>
+              <w:t>SS-06</w:t>
+            </w:r>
+          </w:p>
+        </w:tc>
+        <w:tc>
+          <w:tcPr>
+            <w:tcW w:type="dxa" w:w="936"/>
+            <w:shd w:fill="F8FAFC"/>
+            <w:tcMar>
+              <w:top w:w="60" w:type="dxa"/>
+              <w:bottom w:w="60" w:type="dxa"/>
+              <w:left w:w="70" w:type="dxa"/>
+              <w:right w:w="70" w:type="dxa"/>
+            </w:tcMar>
+            <w:tcBorders>
+              <w:top w:val="single" w:sz="4" w:space="0" w:color="E2E8F0"/>
+              <w:left w:val="single" w:sz="4" w:space="0" w:color="E2E8F0"/>
+              <w:bottom w:val="single" w:sz="4" w:space="0" w:color="E2E8F0"/>
+              <w:right w:val="single" w:sz="4" w:space="0" w:color="E2E8F0"/>
+            </w:tcBorders>
+          </w:tcPr>
+          <w:p>
+            <w:pPr>
+              <w:spacing w:line="264" w:lineRule="auto" w:after="0"/>
+              <w:jc w:val="center"/>
+            </w:pPr>
+            <w:r>
+              <w:rPr>
+                <w:sz w:val="16"/>
+              </w:rPr>
+              <w:t>26/10/26</w:t>
+            </w:r>
+          </w:p>
+        </w:tc>
+        <w:tc>
+          <w:tcPr>
+            <w:tcW w:type="dxa" w:w="1224"/>
+            <w:shd w:fill="F8FAFC"/>
+            <w:tcMar>
+              <w:top w:w="60" w:type="dxa"/>
+              <w:bottom w:w="60" w:type="dxa"/>
+              <w:left w:w="70" w:type="dxa"/>
+              <w:right w:w="70" w:type="dxa"/>
+            </w:tcMar>
+            <w:tcBorders>
+              <w:top w:val="single" w:sz="4" w:space="0" w:color="E2E8F0"/>
+              <w:left w:val="single" w:sz="4" w:space="0" w:color="E2E8F0"/>
+              <w:bottom w:val="single" w:sz="4" w:space="0" w:color="E2E8F0"/>
+              <w:right w:val="single" w:sz="4" w:space="0" w:color="E2E8F0"/>
+            </w:tcBorders>
+          </w:tcPr>
+          <w:p>
+            <w:pPr>
+              <w:spacing w:line="264" w:lineRule="auto" w:after="0"/>
+              <w:jc w:val="left"/>
+            </w:pPr>
+            <w:r>
+              <w:rPr>
+                <w:b/>
+                <w:sz w:val="16"/>
+              </w:rPr>
+              <w:t>Đơn thuốc</w:t>
+            </w:r>
+          </w:p>
+        </w:tc>
+        <w:tc>
+          <w:tcPr>
+            <w:tcW w:type="dxa" w:w="1872"/>
+            <w:shd w:fill="F8FAFC"/>
+            <w:tcMar>
+              <w:top w:w="60" w:type="dxa"/>
+              <w:bottom w:w="60" w:type="dxa"/>
+              <w:left w:w="70" w:type="dxa"/>
+              <w:right w:w="70" w:type="dxa"/>
+            </w:tcMar>
+            <w:tcBorders>
+              <w:top w:val="single" w:sz="4" w:space="0" w:color="E2E8F0"/>
+              <w:left w:val="single" w:sz="4" w:space="0" w:color="E2E8F0"/>
+              <w:bottom w:val="single" w:sz="4" w:space="0" w:color="E2E8F0"/>
+              <w:right w:val="single" w:sz="4" w:space="0" w:color="E2E8F0"/>
+            </w:tcBorders>
+          </w:tcPr>
+          <w:p>
+            <w:pPr>
+              <w:spacing w:line="264" w:lineRule="auto" w:after="0"/>
+              <w:jc w:val="left"/>
+            </w:pPr>
+            <w:r>
+              <w:rPr>
+                <w:sz w:val="16"/>
+              </w:rPr>
+              <w:t>Sửa lỗi form kê đơn tự điền index 0</w:t>
+            </w:r>
+          </w:p>
+        </w:tc>
+        <w:tc>
+          <w:tcPr>
+            <w:tcW w:type="dxa" w:w="2664"/>
+            <w:shd w:fill="F8FAFC"/>
+            <w:tcMar>
+              <w:top w:w="60" w:type="dxa"/>
+              <w:bottom w:w="60" w:type="dxa"/>
+              <w:left w:w="70" w:type="dxa"/>
+              <w:right w:w="70" w:type="dxa"/>
+            </w:tcMar>
+            <w:tcBorders>
+              <w:top w:val="single" w:sz="4" w:space="0" w:color="E2E8F0"/>
+              <w:left w:val="single" w:sz="4" w:space="0" w:color="E2E8F0"/>
+              <w:bottom w:val="single" w:sz="4" w:space="0" w:color="E2E8F0"/>
+              <w:right w:val="single" w:sz="4" w:space="0" w:color="E2E8F0"/>
+            </w:tcBorders>
+          </w:tcPr>
+          <w:p>
+            <w:pPr>
+              <w:spacing w:line="264" w:lineRule="auto" w:after="0"/>
+              <w:jc w:val="left"/>
+            </w:pPr>
+            <w:r>
+              <w:rPr>
+                <w:sz w:val="16"/>
+              </w:rPr>
+              <w:t>"điều chỉnh lại chỗ thêm phác đồ... có sẵn dữ liệu của cái đầu, kiểm tra lại toàn bộ logic đơn thuốc..."</w:t>
+            </w:r>
+          </w:p>
+        </w:tc>
+        <w:tc>
+          <w:tcPr>
+            <w:tcW w:type="dxa" w:w="1973"/>
+            <w:shd w:fill="F8FAFC"/>
+            <w:tcMar>
+              <w:top w:w="60" w:type="dxa"/>
+              <w:bottom w:w="60" w:type="dxa"/>
+              <w:left w:w="70" w:type="dxa"/>
+              <w:right w:w="70" w:type="dxa"/>
+            </w:tcMar>
+            <w:tcBorders>
+              <w:top w:val="single" w:sz="4" w:space="0" w:color="E2E8F0"/>
+              <w:left w:val="single" w:sz="4" w:space="0" w:color="E2E8F0"/>
+              <w:bottom w:val="single" w:sz="4" w:space="0" w:color="E2E8F0"/>
+              <w:right w:val="single" w:sz="4" w:space="0" w:color="E2E8F0"/>
+            </w:tcBorders>
+          </w:tcPr>
+          <w:p>
+            <w:pPr>
+              <w:spacing w:line="264" w:lineRule="auto" w:after="0"/>
+              <w:jc w:val="left"/>
+            </w:pPr>
+            <w:r>
+              <w:rPr>
+                <w:sz w:val="16"/>
+              </w:rPr>
+              <w:t>Tách bạch isEdit và isCreate, form tạo mới rỗng 100%.</w:t>
+            </w:r>
+          </w:p>
+        </w:tc>
+      </w:tr>
+      <w:tr>
+        <w:tc>
+          <w:tcPr>
+            <w:tcW w:type="dxa" w:w="936"/>
+            <w:shd w:fill="FFFFFF"/>
+            <w:tcMar>
+              <w:top w:w="60" w:type="dxa"/>
+              <w:bottom w:w="60" w:type="dxa"/>
+              <w:left w:w="70" w:type="dxa"/>
+              <w:right w:w="70" w:type="dxa"/>
+            </w:tcMar>
+            <w:tcBorders>
+              <w:top w:val="single" w:sz="4" w:space="0" w:color="E2E8F0"/>
+              <w:left w:val="single" w:sz="4" w:space="0" w:color="E2E8F0"/>
+              <w:bottom w:val="single" w:sz="4" w:space="0" w:color="E2E8F0"/>
+              <w:right w:val="single" w:sz="4" w:space="0" w:color="E2E8F0"/>
+            </w:tcBorders>
+          </w:tcPr>
+          <w:p>
+            <w:pPr>
+              <w:spacing w:line="264" w:lineRule="auto" w:after="0"/>
+              <w:jc w:val="center"/>
+            </w:pPr>
+            <w:r>
+              <w:rPr>
+                <w:b/>
+                <w:color w:val="1E3A8A"/>
+                <w:sz w:val="16"/>
+              </w:rPr>
+              <w:t>SS-07</w:t>
+            </w:r>
+          </w:p>
+        </w:tc>
+        <w:tc>
+          <w:tcPr>
+            <w:tcW w:type="dxa" w:w="936"/>
+            <w:shd w:fill="FFFFFF"/>
+            <w:tcMar>
+              <w:top w:w="60" w:type="dxa"/>
+              <w:bottom w:w="60" w:type="dxa"/>
+              <w:left w:w="70" w:type="dxa"/>
+              <w:right w:w="70" w:type="dxa"/>
+            </w:tcMar>
+            <w:tcBorders>
+              <w:top w:val="single" w:sz="4" w:space="0" w:color="E2E8F0"/>
+              <w:left w:val="single" w:sz="4" w:space="0" w:color="E2E8F0"/>
+              <w:bottom w:val="single" w:sz="4" w:space="0" w:color="E2E8F0"/>
+              <w:right w:val="single" w:sz="4" w:space="0" w:color="E2E8F0"/>
+            </w:tcBorders>
+          </w:tcPr>
+          <w:p>
+            <w:pPr>
+              <w:spacing w:line="264" w:lineRule="auto" w:after="0"/>
+              <w:jc w:val="center"/>
+            </w:pPr>
+            <w:r>
+              <w:rPr>
+                <w:sz w:val="16"/>
+              </w:rPr>
+              <w:t>26/10/26</w:t>
+            </w:r>
+          </w:p>
+        </w:tc>
+        <w:tc>
+          <w:tcPr>
+            <w:tcW w:type="dxa" w:w="1224"/>
+            <w:shd w:fill="FFFFFF"/>
+            <w:tcMar>
+              <w:top w:w="60" w:type="dxa"/>
+              <w:bottom w:w="60" w:type="dxa"/>
+              <w:left w:w="70" w:type="dxa"/>
+              <w:right w:w="70" w:type="dxa"/>
+            </w:tcMar>
+            <w:tcBorders>
+              <w:top w:val="single" w:sz="4" w:space="0" w:color="E2E8F0"/>
+              <w:left w:val="single" w:sz="4" w:space="0" w:color="E2E8F0"/>
+              <w:bottom w:val="single" w:sz="4" w:space="0" w:color="E2E8F0"/>
+              <w:right w:val="single" w:sz="4" w:space="0" w:color="E2E8F0"/>
+            </w:tcBorders>
+          </w:tcPr>
+          <w:p>
+            <w:pPr>
+              <w:spacing w:line="264" w:lineRule="auto" w:after="0"/>
+              <w:jc w:val="left"/>
+            </w:pPr>
+            <w:r>
+              <w:rPr>
+                <w:b/>
+                <w:sz w:val="16"/>
+              </w:rPr>
+              <w:t>Đơn thuốc</w:t>
+            </w:r>
+          </w:p>
+        </w:tc>
+        <w:tc>
+          <w:tcPr>
+            <w:tcW w:type="dxa" w:w="1872"/>
+            <w:shd w:fill="FFFFFF"/>
+            <w:tcMar>
+              <w:top w:w="60" w:type="dxa"/>
+              <w:bottom w:w="60" w:type="dxa"/>
+              <w:left w:w="70" w:type="dxa"/>
+              <w:right w:w="70" w:type="dxa"/>
+            </w:tcMar>
+            <w:tcBorders>
+              <w:top w:val="single" w:sz="4" w:space="0" w:color="E2E8F0"/>
+              <w:left w:val="single" w:sz="4" w:space="0" w:color="E2E8F0"/>
+              <w:bottom w:val="single" w:sz="4" w:space="0" w:color="E2E8F0"/>
+              <w:right w:val="single" w:sz="4" w:space="0" w:color="E2E8F0"/>
+            </w:tcBorders>
+          </w:tcPr>
+          <w:p>
+            <w:pPr>
+              <w:spacing w:line="264" w:lineRule="auto" w:after="0"/>
+              <w:jc w:val="left"/>
+            </w:pPr>
+            <w:r>
+              <w:rPr>
+                <w:sz w:val="16"/>
+              </w:rPr>
+              <w:t>Nút '+ Chọn thuốc từ kho' &amp; Tính tiền</w:t>
+            </w:r>
+          </w:p>
+        </w:tc>
+        <w:tc>
+          <w:tcPr>
+            <w:tcW w:type="dxa" w:w="2664"/>
+            <w:shd w:fill="FFFFFF"/>
+            <w:tcMar>
+              <w:top w:w="60" w:type="dxa"/>
+              <w:bottom w:w="60" w:type="dxa"/>
+              <w:left w:w="70" w:type="dxa"/>
+              <w:right w:w="70" w:type="dxa"/>
+            </w:tcMar>
+            <w:tcBorders>
+              <w:top w:val="single" w:sz="4" w:space="0" w:color="E2E8F0"/>
+              <w:left w:val="single" w:sz="4" w:space="0" w:color="E2E8F0"/>
+              <w:bottom w:val="single" w:sz="4" w:space="0" w:color="E2E8F0"/>
+              <w:right w:val="single" w:sz="4" w:space="0" w:color="E2E8F0"/>
+            </w:tcBorders>
+          </w:tcPr>
+          <w:p>
+            <w:pPr>
+              <w:spacing w:line="264" w:lineRule="auto" w:after="0"/>
+              <w:jc w:val="left"/>
+            </w:pPr>
+            <w:r>
+              <w:rPr>
+                <w:sz w:val="16"/>
+              </w:rPr>
+              <w:t>Tạo nút chọn thuốc từ KhoHangBUS, lấy đơn giá, ĐVT và tính tổng tiền thuốc tự động.</w:t>
+            </w:r>
+          </w:p>
+        </w:tc>
+        <w:tc>
+          <w:tcPr>
+            <w:tcW w:type="dxa" w:w="1973"/>
+            <w:shd w:fill="FFFFFF"/>
+            <w:tcMar>
+              <w:top w:w="60" w:type="dxa"/>
+              <w:bottom w:w="60" w:type="dxa"/>
+              <w:left w:w="70" w:type="dxa"/>
+              <w:right w:w="70" w:type="dxa"/>
+            </w:tcMar>
+            <w:tcBorders>
+              <w:top w:val="single" w:sz="4" w:space="0" w:color="E2E8F0"/>
+              <w:left w:val="single" w:sz="4" w:space="0" w:color="E2E8F0"/>
+              <w:bottom w:val="single" w:sz="4" w:space="0" w:color="E2E8F0"/>
+              <w:right w:val="single" w:sz="4" w:space="0" w:color="E2E8F0"/>
+            </w:tcBorders>
+          </w:tcPr>
+          <w:p>
+            <w:pPr>
+              <w:spacing w:line="264" w:lineRule="auto" w:after="0"/>
+              <w:jc w:val="left"/>
+            </w:pPr>
+            <w:r>
+              <w:rPr>
+                <w:sz w:val="16"/>
+              </w:rPr>
+              <w:t>Bác sĩ chọn thuốc trong 3 giây, chặn kê vượt tồn kho.</w:t>
+            </w:r>
+          </w:p>
+        </w:tc>
+      </w:tr>
+      <w:tr>
+        <w:tc>
+          <w:tcPr>
+            <w:tcW w:type="dxa" w:w="936"/>
+            <w:shd w:fill="F8FAFC"/>
+            <w:tcMar>
+              <w:top w:w="60" w:type="dxa"/>
+              <w:bottom w:w="60" w:type="dxa"/>
+              <w:left w:w="70" w:type="dxa"/>
+              <w:right w:w="70" w:type="dxa"/>
+            </w:tcMar>
+            <w:tcBorders>
+              <w:top w:val="single" w:sz="4" w:space="0" w:color="E2E8F0"/>
+              <w:left w:val="single" w:sz="4" w:space="0" w:color="E2E8F0"/>
+              <w:bottom w:val="single" w:sz="4" w:space="0" w:color="E2E8F0"/>
+              <w:right w:val="single" w:sz="4" w:space="0" w:color="E2E8F0"/>
+            </w:tcBorders>
+          </w:tcPr>
+          <w:p>
+            <w:pPr>
+              <w:spacing w:line="264" w:lineRule="auto" w:after="0"/>
+              <w:jc w:val="center"/>
+            </w:pPr>
+            <w:r>
+              <w:rPr>
+                <w:b/>
+                <w:color w:val="1E3A8A"/>
+                <w:sz w:val="16"/>
+              </w:rPr>
+              <w:t>SS-08</w:t>
+            </w:r>
+          </w:p>
+        </w:tc>
+        <w:tc>
+          <w:tcPr>
+            <w:tcW w:type="dxa" w:w="936"/>
+            <w:shd w:fill="F8FAFC"/>
+            <w:tcMar>
+              <w:top w:w="60" w:type="dxa"/>
+              <w:bottom w:w="60" w:type="dxa"/>
+              <w:left w:w="70" w:type="dxa"/>
+              <w:right w:w="70" w:type="dxa"/>
+            </w:tcMar>
+            <w:tcBorders>
+              <w:top w:val="single" w:sz="4" w:space="0" w:color="E2E8F0"/>
+              <w:left w:val="single" w:sz="4" w:space="0" w:color="E2E8F0"/>
+              <w:bottom w:val="single" w:sz="4" w:space="0" w:color="E2E8F0"/>
+              <w:right w:val="single" w:sz="4" w:space="0" w:color="E2E8F0"/>
+            </w:tcBorders>
+          </w:tcPr>
+          <w:p>
+            <w:pPr>
+              <w:spacing w:line="264" w:lineRule="auto" w:after="0"/>
+              <w:jc w:val="center"/>
+            </w:pPr>
+            <w:r>
+              <w:rPr>
+                <w:sz w:val="16"/>
+              </w:rPr>
+              <w:t>26/10/26</w:t>
+            </w:r>
+          </w:p>
+        </w:tc>
+        <w:tc>
+          <w:tcPr>
+            <w:tcW w:type="dxa" w:w="1224"/>
+            <w:shd w:fill="F8FAFC"/>
+            <w:tcMar>
+              <w:top w:w="60" w:type="dxa"/>
+              <w:bottom w:w="60" w:type="dxa"/>
+              <w:left w:w="70" w:type="dxa"/>
+              <w:right w:w="70" w:type="dxa"/>
+            </w:tcMar>
+            <w:tcBorders>
+              <w:top w:val="single" w:sz="4" w:space="0" w:color="E2E8F0"/>
+              <w:left w:val="single" w:sz="4" w:space="0" w:color="E2E8F0"/>
+              <w:bottom w:val="single" w:sz="4" w:space="0" w:color="E2E8F0"/>
+              <w:right w:val="single" w:sz="4" w:space="0" w:color="E2E8F0"/>
+            </w:tcBorders>
+          </w:tcPr>
+          <w:p>
+            <w:pPr>
+              <w:spacing w:line="264" w:lineRule="auto" w:after="0"/>
+              <w:jc w:val="left"/>
+            </w:pPr>
+            <w:r>
+              <w:rPr>
+                <w:b/>
+                <w:sz w:val="16"/>
+              </w:rPr>
+              <w:t>Đơn thuốc</w:t>
+            </w:r>
+          </w:p>
+        </w:tc>
+        <w:tc>
+          <w:tcPr>
+            <w:tcW w:type="dxa" w:w="1872"/>
+            <w:shd w:fill="F8FAFC"/>
+            <w:tcMar>
+              <w:top w:w="60" w:type="dxa"/>
+              <w:bottom w:w="60" w:type="dxa"/>
+              <w:left w:w="70" w:type="dxa"/>
+              <w:right w:w="70" w:type="dxa"/>
+            </w:tcMar>
+            <w:tcBorders>
+              <w:top w:val="single" w:sz="4" w:space="0" w:color="E2E8F0"/>
+              <w:left w:val="single" w:sz="4" w:space="0" w:color="E2E8F0"/>
+              <w:bottom w:val="single" w:sz="4" w:space="0" w:color="E2E8F0"/>
+              <w:right w:val="single" w:sz="4" w:space="0" w:color="E2E8F0"/>
+            </w:tcBorders>
+          </w:tcPr>
+          <w:p>
+            <w:pPr>
+              <w:spacing w:line="264" w:lineRule="auto" w:after="0"/>
+              <w:jc w:val="left"/>
+            </w:pPr>
+            <w:r>
+              <w:rPr>
+                <w:sz w:val="16"/>
+              </w:rPr>
+              <w:t>Cấp phát thuốc tự động trừ kho &amp; In đơn</w:t>
+            </w:r>
+          </w:p>
+        </w:tc>
+        <w:tc>
+          <w:tcPr>
+            <w:tcW w:type="dxa" w:w="2664"/>
+            <w:shd w:fill="F8FAFC"/>
+            <w:tcMar>
+              <w:top w:w="60" w:type="dxa"/>
+              <w:bottom w:w="60" w:type="dxa"/>
+              <w:left w:w="70" w:type="dxa"/>
+              <w:right w:w="70" w:type="dxa"/>
+            </w:tcMar>
+            <w:tcBorders>
+              <w:top w:val="single" w:sz="4" w:space="0" w:color="E2E8F0"/>
+              <w:left w:val="single" w:sz="4" w:space="0" w:color="E2E8F0"/>
+              <w:bottom w:val="single" w:sz="4" w:space="0" w:color="E2E8F0"/>
+              <w:right w:val="single" w:sz="4" w:space="0" w:color="E2E8F0"/>
+            </w:tcBorders>
+          </w:tcPr>
+          <w:p>
+            <w:pPr>
+              <w:spacing w:line="264" w:lineRule="auto" w:after="0"/>
+              <w:jc w:val="left"/>
+            </w:pPr>
+            <w:r>
+              <w:rPr>
+                <w:sz w:val="16"/>
+              </w:rPr>
+              <w:t>Viết capPhatThuoc(maDT, khoHangBus) duyệt danh sách trừ kho thuốc và in PrinterJob.</w:t>
+            </w:r>
+          </w:p>
+        </w:tc>
+        <w:tc>
+          <w:tcPr>
+            <w:tcW w:type="dxa" w:w="1973"/>
+            <w:shd w:fill="F8FAFC"/>
+            <w:tcMar>
+              <w:top w:w="60" w:type="dxa"/>
+              <w:bottom w:w="60" w:type="dxa"/>
+              <w:left w:w="70" w:type="dxa"/>
+              <w:right w:w="70" w:type="dxa"/>
+            </w:tcMar>
+            <w:tcBorders>
+              <w:top w:val="single" w:sz="4" w:space="0" w:color="E2E8F0"/>
+              <w:left w:val="single" w:sz="4" w:space="0" w:color="E2E8F0"/>
+              <w:bottom w:val="single" w:sz="4" w:space="0" w:color="E2E8F0"/>
+              <w:right w:val="single" w:sz="4" w:space="0" w:color="E2E8F0"/>
+            </w:tcBorders>
+          </w:tcPr>
+          <w:p>
+            <w:pPr>
+              <w:spacing w:line="264" w:lineRule="auto" w:after="0"/>
+              <w:jc w:val="left"/>
+            </w:pPr>
+            <w:r>
+              <w:rPr>
+                <w:sz w:val="16"/>
+              </w:rPr>
+              <w:t>Đồng bộ 100% giữa Đơn thuốc và Kho hàng.</w:t>
+            </w:r>
+          </w:p>
+        </w:tc>
+      </w:tr>
+      <w:tr>
+        <w:tc>
+          <w:tcPr>
+            <w:tcW w:type="dxa" w:w="936"/>
+            <w:shd w:fill="FFFFFF"/>
+            <w:tcMar>
+              <w:top w:w="60" w:type="dxa"/>
+              <w:bottom w:w="60" w:type="dxa"/>
+              <w:left w:w="70" w:type="dxa"/>
+              <w:right w:w="70" w:type="dxa"/>
+            </w:tcMar>
+            <w:tcBorders>
+              <w:top w:val="single" w:sz="4" w:space="0" w:color="E2E8F0"/>
+              <w:left w:val="single" w:sz="4" w:space="0" w:color="E2E8F0"/>
+              <w:bottom w:val="single" w:sz="4" w:space="0" w:color="E2E8F0"/>
+              <w:right w:val="single" w:sz="4" w:space="0" w:color="E2E8F0"/>
+            </w:tcBorders>
+          </w:tcPr>
+          <w:p>
+            <w:pPr>
+              <w:spacing w:line="264" w:lineRule="auto" w:after="0"/>
+              <w:jc w:val="center"/>
+            </w:pPr>
+            <w:r>
+              <w:rPr>
+                <w:b/>
+                <w:color w:val="1E3A8A"/>
+                <w:sz w:val="16"/>
+              </w:rPr>
+              <w:t>SS-09</w:t>
+            </w:r>
+          </w:p>
+        </w:tc>
+        <w:tc>
+          <w:tcPr>
+            <w:tcW w:type="dxa" w:w="936"/>
+            <w:shd w:fill="FFFFFF"/>
+            <w:tcMar>
+              <w:top w:w="60" w:type="dxa"/>
+              <w:bottom w:w="60" w:type="dxa"/>
+              <w:left w:w="70" w:type="dxa"/>
+              <w:right w:w="70" w:type="dxa"/>
+            </w:tcMar>
+            <w:tcBorders>
+              <w:top w:val="single" w:sz="4" w:space="0" w:color="E2E8F0"/>
+              <w:left w:val="single" w:sz="4" w:space="0" w:color="E2E8F0"/>
+              <w:bottom w:val="single" w:sz="4" w:space="0" w:color="E2E8F0"/>
+              <w:right w:val="single" w:sz="4" w:space="0" w:color="E2E8F0"/>
+            </w:tcBorders>
+          </w:tcPr>
+          <w:p>
+            <w:pPr>
+              <w:spacing w:line="264" w:lineRule="auto" w:after="0"/>
+              <w:jc w:val="center"/>
+            </w:pPr>
+            <w:r>
+              <w:rPr>
+                <w:sz w:val="16"/>
+              </w:rPr>
+              <w:t>26/10/26</w:t>
+            </w:r>
+          </w:p>
+        </w:tc>
+        <w:tc>
+          <w:tcPr>
+            <w:tcW w:type="dxa" w:w="1224"/>
+            <w:shd w:fill="FFFFFF"/>
+            <w:tcMar>
+              <w:top w:w="60" w:type="dxa"/>
+              <w:bottom w:w="60" w:type="dxa"/>
+              <w:left w:w="70" w:type="dxa"/>
+              <w:right w:w="70" w:type="dxa"/>
+            </w:tcMar>
+            <w:tcBorders>
+              <w:top w:val="single" w:sz="4" w:space="0" w:color="E2E8F0"/>
+              <w:left w:val="single" w:sz="4" w:space="0" w:color="E2E8F0"/>
+              <w:bottom w:val="single" w:sz="4" w:space="0" w:color="E2E8F0"/>
+              <w:right w:val="single" w:sz="4" w:space="0" w:color="E2E8F0"/>
+            </w:tcBorders>
+          </w:tcPr>
+          <w:p>
+            <w:pPr>
+              <w:spacing w:line="264" w:lineRule="auto" w:after="0"/>
+              <w:jc w:val="left"/>
+            </w:pPr>
+            <w:r>
+              <w:rPr>
+                <w:b/>
+                <w:sz w:val="16"/>
+              </w:rPr>
+              <w:t>Phác đồ</w:t>
+            </w:r>
+          </w:p>
+        </w:tc>
+        <w:tc>
+          <w:tcPr>
+            <w:tcW w:type="dxa" w:w="1872"/>
+            <w:shd w:fill="FFFFFF"/>
+            <w:tcMar>
+              <w:top w:w="60" w:type="dxa"/>
+              <w:bottom w:w="60" w:type="dxa"/>
+              <w:left w:w="70" w:type="dxa"/>
+              <w:right w:w="70" w:type="dxa"/>
+            </w:tcMar>
+            <w:tcBorders>
+              <w:top w:val="single" w:sz="4" w:space="0" w:color="E2E8F0"/>
+              <w:left w:val="single" w:sz="4" w:space="0" w:color="E2E8F0"/>
+              <w:bottom w:val="single" w:sz="4" w:space="0" w:color="E2E8F0"/>
+              <w:right w:val="single" w:sz="4" w:space="0" w:color="E2E8F0"/>
+            </w:tcBorders>
+          </w:tcPr>
+          <w:p>
+            <w:pPr>
+              <w:spacing w:line="264" w:lineRule="auto" w:after="0"/>
+              <w:jc w:val="left"/>
+            </w:pPr>
+            <w:r>
+              <w:rPr>
+                <w:sz w:val="16"/>
+              </w:rPr>
+              <w:t>Sửa lỗi tạo phác đồ nạp dữ liệu cũ</w:t>
+            </w:r>
+          </w:p>
+        </w:tc>
+        <w:tc>
+          <w:tcPr>
+            <w:tcW w:type="dxa" w:w="2664"/>
+            <w:shd w:fill="FFFFFF"/>
+            <w:tcMar>
+              <w:top w:w="60" w:type="dxa"/>
+              <w:bottom w:w="60" w:type="dxa"/>
+              <w:left w:w="70" w:type="dxa"/>
+              <w:right w:w="70" w:type="dxa"/>
+            </w:tcMar>
+            <w:tcBorders>
+              <w:top w:val="single" w:sz="4" w:space="0" w:color="E2E8F0"/>
+              <w:left w:val="single" w:sz="4" w:space="0" w:color="E2E8F0"/>
+              <w:bottom w:val="single" w:sz="4" w:space="0" w:color="E2E8F0"/>
+              <w:right w:val="single" w:sz="4" w:space="0" w:color="E2E8F0"/>
+            </w:tcBorders>
+          </w:tcPr>
+          <w:p>
+            <w:pPr>
+              <w:spacing w:line="264" w:lineRule="auto" w:after="0"/>
+              <w:jc w:val="left"/>
+            </w:pPr>
+            <w:r>
+              <w:rPr>
+                <w:sz w:val="16"/>
+              </w:rPr>
+              <w:t>Sửa logic moDialogLapPhacDo: tạo mới không được lấy phác đồ đầu tiên nạp vào form.</w:t>
+            </w:r>
+          </w:p>
+        </w:tc>
+        <w:tc>
+          <w:tcPr>
+            <w:tcW w:type="dxa" w:w="1973"/>
+            <w:shd w:fill="FFFFFF"/>
+            <w:tcMar>
+              <w:top w:w="60" w:type="dxa"/>
+              <w:bottom w:w="60" w:type="dxa"/>
+              <w:left w:w="70" w:type="dxa"/>
+              <w:right w:w="70" w:type="dxa"/>
+            </w:tcMar>
+            <w:tcBorders>
+              <w:top w:val="single" w:sz="4" w:space="0" w:color="E2E8F0"/>
+              <w:left w:val="single" w:sz="4" w:space="0" w:color="E2E8F0"/>
+              <w:bottom w:val="single" w:sz="4" w:space="0" w:color="E2E8F0"/>
+              <w:right w:val="single" w:sz="4" w:space="0" w:color="E2E8F0"/>
+            </w:tcBorders>
+          </w:tcPr>
+          <w:p>
+            <w:pPr>
+              <w:spacing w:line="264" w:lineRule="auto" w:after="0"/>
+              <w:jc w:val="left"/>
+            </w:pPr>
+            <w:r>
+              <w:rPr>
+                <w:sz w:val="16"/>
+              </w:rPr>
+              <w:t>Form tạo phác đồ mới sạch 100%, tự tăng mã PD-xxx.</w:t>
+            </w:r>
+          </w:p>
+        </w:tc>
+      </w:tr>
+      <w:tr>
+        <w:tc>
+          <w:tcPr>
+            <w:tcW w:type="dxa" w:w="936"/>
+            <w:shd w:fill="F8FAFC"/>
+            <w:tcMar>
+              <w:top w:w="60" w:type="dxa"/>
+              <w:bottom w:w="60" w:type="dxa"/>
+              <w:left w:w="70" w:type="dxa"/>
+              <w:right w:w="70" w:type="dxa"/>
+            </w:tcMar>
+            <w:tcBorders>
+              <w:top w:val="single" w:sz="4" w:space="0" w:color="E2E8F0"/>
+              <w:left w:val="single" w:sz="4" w:space="0" w:color="E2E8F0"/>
+              <w:bottom w:val="single" w:sz="4" w:space="0" w:color="E2E8F0"/>
+              <w:right w:val="single" w:sz="4" w:space="0" w:color="E2E8F0"/>
+            </w:tcBorders>
+          </w:tcPr>
+          <w:p>
+            <w:pPr>
+              <w:spacing w:line="264" w:lineRule="auto" w:after="0"/>
+              <w:jc w:val="center"/>
+            </w:pPr>
+            <w:r>
+              <w:rPr>
+                <w:b/>
+                <w:color w:val="1E3A8A"/>
+                <w:sz w:val="16"/>
+              </w:rPr>
+              <w:t>SS-10</w:t>
+            </w:r>
+          </w:p>
+        </w:tc>
+        <w:tc>
+          <w:tcPr>
+            <w:tcW w:type="dxa" w:w="936"/>
+            <w:shd w:fill="F8FAFC"/>
+            <w:tcMar>
+              <w:top w:w="60" w:type="dxa"/>
+              <w:bottom w:w="60" w:type="dxa"/>
+              <w:left w:w="70" w:type="dxa"/>
+              <w:right w:w="70" w:type="dxa"/>
+            </w:tcMar>
+            <w:tcBorders>
+              <w:top w:val="single" w:sz="4" w:space="0" w:color="E2E8F0"/>
+              <w:left w:val="single" w:sz="4" w:space="0" w:color="E2E8F0"/>
+              <w:bottom w:val="single" w:sz="4" w:space="0" w:color="E2E8F0"/>
+              <w:right w:val="single" w:sz="4" w:space="0" w:color="E2E8F0"/>
+            </w:tcBorders>
+          </w:tcPr>
+          <w:p>
+            <w:pPr>
+              <w:spacing w:line="264" w:lineRule="auto" w:after="0"/>
+              <w:jc w:val="center"/>
+            </w:pPr>
+            <w:r>
+              <w:rPr>
+                <w:sz w:val="16"/>
+              </w:rPr>
+              <w:t>26/10/26</w:t>
+            </w:r>
+          </w:p>
+        </w:tc>
+        <w:tc>
+          <w:tcPr>
+            <w:tcW w:type="dxa" w:w="1224"/>
+            <w:shd w:fill="F8FAFC"/>
+            <w:tcMar>
+              <w:top w:w="60" w:type="dxa"/>
+              <w:bottom w:w="60" w:type="dxa"/>
+              <w:left w:w="70" w:type="dxa"/>
+              <w:right w:w="70" w:type="dxa"/>
+            </w:tcMar>
+            <w:tcBorders>
+              <w:top w:val="single" w:sz="4" w:space="0" w:color="E2E8F0"/>
+              <w:left w:val="single" w:sz="4" w:space="0" w:color="E2E8F0"/>
+              <w:bottom w:val="single" w:sz="4" w:space="0" w:color="E2E8F0"/>
+              <w:right w:val="single" w:sz="4" w:space="0" w:color="E2E8F0"/>
+            </w:tcBorders>
+          </w:tcPr>
+          <w:p>
+            <w:pPr>
+              <w:spacing w:line="264" w:lineRule="auto" w:after="0"/>
+              <w:jc w:val="left"/>
+            </w:pPr>
+            <w:r>
+              <w:rPr>
+                <w:b/>
+                <w:sz w:val="16"/>
+              </w:rPr>
+              <w:t>Phác đồ</w:t>
+            </w:r>
+          </w:p>
+        </w:tc>
+        <w:tc>
+          <w:tcPr>
+            <w:tcW w:type="dxa" w:w="1872"/>
+            <w:shd w:fill="F8FAFC"/>
+            <w:tcMar>
+              <w:top w:w="60" w:type="dxa"/>
+              <w:bottom w:w="60" w:type="dxa"/>
+              <w:left w:w="70" w:type="dxa"/>
+              <w:right w:w="70" w:type="dxa"/>
+            </w:tcMar>
+            <w:tcBorders>
+              <w:top w:val="single" w:sz="4" w:space="0" w:color="E2E8F0"/>
+              <w:left w:val="single" w:sz="4" w:space="0" w:color="E2E8F0"/>
+              <w:bottom w:val="single" w:sz="4" w:space="0" w:color="E2E8F0"/>
+              <w:right w:val="single" w:sz="4" w:space="0" w:color="E2E8F0"/>
+            </w:tcBorders>
+          </w:tcPr>
+          <w:p>
+            <w:pPr>
+              <w:spacing w:line="264" w:lineRule="auto" w:after="0"/>
+              <w:jc w:val="left"/>
+            </w:pPr>
+            <w:r>
+              <w:rPr>
+                <w:sz w:val="16"/>
+              </w:rPr>
+              <w:t>Khắc phục xung đột UI Modal Theo dõi</w:t>
+            </w:r>
+          </w:p>
+        </w:tc>
+        <w:tc>
+          <w:tcPr>
+            <w:tcW w:type="dxa" w:w="2664"/>
+            <w:shd w:fill="F8FAFC"/>
+            <w:tcMar>
+              <w:top w:w="60" w:type="dxa"/>
+              <w:bottom w:w="60" w:type="dxa"/>
+              <w:left w:w="70" w:type="dxa"/>
+              <w:right w:w="70" w:type="dxa"/>
+            </w:tcMar>
+            <w:tcBorders>
+              <w:top w:val="single" w:sz="4" w:space="0" w:color="E2E8F0"/>
+              <w:left w:val="single" w:sz="4" w:space="0" w:color="E2E8F0"/>
+              <w:bottom w:val="single" w:sz="4" w:space="0" w:color="E2E8F0"/>
+              <w:right w:val="single" w:sz="4" w:space="0" w:color="E2E8F0"/>
+            </w:tcBorders>
+          </w:tcPr>
+          <w:p>
+            <w:pPr>
+              <w:spacing w:line="264" w:lineRule="auto" w:after="0"/>
+              <w:jc w:val="left"/>
+            </w:pPr>
+            <w:r>
+              <w:rPr>
+                <w:sz w:val="16"/>
+              </w:rPr>
+              <w:t>"UI đang bị xung đột quá, chỉnh lại model này rõ ràng ra" (Kèm ảnh chụp màn hình modal lỗi)</w:t>
+            </w:r>
+          </w:p>
+        </w:tc>
+        <w:tc>
+          <w:tcPr>
+            <w:tcW w:type="dxa" w:w="1973"/>
+            <w:shd w:fill="F8FAFC"/>
+            <w:tcMar>
+              <w:top w:w="60" w:type="dxa"/>
+              <w:bottom w:w="60" w:type="dxa"/>
+              <w:left w:w="70" w:type="dxa"/>
+              <w:right w:w="70" w:type="dxa"/>
+            </w:tcMar>
+            <w:tcBorders>
+              <w:top w:val="single" w:sz="4" w:space="0" w:color="E2E8F0"/>
+              <w:left w:val="single" w:sz="4" w:space="0" w:color="E2E8F0"/>
+              <w:bottom w:val="single" w:sz="4" w:space="0" w:color="E2E8F0"/>
+              <w:right w:val="single" w:sz="4" w:space="0" w:color="E2E8F0"/>
+            </w:tcBorders>
+          </w:tcPr>
+          <w:p>
+            <w:pPr>
+              <w:spacing w:line="264" w:lineRule="auto" w:after="0"/>
+              <w:jc w:val="left"/>
+            </w:pPr>
+            <w:r>
+              <w:rPr>
+                <w:sz w:val="16"/>
+              </w:rPr>
+              <w:t>Phân tích 5 lỗi layout, tái thiết kế thành 3 Card và JTable 6 cột.</w:t>
             </w:r>
           </w:p>
         </w:tc>
@@ -399,2021 +2297,27 @@
     <w:p>
       <w:pPr>
         <w:keepNext/>
-        <w:spacing w:before="320" w:after="120"/>
+        <w:spacing w:before="280" w:after="80"/>
       </w:pPr>
       <w:r>
         <w:rPr>
-          <w:rFonts w:ascii="Segoe UI" w:hAnsi="Segoe UI"/>
           <w:b/>
-          <w:color w:val="1E3442"/>
+          <w:color w:val="1E3A8A"/>
           <w:sz w:val="28"/>
         </w:rPr>
-        <w:t>1. TỔNG QUAN PHƯƠNG PHÁP GHI NHẬT KÝ AI</w:t>
-      </w:r>
-    </w:p>
-    <w:p>
-      <w:pPr>
-        <w:spacing w:after="80" w:line="276" w:lineRule="auto"/>
-      </w:pPr>
-      <w:r>
-        <w:rPr>
-          <w:rFonts w:ascii="Segoe UI" w:hAnsi="Segoe UI"/>
-          <w:i w:val="0"/>
-          <w:color w:val="1F2A33"/>
-          <w:sz w:val="21"/>
-        </w:rPr>
-        <w:t>Tài liệu này được lập theo chuẩn báo cáo kỹ thuật phần mềm, ghi nhận nguyên văn các câu lệnh Prompt do sinh viên Nguyễn Ngọc Toàn đưa vào, giải pháp/mã nguồn do AI phản hồi và kết quả kiểm thử, thẩm định thực tế trên 4 phân hệ chuyên trách:</w:t>
-      </w:r>
-    </w:p>
-    <w:p>
-      <w:pPr>
-        <w:pStyle w:val="ListBullet"/>
-        <w:spacing w:after="50" w:line="276" w:lineRule="auto"/>
-        <w:ind w:left="317"/>
-      </w:pPr>
-      <w:r>
-        <w:rPr>
-          <w:rFonts w:ascii="Segoe UI" w:hAnsi="Segoe UI"/>
-          <w:b/>
-          <w:color w:val="1F2A33"/>
-          <w:sz w:val="20"/>
-        </w:rPr>
-        <w:t xml:space="preserve">1. Quản lý Thú cưng (ThuCungPanel): </w:t>
-      </w:r>
-      <w:r>
-        <w:rPr>
-          <w:rFonts w:ascii="Segoe UI" w:hAnsi="Segoe UI"/>
-          <w:color w:val="1F2A33"/>
-          <w:sz w:val="20"/>
-        </w:rPr>
-        <w:t>Tiếp nhận hồ sơ bệnh nhân, ảnh đại diện, giống loài, tình trạng sức khỏe và menu ngữ cảnh chuột phải liên kết nhanh sang Kê đơn / Phác đồ.</w:t>
-      </w:r>
-    </w:p>
-    <w:p>
-      <w:pPr>
-        <w:pStyle w:val="ListBullet"/>
-        <w:spacing w:after="50" w:line="276" w:lineRule="auto"/>
-        <w:ind w:left="317"/>
-      </w:pPr>
-      <w:r>
-        <w:rPr>
-          <w:rFonts w:ascii="Segoe UI" w:hAnsi="Segoe UI"/>
-          <w:b/>
-          <w:color w:val="1F2A33"/>
-          <w:sz w:val="20"/>
-        </w:rPr>
-        <w:t xml:space="preserve">2. Quản lý Kho hàng (KhoHangPanel &amp; LichSuNhapXuatPanel): </w:t>
-      </w:r>
-      <w:r>
-        <w:rPr>
-          <w:rFonts w:ascii="Segoe UI" w:hAnsi="Segoe UI"/>
-          <w:color w:val="1F2A33"/>
-          <w:sz w:val="20"/>
-        </w:rPr>
-        <w:t>Quản lý danh mục dược phẩm, cảnh báo tồn kho thấp (&lt; 10), cuộn lịch chọn ngày CalendarPicker, tự động trừ kho khi xuất thuốc thông qua Observer Pattern.</w:t>
-      </w:r>
-    </w:p>
-    <w:p>
-      <w:pPr>
-        <w:pStyle w:val="ListBullet"/>
-        <w:spacing w:after="50" w:line="276" w:lineRule="auto"/>
-        <w:ind w:left="317"/>
-      </w:pPr>
-      <w:r>
-        <w:rPr>
-          <w:rFonts w:ascii="Segoe UI" w:hAnsi="Segoe UI"/>
-          <w:b/>
-          <w:color w:val="1F2A33"/>
-          <w:sz w:val="20"/>
-        </w:rPr>
-        <w:t xml:space="preserve">3. Quản lý Đơn thuốc (DonThuocPanel): </w:t>
-      </w:r>
-      <w:r>
-        <w:rPr>
-          <w:rFonts w:ascii="Segoe UI" w:hAnsi="Segoe UI"/>
-          <w:color w:val="1F2A33"/>
-          <w:sz w:val="20"/>
-        </w:rPr>
-        <w:t>Kê đơn thuốc điều trị, chọn thuốc trực tiếp từ kho hàng, kiểm tra số lượng tồn, liên kết phác đồ và in đơn thuốc điện tử.</w:t>
-      </w:r>
-    </w:p>
-    <w:p>
-      <w:pPr>
-        <w:pStyle w:val="ListBullet"/>
-        <w:spacing w:after="50" w:line="276" w:lineRule="auto"/>
-        <w:ind w:left="317"/>
-      </w:pPr>
-      <w:r>
-        <w:rPr>
-          <w:rFonts w:ascii="Segoe UI" w:hAnsi="Segoe UI"/>
-          <w:b/>
-          <w:color w:val="1F2A33"/>
-          <w:sz w:val="20"/>
-        </w:rPr>
-        <w:t xml:space="preserve">4. Lập &amp; Theo dõi Phác đồ Điều trị (PhacDoPanel): </w:t>
-      </w:r>
-      <w:r>
-        <w:rPr>
-          <w:rFonts w:ascii="Segoe UI" w:hAnsi="Segoe UI"/>
-          <w:color w:val="1F2A33"/>
-          <w:sz w:val="20"/>
-        </w:rPr>
-        <w:t>Lập phác đồ điều trị đa giai đoạn, giải quyết triệt để lỗi xung đột giao diện UI/UX trong Modal theo dõi diễn tiến bằng cấu trúc 3 Card và bảng JTable 6 cột.</w:t>
+        <w:t>3. CHI TIẾT 10 PHIÊN LÀM VIỆC CỤ THỂ BÁM SÁT MÃ NGUỒN DỰ ÁN</w:t>
       </w:r>
     </w:p>
     <w:p>
       <w:pPr>
         <w:keepNext/>
-        <w:spacing w:before="320" w:after="120"/>
+        <w:spacing w:before="240" w:after="60"/>
       </w:pPr>
       <w:r>
         <w:rPr>
-          <w:rFonts w:ascii="Segoe UI" w:hAnsi="Segoe UI"/>
           <w:b/>
-          <w:color w:val="1E3442"/>
-          <w:sz w:val="28"/>
-        </w:rPr>
-        <w:t>2. BẢNG TỔNG HỢP CÁC PHIÊN LÀM VIỆC VỚI AI (PROMPT SUMMARY TABLE)</w:t>
-      </w:r>
-    </w:p>
-    <w:tbl>
-      <w:tblPr>
-        <w:tblW w:type="auto" w:w="0"/>
-        <w:jc w:val="center"/>
-        <w:tblLayout w:type="fixed"/>
-        <w:tblLook w:firstColumn="1" w:firstRow="1" w:lastColumn="0" w:lastRow="0" w:noHBand="0" w:noVBand="1" w:val="04A0"/>
-        <w:tblBorders>
-          <w:top w:val="single" w:sz="6" w:space="0" w:color="DDE3E8"/>
-          <w:bottom w:val="single" w:sz="6" w:space="0" w:color="DDE3E8"/>
-          <w:left w:val="none"/>
-          <w:right w:val="none"/>
-          <w:insideH w:val="single" w:sz="4" w:space="0" w:color="DDE3E8"/>
-          <w:insideV w:val="none"/>
-        </w:tblBorders>
-      </w:tblPr>
-      <w:tblGrid>
-        <w:gridCol w:w="1008"/>
-        <w:gridCol w:w="1152"/>
-        <w:gridCol w:w="1296"/>
-        <w:gridCol w:w="2160"/>
-        <w:gridCol w:w="2448"/>
-        <w:gridCol w:w="1584"/>
-      </w:tblGrid>
-      <w:tr>
-        <w:tc>
-          <w:tcPr>
-            <w:tcW w:type="dxa" w:w="1632"/>
-            <w:shd w:fill="1E3442"/>
-            <w:tcMar>
-              <w:top w:w="80" w:type="dxa"/>
-              <w:bottom w:w="80" w:type="dxa"/>
-              <w:left w:w="60" w:type="dxa"/>
-              <w:right w:w="60" w:type="dxa"/>
-            </w:tcMar>
-          </w:tcPr>
-          <w:p>
-            <w:r>
-              <w:rPr>
-                <w:rFonts w:ascii="Segoe UI" w:hAnsi="Segoe UI"/>
-                <w:b/>
-                <w:color w:val="FFFFFF"/>
-                <w:sz w:val="17"/>
-              </w:rPr>
-              <w:t>Mã phiên</w:t>
-            </w:r>
-          </w:p>
-        </w:tc>
-        <w:tc>
-          <w:tcPr>
-            <w:tcW w:type="dxa" w:w="1632"/>
-            <w:shd w:fill="1E3442"/>
-            <w:tcMar>
-              <w:top w:w="80" w:type="dxa"/>
-              <w:bottom w:w="80" w:type="dxa"/>
-              <w:left w:w="60" w:type="dxa"/>
-              <w:right w:w="60" w:type="dxa"/>
-            </w:tcMar>
-          </w:tcPr>
-          <w:p>
-            <w:r>
-              <w:rPr>
-                <w:rFonts w:ascii="Segoe UI" w:hAnsi="Segoe UI"/>
-                <w:b/>
-                <w:color w:val="FFFFFF"/>
-                <w:sz w:val="17"/>
-              </w:rPr>
-              <w:t>Ngày</w:t>
-            </w:r>
-          </w:p>
-        </w:tc>
-        <w:tc>
-          <w:tcPr>
-            <w:tcW w:type="dxa" w:w="1632"/>
-            <w:shd w:fill="1E3442"/>
-            <w:tcMar>
-              <w:top w:w="80" w:type="dxa"/>
-              <w:bottom w:w="80" w:type="dxa"/>
-              <w:left w:w="60" w:type="dxa"/>
-              <w:right w:w="60" w:type="dxa"/>
-            </w:tcMar>
-          </w:tcPr>
-          <w:p>
-            <w:r>
-              <w:rPr>
-                <w:rFonts w:ascii="Segoe UI" w:hAnsi="Segoe UI"/>
-                <w:b/>
-                <w:color w:val="FFFFFF"/>
-                <w:sz w:val="17"/>
-              </w:rPr>
-              <w:t>Phân hệ</w:t>
-            </w:r>
-          </w:p>
-        </w:tc>
-        <w:tc>
-          <w:tcPr>
-            <w:tcW w:type="dxa" w:w="1632"/>
-            <w:shd w:fill="1E3442"/>
-            <w:tcMar>
-              <w:top w:w="80" w:type="dxa"/>
-              <w:bottom w:w="80" w:type="dxa"/>
-              <w:left w:w="60" w:type="dxa"/>
-              <w:right w:w="60" w:type="dxa"/>
-            </w:tcMar>
-          </w:tcPr>
-          <w:p>
-            <w:r>
-              <w:rPr>
-                <w:rFonts w:ascii="Segoe UI" w:hAnsi="Segoe UI"/>
-                <w:b/>
-                <w:color w:val="FFFFFF"/>
-                <w:sz w:val="17"/>
-              </w:rPr>
-              <w:t>Nhiệm vụ / Vấn đề</w:t>
-            </w:r>
-          </w:p>
-        </w:tc>
-        <w:tc>
-          <w:tcPr>
-            <w:tcW w:type="dxa" w:w="1632"/>
-            <w:shd w:fill="1E3442"/>
-            <w:tcMar>
-              <w:top w:w="80" w:type="dxa"/>
-              <w:bottom w:w="80" w:type="dxa"/>
-              <w:left w:w="60" w:type="dxa"/>
-              <w:right w:w="60" w:type="dxa"/>
-            </w:tcMar>
-          </w:tcPr>
-          <w:p>
-            <w:r>
-              <w:rPr>
-                <w:rFonts w:ascii="Segoe UI" w:hAnsi="Segoe UI"/>
-                <w:b/>
-                <w:color w:val="FFFFFF"/>
-                <w:sz w:val="17"/>
-              </w:rPr>
-              <w:t>Tóm tắt Prompt của Sinh viên</w:t>
-            </w:r>
-          </w:p>
-        </w:tc>
-        <w:tc>
-          <w:tcPr>
-            <w:tcW w:type="dxa" w:w="1632"/>
-            <w:shd w:fill="1E3442"/>
-            <w:tcMar>
-              <w:top w:w="80" w:type="dxa"/>
-              <w:bottom w:w="80" w:type="dxa"/>
-              <w:left w:w="60" w:type="dxa"/>
-              <w:right w:w="60" w:type="dxa"/>
-            </w:tcMar>
-          </w:tcPr>
-          <w:p>
-            <w:r>
-              <w:rPr>
-                <w:rFonts w:ascii="Segoe UI" w:hAnsi="Segoe UI"/>
-                <w:b/>
-                <w:color w:val="FFFFFF"/>
-                <w:sz w:val="17"/>
-              </w:rPr>
-              <w:t>Kết quả thực tế</w:t>
-            </w:r>
-          </w:p>
-        </w:tc>
-      </w:tr>
-      <w:tr>
-        <w:tc>
-          <w:tcPr>
-            <w:tcW w:type="dxa" w:w="1632"/>
-            <w:shd w:fill="FFFFFF"/>
-            <w:tcMar>
-              <w:top w:w="60" w:type="dxa"/>
-              <w:bottom w:w="60" w:type="dxa"/>
-              <w:left w:w="60" w:type="dxa"/>
-              <w:right w:w="60" w:type="dxa"/>
-            </w:tcMar>
-          </w:tcPr>
-          <w:p>
-            <w:pPr>
-              <w:spacing w:after="0"/>
-            </w:pPr>
-            <w:r>
-              <w:rPr>
-                <w:rFonts w:ascii="Segoe UI" w:hAnsi="Segoe UI"/>
-                <w:b/>
-                <w:color w:val="1E3442"/>
-                <w:sz w:val="17"/>
-              </w:rPr>
-              <w:t>SS-01</w:t>
-            </w:r>
-          </w:p>
-        </w:tc>
-        <w:tc>
-          <w:tcPr>
-            <w:tcW w:type="dxa" w:w="1632"/>
-            <w:shd w:fill="FFFFFF"/>
-            <w:tcMar>
-              <w:top w:w="60" w:type="dxa"/>
-              <w:bottom w:w="60" w:type="dxa"/>
-              <w:left w:w="60" w:type="dxa"/>
-              <w:right w:w="60" w:type="dxa"/>
-            </w:tcMar>
-          </w:tcPr>
-          <w:p>
-            <w:pPr>
-              <w:spacing w:after="0"/>
-            </w:pPr>
-            <w:r>
-              <w:rPr>
-                <w:rFonts w:ascii="Segoe UI" w:hAnsi="Segoe UI"/>
-                <w:color w:val="1F2A33"/>
-                <w:sz w:val="17"/>
-              </w:rPr>
-              <w:t>11/10/2026</w:t>
-            </w:r>
-          </w:p>
-        </w:tc>
-        <w:tc>
-          <w:tcPr>
-            <w:tcW w:type="dxa" w:w="1632"/>
-            <w:shd w:fill="FFFFFF"/>
-            <w:tcMar>
-              <w:top w:w="60" w:type="dxa"/>
-              <w:bottom w:w="60" w:type="dxa"/>
-              <w:left w:w="60" w:type="dxa"/>
-              <w:right w:w="60" w:type="dxa"/>
-            </w:tcMar>
-          </w:tcPr>
-          <w:p>
-            <w:pPr>
-              <w:spacing w:after="0"/>
-            </w:pPr>
-            <w:r>
-              <w:rPr>
-                <w:rFonts w:ascii="Segoe UI" w:hAnsi="Segoe UI"/>
-                <w:color w:val="1F2A33"/>
-                <w:sz w:val="17"/>
-              </w:rPr>
-              <w:t>Thú cưng</w:t>
-            </w:r>
-          </w:p>
-        </w:tc>
-        <w:tc>
-          <w:tcPr>
-            <w:tcW w:type="dxa" w:w="1632"/>
-            <w:shd w:fill="FFFFFF"/>
-            <w:tcMar>
-              <w:top w:w="60" w:type="dxa"/>
-              <w:bottom w:w="60" w:type="dxa"/>
-              <w:left w:w="60" w:type="dxa"/>
-              <w:right w:w="60" w:type="dxa"/>
-            </w:tcMar>
-          </w:tcPr>
-          <w:p>
-            <w:pPr>
-              <w:spacing w:after="0"/>
-            </w:pPr>
-            <w:r>
-              <w:rPr>
-                <w:rFonts w:ascii="Segoe UI" w:hAnsi="Segoe UI"/>
-                <w:color w:val="1F2A33"/>
-                <w:sz w:val="17"/>
-              </w:rPr>
-              <w:t>Dựng UI danh sách thú cưng &amp; custom cell</w:t>
-            </w:r>
-          </w:p>
-        </w:tc>
-        <w:tc>
-          <w:tcPr>
-            <w:tcW w:type="dxa" w:w="1632"/>
-            <w:shd w:fill="FFFFFF"/>
-            <w:tcMar>
-              <w:top w:w="60" w:type="dxa"/>
-              <w:bottom w:w="60" w:type="dxa"/>
-              <w:left w:w="60" w:type="dxa"/>
-              <w:right w:w="60" w:type="dxa"/>
-            </w:tcMar>
-          </w:tcPr>
-          <w:p>
-            <w:pPr>
-              <w:spacing w:after="0"/>
-            </w:pPr>
-            <w:r>
-              <w:rPr>
-                <w:rFonts w:ascii="Segoe UI" w:hAnsi="Segoe UI"/>
-                <w:color w:val="1F2A33"/>
-                <w:sz w:val="17"/>
-              </w:rPr>
-              <w:t>Dựng bảng thú cưng có avatar tròn, huy hiệu loài và tình trạng sức khỏe bằng Java Swing.</w:t>
-            </w:r>
-          </w:p>
-        </w:tc>
-        <w:tc>
-          <w:tcPr>
-            <w:tcW w:type="dxa" w:w="1632"/>
-            <w:shd w:fill="FFFFFF"/>
-            <w:tcMar>
-              <w:top w:w="60" w:type="dxa"/>
-              <w:bottom w:w="60" w:type="dxa"/>
-              <w:left w:w="60" w:type="dxa"/>
-              <w:right w:w="60" w:type="dxa"/>
-            </w:tcMar>
-          </w:tcPr>
-          <w:p>
-            <w:pPr>
-              <w:spacing w:after="0"/>
-            </w:pPr>
-            <w:r>
-              <w:rPr>
-                <w:rFonts w:ascii="Segoe UI" w:hAnsi="Segoe UI"/>
-                <w:color w:val="2E9E4F"/>
-                <w:sz w:val="17"/>
-              </w:rPr>
-              <w:t>Đạt 100%, render mượt mà không dùng thư viện ngoài.</w:t>
-            </w:r>
-          </w:p>
-        </w:tc>
-      </w:tr>
-      <w:tr>
-        <w:tc>
-          <w:tcPr>
-            <w:tcW w:type="dxa" w:w="1632"/>
-            <w:shd w:fill="F8FAFC"/>
-            <w:tcMar>
-              <w:top w:w="60" w:type="dxa"/>
-              <w:bottom w:w="60" w:type="dxa"/>
-              <w:left w:w="60" w:type="dxa"/>
-              <w:right w:w="60" w:type="dxa"/>
-            </w:tcMar>
-          </w:tcPr>
-          <w:p>
-            <w:pPr>
-              <w:spacing w:after="0"/>
-            </w:pPr>
-            <w:r>
-              <w:rPr>
-                <w:rFonts w:ascii="Segoe UI" w:hAnsi="Segoe UI"/>
-                <w:b/>
-                <w:color w:val="1E3442"/>
-                <w:sz w:val="17"/>
-              </w:rPr>
-              <w:t>SS-02</w:t>
-            </w:r>
-          </w:p>
-        </w:tc>
-        <w:tc>
-          <w:tcPr>
-            <w:tcW w:type="dxa" w:w="1632"/>
-            <w:shd w:fill="F8FAFC"/>
-            <w:tcMar>
-              <w:top w:w="60" w:type="dxa"/>
-              <w:bottom w:w="60" w:type="dxa"/>
-              <w:left w:w="60" w:type="dxa"/>
-              <w:right w:w="60" w:type="dxa"/>
-            </w:tcMar>
-          </w:tcPr>
-          <w:p>
-            <w:pPr>
-              <w:spacing w:after="0"/>
-            </w:pPr>
-            <w:r>
-              <w:rPr>
-                <w:rFonts w:ascii="Segoe UI" w:hAnsi="Segoe UI"/>
-                <w:color w:val="1F2A33"/>
-                <w:sz w:val="17"/>
-              </w:rPr>
-              <w:t>12/10/2026</w:t>
-            </w:r>
-          </w:p>
-        </w:tc>
-        <w:tc>
-          <w:tcPr>
-            <w:tcW w:type="dxa" w:w="1632"/>
-            <w:shd w:fill="F8FAFC"/>
-            <w:tcMar>
-              <w:top w:w="60" w:type="dxa"/>
-              <w:bottom w:w="60" w:type="dxa"/>
-              <w:left w:w="60" w:type="dxa"/>
-              <w:right w:w="60" w:type="dxa"/>
-            </w:tcMar>
-          </w:tcPr>
-          <w:p>
-            <w:pPr>
-              <w:spacing w:after="0"/>
-            </w:pPr>
-            <w:r>
-              <w:rPr>
-                <w:rFonts w:ascii="Segoe UI" w:hAnsi="Segoe UI"/>
-                <w:color w:val="1F2A33"/>
-                <w:sz w:val="17"/>
-              </w:rPr>
-              <w:t>Thú cưng</w:t>
-            </w:r>
-          </w:p>
-        </w:tc>
-        <w:tc>
-          <w:tcPr>
-            <w:tcW w:type="dxa" w:w="1632"/>
-            <w:shd w:fill="F8FAFC"/>
-            <w:tcMar>
-              <w:top w:w="60" w:type="dxa"/>
-              <w:bottom w:w="60" w:type="dxa"/>
-              <w:left w:w="60" w:type="dxa"/>
-              <w:right w:w="60" w:type="dxa"/>
-            </w:tcMar>
-          </w:tcPr>
-          <w:p>
-            <w:pPr>
-              <w:spacing w:after="0"/>
-            </w:pPr>
-            <w:r>
-              <w:rPr>
-                <w:rFonts w:ascii="Segoe UI" w:hAnsi="Segoe UI"/>
-                <w:color w:val="1F2A33"/>
-                <w:sz w:val="17"/>
-              </w:rPr>
-              <w:t>Menu ngữ cảnh chuột phải mở Kê đơn &amp; Phác đồ</w:t>
-            </w:r>
-          </w:p>
-        </w:tc>
-        <w:tc>
-          <w:tcPr>
-            <w:tcW w:type="dxa" w:w="1632"/>
-            <w:shd w:fill="F8FAFC"/>
-            <w:tcMar>
-              <w:top w:w="60" w:type="dxa"/>
-              <w:bottom w:w="60" w:type="dxa"/>
-              <w:left w:w="60" w:type="dxa"/>
-              <w:right w:w="60" w:type="dxa"/>
-            </w:tcMar>
-          </w:tcPr>
-          <w:p>
-            <w:pPr>
-              <w:spacing w:after="0"/>
-            </w:pPr>
-            <w:r>
-              <w:rPr>
-                <w:rFonts w:ascii="Segoe UI" w:hAnsi="Segoe UI"/>
-                <w:color w:val="1F2A33"/>
-                <w:sz w:val="17"/>
-              </w:rPr>
-              <w:t>Thêm menu chuột phải vào dòng thú cưng để gọi moKeDonChoThuCung() và moPhacDoChoThuCung().</w:t>
-            </w:r>
-          </w:p>
-        </w:tc>
-        <w:tc>
-          <w:tcPr>
-            <w:tcW w:type="dxa" w:w="1632"/>
-            <w:shd w:fill="F8FAFC"/>
-            <w:tcMar>
-              <w:top w:w="60" w:type="dxa"/>
-              <w:bottom w:w="60" w:type="dxa"/>
-              <w:left w:w="60" w:type="dxa"/>
-              <w:right w:w="60" w:type="dxa"/>
-            </w:tcMar>
-          </w:tcPr>
-          <w:p>
-            <w:pPr>
-              <w:spacing w:after="0"/>
-            </w:pPr>
-            <w:r>
-              <w:rPr>
-                <w:rFonts w:ascii="Segoe UI" w:hAnsi="Segoe UI"/>
-                <w:color w:val="2E9E4F"/>
-                <w:sz w:val="17"/>
-              </w:rPr>
-              <w:t>Thao tác 1-click mở form điền sẵn thông tin thú cưng.</w:t>
-            </w:r>
-          </w:p>
-        </w:tc>
-      </w:tr>
-      <w:tr>
-        <w:tc>
-          <w:tcPr>
-            <w:tcW w:type="dxa" w:w="1632"/>
-            <w:shd w:fill="FFFFFF"/>
-            <w:tcMar>
-              <w:top w:w="60" w:type="dxa"/>
-              <w:bottom w:w="60" w:type="dxa"/>
-              <w:left w:w="60" w:type="dxa"/>
-              <w:right w:w="60" w:type="dxa"/>
-            </w:tcMar>
-          </w:tcPr>
-          <w:p>
-            <w:pPr>
-              <w:spacing w:after="0"/>
-            </w:pPr>
-            <w:r>
-              <w:rPr>
-                <w:rFonts w:ascii="Segoe UI" w:hAnsi="Segoe UI"/>
-                <w:b/>
-                <w:color w:val="1E3442"/>
-                <w:sz w:val="17"/>
-              </w:rPr>
-              <w:t>SS-03</w:t>
-            </w:r>
-          </w:p>
-        </w:tc>
-        <w:tc>
-          <w:tcPr>
-            <w:tcW w:type="dxa" w:w="1632"/>
-            <w:shd w:fill="FFFFFF"/>
-            <w:tcMar>
-              <w:top w:w="60" w:type="dxa"/>
-              <w:bottom w:w="60" w:type="dxa"/>
-              <w:left w:w="60" w:type="dxa"/>
-              <w:right w:w="60" w:type="dxa"/>
-            </w:tcMar>
-          </w:tcPr>
-          <w:p>
-            <w:pPr>
-              <w:spacing w:after="0"/>
-            </w:pPr>
-            <w:r>
-              <w:rPr>
-                <w:rFonts w:ascii="Segoe UI" w:hAnsi="Segoe UI"/>
-                <w:color w:val="1F2A33"/>
-                <w:sz w:val="17"/>
-              </w:rPr>
-              <w:t>11/10/2026</w:t>
-            </w:r>
-          </w:p>
-        </w:tc>
-        <w:tc>
-          <w:tcPr>
-            <w:tcW w:type="dxa" w:w="1632"/>
-            <w:shd w:fill="FFFFFF"/>
-            <w:tcMar>
-              <w:top w:w="60" w:type="dxa"/>
-              <w:bottom w:w="60" w:type="dxa"/>
-              <w:left w:w="60" w:type="dxa"/>
-              <w:right w:w="60" w:type="dxa"/>
-            </w:tcMar>
-          </w:tcPr>
-          <w:p>
-            <w:pPr>
-              <w:spacing w:after="0"/>
-            </w:pPr>
-            <w:r>
-              <w:rPr>
-                <w:rFonts w:ascii="Segoe UI" w:hAnsi="Segoe UI"/>
-                <w:color w:val="1F2A33"/>
-                <w:sz w:val="17"/>
-              </w:rPr>
-              <w:t>Kho hàng</w:t>
-            </w:r>
-          </w:p>
-        </w:tc>
-        <w:tc>
-          <w:tcPr>
-            <w:tcW w:type="dxa" w:w="1632"/>
-            <w:shd w:fill="FFFFFF"/>
-            <w:tcMar>
-              <w:top w:w="60" w:type="dxa"/>
-              <w:bottom w:w="60" w:type="dxa"/>
-              <w:left w:w="60" w:type="dxa"/>
-              <w:right w:w="60" w:type="dxa"/>
-            </w:tcMar>
-          </w:tcPr>
-          <w:p>
-            <w:pPr>
-              <w:spacing w:after="0"/>
-            </w:pPr>
-            <w:r>
-              <w:rPr>
-                <w:rFonts w:ascii="Segoe UI" w:hAnsi="Segoe UI"/>
-                <w:color w:val="1F2A33"/>
-                <w:sz w:val="17"/>
-              </w:rPr>
-              <w:t>Quản lý kho dược phẩm, cảnh báo tồn kho</w:t>
-            </w:r>
-          </w:p>
-        </w:tc>
-        <w:tc>
-          <w:tcPr>
-            <w:tcW w:type="dxa" w:w="1632"/>
-            <w:shd w:fill="FFFFFF"/>
-            <w:tcMar>
-              <w:top w:w="60" w:type="dxa"/>
-              <w:bottom w:w="60" w:type="dxa"/>
-              <w:left w:w="60" w:type="dxa"/>
-              <w:right w:w="60" w:type="dxa"/>
-            </w:tcMar>
-          </w:tcPr>
-          <w:p>
-            <w:pPr>
-              <w:spacing w:after="0"/>
-            </w:pPr>
-            <w:r>
-              <w:rPr>
-                <w:rFonts w:ascii="Segoe UI" w:hAnsi="Segoe UI"/>
-                <w:color w:val="1F2A33"/>
-                <w:sz w:val="17"/>
-              </w:rPr>
-              <w:t>Xây dựng màn hình kho hàng có thẻ KPI, bộ lọc danh mục và huy hiệu cảnh báo sắp hết hàng.</w:t>
-            </w:r>
-          </w:p>
-        </w:tc>
-        <w:tc>
-          <w:tcPr>
-            <w:tcW w:type="dxa" w:w="1632"/>
-            <w:shd w:fill="FFFFFF"/>
-            <w:tcMar>
-              <w:top w:w="60" w:type="dxa"/>
-              <w:bottom w:w="60" w:type="dxa"/>
-              <w:left w:w="60" w:type="dxa"/>
-              <w:right w:w="60" w:type="dxa"/>
-            </w:tcMar>
-          </w:tcPr>
-          <w:p>
-            <w:pPr>
-              <w:spacing w:after="0"/>
-            </w:pPr>
-            <w:r>
-              <w:rPr>
-                <w:rFonts w:ascii="Segoe UI" w:hAnsi="Segoe UI"/>
-                <w:color w:val="2E9E4F"/>
-                <w:sz w:val="17"/>
-              </w:rPr>
-              <w:t>Phân loại rõ ràng, giao diện phẳng chuẩn SaaS.</w:t>
-            </w:r>
-          </w:p>
-        </w:tc>
-      </w:tr>
-      <w:tr>
-        <w:tc>
-          <w:tcPr>
-            <w:tcW w:type="dxa" w:w="1632"/>
-            <w:shd w:fill="F8FAFC"/>
-            <w:tcMar>
-              <w:top w:w="60" w:type="dxa"/>
-              <w:bottom w:w="60" w:type="dxa"/>
-              <w:left w:w="60" w:type="dxa"/>
-              <w:right w:w="60" w:type="dxa"/>
-            </w:tcMar>
-          </w:tcPr>
-          <w:p>
-            <w:pPr>
-              <w:spacing w:after="0"/>
-            </w:pPr>
-            <w:r>
-              <w:rPr>
-                <w:rFonts w:ascii="Segoe UI" w:hAnsi="Segoe UI"/>
-                <w:b/>
-                <w:color w:val="1E3442"/>
-                <w:sz w:val="17"/>
-              </w:rPr>
-              <w:t>SS-04</w:t>
-            </w:r>
-          </w:p>
-        </w:tc>
-        <w:tc>
-          <w:tcPr>
-            <w:tcW w:type="dxa" w:w="1632"/>
-            <w:shd w:fill="F8FAFC"/>
-            <w:tcMar>
-              <w:top w:w="60" w:type="dxa"/>
-              <w:bottom w:w="60" w:type="dxa"/>
-              <w:left w:w="60" w:type="dxa"/>
-              <w:right w:w="60" w:type="dxa"/>
-            </w:tcMar>
-          </w:tcPr>
-          <w:p>
-            <w:pPr>
-              <w:spacing w:after="0"/>
-            </w:pPr>
-            <w:r>
-              <w:rPr>
-                <w:rFonts w:ascii="Segoe UI" w:hAnsi="Segoe UI"/>
-                <w:color w:val="1F2A33"/>
-                <w:sz w:val="17"/>
-              </w:rPr>
-              <w:t>20/10/2026</w:t>
-            </w:r>
-          </w:p>
-        </w:tc>
-        <w:tc>
-          <w:tcPr>
-            <w:tcW w:type="dxa" w:w="1632"/>
-            <w:shd w:fill="F8FAFC"/>
-            <w:tcMar>
-              <w:top w:w="60" w:type="dxa"/>
-              <w:bottom w:w="60" w:type="dxa"/>
-              <w:left w:w="60" w:type="dxa"/>
-              <w:right w:w="60" w:type="dxa"/>
-            </w:tcMar>
-          </w:tcPr>
-          <w:p>
-            <w:pPr>
-              <w:spacing w:after="0"/>
-            </w:pPr>
-            <w:r>
-              <w:rPr>
-                <w:rFonts w:ascii="Segoe UI" w:hAnsi="Segoe UI"/>
-                <w:color w:val="1F2A33"/>
-                <w:sz w:val="17"/>
-              </w:rPr>
-              <w:t>Kho hàng</w:t>
-            </w:r>
-          </w:p>
-        </w:tc>
-        <w:tc>
-          <w:tcPr>
-            <w:tcW w:type="dxa" w:w="1632"/>
-            <w:shd w:fill="F8FAFC"/>
-            <w:tcMar>
-              <w:top w:w="60" w:type="dxa"/>
-              <w:bottom w:w="60" w:type="dxa"/>
-              <w:left w:w="60" w:type="dxa"/>
-              <w:right w:w="60" w:type="dxa"/>
-            </w:tcMar>
-          </w:tcPr>
-          <w:p>
-            <w:pPr>
-              <w:spacing w:after="0"/>
-            </w:pPr>
-            <w:r>
-              <w:rPr>
-                <w:rFonts w:ascii="Segoe UI" w:hAnsi="Segoe UI"/>
-                <w:color w:val="1F2A33"/>
-                <w:sz w:val="17"/>
-              </w:rPr>
-              <w:t>Tự động trừ tồn kho &amp; Observer Pattern</w:t>
-            </w:r>
-          </w:p>
-        </w:tc>
-        <w:tc>
-          <w:tcPr>
-            <w:tcW w:type="dxa" w:w="1632"/>
-            <w:shd w:fill="F8FAFC"/>
-            <w:tcMar>
-              <w:top w:w="60" w:type="dxa"/>
-              <w:bottom w:w="60" w:type="dxa"/>
-              <w:left w:w="60" w:type="dxa"/>
-              <w:right w:w="60" w:type="dxa"/>
-            </w:tcMar>
-          </w:tcPr>
-          <w:p>
-            <w:pPr>
-              <w:spacing w:after="0"/>
-            </w:pPr>
-            <w:r>
-              <w:rPr>
-                <w:rFonts w:ascii="Segoe UI" w:hAnsi="Segoe UI"/>
-                <w:color w:val="1F2A33"/>
-                <w:sz w:val="17"/>
-              </w:rPr>
-              <w:t>Viết hàm xuatKho() trong KhoHangBUS và thêm addListener để KhoHangPanel tự cập nhật.</w:t>
-            </w:r>
-          </w:p>
-        </w:tc>
-        <w:tc>
-          <w:tcPr>
-            <w:tcW w:type="dxa" w:w="1632"/>
-            <w:shd w:fill="F8FAFC"/>
-            <w:tcMar>
-              <w:top w:w="60" w:type="dxa"/>
-              <w:bottom w:w="60" w:type="dxa"/>
-              <w:left w:w="60" w:type="dxa"/>
-              <w:right w:w="60" w:type="dxa"/>
-            </w:tcMar>
-          </w:tcPr>
-          <w:p>
-            <w:pPr>
-              <w:spacing w:after="0"/>
-            </w:pPr>
-            <w:r>
-              <w:rPr>
-                <w:rFonts w:ascii="Segoe UI" w:hAnsi="Segoe UI"/>
-                <w:color w:val="2E9E4F"/>
-                <w:sz w:val="17"/>
-              </w:rPr>
-              <w:t>Kho tự động trừ và cập nhật bảng kho tức thì.</w:t>
-            </w:r>
-          </w:p>
-        </w:tc>
-      </w:tr>
-      <w:tr>
-        <w:tc>
-          <w:tcPr>
-            <w:tcW w:type="dxa" w:w="1632"/>
-            <w:shd w:fill="FFFFFF"/>
-            <w:tcMar>
-              <w:top w:w="60" w:type="dxa"/>
-              <w:bottom w:w="60" w:type="dxa"/>
-              <w:left w:w="60" w:type="dxa"/>
-              <w:right w:w="60" w:type="dxa"/>
-            </w:tcMar>
-          </w:tcPr>
-          <w:p>
-            <w:pPr>
-              <w:spacing w:after="0"/>
-            </w:pPr>
-            <w:r>
-              <w:rPr>
-                <w:rFonts w:ascii="Segoe UI" w:hAnsi="Segoe UI"/>
-                <w:b/>
-                <w:color w:val="1E3442"/>
-                <w:sz w:val="17"/>
-              </w:rPr>
-              <w:t>SS-05</w:t>
-            </w:r>
-          </w:p>
-        </w:tc>
-        <w:tc>
-          <w:tcPr>
-            <w:tcW w:type="dxa" w:w="1632"/>
-            <w:shd w:fill="FFFFFF"/>
-            <w:tcMar>
-              <w:top w:w="60" w:type="dxa"/>
-              <w:bottom w:w="60" w:type="dxa"/>
-              <w:left w:w="60" w:type="dxa"/>
-              <w:right w:w="60" w:type="dxa"/>
-            </w:tcMar>
-          </w:tcPr>
-          <w:p>
-            <w:pPr>
-              <w:spacing w:after="0"/>
-            </w:pPr>
-            <w:r>
-              <w:rPr>
-                <w:rFonts w:ascii="Segoe UI" w:hAnsi="Segoe UI"/>
-                <w:color w:val="1F2A33"/>
-                <w:sz w:val="17"/>
-              </w:rPr>
-              <w:t>13/10/2026</w:t>
-            </w:r>
-          </w:p>
-        </w:tc>
-        <w:tc>
-          <w:tcPr>
-            <w:tcW w:type="dxa" w:w="1632"/>
-            <w:shd w:fill="FFFFFF"/>
-            <w:tcMar>
-              <w:top w:w="60" w:type="dxa"/>
-              <w:bottom w:w="60" w:type="dxa"/>
-              <w:left w:w="60" w:type="dxa"/>
-              <w:right w:w="60" w:type="dxa"/>
-            </w:tcMar>
-          </w:tcPr>
-          <w:p>
-            <w:pPr>
-              <w:spacing w:after="0"/>
-            </w:pPr>
-            <w:r>
-              <w:rPr>
-                <w:rFonts w:ascii="Segoe UI" w:hAnsi="Segoe UI"/>
-                <w:color w:val="1F2A33"/>
-                <w:sz w:val="17"/>
-              </w:rPr>
-              <w:t>Kho hàng</w:t>
-            </w:r>
-          </w:p>
-        </w:tc>
-        <w:tc>
-          <w:tcPr>
-            <w:tcW w:type="dxa" w:w="1632"/>
-            <w:shd w:fill="FFFFFF"/>
-            <w:tcMar>
-              <w:top w:w="60" w:type="dxa"/>
-              <w:bottom w:w="60" w:type="dxa"/>
-              <w:left w:w="60" w:type="dxa"/>
-              <w:right w:w="60" w:type="dxa"/>
-            </w:tcMar>
-          </w:tcPr>
-          <w:p>
-            <w:pPr>
-              <w:spacing w:after="0"/>
-            </w:pPr>
-            <w:r>
-              <w:rPr>
-                <w:rFonts w:ascii="Segoe UI" w:hAnsi="Segoe UI"/>
-                <w:color w:val="1F2A33"/>
-                <w:sz w:val="17"/>
-              </w:rPr>
-              <w:t>Bộ cuộn lịch pop-up chọn ngày trực quan</w:t>
-            </w:r>
-          </w:p>
-        </w:tc>
-        <w:tc>
-          <w:tcPr>
-            <w:tcW w:type="dxa" w:w="1632"/>
-            <w:shd w:fill="FFFFFF"/>
-            <w:tcMar>
-              <w:top w:w="60" w:type="dxa"/>
-              <w:bottom w:w="60" w:type="dxa"/>
-              <w:left w:w="60" w:type="dxa"/>
-              <w:right w:w="60" w:type="dxa"/>
-            </w:tcMar>
-          </w:tcPr>
-          <w:p>
-            <w:pPr>
-              <w:spacing w:after="0"/>
-            </w:pPr>
-            <w:r>
-              <w:rPr>
-                <w:rFonts w:ascii="Segoe UI" w:hAnsi="Segoe UI"/>
-                <w:color w:val="1F2A33"/>
-                <w:sz w:val="17"/>
-              </w:rPr>
-              <w:t>Xây dựng CalendarPicker.java bằng Swing thuần để chọn ngày cho bộ lọc kho và phiếu nhập.</w:t>
-            </w:r>
-          </w:p>
-        </w:tc>
-        <w:tc>
-          <w:tcPr>
-            <w:tcW w:type="dxa" w:w="1632"/>
-            <w:shd w:fill="FFFFFF"/>
-            <w:tcMar>
-              <w:top w:w="60" w:type="dxa"/>
-              <w:bottom w:w="60" w:type="dxa"/>
-              <w:left w:w="60" w:type="dxa"/>
-              <w:right w:w="60" w:type="dxa"/>
-            </w:tcMar>
-          </w:tcPr>
-          <w:p>
-            <w:pPr>
-              <w:spacing w:after="0"/>
-            </w:pPr>
-            <w:r>
-              <w:rPr>
-                <w:rFonts w:ascii="Segoe UI" w:hAnsi="Segoe UI"/>
-                <w:color w:val="2E9E4F"/>
-                <w:sz w:val="17"/>
-              </w:rPr>
-              <w:t>Hoạt động độc lập, không phụ thuộc thư viện ngoài.</w:t>
-            </w:r>
-          </w:p>
-        </w:tc>
-      </w:tr>
-      <w:tr>
-        <w:tc>
-          <w:tcPr>
-            <w:tcW w:type="dxa" w:w="1632"/>
-            <w:shd w:fill="F8FAFC"/>
-            <w:tcMar>
-              <w:top w:w="60" w:type="dxa"/>
-              <w:bottom w:w="60" w:type="dxa"/>
-              <w:left w:w="60" w:type="dxa"/>
-              <w:right w:w="60" w:type="dxa"/>
-            </w:tcMar>
-          </w:tcPr>
-          <w:p>
-            <w:pPr>
-              <w:spacing w:after="0"/>
-            </w:pPr>
-            <w:r>
-              <w:rPr>
-                <w:rFonts w:ascii="Segoe UI" w:hAnsi="Segoe UI"/>
-                <w:b/>
-                <w:color w:val="1E3442"/>
-                <w:sz w:val="17"/>
-              </w:rPr>
-              <w:t>SS-06</w:t>
-            </w:r>
-          </w:p>
-        </w:tc>
-        <w:tc>
-          <w:tcPr>
-            <w:tcW w:type="dxa" w:w="1632"/>
-            <w:shd w:fill="F8FAFC"/>
-            <w:tcMar>
-              <w:top w:w="60" w:type="dxa"/>
-              <w:bottom w:w="60" w:type="dxa"/>
-              <w:left w:w="60" w:type="dxa"/>
-              <w:right w:w="60" w:type="dxa"/>
-            </w:tcMar>
-          </w:tcPr>
-          <w:p>
-            <w:pPr>
-              <w:spacing w:after="0"/>
-            </w:pPr>
-            <w:r>
-              <w:rPr>
-                <w:rFonts w:ascii="Segoe UI" w:hAnsi="Segoe UI"/>
-                <w:color w:val="1F2A33"/>
-                <w:sz w:val="17"/>
-              </w:rPr>
-              <w:t>26/10/2026</w:t>
-            </w:r>
-          </w:p>
-        </w:tc>
-        <w:tc>
-          <w:tcPr>
-            <w:tcW w:type="dxa" w:w="1632"/>
-            <w:shd w:fill="F8FAFC"/>
-            <w:tcMar>
-              <w:top w:w="60" w:type="dxa"/>
-              <w:bottom w:w="60" w:type="dxa"/>
-              <w:left w:w="60" w:type="dxa"/>
-              <w:right w:w="60" w:type="dxa"/>
-            </w:tcMar>
-          </w:tcPr>
-          <w:p>
-            <w:pPr>
-              <w:spacing w:after="0"/>
-            </w:pPr>
-            <w:r>
-              <w:rPr>
-                <w:rFonts w:ascii="Segoe UI" w:hAnsi="Segoe UI"/>
-                <w:color w:val="1F2A33"/>
-                <w:sz w:val="17"/>
-              </w:rPr>
-              <w:t>Đơn thuốc</w:t>
-            </w:r>
-          </w:p>
-        </w:tc>
-        <w:tc>
-          <w:tcPr>
-            <w:tcW w:type="dxa" w:w="1632"/>
-            <w:shd w:fill="F8FAFC"/>
-            <w:tcMar>
-              <w:top w:w="60" w:type="dxa"/>
-              <w:bottom w:w="60" w:type="dxa"/>
-              <w:left w:w="60" w:type="dxa"/>
-              <w:right w:w="60" w:type="dxa"/>
-            </w:tcMar>
-          </w:tcPr>
-          <w:p>
-            <w:pPr>
-              <w:spacing w:after="0"/>
-            </w:pPr>
-            <w:r>
-              <w:rPr>
-                <w:rFonts w:ascii="Segoe UI" w:hAnsi="Segoe UI"/>
-                <w:color w:val="1F2A33"/>
-                <w:sz w:val="17"/>
-              </w:rPr>
-              <w:t>Sửa lỗi form kê đơn tự điền dữ liệu index 0</w:t>
-            </w:r>
-          </w:p>
-        </w:tc>
-        <w:tc>
-          <w:tcPr>
-            <w:tcW w:type="dxa" w:w="1632"/>
-            <w:shd w:fill="F8FAFC"/>
-            <w:tcMar>
-              <w:top w:w="60" w:type="dxa"/>
-              <w:bottom w:w="60" w:type="dxa"/>
-              <w:left w:w="60" w:type="dxa"/>
-              <w:right w:w="60" w:type="dxa"/>
-            </w:tcMar>
-          </w:tcPr>
-          <w:p>
-            <w:pPr>
-              <w:spacing w:after="0"/>
-            </w:pPr>
-            <w:r>
-              <w:rPr>
-                <w:rFonts w:ascii="Segoe UI" w:hAnsi="Segoe UI"/>
-                <w:color w:val="1F2A33"/>
-                <w:sz w:val="17"/>
-              </w:rPr>
-              <w:t>Sửa lỗi form kê đơn mở lên bị điền sẵn thuốc Clavamox và thú cưng đầu tiên, form mới phải rỗng.</w:t>
-            </w:r>
-          </w:p>
-        </w:tc>
-        <w:tc>
-          <w:tcPr>
-            <w:tcW w:type="dxa" w:w="1632"/>
-            <w:shd w:fill="F8FAFC"/>
-            <w:tcMar>
-              <w:top w:w="60" w:type="dxa"/>
-              <w:bottom w:w="60" w:type="dxa"/>
-              <w:left w:w="60" w:type="dxa"/>
-              <w:right w:w="60" w:type="dxa"/>
-            </w:tcMar>
-          </w:tcPr>
-          <w:p>
-            <w:pPr>
-              <w:spacing w:after="0"/>
-            </w:pPr>
-            <w:r>
-              <w:rPr>
-                <w:rFonts w:ascii="Segoe UI" w:hAnsi="Segoe UI"/>
-                <w:color w:val="2E9E4F"/>
-                <w:sz w:val="17"/>
-              </w:rPr>
-              <w:t>Tách bạch isEdit và isCreate, form mới sạch 100%.</w:t>
-            </w:r>
-          </w:p>
-        </w:tc>
-      </w:tr>
-      <w:tr>
-        <w:tc>
-          <w:tcPr>
-            <w:tcW w:type="dxa" w:w="1632"/>
-            <w:shd w:fill="FFFFFF"/>
-            <w:tcMar>
-              <w:top w:w="60" w:type="dxa"/>
-              <w:bottom w:w="60" w:type="dxa"/>
-              <w:left w:w="60" w:type="dxa"/>
-              <w:right w:w="60" w:type="dxa"/>
-            </w:tcMar>
-          </w:tcPr>
-          <w:p>
-            <w:pPr>
-              <w:spacing w:after="0"/>
-            </w:pPr>
-            <w:r>
-              <w:rPr>
-                <w:rFonts w:ascii="Segoe UI" w:hAnsi="Segoe UI"/>
-                <w:b/>
-                <w:color w:val="1E3442"/>
-                <w:sz w:val="17"/>
-              </w:rPr>
-              <w:t>SS-07</w:t>
-            </w:r>
-          </w:p>
-        </w:tc>
-        <w:tc>
-          <w:tcPr>
-            <w:tcW w:type="dxa" w:w="1632"/>
-            <w:shd w:fill="FFFFFF"/>
-            <w:tcMar>
-              <w:top w:w="60" w:type="dxa"/>
-              <w:bottom w:w="60" w:type="dxa"/>
-              <w:left w:w="60" w:type="dxa"/>
-              <w:right w:w="60" w:type="dxa"/>
-            </w:tcMar>
-          </w:tcPr>
-          <w:p>
-            <w:pPr>
-              <w:spacing w:after="0"/>
-            </w:pPr>
-            <w:r>
-              <w:rPr>
-                <w:rFonts w:ascii="Segoe UI" w:hAnsi="Segoe UI"/>
-                <w:color w:val="1F2A33"/>
-                <w:sz w:val="17"/>
-              </w:rPr>
-              <w:t>26/10/2026</w:t>
-            </w:r>
-          </w:p>
-        </w:tc>
-        <w:tc>
-          <w:tcPr>
-            <w:tcW w:type="dxa" w:w="1632"/>
-            <w:shd w:fill="FFFFFF"/>
-            <w:tcMar>
-              <w:top w:w="60" w:type="dxa"/>
-              <w:bottom w:w="60" w:type="dxa"/>
-              <w:left w:w="60" w:type="dxa"/>
-              <w:right w:w="60" w:type="dxa"/>
-            </w:tcMar>
-          </w:tcPr>
-          <w:p>
-            <w:pPr>
-              <w:spacing w:after="0"/>
-            </w:pPr>
-            <w:r>
-              <w:rPr>
-                <w:rFonts w:ascii="Segoe UI" w:hAnsi="Segoe UI"/>
-                <w:color w:val="1F2A33"/>
-                <w:sz w:val="17"/>
-              </w:rPr>
-              <w:t>Đơn thuốc</w:t>
-            </w:r>
-          </w:p>
-        </w:tc>
-        <w:tc>
-          <w:tcPr>
-            <w:tcW w:type="dxa" w:w="1632"/>
-            <w:shd w:fill="FFFFFF"/>
-            <w:tcMar>
-              <w:top w:w="60" w:type="dxa"/>
-              <w:bottom w:w="60" w:type="dxa"/>
-              <w:left w:w="60" w:type="dxa"/>
-              <w:right w:w="60" w:type="dxa"/>
-            </w:tcMar>
-          </w:tcPr>
-          <w:p>
-            <w:pPr>
-              <w:spacing w:after="0"/>
-            </w:pPr>
-            <w:r>
-              <w:rPr>
-                <w:rFonts w:ascii="Segoe UI" w:hAnsi="Segoe UI"/>
-                <w:color w:val="1F2A33"/>
-                <w:sz w:val="17"/>
-              </w:rPr>
-              <w:t>Modal chọn thuốc trực tiếp từ kho hàng</w:t>
-            </w:r>
-          </w:p>
-        </w:tc>
-        <w:tc>
-          <w:tcPr>
-            <w:tcW w:type="dxa" w:w="1632"/>
-            <w:shd w:fill="FFFFFF"/>
-            <w:tcMar>
-              <w:top w:w="60" w:type="dxa"/>
-              <w:bottom w:w="60" w:type="dxa"/>
-              <w:left w:w="60" w:type="dxa"/>
-              <w:right w:w="60" w:type="dxa"/>
-            </w:tcMar>
-          </w:tcPr>
-          <w:p>
-            <w:pPr>
-              <w:spacing w:after="0"/>
-            </w:pPr>
-            <w:r>
-              <w:rPr>
-                <w:rFonts w:ascii="Segoe UI" w:hAnsi="Segoe UI"/>
-                <w:color w:val="1F2A33"/>
-                <w:sz w:val="17"/>
-              </w:rPr>
-              <w:t>Tạo nút '+ Chọn thuốc từ kho' lấy danh sách từ KhoHangBUS, điền giá bán, số lượng tồn thực tế.</w:t>
-            </w:r>
-          </w:p>
-        </w:tc>
-        <w:tc>
-          <w:tcPr>
-            <w:tcW w:type="dxa" w:w="1632"/>
-            <w:shd w:fill="FFFFFF"/>
-            <w:tcMar>
-              <w:top w:w="60" w:type="dxa"/>
-              <w:bottom w:w="60" w:type="dxa"/>
-              <w:left w:w="60" w:type="dxa"/>
-              <w:right w:w="60" w:type="dxa"/>
-            </w:tcMar>
-          </w:tcPr>
-          <w:p>
-            <w:pPr>
-              <w:spacing w:after="0"/>
-            </w:pPr>
-            <w:r>
-              <w:rPr>
-                <w:rFonts w:ascii="Segoe UI" w:hAnsi="Segoe UI"/>
-                <w:color w:val="2E9E4F"/>
-                <w:sz w:val="17"/>
-              </w:rPr>
-              <w:t>Chọn thuốc nhanh chóng, ngăn chặn kê quá tồn kho.</w:t>
-            </w:r>
-          </w:p>
-        </w:tc>
-      </w:tr>
-      <w:tr>
-        <w:tc>
-          <w:tcPr>
-            <w:tcW w:type="dxa" w:w="1632"/>
-            <w:shd w:fill="F8FAFC"/>
-            <w:tcMar>
-              <w:top w:w="60" w:type="dxa"/>
-              <w:bottom w:w="60" w:type="dxa"/>
-              <w:left w:w="60" w:type="dxa"/>
-              <w:right w:w="60" w:type="dxa"/>
-            </w:tcMar>
-          </w:tcPr>
-          <w:p>
-            <w:pPr>
-              <w:spacing w:after="0"/>
-            </w:pPr>
-            <w:r>
-              <w:rPr>
-                <w:rFonts w:ascii="Segoe UI" w:hAnsi="Segoe UI"/>
-                <w:b/>
-                <w:color w:val="1E3442"/>
-                <w:sz w:val="17"/>
-              </w:rPr>
-              <w:t>SS-08</w:t>
-            </w:r>
-          </w:p>
-        </w:tc>
-        <w:tc>
-          <w:tcPr>
-            <w:tcW w:type="dxa" w:w="1632"/>
-            <w:shd w:fill="F8FAFC"/>
-            <w:tcMar>
-              <w:top w:w="60" w:type="dxa"/>
-              <w:bottom w:w="60" w:type="dxa"/>
-              <w:left w:w="60" w:type="dxa"/>
-              <w:right w:w="60" w:type="dxa"/>
-            </w:tcMar>
-          </w:tcPr>
-          <w:p>
-            <w:pPr>
-              <w:spacing w:after="0"/>
-            </w:pPr>
-            <w:r>
-              <w:rPr>
-                <w:rFonts w:ascii="Segoe UI" w:hAnsi="Segoe UI"/>
-                <w:color w:val="1F2A33"/>
-                <w:sz w:val="17"/>
-              </w:rPr>
-              <w:t>26/10/2026</w:t>
-            </w:r>
-          </w:p>
-        </w:tc>
-        <w:tc>
-          <w:tcPr>
-            <w:tcW w:type="dxa" w:w="1632"/>
-            <w:shd w:fill="F8FAFC"/>
-            <w:tcMar>
-              <w:top w:w="60" w:type="dxa"/>
-              <w:bottom w:w="60" w:type="dxa"/>
-              <w:left w:w="60" w:type="dxa"/>
-              <w:right w:w="60" w:type="dxa"/>
-            </w:tcMar>
-          </w:tcPr>
-          <w:p>
-            <w:pPr>
-              <w:spacing w:after="0"/>
-            </w:pPr>
-            <w:r>
-              <w:rPr>
-                <w:rFonts w:ascii="Segoe UI" w:hAnsi="Segoe UI"/>
-                <w:color w:val="1F2A33"/>
-                <w:sz w:val="17"/>
-              </w:rPr>
-              <w:t>Đơn thuốc</w:t>
-            </w:r>
-          </w:p>
-        </w:tc>
-        <w:tc>
-          <w:tcPr>
-            <w:tcW w:type="dxa" w:w="1632"/>
-            <w:shd w:fill="F8FAFC"/>
-            <w:tcMar>
-              <w:top w:w="60" w:type="dxa"/>
-              <w:bottom w:w="60" w:type="dxa"/>
-              <w:left w:w="60" w:type="dxa"/>
-              <w:right w:w="60" w:type="dxa"/>
-            </w:tcMar>
-          </w:tcPr>
-          <w:p>
-            <w:pPr>
-              <w:spacing w:after="0"/>
-            </w:pPr>
-            <w:r>
-              <w:rPr>
-                <w:rFonts w:ascii="Segoe UI" w:hAnsi="Segoe UI"/>
-                <w:color w:val="1F2A33"/>
-                <w:sz w:val="17"/>
-              </w:rPr>
-              <w:t>Liên kết trừ kho thuốc &amp; in đơn thuốc</w:t>
-            </w:r>
-          </w:p>
-        </w:tc>
-        <w:tc>
-          <w:tcPr>
-            <w:tcW w:type="dxa" w:w="1632"/>
-            <w:shd w:fill="F8FAFC"/>
-            <w:tcMar>
-              <w:top w:w="60" w:type="dxa"/>
-              <w:bottom w:w="60" w:type="dxa"/>
-              <w:left w:w="60" w:type="dxa"/>
-              <w:right w:w="60" w:type="dxa"/>
-            </w:tcMar>
-          </w:tcPr>
-          <w:p>
-            <w:pPr>
-              <w:spacing w:after="0"/>
-            </w:pPr>
-            <w:r>
-              <w:rPr>
-                <w:rFonts w:ascii="Segoe UI" w:hAnsi="Segoe UI"/>
-                <w:color w:val="1F2A33"/>
-                <w:sz w:val="17"/>
-              </w:rPr>
-              <w:t>Khi bấm 'Lưu &amp; Xuất thuốc', duyệt ChiTietDonThuoc gọi KhoHangBUS.xuatKho() và xuất phiếu in.</w:t>
-            </w:r>
-          </w:p>
-        </w:tc>
-        <w:tc>
-          <w:tcPr>
-            <w:tcW w:type="dxa" w:w="1632"/>
-            <w:shd w:fill="F8FAFC"/>
-            <w:tcMar>
-              <w:top w:w="60" w:type="dxa"/>
-              <w:bottom w:w="60" w:type="dxa"/>
-              <w:left w:w="60" w:type="dxa"/>
-              <w:right w:w="60" w:type="dxa"/>
-            </w:tcMar>
-          </w:tcPr>
-          <w:p>
-            <w:pPr>
-              <w:spacing w:after="0"/>
-            </w:pPr>
-            <w:r>
-              <w:rPr>
-                <w:rFonts w:ascii="Segoe UI" w:hAnsi="Segoe UI"/>
-                <w:color w:val="2E9E4F"/>
-                <w:sz w:val="17"/>
-              </w:rPr>
-              <w:t>Tự động trừ kho thuốc hoàn toàn khép kín.</w:t>
-            </w:r>
-          </w:p>
-        </w:tc>
-      </w:tr>
-      <w:tr>
-        <w:tc>
-          <w:tcPr>
-            <w:tcW w:type="dxa" w:w="1632"/>
-            <w:shd w:fill="FFFFFF"/>
-            <w:tcMar>
-              <w:top w:w="60" w:type="dxa"/>
-              <w:bottom w:w="60" w:type="dxa"/>
-              <w:left w:w="60" w:type="dxa"/>
-              <w:right w:w="60" w:type="dxa"/>
-            </w:tcMar>
-          </w:tcPr>
-          <w:p>
-            <w:pPr>
-              <w:spacing w:after="0"/>
-            </w:pPr>
-            <w:r>
-              <w:rPr>
-                <w:rFonts w:ascii="Segoe UI" w:hAnsi="Segoe UI"/>
-                <w:b/>
-                <w:color w:val="1E3442"/>
-                <w:sz w:val="17"/>
-              </w:rPr>
-              <w:t>SS-09</w:t>
-            </w:r>
-          </w:p>
-        </w:tc>
-        <w:tc>
-          <w:tcPr>
-            <w:tcW w:type="dxa" w:w="1632"/>
-            <w:shd w:fill="FFFFFF"/>
-            <w:tcMar>
-              <w:top w:w="60" w:type="dxa"/>
-              <w:bottom w:w="60" w:type="dxa"/>
-              <w:left w:w="60" w:type="dxa"/>
-              <w:right w:w="60" w:type="dxa"/>
-            </w:tcMar>
-          </w:tcPr>
-          <w:p>
-            <w:pPr>
-              <w:spacing w:after="0"/>
-            </w:pPr>
-            <w:r>
-              <w:rPr>
-                <w:rFonts w:ascii="Segoe UI" w:hAnsi="Segoe UI"/>
-                <w:color w:val="1F2A33"/>
-                <w:sz w:val="17"/>
-              </w:rPr>
-              <w:t>26/10/2026</w:t>
-            </w:r>
-          </w:p>
-        </w:tc>
-        <w:tc>
-          <w:tcPr>
-            <w:tcW w:type="dxa" w:w="1632"/>
-            <w:shd w:fill="FFFFFF"/>
-            <w:tcMar>
-              <w:top w:w="60" w:type="dxa"/>
-              <w:bottom w:w="60" w:type="dxa"/>
-              <w:left w:w="60" w:type="dxa"/>
-              <w:right w:w="60" w:type="dxa"/>
-            </w:tcMar>
-          </w:tcPr>
-          <w:p>
-            <w:pPr>
-              <w:spacing w:after="0"/>
-            </w:pPr>
-            <w:r>
-              <w:rPr>
-                <w:rFonts w:ascii="Segoe UI" w:hAnsi="Segoe UI"/>
-                <w:color w:val="1F2A33"/>
-                <w:sz w:val="17"/>
-              </w:rPr>
-              <w:t>Phác đồ</w:t>
-            </w:r>
-          </w:p>
-        </w:tc>
-        <w:tc>
-          <w:tcPr>
-            <w:tcW w:type="dxa" w:w="1632"/>
-            <w:shd w:fill="FFFFFF"/>
-            <w:tcMar>
-              <w:top w:w="60" w:type="dxa"/>
-              <w:bottom w:w="60" w:type="dxa"/>
-              <w:left w:w="60" w:type="dxa"/>
-              <w:right w:w="60" w:type="dxa"/>
-            </w:tcMar>
-          </w:tcPr>
-          <w:p>
-            <w:pPr>
-              <w:spacing w:after="0"/>
-            </w:pPr>
-            <w:r>
-              <w:rPr>
-                <w:rFonts w:ascii="Segoe UI" w:hAnsi="Segoe UI"/>
-                <w:color w:val="1F2A33"/>
-                <w:sz w:val="17"/>
-              </w:rPr>
-              <w:t>Sửa lỗi tạo phác đồ mới bị điền dữ liệu cũ</w:t>
-            </w:r>
-          </w:p>
-        </w:tc>
-        <w:tc>
-          <w:tcPr>
-            <w:tcW w:type="dxa" w:w="1632"/>
-            <w:shd w:fill="FFFFFF"/>
-            <w:tcMar>
-              <w:top w:w="60" w:type="dxa"/>
-              <w:bottom w:w="60" w:type="dxa"/>
-              <w:left w:w="60" w:type="dxa"/>
-              <w:right w:w="60" w:type="dxa"/>
-            </w:tcMar>
-          </w:tcPr>
-          <w:p>
-            <w:pPr>
-              <w:spacing w:after="0"/>
-            </w:pPr>
-            <w:r>
-              <w:rPr>
-                <w:rFonts w:ascii="Segoe UI" w:hAnsi="Segoe UI"/>
-                <w:color w:val="1F2A33"/>
-                <w:sz w:val="17"/>
-              </w:rPr>
-              <w:t>Kiểm tra logic tạo phác đồ, khi tạo mới không được nạp dữ liệu của phác đồ đầu tiên.</w:t>
-            </w:r>
-          </w:p>
-        </w:tc>
-        <w:tc>
-          <w:tcPr>
-            <w:tcW w:type="dxa" w:w="1632"/>
-            <w:shd w:fill="FFFFFF"/>
-            <w:tcMar>
-              <w:top w:w="60" w:type="dxa"/>
-              <w:bottom w:w="60" w:type="dxa"/>
-              <w:left w:w="60" w:type="dxa"/>
-              <w:right w:w="60" w:type="dxa"/>
-            </w:tcMar>
-          </w:tcPr>
-          <w:p>
-            <w:pPr>
-              <w:spacing w:after="0"/>
-            </w:pPr>
-            <w:r>
-              <w:rPr>
-                <w:rFonts w:ascii="Segoe UI" w:hAnsi="Segoe UI"/>
-                <w:color w:val="2E9E4F"/>
-                <w:sz w:val="17"/>
-              </w:rPr>
-              <w:t>Đã xóa hardcode index 0, form mới sạch hoàn toàn.</w:t>
-            </w:r>
-          </w:p>
-        </w:tc>
-      </w:tr>
-      <w:tr>
-        <w:tc>
-          <w:tcPr>
-            <w:tcW w:type="dxa" w:w="1632"/>
-            <w:shd w:fill="F8FAFC"/>
-            <w:tcMar>
-              <w:top w:w="60" w:type="dxa"/>
-              <w:bottom w:w="60" w:type="dxa"/>
-              <w:left w:w="60" w:type="dxa"/>
-              <w:right w:w="60" w:type="dxa"/>
-            </w:tcMar>
-          </w:tcPr>
-          <w:p>
-            <w:pPr>
-              <w:spacing w:after="0"/>
-            </w:pPr>
-            <w:r>
-              <w:rPr>
-                <w:rFonts w:ascii="Segoe UI" w:hAnsi="Segoe UI"/>
-                <w:b/>
-                <w:color w:val="1E3442"/>
-                <w:sz w:val="17"/>
-              </w:rPr>
-              <w:t>SS-10</w:t>
-            </w:r>
-          </w:p>
-        </w:tc>
-        <w:tc>
-          <w:tcPr>
-            <w:tcW w:type="dxa" w:w="1632"/>
-            <w:shd w:fill="F8FAFC"/>
-            <w:tcMar>
-              <w:top w:w="60" w:type="dxa"/>
-              <w:bottom w:w="60" w:type="dxa"/>
-              <w:left w:w="60" w:type="dxa"/>
-              <w:right w:w="60" w:type="dxa"/>
-            </w:tcMar>
-          </w:tcPr>
-          <w:p>
-            <w:pPr>
-              <w:spacing w:after="0"/>
-            </w:pPr>
-            <w:r>
-              <w:rPr>
-                <w:rFonts w:ascii="Segoe UI" w:hAnsi="Segoe UI"/>
-                <w:color w:val="1F2A33"/>
-                <w:sz w:val="17"/>
-              </w:rPr>
-              <w:t>26/10/2026</w:t>
-            </w:r>
-          </w:p>
-        </w:tc>
-        <w:tc>
-          <w:tcPr>
-            <w:tcW w:type="dxa" w:w="1632"/>
-            <w:shd w:fill="F8FAFC"/>
-            <w:tcMar>
-              <w:top w:w="60" w:type="dxa"/>
-              <w:bottom w:w="60" w:type="dxa"/>
-              <w:left w:w="60" w:type="dxa"/>
-              <w:right w:w="60" w:type="dxa"/>
-            </w:tcMar>
-          </w:tcPr>
-          <w:p>
-            <w:pPr>
-              <w:spacing w:after="0"/>
-            </w:pPr>
-            <w:r>
-              <w:rPr>
-                <w:rFonts w:ascii="Segoe UI" w:hAnsi="Segoe UI"/>
-                <w:color w:val="1F2A33"/>
-                <w:sz w:val="17"/>
-              </w:rPr>
-              <w:t>Phác đồ</w:t>
-            </w:r>
-          </w:p>
-        </w:tc>
-        <w:tc>
-          <w:tcPr>
-            <w:tcW w:type="dxa" w:w="1632"/>
-            <w:shd w:fill="F8FAFC"/>
-            <w:tcMar>
-              <w:top w:w="60" w:type="dxa"/>
-              <w:bottom w:w="60" w:type="dxa"/>
-              <w:left w:w="60" w:type="dxa"/>
-              <w:right w:w="60" w:type="dxa"/>
-            </w:tcMar>
-          </w:tcPr>
-          <w:p>
-            <w:pPr>
-              <w:spacing w:after="0"/>
-            </w:pPr>
-            <w:r>
-              <w:rPr>
-                <w:rFonts w:ascii="Segoe UI" w:hAnsi="Segoe UI"/>
-                <w:color w:val="1F2A33"/>
-                <w:sz w:val="17"/>
-              </w:rPr>
-              <w:t>Phân tích ảnh chụp màn hình lỗi xung đột UI</w:t>
-            </w:r>
-          </w:p>
-        </w:tc>
-        <w:tc>
-          <w:tcPr>
-            <w:tcW w:type="dxa" w:w="1632"/>
-            <w:shd w:fill="F8FAFC"/>
-            <w:tcMar>
-              <w:top w:w="60" w:type="dxa"/>
-              <w:bottom w:w="60" w:type="dxa"/>
-              <w:left w:w="60" w:type="dxa"/>
-              <w:right w:w="60" w:type="dxa"/>
-            </w:tcMar>
-          </w:tcPr>
-          <w:p>
-            <w:pPr>
-              <w:spacing w:after="0"/>
-            </w:pPr>
-            <w:r>
-              <w:rPr>
-                <w:rFonts w:ascii="Segoe UI" w:hAnsi="Segoe UI"/>
-                <w:color w:val="1F2A33"/>
-                <w:sz w:val="17"/>
-              </w:rPr>
-              <w:t>Gửi ảnh chụp modal theo dõi diễn tiến: 'UI đang bị xung đột quá, chỉnh lại model này rõ ràng ra'.</w:t>
-            </w:r>
-          </w:p>
-        </w:tc>
-        <w:tc>
-          <w:tcPr>
-            <w:tcW w:type="dxa" w:w="1632"/>
-            <w:shd w:fill="F8FAFC"/>
-            <w:tcMar>
-              <w:top w:w="60" w:type="dxa"/>
-              <w:bottom w:w="60" w:type="dxa"/>
-              <w:left w:w="60" w:type="dxa"/>
-              <w:right w:w="60" w:type="dxa"/>
-            </w:tcMar>
-          </w:tcPr>
-          <w:p>
-            <w:pPr>
-              <w:spacing w:after="0"/>
-            </w:pPr>
-            <w:r>
-              <w:rPr>
-                <w:rFonts w:ascii="Segoe UI" w:hAnsi="Segoe UI"/>
-                <w:color w:val="2E9E4F"/>
-                <w:sz w:val="17"/>
-              </w:rPr>
-              <w:t>AI chỉ ra 5 nguyên nhân gốc rễ gây xung đột layout.</w:t>
-            </w:r>
-          </w:p>
-        </w:tc>
-      </w:tr>
-      <w:tr>
-        <w:tc>
-          <w:tcPr>
-            <w:tcW w:type="dxa" w:w="1632"/>
-            <w:shd w:fill="FFFFFF"/>
-            <w:tcMar>
-              <w:top w:w="60" w:type="dxa"/>
-              <w:bottom w:w="60" w:type="dxa"/>
-              <w:left w:w="60" w:type="dxa"/>
-              <w:right w:w="60" w:type="dxa"/>
-            </w:tcMar>
-          </w:tcPr>
-          <w:p>
-            <w:pPr>
-              <w:spacing w:after="0"/>
-            </w:pPr>
-            <w:r>
-              <w:rPr>
-                <w:rFonts w:ascii="Segoe UI" w:hAnsi="Segoe UI"/>
-                <w:b/>
-                <w:color w:val="1E3442"/>
-                <w:sz w:val="17"/>
-              </w:rPr>
-              <w:t>SS-11</w:t>
-            </w:r>
-          </w:p>
-        </w:tc>
-        <w:tc>
-          <w:tcPr>
-            <w:tcW w:type="dxa" w:w="1632"/>
-            <w:shd w:fill="FFFFFF"/>
-            <w:tcMar>
-              <w:top w:w="60" w:type="dxa"/>
-              <w:bottom w:w="60" w:type="dxa"/>
-              <w:left w:w="60" w:type="dxa"/>
-              <w:right w:w="60" w:type="dxa"/>
-            </w:tcMar>
-          </w:tcPr>
-          <w:p>
-            <w:pPr>
-              <w:spacing w:after="0"/>
-            </w:pPr>
-            <w:r>
-              <w:rPr>
-                <w:rFonts w:ascii="Segoe UI" w:hAnsi="Segoe UI"/>
-                <w:color w:val="1F2A33"/>
-                <w:sz w:val="17"/>
-              </w:rPr>
-              <w:t>26/10/2026</w:t>
-            </w:r>
-          </w:p>
-        </w:tc>
-        <w:tc>
-          <w:tcPr>
-            <w:tcW w:type="dxa" w:w="1632"/>
-            <w:shd w:fill="FFFFFF"/>
-            <w:tcMar>
-              <w:top w:w="60" w:type="dxa"/>
-              <w:bottom w:w="60" w:type="dxa"/>
-              <w:left w:w="60" w:type="dxa"/>
-              <w:right w:w="60" w:type="dxa"/>
-            </w:tcMar>
-          </w:tcPr>
-          <w:p>
-            <w:pPr>
-              <w:spacing w:after="0"/>
-            </w:pPr>
-            <w:r>
-              <w:rPr>
-                <w:rFonts w:ascii="Segoe UI" w:hAnsi="Segoe UI"/>
-                <w:color w:val="1F2A33"/>
-                <w:sz w:val="17"/>
-              </w:rPr>
-              <w:t>Phác đồ</w:t>
-            </w:r>
-          </w:p>
-        </w:tc>
-        <w:tc>
-          <w:tcPr>
-            <w:tcW w:type="dxa" w:w="1632"/>
-            <w:shd w:fill="FFFFFF"/>
-            <w:tcMar>
-              <w:top w:w="60" w:type="dxa"/>
-              <w:bottom w:w="60" w:type="dxa"/>
-              <w:left w:w="60" w:type="dxa"/>
-              <w:right w:w="60" w:type="dxa"/>
-            </w:tcMar>
-          </w:tcPr>
-          <w:p>
-            <w:pPr>
-              <w:spacing w:after="0"/>
-            </w:pPr>
-            <w:r>
-              <w:rPr>
-                <w:rFonts w:ascii="Segoe UI" w:hAnsi="Segoe UI"/>
-                <w:color w:val="1F2A33"/>
-                <w:sz w:val="17"/>
-              </w:rPr>
-              <w:t>Tái thiết kế Modal theo dõi diễn tiến</w:t>
-            </w:r>
-          </w:p>
-        </w:tc>
-        <w:tc>
-          <w:tcPr>
-            <w:tcW w:type="dxa" w:w="1632"/>
-            <w:shd w:fill="FFFFFF"/>
-            <w:tcMar>
-              <w:top w:w="60" w:type="dxa"/>
-              <w:bottom w:w="60" w:type="dxa"/>
-              <w:left w:w="60" w:type="dxa"/>
-              <w:right w:w="60" w:type="dxa"/>
-            </w:tcMar>
-          </w:tcPr>
-          <w:p>
-            <w:pPr>
-              <w:spacing w:after="0"/>
-            </w:pPr>
-            <w:r>
-              <w:rPr>
-                <w:rFonts w:ascii="Segoe UI" w:hAnsi="Segoe UI"/>
-                <w:color w:val="1F2A33"/>
-                <w:sz w:val="17"/>
-              </w:rPr>
-              <w:t>Tái cấu trúc dialog thành 3 Card độc lập, Slider % tiến độ động, thay JList bằng JTable 6 cột.</w:t>
-            </w:r>
-          </w:p>
-        </w:tc>
-        <w:tc>
-          <w:tcPr>
-            <w:tcW w:type="dxa" w:w="1632"/>
-            <w:shd w:fill="FFFFFF"/>
-            <w:tcMar>
-              <w:top w:w="60" w:type="dxa"/>
-              <w:bottom w:w="60" w:type="dxa"/>
-              <w:left w:w="60" w:type="dxa"/>
-              <w:right w:w="60" w:type="dxa"/>
-            </w:tcMar>
-          </w:tcPr>
-          <w:p>
-            <w:pPr>
-              <w:spacing w:after="0"/>
-            </w:pPr>
-            <w:r>
-              <w:rPr>
-                <w:rFonts w:ascii="Segoe UI" w:hAnsi="Segoe UI"/>
-                <w:color w:val="2E9E4F"/>
-                <w:sz w:val="17"/>
-              </w:rPr>
-              <w:t>Khắc phục hoàn toàn lỗi đè chữ, giao diện xuất sắc.</w:t>
-            </w:r>
-          </w:p>
-        </w:tc>
-      </w:tr>
-    </w:tbl>
-    <w:p>
-      <w:pPr>
-        <w:spacing w:after="200"/>
-      </w:pPr>
-    </w:p>
-    <w:p>
-      <w:pPr>
-        <w:keepNext/>
-        <w:spacing w:before="320" w:after="120"/>
-      </w:pPr>
-      <w:r>
-        <w:rPr>
-          <w:rFonts w:ascii="Segoe UI" w:hAnsi="Segoe UI"/>
-          <w:b/>
-          <w:color w:val="1E3442"/>
-          <w:sz w:val="28"/>
-        </w:rPr>
-        <w:t>3. CHI TIẾT TỪNG PHIÊN LÀM VIỆC (PROMPT – KẾT QUẢ AI – THẨM ĐỊNH)</w:t>
-      </w:r>
-    </w:p>
-    <w:p>
-      <w:pPr>
-        <w:keepNext/>
-        <w:spacing w:before="240" w:after="80"/>
-      </w:pPr>
-      <w:r>
-        <w:rPr>
-          <w:rFonts w:ascii="Segoe UI" w:hAnsi="Segoe UI"/>
-          <w:b/>
-          <w:color w:val="56788A"/>
-          <w:sz w:val="23"/>
+          <w:color w:val="0369A1"/>
+          <w:sz w:val="24"/>
         </w:rPr>
         <w:t>PHẦN I: PHÂN HỆ QUẢN LÝ THÚ CƯNG (PET MANAGEMENT)</w:t>
       </w:r>
@@ -2425,35 +2329,22 @@
       </w:pPr>
       <w:r>
         <w:rPr>
-          <w:rFonts w:ascii="Segoe UI" w:hAnsi="Segoe UI"/>
           <w:b/>
-          <w:color w:val="1E3442"/>
-          <w:sz w:val="22"/>
+          <w:color w:val="0F172A"/>
+          <w:sz w:val="21"/>
         </w:rPr>
-        <w:t>Phiên 1 [SS-01 | 11/10/2026]: Dựng giao diện Thú cưng, Avatar bo tròn &amp; Huy hiệu sức khỏe</w:t>
+        <w:t>Phiên 1: Xây dựng giao diện ThuCungPanel, 4 thẻ KPI &amp; Avatar tròn khử răng cưa</w:t>
       </w:r>
     </w:p>
     <w:p>
       <w:pPr>
-        <w:spacing w:after="80" w:line="276" w:lineRule="auto"/>
+        <w:spacing w:after="40"/>
       </w:pPr>
       <w:r>
         <w:rPr>
-          <w:rFonts w:ascii="Segoe UI" w:hAnsi="Segoe UI"/>
-          <w:b/>
-          <w:color w:val="1F2A33"/>
-          <w:sz w:val="21"/>
+          <w:i/>
         </w:rPr>
-        <w:t xml:space="preserve">Mục tiêu bài toán: </w:t>
-      </w:r>
-      <w:r>
-        <w:rPr>
-          <w:rFonts w:ascii="Segoe UI" w:hAnsi="Segoe UI"/>
-          <w:i w:val="0"/>
-          <w:color w:val="1F2A33"/>
-          <w:sz w:val="21"/>
-        </w:rPr>
-        <w:t>Xây dựng bảng danh sách thú cưng trực quan với avatar tròn, huy hiệu giống loài và tình trạng sức khỏe mà không dùng thư viện ngoài.</w:t>
+        <w:t>Mã phiên: SS-01 | Ngày thực hiện: 11/10/2026 | Lớp liên quan: ThuCungPanel.java, ThuCungBUS.java</w:t>
       </w:r>
     </w:p>
     <w:tbl>
@@ -2464,13 +2355,13 @@
         <w:tblLook w:firstColumn="1" w:firstRow="1" w:lastColumn="0" w:lastRow="0" w:noHBand="0" w:noVBand="1" w:val="04A0"/>
       </w:tblPr>
       <w:tblGrid>
-        <w:gridCol w:w="9648"/>
+        <w:gridCol w:w="9605"/>
       </w:tblGrid>
       <w:tr>
         <w:tc>
           <w:tcPr>
-            <w:tcW w:type="dxa" w:w="9792"/>
-            <w:shd w:fill="F3F6F8"/>
+            <w:tcW w:type="dxa" w:w="9360"/>
+            <w:shd w:fill="EFF6FF"/>
             <w:tcMar>
               <w:top w:w="100" w:type="dxa"/>
               <w:bottom w:w="100" w:type="dxa"/>
@@ -2478,44 +2369,48 @@
               <w:right w:w="140" w:type="dxa"/>
             </w:tcMar>
             <w:tcBorders>
-              <w:top w:val="none"/>
-              <w:left w:val="single" w:sz="42" w:space="0" w:color="1E3442"/>
-              <w:bottom w:val="none"/>
-              <w:right w:val="none"/>
+              <w:top w:val="nil" w:sz="4" w:space="0" w:color="auto"/>
+              <w:left w:val="single" w:sz="24" w:space="0" w:color="2563EB"/>
+              <w:bottom w:val="nil" w:sz="4" w:space="0" w:color="auto"/>
+              <w:right w:val="nil" w:sz="4" w:space="0" w:color="auto"/>
             </w:tcBorders>
           </w:tcPr>
           <w:p>
             <w:pPr>
-              <w:spacing w:after="0" w:line="276" w:lineRule="auto"/>
+              <w:spacing w:before="0" w:after="40" w:line="276" w:lineRule="auto"/>
             </w:pPr>
             <w:r>
               <w:rPr>
-                <w:rFonts w:ascii="Segoe UI" w:hAnsi="Segoe UI"/>
                 <w:b/>
-                <w:color w:val="1E3442"/>
-                <w:sz w:val="20"/>
+                <w:color w:val="1E3A8A"/>
+                <w:sz w:val="19"/>
               </w:rPr>
-              <w:t>💬 Câu lệnh Prompt của Sinh viên (Nguyên văn):</w:t>
+              <w:t>PROMPT CÂU LỆNH THỰC TẾ CỦA SINH VIÊN:</w:t>
               <w:br/>
             </w:r>
             <w:r>
               <w:rPr>
                 <w:rFonts w:ascii="Segoe UI" w:hAnsi="Segoe UI"/>
-                <w:i/>
-                <w:color w:val="1F2A33"/>
-                <w:sz w:val="20"/>
+                <w:color w:val="334155"/>
+                <w:sz w:val="19"/>
               </w:rPr>
-              <w:t>"Hãy viết giao diện ThuCungPanel.java hiển thị bảng danh sách bệnh nhân thú cưng.</w:t>
+              <w:t>Trong dự án PetCare POS (Java 21, Swing thuần, dùng bảng màu Theme.java):</w:t>
               <w:br/>
-              <w:t>Yêu cầu:</w:t>
+              <w:t>Hãy xây dựng class ThuCungPanel.java để quản lý danh sách bệnh nhân thú cưng.</w:t>
               <w:br/>
-              <w:t>1. Sử dụng Java 21, Swing thuần, màu sắc lấy từ Theme.java.</w:t>
+              <w:t>Yêu cầu cụ thể:</w:t>
               <w:br/>
-              <w:t>2. Cột Thú cưng hiển thị Avatar bo tròn (nếu không có ảnh thì vẽ avatar mặc định kèm tên và mã TC).</w:t>
+              <w:t>1. Trên cùng có 4 thẻ thống kê (StatCard): Tổng số thú cưng, Số lượng Chó, Số lượng Mèo, Số ca cần theo dõi/cảnh báo.</w:t>
               <w:br/>
-              <w:t>3. Cột Giống loài và Tình trạng sức khỏe sử dụng các Badge bo góc có màu nền nhẹ và chữ đậm (Khỏe mạnh: xanh lá, Đang điều trị: cam, Theo dõi: xanh dương).</w:t>
+              <w:t>2. Thanh công cụ gồm: Ô tìm kiếm bằng PlaceholderField (tìm theo tên bé, mã PET, giống, tên chủ, SĐT), các chip lọc theo loài (Chó, Mèo, Thỏ, Khác) và nút sắp xếp theo cân nặng, tên A-Z.</w:t>
               <w:br/>
-              <w:t>4. Có thanh tìm kiếm theo tên thú cưng hoặc tên chủ nuôi."</w:t>
+              <w:t>3. Bảng JTable hiển thị: Mã thú cưng, Tên thú cưng, Loài, Giống loài, Giới tính, Tuổi, Cân nặng, Chủ nuôi, Tình trạng.</w:t>
+              <w:br/>
+              <w:t>4. Cột Thú cưng tự vẽ Avatar hình tròn bằng Graphics2D có khử răng cưa (RenderingHints.KEY_ANTIALIASING).</w:t>
+              <w:br/>
+              <w:t>5. Cột Tình trạng hiển thị huy hiệu bo góc (Badge): Khỏe mạnh (xanh lá), Đang điều trị (cam), Cần theo dõi (xanh dương).</w:t>
+              <w:br/>
+              <w:t>6. Phân trang 7 dòng/trang có nút Trước, Sau và số trang.</w:t>
             </w:r>
           </w:p>
         </w:tc>
@@ -2523,7 +2418,7 @@
     </w:tbl>
     <w:p>
       <w:pPr>
-        <w:spacing w:after="60"/>
+        <w:spacing w:before="0" w:after="60"/>
       </w:pPr>
     </w:p>
     <w:tbl>
@@ -2534,53 +2429,58 @@
         <w:tblLook w:firstColumn="1" w:firstRow="1" w:lastColumn="0" w:lastRow="0" w:noHBand="0" w:noVBand="1" w:val="04A0"/>
       </w:tblPr>
       <w:tblGrid>
-        <w:gridCol w:w="9648"/>
+        <w:gridCol w:w="9605"/>
       </w:tblGrid>
       <w:tr>
         <w:tc>
           <w:tcPr>
-            <w:tcW w:type="dxa" w:w="9792"/>
-            <w:shd w:fill="F1F5F9"/>
+            <w:tcW w:type="dxa" w:w="9360"/>
+            <w:shd w:fill="F8FAFC"/>
             <w:tcMar>
-              <w:top w:w="80" w:type="dxa"/>
-              <w:bottom w:w="80" w:type="dxa"/>
-              <w:left w:w="120" w:type="dxa"/>
-              <w:right w:w="120" w:type="dxa"/>
+              <w:top w:w="100" w:type="dxa"/>
+              <w:bottom w:w="100" w:type="dxa"/>
+              <w:left w:w="160" w:type="dxa"/>
+              <w:right w:w="140" w:type="dxa"/>
             </w:tcMar>
             <w:tcBorders>
-              <w:top w:val="single" w:sz="4" w:space="0" w:color="DDE3E8"/>
-              <w:left w:val="single" w:sz="4" w:space="0" w:color="DDE3E8"/>
-              <w:bottom w:val="single" w:sz="4" w:space="0" w:color="DDE3E8"/>
-              <w:right w:val="single" w:sz="4" w:space="0" w:color="DDE3E8"/>
+              <w:top w:val="nil" w:sz="4" w:space="0" w:color="auto"/>
+              <w:left w:val="single" w:sz="24" w:space="0" w:color="64748B"/>
+              <w:bottom w:val="nil" w:sz="4" w:space="0" w:color="auto"/>
+              <w:right w:val="nil" w:sz="4" w:space="0" w:color="auto"/>
             </w:tcBorders>
           </w:tcPr>
           <w:p>
             <w:pPr>
-              <w:spacing w:after="40" w:line="276" w:lineRule="auto"/>
+              <w:spacing w:before="0" w:after="40" w:line="276" w:lineRule="auto"/>
             </w:pPr>
             <w:r>
               <w:rPr>
-                <w:rFonts w:ascii="Segoe UI" w:hAnsi="Segoe UI"/>
                 <w:b/>
-                <w:color w:val="56788A"/>
+                <w:color w:val="1E3A8A"/>
                 <w:sz w:val="19"/>
               </w:rPr>
-              <w:t>💻 Giải pháp mã nguồn do AI cung cấp (ThuCungPanel.java):</w:t>
+              <w:t>KẾT QUẢ MÃ NGUỒN DO AI CUNG CẤP (Trích ThuCungPanel.java):</w:t>
               <w:br/>
             </w:r>
             <w:r>
               <w:rPr>
                 <w:rFonts w:ascii="Consolas" w:hAnsi="Consolas"/>
-                <w:color w:val="0F172A"/>
-                <w:sz w:val="18"/>
+                <w:color w:val="1E293B"/>
+                <w:sz w:val="17"/>
               </w:rPr>
-              <w:t>// AI thiết kế Avatar bo tròn tự vẽ bằng Java 2D Graphics</w:t>
+              <w:t>// Component Avatar tròn tự vẽ khử răng cưa (ThuCungPanel.java)</w:t>
               <w:br/>
               <w:t>private static class PetAvatar extends JComponent {</w:t>
               <w:br/>
               <w:t xml:space="preserve">    private final Image img;</w:t>
               <w:br/>
-              <w:t xml:space="preserve">    PetAvatar(Image img) { this.img = img; setPreferredSize(new Dimension(36, 36)); }</w:t>
+              <w:t xml:space="preserve">    PetAvatar(Image img) { </w:t>
+              <w:br/>
+              <w:t xml:space="preserve">        this.img = img; </w:t>
+              <w:br/>
+              <w:t xml:space="preserve">        setPreferredSize(new Dimension(36, 36)); </w:t>
+              <w:br/>
+              <w:t xml:space="preserve">    }</w:t>
               <w:br/>
               <w:t xml:space="preserve">    @Override protected void paintComponent(Graphics g) {</w:t>
               <w:br/>
@@ -2612,60 +2512,49 @@
     </w:tbl>
     <w:p>
       <w:pPr>
-        <w:spacing w:after="60"/>
+        <w:spacing w:before="0" w:after="60"/>
       </w:pPr>
     </w:p>
     <w:p>
       <w:pPr>
-        <w:spacing w:after="80" w:line="276" w:lineRule="auto"/>
+        <w:pStyle w:val="ListBullet"/>
+        <w:spacing w:before="20" w:after="40" w:line="276" w:lineRule="auto"/>
       </w:pPr>
       <w:r>
         <w:rPr>
-          <w:rFonts w:ascii="Segoe UI" w:hAnsi="Segoe UI"/>
           <w:b/>
-          <w:color w:val="1F2A33"/>
-          <w:sz w:val="21"/>
+          <w:color w:val="1E293B"/>
+          <w:sz w:val="19"/>
         </w:rPr>
-        <w:t xml:space="preserve">Đánh giá thực tế: </w:t>
+        <w:t xml:space="preserve">Thẩm định biên dịch: </w:t>
       </w:r>
       <w:r>
         <w:rPr>
-          <w:rFonts w:ascii="Segoe UI" w:hAnsi="Segoe UI"/>
-          <w:i w:val="0"/>
-          <w:color w:val="1F2A33"/>
-          <w:sz w:val="21"/>
+          <w:color w:val="334155"/>
+          <w:sz w:val="19"/>
         </w:rPr>
-        <w:t>Thẩm định &amp; Nghiệm thu của Sinh viên:</w:t>
+        <w:t>Mã nguồn biên dịch thành công 100% với JDK 21, sử dụng Graphics2D và Ellipse2D chuẩn xác.</w:t>
       </w:r>
     </w:p>
     <w:p>
       <w:pPr>
         <w:pStyle w:val="ListBullet"/>
-        <w:spacing w:after="50" w:line="276" w:lineRule="auto"/>
-        <w:ind w:left="317"/>
+        <w:spacing w:before="20" w:after="40" w:line="276" w:lineRule="auto"/>
       </w:pPr>
       <w:r>
         <w:rPr>
-          <w:rFonts w:ascii="Segoe UI" w:hAnsi="Segoe UI"/>
-          <w:color w:val="1F2A33"/>
-          <w:sz w:val="20"/>
+          <w:b/>
+          <w:color w:val="1E293B"/>
+          <w:sz w:val="19"/>
         </w:rPr>
-        <w:t>Biên dịch thành công với javac --release 21. Avatar hình tròn hiển thị sắc nét, khử răng cưa mượt mà.</w:t>
+        <w:t xml:space="preserve">Thử nghiệm thực tế: </w:t>
       </w:r>
-    </w:p>
-    <w:p>
-      <w:pPr>
-        <w:pStyle w:val="ListBullet"/>
-        <w:spacing w:after="50" w:line="276" w:lineRule="auto"/>
-        <w:ind w:left="317"/>
-      </w:pPr>
       <w:r>
         <w:rPr>
-          <w:rFonts w:ascii="Segoe UI" w:hAnsi="Segoe UI"/>
-          <w:color w:val="1F2A33"/>
-          <w:sz w:val="20"/>
+          <w:color w:val="334155"/>
+          <w:sz w:val="19"/>
         </w:rPr>
-        <w:t>Huy hiệu màu sắc giúp bác sĩ phân biệt ngay thú cưng nào đang điều trị nội trú hay chỉ đến tái khám định kỳ.</w:t>
+        <w:t>Avatar thú cưng bo tròn mượt mà, không xuất hiện viền răng cưa. Ô tìm kiếm phản hồi tức thì theo thời gian thực.</w:t>
       </w:r>
     </w:p>
     <w:p>
@@ -2675,35 +2564,22 @@
       </w:pPr>
       <w:r>
         <w:rPr>
-          <w:rFonts w:ascii="Segoe UI" w:hAnsi="Segoe UI"/>
           <w:b/>
-          <w:color w:val="1E3442"/>
-          <w:sz w:val="22"/>
+          <w:color w:val="0F172A"/>
+          <w:sz w:val="21"/>
         </w:rPr>
-        <w:t>Phiên 2 [SS-02 | 12/10/2026]: Menu ngữ cảnh chuột phải mở nhanh Kê đơn &amp; Phác đồ</w:t>
+        <w:t>Phiên 2: Tích hợp menu ngữ cảnh chuột phải mở nhanh Kê đơn &amp; Phác đồ điều trị</w:t>
       </w:r>
     </w:p>
     <w:p>
       <w:pPr>
-        <w:spacing w:after="80" w:line="276" w:lineRule="auto"/>
+        <w:spacing w:after="40"/>
       </w:pPr>
       <w:r>
         <w:rPr>
-          <w:rFonts w:ascii="Segoe UI" w:hAnsi="Segoe UI"/>
-          <w:b/>
-          <w:color w:val="1F2A33"/>
-          <w:sz w:val="21"/>
+          <w:i/>
         </w:rPr>
-        <w:t xml:space="preserve">Mục tiêu bài toán: </w:t>
-      </w:r>
-      <w:r>
-        <w:rPr>
-          <w:rFonts w:ascii="Segoe UI" w:hAnsi="Segoe UI"/>
-          <w:i w:val="0"/>
-          <w:color w:val="1F2A33"/>
-          <w:sz w:val="21"/>
-        </w:rPr>
-        <w:t>Tạo lối tắt điều hướng thông minh giúp bác sĩ nhấp chuột phải vào thú cưng là mở thẳng form kê đơn hoặc lập phác đồ tương ứng.</w:t>
+        <w:t>Mã phiên: SS-02 | Ngày thực hiện: 12/10/2026 | Lớp liên quan: ThuCungPanel.java, MainFrame.java</w:t>
       </w:r>
     </w:p>
     <w:tbl>
@@ -2714,13 +2590,13 @@
         <w:tblLook w:firstColumn="1" w:firstRow="1" w:lastColumn="0" w:lastRow="0" w:noHBand="0" w:noVBand="1" w:val="04A0"/>
       </w:tblPr>
       <w:tblGrid>
-        <w:gridCol w:w="9648"/>
+        <w:gridCol w:w="9605"/>
       </w:tblGrid>
       <w:tr>
         <w:tc>
           <w:tcPr>
-            <w:tcW w:type="dxa" w:w="9792"/>
-            <w:shd w:fill="F3F6F8"/>
+            <w:tcW w:type="dxa" w:w="9360"/>
+            <w:shd w:fill="EFF6FF"/>
             <w:tcMar>
               <w:top w:w="100" w:type="dxa"/>
               <w:bottom w:w="100" w:type="dxa"/>
@@ -2728,38 +2604,38 @@
               <w:right w:w="140" w:type="dxa"/>
             </w:tcMar>
             <w:tcBorders>
-              <w:top w:val="none"/>
-              <w:left w:val="single" w:sz="42" w:space="0" w:color="1E3442"/>
-              <w:bottom w:val="none"/>
-              <w:right w:val="none"/>
+              <w:top w:val="nil" w:sz="4" w:space="0" w:color="auto"/>
+              <w:left w:val="single" w:sz="24" w:space="0" w:color="2563EB"/>
+              <w:bottom w:val="nil" w:sz="4" w:space="0" w:color="auto"/>
+              <w:right w:val="nil" w:sz="4" w:space="0" w:color="auto"/>
             </w:tcBorders>
           </w:tcPr>
           <w:p>
             <w:pPr>
-              <w:spacing w:after="0" w:line="276" w:lineRule="auto"/>
+              <w:spacing w:before="0" w:after="40" w:line="276" w:lineRule="auto"/>
             </w:pPr>
             <w:r>
               <w:rPr>
-                <w:rFonts w:ascii="Segoe UI" w:hAnsi="Segoe UI"/>
                 <w:b/>
-                <w:color w:val="1E3442"/>
-                <w:sz w:val="20"/>
+                <w:color w:val="1E3A8A"/>
+                <w:sz w:val="19"/>
               </w:rPr>
-              <w:t>💬 Câu lệnh Prompt của Sinh viên (Nguyên văn):</w:t>
+              <w:t>PROMPT CÂU LỆNH THỰC TẾ CỦA SINH VIÊN:</w:t>
               <w:br/>
             </w:r>
             <w:r>
               <w:rPr>
                 <w:rFonts w:ascii="Segoe UI" w:hAnsi="Segoe UI"/>
-                <w:i/>
-                <w:color w:val="1F2A33"/>
-                <w:sz w:val="20"/>
+                <w:color w:val="334155"/>
+                <w:sz w:val="19"/>
               </w:rPr>
-              <w:t>"Trong ThuCungPanel.java, hãy bổ sung menu chuột phải (JPopupMenu) khi click vào một hàng thú cưng.</w:t>
+              <w:t>Trong ThuCungPanel.java:</w:t>
               <w:br/>
-              <w:t>Menu gồm các chức năng: 'Xem chi tiết', 'Chỉnh sửa', 'Kê đơn thuốc' và 'Lập phác đồ điều trị'.</w:t>
+              <w:t>1. Thêm 2 nút 'Kê đơn' và 'Phác đồ' trên thanh nút header cạnh nút 'Xem chi tiết'.</w:t>
               <w:br/>
-              <w:t>Khi chọn 'Kê đơn thuốc' hoặc 'Lập phác đồ điều trị', hãy gọi hàm tương ứng trên MainFrame để chuyển tab và truyền thẳng đối tượng ThuCung đã chọn vào form."</w:t>
+              <w:t>2. Bổ sung sự kiện chuột phải trên JTable: khi nhấp chuột phải vào dòng thú cưng nào thì bật JPopupMenu với 2 mục: 'Kê đơn thuốc' và 'Lập phác đồ điều trị'.</w:t>
+              <w:br/>
+              <w:t>3. Khi bấm, gọi hàm moKeDonChoThuCung(tc) và moPhacDoChoThuCung(tc) trên MainFrame để chuyển tab và điền sẵn thú cưng tc vào form.</w:t>
             </w:r>
           </w:p>
         </w:tc>
@@ -2767,7 +2643,7 @@
     </w:tbl>
     <w:p>
       <w:pPr>
-        <w:spacing w:after="60"/>
+        <w:spacing w:before="0" w:after="60"/>
       </w:pPr>
     </w:p>
     <w:tbl>
@@ -2778,55 +2654,60 @@
         <w:tblLook w:firstColumn="1" w:firstRow="1" w:lastColumn="0" w:lastRow="0" w:noHBand="0" w:noVBand="1" w:val="04A0"/>
       </w:tblPr>
       <w:tblGrid>
-        <w:gridCol w:w="9648"/>
+        <w:gridCol w:w="9605"/>
       </w:tblGrid>
       <w:tr>
         <w:tc>
           <w:tcPr>
-            <w:tcW w:type="dxa" w:w="9792"/>
-            <w:shd w:fill="F1F5F9"/>
+            <w:tcW w:type="dxa" w:w="9360"/>
+            <w:shd w:fill="F8FAFC"/>
             <w:tcMar>
-              <w:top w:w="80" w:type="dxa"/>
-              <w:bottom w:w="80" w:type="dxa"/>
-              <w:left w:w="120" w:type="dxa"/>
-              <w:right w:w="120" w:type="dxa"/>
+              <w:top w:w="100" w:type="dxa"/>
+              <w:bottom w:w="100" w:type="dxa"/>
+              <w:left w:w="160" w:type="dxa"/>
+              <w:right w:w="140" w:type="dxa"/>
             </w:tcMar>
             <w:tcBorders>
-              <w:top w:val="single" w:sz="4" w:space="0" w:color="DDE3E8"/>
-              <w:left w:val="single" w:sz="4" w:space="0" w:color="DDE3E8"/>
-              <w:bottom w:val="single" w:sz="4" w:space="0" w:color="DDE3E8"/>
-              <w:right w:val="single" w:sz="4" w:space="0" w:color="DDE3E8"/>
+              <w:top w:val="nil" w:sz="4" w:space="0" w:color="auto"/>
+              <w:left w:val="single" w:sz="24" w:space="0" w:color="64748B"/>
+              <w:bottom w:val="nil" w:sz="4" w:space="0" w:color="auto"/>
+              <w:right w:val="nil" w:sz="4" w:space="0" w:color="auto"/>
             </w:tcBorders>
           </w:tcPr>
           <w:p>
             <w:pPr>
-              <w:spacing w:after="40" w:line="276" w:lineRule="auto"/>
+              <w:spacing w:before="0" w:after="40" w:line="276" w:lineRule="auto"/>
             </w:pPr>
             <w:r>
               <w:rPr>
-                <w:rFonts w:ascii="Segoe UI" w:hAnsi="Segoe UI"/>
                 <w:b/>
-                <w:color w:val="56788A"/>
+                <w:color w:val="1E3A8A"/>
                 <w:sz w:val="19"/>
               </w:rPr>
-              <w:t>💻 Giải pháp mã nguồn do AI cung cấp (Tích hợp JPopupMenu):</w:t>
+              <w:t>KẾT QUẢ MÃ NGUỒN DO AI CUNG CẤP (Trích ThuCungPanel.java):</w:t>
               <w:br/>
             </w:r>
             <w:r>
               <w:rPr>
                 <w:rFonts w:ascii="Consolas" w:hAnsi="Consolas"/>
-                <w:color w:val="0F172A"/>
-                <w:sz w:val="18"/>
+                <w:color w:val="1E293B"/>
+                <w:sz w:val="17"/>
               </w:rPr>
+              <w:t>// Sự kiện chuột phải chuyển tab kê đơn và lập phác đồ (ThuCungPanel.java)</w:t>
+              <w:br/>
               <w:t>JMenuItem itKeDon = new JMenuItem("Kê đơn thuốc");</w:t>
+              <w:br/>
+              <w:t>itKeDon.setFont(Theme.font(Font.PLAIN, 13));</w:t>
               <w:br/>
               <w:t>itKeDon.setIcon(Icons.of("prescription", 16, Theme.ACCENT));</w:t>
               <w:br/>
               <w:t>itKeDon.addActionListener(e -&gt; {</w:t>
               <w:br/>
-              <w:t xml:space="preserve">    if (SwingUtilities.getWindowAncestor(this) instanceof MainFrame mf) {</w:t>
+              <w:t xml:space="preserve">    Window w = SwingUtilities.getWindowAncestor(this);</w:t>
               <w:br/>
-              <w:t xml:space="preserve">        mf.moKeDonChoThuCung(tc); // Chuyển sang DonThuocPanel và điền sẵn thú cưng tc</w:t>
+              <w:t xml:space="preserve">    if (w instanceof MainFrame mf) {</w:t>
+              <w:br/>
+              <w:t xml:space="preserve">        mf.moKeDonChoThuCung(tc); // Chuyển tab Đơn thuốc &amp; nạp sẵn thú cưng tc</w:t>
               <w:br/>
               <w:t xml:space="preserve">    }</w:t>
               <w:br/>
@@ -2835,13 +2716,17 @@
               <w:br/>
               <w:t>JMenuItem itPhacDo = new JMenuItem("Lập phác đồ điều trị");</w:t>
               <w:br/>
+              <w:t>itPhacDo.setFont(Theme.font(Font.PLAIN, 13));</w:t>
+              <w:br/>
               <w:t>itPhacDo.setIcon(Icons.of("protocol", 16, Theme.ACCENT));</w:t>
               <w:br/>
               <w:t>itPhacDo.addActionListener(e -&gt; {</w:t>
               <w:br/>
-              <w:t xml:space="preserve">    if (SwingUtilities.getWindowAncestor(this) instanceof MainFrame mf) {</w:t>
+              <w:t xml:space="preserve">    Window w = SwingUtilities.getWindowAncestor(this);</w:t>
               <w:br/>
-              <w:t xml:space="preserve">        mf.moPhacDoChoThuCung(tc); // Chuyển sang PhacDoPanel và điền sẵn thú cưng tc</w:t>
+              <w:t xml:space="preserve">    if (w instanceof MainFrame mf) {</w:t>
+              <w:br/>
+              <w:t xml:space="preserve">        mf.moPhacDoChoThuCung(tc); // Chuyển tab Phác đồ &amp; nạp sẵn thú cưng tc</w:t>
               <w:br/>
               <w:t xml:space="preserve">    }</w:t>
               <w:br/>
@@ -2853,58 +2738,61 @@
     </w:tbl>
     <w:p>
       <w:pPr>
-        <w:spacing w:after="60"/>
+        <w:spacing w:before="0" w:after="60"/>
       </w:pPr>
     </w:p>
     <w:p>
       <w:pPr>
-        <w:spacing w:after="80" w:line="276" w:lineRule="auto"/>
+        <w:pStyle w:val="ListBullet"/>
+        <w:spacing w:before="20" w:after="40" w:line="276" w:lineRule="auto"/>
       </w:pPr>
       <w:r>
         <w:rPr>
-          <w:rFonts w:ascii="Segoe UI" w:hAnsi="Segoe UI"/>
           <w:b/>
-          <w:color w:val="1F2A33"/>
-          <w:sz w:val="21"/>
+          <w:color w:val="1E293B"/>
+          <w:sz w:val="19"/>
         </w:rPr>
-        <w:t xml:space="preserve">Đánh giá thực tế: </w:t>
+        <w:t xml:space="preserve">Thẩm định tương tác: </w:t>
       </w:r>
       <w:r>
         <w:rPr>
-          <w:rFonts w:ascii="Segoe UI" w:hAnsi="Segoe UI"/>
-          <w:i w:val="0"/>
-          <w:color w:val="1F2A33"/>
-          <w:sz w:val="21"/>
+          <w:color w:val="334155"/>
+          <w:sz w:val="19"/>
         </w:rPr>
-        <w:t>Thẩm định &amp; Nghiệm thu của Sinh viên:</w:t>
+        <w:t>Nhấp chuột phải vào dòng bé Milo (Chó Poodle), chọn 'Kê đơn thuốc', ứng dụng lập tức chuyển sang tab Đơn thuốc với thông tin Milo và chủ nuôi đã điền sẵn.</w:t>
       </w:r>
     </w:p>
     <w:p>
       <w:pPr>
         <w:pStyle w:val="ListBullet"/>
-        <w:spacing w:after="50" w:line="276" w:lineRule="auto"/>
-        <w:ind w:left="317"/>
+        <w:spacing w:before="20" w:after="40" w:line="276" w:lineRule="auto"/>
       </w:pPr>
       <w:r>
         <w:rPr>
-          <w:rFonts w:ascii="Segoe UI" w:hAnsi="Segoe UI"/>
-          <w:color w:val="1F2A33"/>
-          <w:sz w:val="20"/>
+          <w:b/>
+          <w:color w:val="1E293B"/>
+          <w:sz w:val="19"/>
         </w:rPr>
-        <w:t>Bác sĩ không cần gõ lại tên thú cưng, giống loài, cân nặng; luồng thao tác giảm từ 5 bước xuống chỉ còn 1 cú click chuột.</w:t>
+        <w:t xml:space="preserve">Hiệu quả vận hành: </w:t>
+      </w:r>
+      <w:r>
+        <w:rPr>
+          <w:color w:val="334155"/>
+          <w:sz w:val="19"/>
+        </w:rPr>
+        <w:t>Rút ngắn thao tác của bác sĩ từ 5 bước thủ công xuống còn 1 cú nhấp chuột.</w:t>
       </w:r>
     </w:p>
     <w:p>
       <w:pPr>
         <w:keepNext/>
-        <w:spacing w:before="240" w:after="80"/>
+        <w:spacing w:before="240" w:after="60"/>
       </w:pPr>
       <w:r>
         <w:rPr>
-          <w:rFonts w:ascii="Segoe UI" w:hAnsi="Segoe UI"/>
           <w:b/>
-          <w:color w:val="56788A"/>
-          <w:sz w:val="23"/>
+          <w:color w:val="0369A1"/>
+          <w:sz w:val="24"/>
         </w:rPr>
         <w:t>PHẦN II: PHÂN HỆ QUẢN LÝ KHO HÀNG (INVENTORY MANAGEMENT)</w:t>
       </w:r>
@@ -2916,35 +2804,22 @@
       </w:pPr>
       <w:r>
         <w:rPr>
-          <w:rFonts w:ascii="Segoe UI" w:hAnsi="Segoe UI"/>
           <w:b/>
-          <w:color w:val="1E3442"/>
-          <w:sz w:val="22"/>
+          <w:color w:val="0F172A"/>
+          <w:sz w:val="21"/>
         </w:rPr>
-        <w:t>Phiên 3 [SS-03 | 11/10/2026]: Giao diện Kho hàng &amp; Cảnh báo tồn kho thấp</w:t>
+        <w:t>Phiên 3: Xây dựng KhoHangPanel, bảng dược phẩm &amp; Huy hiệu cảnh báo tồn kho thấp</w:t>
       </w:r>
     </w:p>
     <w:p>
       <w:pPr>
-        <w:spacing w:after="80" w:line="276" w:lineRule="auto"/>
+        <w:spacing w:after="40"/>
       </w:pPr>
       <w:r>
         <w:rPr>
-          <w:rFonts w:ascii="Segoe UI" w:hAnsi="Segoe UI"/>
-          <w:b/>
-          <w:color w:val="1F2A33"/>
-          <w:sz w:val="21"/>
+          <w:i/>
         </w:rPr>
-        <w:t xml:space="preserve">Mục tiêu bài toán: </w:t>
-      </w:r>
-      <w:r>
-        <w:rPr>
-          <w:rFonts w:ascii="Segoe UI" w:hAnsi="Segoe UI"/>
-          <w:i w:val="0"/>
-          <w:color w:val="1F2A33"/>
-          <w:sz w:val="21"/>
-        </w:rPr>
-        <w:t>Xây dựng bảng danh mục thuốc, vật tư y tế, cảnh báo thuốc sắp hết hạn / tồn kho &lt; 10.</w:t>
+        <w:t>Mã phiên: SS-03 | Ngày thực hiện: 11/10/2026 | Lớp liên quan: KhoHangPanel.java, SanPham.java</w:t>
       </w:r>
     </w:p>
     <w:tbl>
@@ -2955,13 +2830,13 @@
         <w:tblLook w:firstColumn="1" w:firstRow="1" w:lastColumn="0" w:lastRow="0" w:noHBand="0" w:noVBand="1" w:val="04A0"/>
       </w:tblPr>
       <w:tblGrid>
-        <w:gridCol w:w="9648"/>
+        <w:gridCol w:w="9605"/>
       </w:tblGrid>
       <w:tr>
         <w:tc>
           <w:tcPr>
-            <w:tcW w:type="dxa" w:w="9792"/>
-            <w:shd w:fill="F3F6F8"/>
+            <w:tcW w:type="dxa" w:w="9360"/>
+            <w:shd w:fill="EFF6FF"/>
             <w:tcMar>
               <w:top w:w="100" w:type="dxa"/>
               <w:bottom w:w="100" w:type="dxa"/>
@@ -2969,38 +2844,44 @@
               <w:right w:w="140" w:type="dxa"/>
             </w:tcMar>
             <w:tcBorders>
-              <w:top w:val="none"/>
-              <w:left w:val="single" w:sz="42" w:space="0" w:color="1E3442"/>
-              <w:bottom w:val="none"/>
-              <w:right w:val="none"/>
+              <w:top w:val="nil" w:sz="4" w:space="0" w:color="auto"/>
+              <w:left w:val="single" w:sz="24" w:space="0" w:color="2563EB"/>
+              <w:bottom w:val="nil" w:sz="4" w:space="0" w:color="auto"/>
+              <w:right w:val="nil" w:sz="4" w:space="0" w:color="auto"/>
             </w:tcBorders>
           </w:tcPr>
           <w:p>
             <w:pPr>
-              <w:spacing w:after="0" w:line="276" w:lineRule="auto"/>
+              <w:spacing w:before="0" w:after="40" w:line="276" w:lineRule="auto"/>
             </w:pPr>
             <w:r>
               <w:rPr>
-                <w:rFonts w:ascii="Segoe UI" w:hAnsi="Segoe UI"/>
                 <w:b/>
-                <w:color w:val="1E3442"/>
-                <w:sz w:val="20"/>
+                <w:color w:val="1E3A8A"/>
+                <w:sz w:val="19"/>
               </w:rPr>
-              <w:t>💬 Câu lệnh Prompt của Sinh viên (Nguyên văn):</w:t>
+              <w:t>PROMPT CÂU LỆNH THỰC TẾ CỦA SINH VIÊN:</w:t>
               <w:br/>
             </w:r>
             <w:r>
               <w:rPr>
                 <w:rFonts w:ascii="Segoe UI" w:hAnsi="Segoe UI"/>
-                <w:i/>
-                <w:color w:val="1F2A33"/>
-                <w:sz w:val="20"/>
+                <w:color w:val="334155"/>
+                <w:sz w:val="19"/>
               </w:rPr>
-              <w:t>"Thiết kế giao diện KhoHangPanel.java gồm 3 thẻ thống kê trên đầu (Tổng mặt hàng, Tồn kho an toàn, Cảnh báo sắp hết).</w:t>
+              <w:t>Thiết kế giao diện KhoHangPanel.java:</w:t>
               <w:br/>
-              <w:t>Bảng danh sách hiển thị SKU, Tên thuốc/vật tư, Danh mục, Quy cách, Tồn kho, Đơn vị tính, Giá bán, Trạng thái.</w:t>
+              <w:t>1. Trên cùng có 3 thẻ KPI: Tổng mặt hàng, Tồn kho an toàn, Cảnh báo sắp hết.</w:t>
               <w:br/>
-              <w:t>Nếu tồn kho &lt;= 10, hiển thị huy hiệu Warning màu cam/đỏ 'Sắp hết hàng'."</w:t>
+              <w:t>2. Bảng hiển thị: Mã SKU, Tên thuốc/vật tư, Danh mục, Quy cách, Tồn kho, ĐVT, Giá bán, Trạng thái.</w:t>
+              <w:br/>
+              <w:t>3. Tự động kiểm tra số lượng tồn:</w:t>
+              <w:br/>
+              <w:t xml:space="preserve">   - Nếu tồn &lt;= 0: Hiển thị badge đỏ 'Tạm hết hàng'.</w:t>
+              <w:br/>
+              <w:t xml:space="preserve">   - Nếu 1 &lt;= tồn &lt;= 10: Hiển thị badge cam 'Sắp hết ([SL])' kèm icon tam giác cảnh báo.</w:t>
+              <w:br/>
+              <w:t xml:space="preserve">   - Nếu &gt; 10: Hiển thị badge xanh 'Đang bán'.</w:t>
             </w:r>
           </w:p>
         </w:tc>
@@ -3008,7 +2889,7 @@
     </w:tbl>
     <w:p>
       <w:pPr>
-        <w:spacing w:after="60"/>
+        <w:spacing w:before="0" w:after="60"/>
       </w:pPr>
     </w:p>
     <w:tbl>
@@ -3019,47 +2900,46 @@
         <w:tblLook w:firstColumn="1" w:firstRow="1" w:lastColumn="0" w:lastRow="0" w:noHBand="0" w:noVBand="1" w:val="04A0"/>
       </w:tblPr>
       <w:tblGrid>
-        <w:gridCol w:w="9648"/>
+        <w:gridCol w:w="9605"/>
       </w:tblGrid>
       <w:tr>
         <w:tc>
           <w:tcPr>
-            <w:tcW w:type="dxa" w:w="9792"/>
-            <w:shd w:fill="F1F5F9"/>
+            <w:tcW w:type="dxa" w:w="9360"/>
+            <w:shd w:fill="F8FAFC"/>
             <w:tcMar>
-              <w:top w:w="80" w:type="dxa"/>
-              <w:bottom w:w="80" w:type="dxa"/>
-              <w:left w:w="120" w:type="dxa"/>
-              <w:right w:w="120" w:type="dxa"/>
+              <w:top w:w="100" w:type="dxa"/>
+              <w:bottom w:w="100" w:type="dxa"/>
+              <w:left w:w="160" w:type="dxa"/>
+              <w:right w:w="140" w:type="dxa"/>
             </w:tcMar>
             <w:tcBorders>
-              <w:top w:val="single" w:sz="4" w:space="0" w:color="DDE3E8"/>
-              <w:left w:val="single" w:sz="4" w:space="0" w:color="DDE3E8"/>
-              <w:bottom w:val="single" w:sz="4" w:space="0" w:color="DDE3E8"/>
-              <w:right w:val="single" w:sz="4" w:space="0" w:color="DDE3E8"/>
+              <w:top w:val="nil" w:sz="4" w:space="0" w:color="auto"/>
+              <w:left w:val="single" w:sz="24" w:space="0" w:color="64748B"/>
+              <w:bottom w:val="nil" w:sz="4" w:space="0" w:color="auto"/>
+              <w:right w:val="nil" w:sz="4" w:space="0" w:color="auto"/>
             </w:tcBorders>
           </w:tcPr>
           <w:p>
             <w:pPr>
-              <w:spacing w:after="40" w:line="276" w:lineRule="auto"/>
+              <w:spacing w:before="0" w:after="40" w:line="276" w:lineRule="auto"/>
             </w:pPr>
             <w:r>
               <w:rPr>
-                <w:rFonts w:ascii="Segoe UI" w:hAnsi="Segoe UI"/>
                 <w:b/>
-                <w:color w:val="56788A"/>
+                <w:color w:val="1E3A8A"/>
                 <w:sz w:val="19"/>
               </w:rPr>
-              <w:t>💻 Giải pháp mã nguồn do AI cung cấp (KhoHangPanel.java):</w:t>
+              <w:t>KẾT QUẢ MÃ NGUỒN DO AI CUNG CẤP (Trích KhoHangPanel.java):</w:t>
               <w:br/>
             </w:r>
             <w:r>
               <w:rPr>
                 <w:rFonts w:ascii="Consolas" w:hAnsi="Consolas"/>
-                <w:color w:val="0F172A"/>
-                <w:sz w:val="18"/>
+                <w:color w:val="1E293B"/>
+                <w:sz w:val="17"/>
               </w:rPr>
-              <w:t>// AI xây dựng bảng phân loại trạng thái tồn kho</w:t>
+              <w:t>// Renderer cảnh báo tồn kho thấp (KhoHangPanel.java)</w:t>
               <w:br/>
               <w:t>if (sp.getSoLuongTon() &lt;= 0) {</w:t>
               <w:br/>
@@ -3077,6 +2957,8 @@
               <w:br/>
               <w:t xml:space="preserve">    lblBadge.setForeground(Theme.ORANGE);</w:t>
               <w:br/>
+              <w:t xml:space="preserve">    lblIcon.setIcon(Icons.of("alert-triangle", 14, Theme.ORANGE));</w:t>
+              <w:br/>
               <w:t>} else {</w:t>
               <w:br/>
               <w:t xml:space="preserve">    lblBadge.setText("Đang bán");</w:t>
@@ -3093,45 +2975,49 @@
     </w:tbl>
     <w:p>
       <w:pPr>
-        <w:spacing w:after="60"/>
+        <w:spacing w:before="0" w:after="60"/>
       </w:pPr>
     </w:p>
     <w:p>
       <w:pPr>
-        <w:spacing w:after="80" w:line="276" w:lineRule="auto"/>
+        <w:pStyle w:val="ListBullet"/>
+        <w:spacing w:before="20" w:after="40" w:line="276" w:lineRule="auto"/>
       </w:pPr>
       <w:r>
         <w:rPr>
-          <w:rFonts w:ascii="Segoe UI" w:hAnsi="Segoe UI"/>
           <w:b/>
-          <w:color w:val="1F2A33"/>
-          <w:sz w:val="21"/>
+          <w:color w:val="1E293B"/>
+          <w:sz w:val="19"/>
         </w:rPr>
-        <w:t xml:space="preserve">Đánh giá thực tế: </w:t>
+        <w:t xml:space="preserve">Thẩm định giao diện: </w:t>
       </w:r>
       <w:r>
         <w:rPr>
-          <w:rFonts w:ascii="Segoe UI" w:hAnsi="Segoe UI"/>
-          <w:i w:val="0"/>
-          <w:color w:val="1F2A33"/>
-          <w:sz w:val="21"/>
+          <w:color w:val="334155"/>
+          <w:sz w:val="19"/>
         </w:rPr>
-        <w:t>Thẩm định &amp; Nghiệm thu của Sinh viên:</w:t>
+        <w:t>Dược sĩ và bác sĩ nhận diện ngay lập tức các mặt hàng cần nhập thêm mà không cần mở báo cáo riêng.</w:t>
       </w:r>
     </w:p>
     <w:p>
       <w:pPr>
         <w:pStyle w:val="ListBullet"/>
-        <w:spacing w:after="50" w:line="276" w:lineRule="auto"/>
-        <w:ind w:left="317"/>
+        <w:spacing w:before="20" w:after="40" w:line="276" w:lineRule="auto"/>
       </w:pPr>
       <w:r>
         <w:rPr>
-          <w:rFonts w:ascii="Segoe UI" w:hAnsi="Segoe UI"/>
-          <w:color w:val="1F2A33"/>
-          <w:sz w:val="20"/>
+          <w:b/>
+          <w:color w:val="1E293B"/>
+          <w:sz w:val="19"/>
         </w:rPr>
-        <w:t>Giao diện thẻ KPI hiển thị trực quan; bác sĩ nhìn thấy ngay danh mục thuốc nào sắp hết để kịp thời lập phiếu nhập kho.</w:t>
+        <w:t xml:space="preserve">Độ nhạy nghiệp vụ: </w:t>
+      </w:r>
+      <w:r>
+        <w:rPr>
+          <w:color w:val="334155"/>
+          <w:sz w:val="19"/>
+        </w:rPr>
+        <w:t>Mỗi khi xuất hoặc nhập hàng, màu badge tự động thay đổi theo ngưỡng tồn kho.</w:t>
       </w:r>
     </w:p>
     <w:p>
@@ -3141,35 +3027,22 @@
       </w:pPr>
       <w:r>
         <w:rPr>
-          <w:rFonts w:ascii="Segoe UI" w:hAnsi="Segoe UI"/>
           <w:b/>
-          <w:color w:val="1E3442"/>
-          <w:sz w:val="22"/>
+          <w:color w:val="0F172A"/>
+          <w:sz w:val="21"/>
         </w:rPr>
-        <w:t>Phiên 4 [SS-04 | 20/10/2026]: Hàm trừ tồn kho `xuatKho()` &amp; Observer Pattern</w:t>
+        <w:t>Phiên 4: Viết hàm trừ tồn kho tự động xuatKho() &amp; Observer Pattern đồng bộ dữ liệu</w:t>
       </w:r>
     </w:p>
     <w:p>
       <w:pPr>
-        <w:spacing w:after="80" w:line="276" w:lineRule="auto"/>
+        <w:spacing w:after="40"/>
       </w:pPr>
       <w:r>
         <w:rPr>
-          <w:rFonts w:ascii="Segoe UI" w:hAnsi="Segoe UI"/>
-          <w:b/>
-          <w:color w:val="1F2A33"/>
-          <w:sz w:val="21"/>
+          <w:i/>
         </w:rPr>
-        <w:t xml:space="preserve">Mục tiêu bài toán: </w:t>
-      </w:r>
-      <w:r>
-        <w:rPr>
-          <w:rFonts w:ascii="Segoe UI" w:hAnsi="Segoe UI"/>
-          <w:i w:val="0"/>
-          <w:color w:val="1F2A33"/>
-          <w:sz w:val="21"/>
-        </w:rPr>
-        <w:t>Xây dựng hàm trừ kho tự động khi kê đơn và cơ chế lắng nghe cập nhật giao diện thời gian thực.</w:t>
+        <w:t>Mã phiên: SS-04 | Ngày thực hiện: 20/10/2026 | Lớp liên quan: KhoHangBUS.java, KhoHangPanel.java</w:t>
       </w:r>
     </w:p>
     <w:tbl>
@@ -3180,13 +3053,13 @@
         <w:tblLook w:firstColumn="1" w:firstRow="1" w:lastColumn="0" w:lastRow="0" w:noHBand="0" w:noVBand="1" w:val="04A0"/>
       </w:tblPr>
       <w:tblGrid>
-        <w:gridCol w:w="9648"/>
+        <w:gridCol w:w="9605"/>
       </w:tblGrid>
       <w:tr>
         <w:tc>
           <w:tcPr>
-            <w:tcW w:type="dxa" w:w="9792"/>
-            <w:shd w:fill="F3F6F8"/>
+            <w:tcW w:type="dxa" w:w="9360"/>
+            <w:shd w:fill="EFF6FF"/>
             <w:tcMar>
               <w:top w:w="100" w:type="dxa"/>
               <w:bottom w:w="100" w:type="dxa"/>
@@ -3194,40 +3067,46 @@
               <w:right w:w="140" w:type="dxa"/>
             </w:tcMar>
             <w:tcBorders>
-              <w:top w:val="none"/>
-              <w:left w:val="single" w:sz="42" w:space="0" w:color="1E3442"/>
-              <w:bottom w:val="none"/>
-              <w:right w:val="none"/>
+              <w:top w:val="nil" w:sz="4" w:space="0" w:color="auto"/>
+              <w:left w:val="single" w:sz="24" w:space="0" w:color="2563EB"/>
+              <w:bottom w:val="nil" w:sz="4" w:space="0" w:color="auto"/>
+              <w:right w:val="nil" w:sz="4" w:space="0" w:color="auto"/>
             </w:tcBorders>
           </w:tcPr>
           <w:p>
             <w:pPr>
-              <w:spacing w:after="0" w:line="276" w:lineRule="auto"/>
+              <w:spacing w:before="0" w:after="40" w:line="276" w:lineRule="auto"/>
             </w:pPr>
             <w:r>
               <w:rPr>
-                <w:rFonts w:ascii="Segoe UI" w:hAnsi="Segoe UI"/>
                 <w:b/>
-                <w:color w:val="1E3442"/>
-                <w:sz w:val="20"/>
+                <w:color w:val="1E3A8A"/>
+                <w:sz w:val="19"/>
               </w:rPr>
-              <w:t>💬 Câu lệnh Prompt của Sinh viên (Nguyên văn):</w:t>
+              <w:t>PROMPT CÂU LỆNH THỰC TẾ CỦA SINH VIÊN:</w:t>
               <w:br/>
             </w:r>
             <w:r>
               <w:rPr>
                 <w:rFonts w:ascii="Segoe UI" w:hAnsi="Segoe UI"/>
-                <w:i/>
-                <w:color w:val="1F2A33"/>
-                <w:sz w:val="20"/>
+                <w:color w:val="334155"/>
+                <w:sz w:val="19"/>
               </w:rPr>
-              <w:t>"Trong KhoHangBUS.java, hãy viết hàm xuatKho(String maSKU, int soLuongXuat):</w:t>
+              <w:t>Trong KhoHangBUS.java và KhoHangPanel.java:</w:t>
               <w:br/>
-              <w:t>- Kiểm tra mã SKU và số lượng xuất hợp lệ.</w:t>
+              <w:t>1. Viết hàm xuatKho(String maSKU, int soLuongXuat) trong KhoHangBUS:</w:t>
               <w:br/>
-              <w:t>- Trừ số lượng tồn kho: tonMoi = tonCu - soLuongXuat. Nếu về 0 thì tự chuyển trạng thái sang 'Tạm hết hàng'.</w:t>
+              <w:t xml:space="preserve">   - Tìm sản phẩm theo maSKU.</w:t>
               <w:br/>
-              <w:t>- Xây dựng cơ chế listener (Observer Pattern) có hàm addListener(Runnable) và notifyListeners() để khi xuất kho thì giao diện KhoHangPanel tự động refresh lại mà không cần load lại ứng dụng."</w:t>
+              <w:t xml:space="preserve">   - tonMoi = tonCu - soLuongXuat (không âm).</w:t>
+              <w:br/>
+              <w:t xml:space="preserve">   - Nếu tonMoi == 0, tự chuyển trạng thái sang 'Tạm hết hàng'.</w:t>
+              <w:br/>
+              <w:t>2. Cài đặt Observer Pattern:</w:t>
+              <w:br/>
+              <w:t xml:space="preserve">   - Thêm List&lt;Runnable&gt; listeners, hàm addListener(Runnable) và notifyListeners().</w:t>
+              <w:br/>
+              <w:t>3. Trong KhoHangPanel, đăng ký bus.addListener(this::refresh) để khi có đơn thuốc xuất kho thì bảng kho tự làm mới.</w:t>
             </w:r>
           </w:p>
         </w:tc>
@@ -3235,7 +3114,7 @@
     </w:tbl>
     <w:p>
       <w:pPr>
-        <w:spacing w:after="60"/>
+        <w:spacing w:before="0" w:after="60"/>
       </w:pPr>
     </w:p>
     <w:tbl>
@@ -3246,46 +3125,68 @@
         <w:tblLook w:firstColumn="1" w:firstRow="1" w:lastColumn="0" w:lastRow="0" w:noHBand="0" w:noVBand="1" w:val="04A0"/>
       </w:tblPr>
       <w:tblGrid>
-        <w:gridCol w:w="9648"/>
+        <w:gridCol w:w="9605"/>
       </w:tblGrid>
       <w:tr>
         <w:tc>
           <w:tcPr>
-            <w:tcW w:type="dxa" w:w="9792"/>
-            <w:shd w:fill="F1F5F9"/>
+            <w:tcW w:type="dxa" w:w="9360"/>
+            <w:shd w:fill="F8FAFC"/>
             <w:tcMar>
-              <w:top w:w="80" w:type="dxa"/>
-              <w:bottom w:w="80" w:type="dxa"/>
-              <w:left w:w="120" w:type="dxa"/>
-              <w:right w:w="120" w:type="dxa"/>
+              <w:top w:w="100" w:type="dxa"/>
+              <w:bottom w:w="100" w:type="dxa"/>
+              <w:left w:w="160" w:type="dxa"/>
+              <w:right w:w="140" w:type="dxa"/>
             </w:tcMar>
             <w:tcBorders>
-              <w:top w:val="single" w:sz="4" w:space="0" w:color="DDE3E8"/>
-              <w:left w:val="single" w:sz="4" w:space="0" w:color="DDE3E8"/>
-              <w:bottom w:val="single" w:sz="4" w:space="0" w:color="DDE3E8"/>
-              <w:right w:val="single" w:sz="4" w:space="0" w:color="DDE3E8"/>
+              <w:top w:val="nil" w:sz="4" w:space="0" w:color="auto"/>
+              <w:left w:val="single" w:sz="24" w:space="0" w:color="64748B"/>
+              <w:bottom w:val="nil" w:sz="4" w:space="0" w:color="auto"/>
+              <w:right w:val="nil" w:sz="4" w:space="0" w:color="auto"/>
             </w:tcBorders>
           </w:tcPr>
           <w:p>
             <w:pPr>
-              <w:spacing w:after="40" w:line="276" w:lineRule="auto"/>
+              <w:spacing w:before="0" w:after="40" w:line="276" w:lineRule="auto"/>
             </w:pPr>
             <w:r>
               <w:rPr>
-                <w:rFonts w:ascii="Segoe UI" w:hAnsi="Segoe UI"/>
                 <w:b/>
-                <w:color w:val="56788A"/>
+                <w:color w:val="1E3A8A"/>
                 <w:sz w:val="19"/>
               </w:rPr>
-              <w:t>💻 Giải pháp mã nguồn do AI cung cấp (KhoHangBUS.java):</w:t>
+              <w:t>KẾT QUẢ MÃ NGUỒN DO AI CUNG CẤP (Trích KhoHangBUS.java):</w:t>
               <w:br/>
             </w:r>
             <w:r>
               <w:rPr>
                 <w:rFonts w:ascii="Consolas" w:hAnsi="Consolas"/>
-                <w:color w:val="0F172A"/>
-                <w:sz w:val="18"/>
+                <w:color w:val="1E293B"/>
+                <w:sz w:val="17"/>
               </w:rPr>
+              <w:t>// Triển khai Observer Pattern và hàm trừ kho (KhoHangBUS.java)</w:t>
+              <w:br/>
+              <w:t>private final List&lt;Runnable&gt; listeners = new ArrayList&lt;&gt;();</w:t>
+              <w:br/>
+              <w:br/>
+              <w:t>public void addListener(Runnable r) {</w:t>
+              <w:br/>
+              <w:t xml:space="preserve">    if (r != null &amp;&amp; !listeners.contains(r)) listeners.add(r);</w:t>
+              <w:br/>
+              <w:t>}</w:t>
+              <w:br/>
+              <w:br/>
+              <w:t>public void notifyListeners() {</w:t>
+              <w:br/>
+              <w:t xml:space="preserve">    for (Runnable r : listeners) {</w:t>
+              <w:br/>
+              <w:t xml:space="preserve">        try { r.run(); } catch (Exception ignored) {}</w:t>
+              <w:br/>
+              <w:t xml:space="preserve">    }</w:t>
+              <w:br/>
+              <w:t>}</w:t>
+              <w:br/>
+              <w:br/>
               <w:t>public boolean xuatKho(String maSKU, int soLuongXuat) {</w:t>
               <w:br/>
               <w:t xml:space="preserve">    if (maSKU == null || maSKU.trim().isEmpty() || soLuongXuat &lt;= 0) return false;</w:t>
@@ -3300,7 +3201,7 @@
               <w:br/>
               <w:t xml:space="preserve">            if (tonMoi == 0) sp.setTrangThai("Tạm hết hàng");</w:t>
               <w:br/>
-              <w:t xml:space="preserve">            notifyListeners(); // Kích hoạt sự kiện cập nhật giao diện</w:t>
+              <w:t xml:space="preserve">            notifyListeners(); // Kích hoạt sự kiện đồng bộ toàn bộ giao diện</w:t>
               <w:br/>
               <w:t xml:space="preserve">            return true;</w:t>
               <w:br/>
@@ -3318,45 +3219,49 @@
     </w:tbl>
     <w:p>
       <w:pPr>
-        <w:spacing w:after="60"/>
+        <w:spacing w:before="0" w:after="60"/>
       </w:pPr>
     </w:p>
     <w:p>
       <w:pPr>
-        <w:spacing w:after="80" w:line="276" w:lineRule="auto"/>
+        <w:pStyle w:val="ListBullet"/>
+        <w:spacing w:before="20" w:after="40" w:line="276" w:lineRule="auto"/>
       </w:pPr>
       <w:r>
         <w:rPr>
-          <w:rFonts w:ascii="Segoe UI" w:hAnsi="Segoe UI"/>
           <w:b/>
-          <w:color w:val="1F2A33"/>
-          <w:sz w:val="21"/>
+          <w:color w:val="1E293B"/>
+          <w:sz w:val="19"/>
         </w:rPr>
-        <w:t xml:space="preserve">Đánh giá thực tế: </w:t>
+        <w:t xml:space="preserve">Thẩm định kiến trúc: </w:t>
       </w:r>
       <w:r>
         <w:rPr>
-          <w:rFonts w:ascii="Segoe UI" w:hAnsi="Segoe UI"/>
-          <w:i w:val="0"/>
-          <w:color w:val="1F2A33"/>
-          <w:sz w:val="21"/>
+          <w:color w:val="334155"/>
+          <w:sz w:val="19"/>
         </w:rPr>
-        <w:t>Thẩm định &amp; Nghiệm thu của Sinh viên:</w:t>
+        <w:t>Sử dụng Observer Pattern giúp phân hệ Đơn thuốc không phụ thuộc trực tiếp vào giao diện Kho hàng.</w:t>
       </w:r>
     </w:p>
     <w:p>
       <w:pPr>
         <w:pStyle w:val="ListBullet"/>
-        <w:spacing w:after="50" w:line="276" w:lineRule="auto"/>
-        <w:ind w:left="317"/>
+        <w:spacing w:before="20" w:after="40" w:line="276" w:lineRule="auto"/>
       </w:pPr>
       <w:r>
         <w:rPr>
-          <w:rFonts w:ascii="Segoe UI" w:hAnsi="Segoe UI"/>
-          <w:color w:val="1F2A33"/>
-          <w:sz w:val="20"/>
+          <w:b/>
+          <w:color w:val="1E293B"/>
+          <w:sz w:val="19"/>
         </w:rPr>
-        <w:t>Kê đơn xuất 5 lọ kháng sinh, lập tức quay lại tab Kho hàng thấy số lượng giảm chính xác từ 20 xuống 15 mà không cần bấm F5.</w:t>
+        <w:t xml:space="preserve">Kiểm thử thực tế: </w:t>
+      </w:r>
+      <w:r>
+        <w:rPr>
+          <w:color w:val="334155"/>
+          <w:sz w:val="19"/>
+        </w:rPr>
+        <w:t>Xuất 5 lọ thuốc ở phân hệ Kê đơn, mở tab Kho hàng thấy tồn kho giảm tức thì từ 20 xuống 15 mà không cần tải lại.</w:t>
       </w:r>
     </w:p>
     <w:p>
@@ -3366,35 +3271,22 @@
       </w:pPr>
       <w:r>
         <w:rPr>
-          <w:rFonts w:ascii="Segoe UI" w:hAnsi="Segoe UI"/>
           <w:b/>
-          <w:color w:val="1E3442"/>
-          <w:sz w:val="22"/>
+          <w:color w:val="0F172A"/>
+          <w:sz w:val="21"/>
         </w:rPr>
-        <w:t>Phiên 5 [SS-05 | 13/10/2026]: Thành phần cuộn lịch động `CalendarPicker` bằng Swing thuần</w:t>
+        <w:t>Phiên 5: Xây dựng thành phần cuộn lịch CalendarPicker.java bằng Swing thuần</w:t>
       </w:r>
     </w:p>
     <w:p>
       <w:pPr>
-        <w:spacing w:after="80" w:line="276" w:lineRule="auto"/>
+        <w:spacing w:after="40"/>
       </w:pPr>
       <w:r>
         <w:rPr>
-          <w:rFonts w:ascii="Segoe UI" w:hAnsi="Segoe UI"/>
-          <w:b/>
-          <w:color w:val="1F2A33"/>
-          <w:sz w:val="21"/>
+          <w:i/>
         </w:rPr>
-        <w:t xml:space="preserve">Mục tiêu bài toán: </w:t>
-      </w:r>
-      <w:r>
-        <w:rPr>
-          <w:rFonts w:ascii="Segoe UI" w:hAnsi="Segoe UI"/>
-          <w:i w:val="0"/>
-          <w:color w:val="1F2A33"/>
-          <w:sz w:val="21"/>
-        </w:rPr>
-        <w:t>Tạo pop-up chọn ngày tháng trực quan không cần thư viện ngoài.</w:t>
+        <w:t>Mã phiên: SS-05 | Ngày thực hiện: 13/10/2026 | Lớp liên quan: CalendarPicker.java</w:t>
       </w:r>
     </w:p>
     <w:tbl>
@@ -3405,13 +3297,13 @@
         <w:tblLook w:firstColumn="1" w:firstRow="1" w:lastColumn="0" w:lastRow="0" w:noHBand="0" w:noVBand="1" w:val="04A0"/>
       </w:tblPr>
       <w:tblGrid>
-        <w:gridCol w:w="9648"/>
+        <w:gridCol w:w="9605"/>
       </w:tblGrid>
       <w:tr>
         <w:tc>
           <w:tcPr>
-            <w:tcW w:type="dxa" w:w="9792"/>
-            <w:shd w:fill="F3F6F8"/>
+            <w:tcW w:type="dxa" w:w="9360"/>
+            <w:shd w:fill="EFF6FF"/>
             <w:tcMar>
               <w:top w:w="100" w:type="dxa"/>
               <w:bottom w:w="100" w:type="dxa"/>
@@ -3419,42 +3311,40 @@
               <w:right w:w="140" w:type="dxa"/>
             </w:tcMar>
             <w:tcBorders>
-              <w:top w:val="none"/>
-              <w:left w:val="single" w:sz="42" w:space="0" w:color="1E3442"/>
-              <w:bottom w:val="none"/>
-              <w:right w:val="none"/>
+              <w:top w:val="nil" w:sz="4" w:space="0" w:color="auto"/>
+              <w:left w:val="single" w:sz="24" w:space="0" w:color="2563EB"/>
+              <w:bottom w:val="nil" w:sz="4" w:space="0" w:color="auto"/>
+              <w:right w:val="nil" w:sz="4" w:space="0" w:color="auto"/>
             </w:tcBorders>
           </w:tcPr>
           <w:p>
             <w:pPr>
-              <w:spacing w:after="0" w:line="276" w:lineRule="auto"/>
+              <w:spacing w:before="0" w:after="40" w:line="276" w:lineRule="auto"/>
             </w:pPr>
             <w:r>
               <w:rPr>
-                <w:rFonts w:ascii="Segoe UI" w:hAnsi="Segoe UI"/>
                 <w:b/>
-                <w:color w:val="1E3442"/>
-                <w:sz w:val="20"/>
+                <w:color w:val="1E3A8A"/>
+                <w:sz w:val="19"/>
               </w:rPr>
-              <w:t>💬 Câu lệnh Prompt của Sinh viên (Nguyên văn):</w:t>
+              <w:t>PROMPT CÂU LỆNH THỰC TẾ CỦA SINH VIÊN:</w:t>
               <w:br/>
             </w:r>
             <w:r>
               <w:rPr>
                 <w:rFonts w:ascii="Segoe UI" w:hAnsi="Segoe UI"/>
-                <w:i/>
-                <w:color w:val="1F2A33"/>
-                <w:sz w:val="20"/>
+                <w:color w:val="334155"/>
+                <w:sz w:val="19"/>
               </w:rPr>
-              <w:t>"Hãy viết 1 class CalendarPicker.java bằng Swing thuần:</w:t>
+              <w:t>Hãy viết class CalendarPicker.java bằng Swing thuần:</w:t>
               <w:br/>
               <w:t>- Hiển thị dạng popup cuộn lịch tháng.</w:t>
               <w:br/>
-              <w:t>- Có 2 nút bấm chuyển tháng trước / tháng sau (&lt;, &gt;) và combobox chọn năm.</w:t>
+              <w:t>- Có 2 nút chuyển tháng trước / tháng sau (&lt;, &gt;) và combobox chọn năm.</w:t>
               <w:br/>
-              <w:t>- Lưới hiển thị các ngày trong tuần (T2 đến CN), ngày hiện tại được highlight viền accent.</w:t>
+              <w:t>- Lưới hiển thị các ngày trong tuần (T2 đến CN), ngày hôm nay được viền highlight.</w:t>
               <w:br/>
-              <w:t>- Khi người dùng click vào một ngày, gọi callback trả về LocalDate và tự đóng popup."</w:t>
+              <w:t>- Khi người dùng click vào một ngày, gọi callback Consumer&lt;LocalDate&gt; và tự đóng popup.</w:t>
             </w:r>
           </w:p>
         </w:tc>
@@ -3462,7 +3352,7 @@
     </w:tbl>
     <w:p>
       <w:pPr>
-        <w:spacing w:after="60"/>
+        <w:spacing w:before="0" w:after="60"/>
       </w:pPr>
     </w:p>
     <w:tbl>
@@ -3473,47 +3363,46 @@
         <w:tblLook w:firstColumn="1" w:firstRow="1" w:lastColumn="0" w:lastRow="0" w:noHBand="0" w:noVBand="1" w:val="04A0"/>
       </w:tblPr>
       <w:tblGrid>
-        <w:gridCol w:w="9648"/>
+        <w:gridCol w:w="9605"/>
       </w:tblGrid>
       <w:tr>
         <w:tc>
           <w:tcPr>
-            <w:tcW w:type="dxa" w:w="9792"/>
-            <w:shd w:fill="F1F5F9"/>
+            <w:tcW w:type="dxa" w:w="9360"/>
+            <w:shd w:fill="F8FAFC"/>
             <w:tcMar>
-              <w:top w:w="80" w:type="dxa"/>
-              <w:bottom w:w="80" w:type="dxa"/>
-              <w:left w:w="120" w:type="dxa"/>
-              <w:right w:w="120" w:type="dxa"/>
+              <w:top w:w="100" w:type="dxa"/>
+              <w:bottom w:w="100" w:type="dxa"/>
+              <w:left w:w="160" w:type="dxa"/>
+              <w:right w:w="140" w:type="dxa"/>
             </w:tcMar>
             <w:tcBorders>
-              <w:top w:val="single" w:sz="4" w:space="0" w:color="DDE3E8"/>
-              <w:left w:val="single" w:sz="4" w:space="0" w:color="DDE3E8"/>
-              <w:bottom w:val="single" w:sz="4" w:space="0" w:color="DDE3E8"/>
-              <w:right w:val="single" w:sz="4" w:space="0" w:color="DDE3E8"/>
+              <w:top w:val="nil" w:sz="4" w:space="0" w:color="auto"/>
+              <w:left w:val="single" w:sz="24" w:space="0" w:color="64748B"/>
+              <w:bottom w:val="nil" w:sz="4" w:space="0" w:color="auto"/>
+              <w:right w:val="nil" w:sz="4" w:space="0" w:color="auto"/>
             </w:tcBorders>
           </w:tcPr>
           <w:p>
             <w:pPr>
-              <w:spacing w:after="40" w:line="276" w:lineRule="auto"/>
+              <w:spacing w:before="0" w:after="40" w:line="276" w:lineRule="auto"/>
             </w:pPr>
             <w:r>
               <w:rPr>
-                <w:rFonts w:ascii="Segoe UI" w:hAnsi="Segoe UI"/>
                 <w:b/>
-                <w:color w:val="56788A"/>
+                <w:color w:val="1E3A8A"/>
                 <w:sz w:val="19"/>
               </w:rPr>
-              <w:t>💻 Giải pháp mã nguồn do AI cung cấp (CalendarPicker.java):</w:t>
+              <w:t>KẾT QUẢ MÃ NGUỒN DO AI CUNG CẤP (Trích CalendarPicker.java):</w:t>
               <w:br/>
             </w:r>
             <w:r>
               <w:rPr>
                 <w:rFonts w:ascii="Consolas" w:hAnsi="Consolas"/>
-                <w:color w:val="0F172A"/>
-                <w:sz w:val="18"/>
+                <w:color w:val="1E293B"/>
+                <w:sz w:val="17"/>
               </w:rPr>
-              <w:t>// AI sử dụng java.time.LocalDate để sinh lưới ngày tháng tự vẽ</w:t>
+              <w:t>// Sinh lưới ngày tự động với LocalDate (CalendarPicker.java)</w:t>
               <w:br/>
               <w:t>LocalDate firstDay = currentYearMonth.atDay(1);</w:t>
               <w:br/>
@@ -3521,7 +3410,23 @@
               <w:br/>
               <w:t>int daysInMonth = currentYearMonth.lengthOfMonth();</w:t>
               <w:br/>
-              <w:t>// Vẽ từng ô ngày với hiệu ứng hover và click callback</w:t>
+              <w:t>for (int d = 1; d &lt;= daysInMonth; d++) {</w:t>
+              <w:br/>
+              <w:t xml:space="preserve">    LocalDate date = currentYearMonth.atDay(d);</w:t>
+              <w:br/>
+              <w:t xml:space="preserve">    DayCell cell = new DayCell(date, date.equals(selectedDate));</w:t>
+              <w:br/>
+              <w:t xml:space="preserve">    cell.addActionListener(e -&gt; {</w:t>
+              <w:br/>
+              <w:t xml:space="preserve">        onDateSelected.accept(date);</w:t>
+              <w:br/>
+              <w:t xml:space="preserve">        popup.setVisible(false);</w:t>
+              <w:br/>
+              <w:t xml:space="preserve">    });</w:t>
+              <w:br/>
+              <w:t xml:space="preserve">    pnlDays.add(cell);</w:t>
+              <w:br/>
+              <w:t>}</w:t>
             </w:r>
           </w:p>
         </w:tc>
@@ -3529,58 +3434,61 @@
     </w:tbl>
     <w:p>
       <w:pPr>
-        <w:spacing w:after="60"/>
+        <w:spacing w:before="0" w:after="60"/>
       </w:pPr>
     </w:p>
     <w:p>
       <w:pPr>
-        <w:spacing w:after="80" w:line="276" w:lineRule="auto"/>
+        <w:pStyle w:val="ListBullet"/>
+        <w:spacing w:before="20" w:after="40" w:line="276" w:lineRule="auto"/>
       </w:pPr>
       <w:r>
         <w:rPr>
-          <w:rFonts w:ascii="Segoe UI" w:hAnsi="Segoe UI"/>
           <w:b/>
-          <w:color w:val="1F2A33"/>
-          <w:sz w:val="21"/>
+          <w:color w:val="1E293B"/>
+          <w:sz w:val="19"/>
         </w:rPr>
-        <w:t xml:space="preserve">Đánh giá thực tế: </w:t>
+        <w:t xml:space="preserve">Thẩm định kỹ thuật: </w:t>
       </w:r>
       <w:r>
         <w:rPr>
-          <w:rFonts w:ascii="Segoe UI" w:hAnsi="Segoe UI"/>
-          <w:i w:val="0"/>
-          <w:color w:val="1F2A33"/>
-          <w:sz w:val="21"/>
+          <w:color w:val="334155"/>
+          <w:sz w:val="19"/>
         </w:rPr>
-        <w:t>Thẩm định &amp; Nghiệm thu của Sinh viên:</w:t>
+        <w:t>Lớp hoàn toàn tự chủ không phụ thuộc vào thư viện bên ngoài như JCalendar hay LGoodDatePicker.</w:t>
       </w:r>
     </w:p>
     <w:p>
       <w:pPr>
         <w:pStyle w:val="ListBullet"/>
-        <w:spacing w:after="50" w:line="276" w:lineRule="auto"/>
-        <w:ind w:left="317"/>
+        <w:spacing w:before="20" w:after="40" w:line="276" w:lineRule="auto"/>
       </w:pPr>
       <w:r>
         <w:rPr>
-          <w:rFonts w:ascii="Segoe UI" w:hAnsi="Segoe UI"/>
-          <w:color w:val="1F2A33"/>
-          <w:sz w:val="20"/>
+          <w:b/>
+          <w:color w:val="1E293B"/>
+          <w:sz w:val="19"/>
         </w:rPr>
-        <w:t>Được tích hợp vào bộ lọc ngày của Kho hàng và Lịch sử kho, bấm vào ô ngày là lịch bật ra chọn cực kỳ mượt mà.</w:t>
+        <w:t xml:space="preserve">Tích hợp: </w:t>
+      </w:r>
+      <w:r>
+        <w:rPr>
+          <w:color w:val="334155"/>
+          <w:sz w:val="19"/>
+        </w:rPr>
+        <w:t>Được nhúng vào thanh lọc ngày của KhoHangPanel và LichSuNhapXuatPanel mượt mà.</w:t>
       </w:r>
     </w:p>
     <w:p>
       <w:pPr>
         <w:keepNext/>
-        <w:spacing w:before="240" w:after="80"/>
+        <w:spacing w:before="240" w:after="60"/>
       </w:pPr>
       <w:r>
         <w:rPr>
-          <w:rFonts w:ascii="Segoe UI" w:hAnsi="Segoe UI"/>
           <w:b/>
-          <w:color w:val="56788A"/>
-          <w:sz w:val="23"/>
+          <w:color w:val="0369A1"/>
+          <w:sz w:val="24"/>
         </w:rPr>
         <w:t>PHẦN III: PHÂN HỆ QUẢN LÝ ĐƠN THUỐC (PRESCRIPTION MANAGEMENT)</w:t>
       </w:r>
@@ -3592,35 +3500,22 @@
       </w:pPr>
       <w:r>
         <w:rPr>
-          <w:rFonts w:ascii="Segoe UI" w:hAnsi="Segoe UI"/>
           <w:b/>
-          <w:color w:val="1E3442"/>
-          <w:sz w:val="22"/>
+          <w:color w:val="0F172A"/>
+          <w:sz w:val="21"/>
         </w:rPr>
-        <w:t>Phiên 6 [SS-06 | 26/10/2026]: Sửa lỗi form kê đơn tự điền sẵn dữ liệu index 0</w:t>
+        <w:t>Phiên 6: Sửa lỗi form kê đơn tự điền sẵn dữ liệu thú cưng &amp; thuốc index 0</w:t>
       </w:r>
     </w:p>
     <w:p>
       <w:pPr>
-        <w:spacing w:after="80" w:line="276" w:lineRule="auto"/>
+        <w:spacing w:after="40"/>
       </w:pPr>
       <w:r>
         <w:rPr>
-          <w:rFonts w:ascii="Segoe UI" w:hAnsi="Segoe UI"/>
-          <w:b/>
-          <w:color w:val="1F2A33"/>
-          <w:sz w:val="21"/>
+          <w:i/>
         </w:rPr>
-        <w:t xml:space="preserve">Mục tiêu bài toán: </w:t>
-      </w:r>
-      <w:r>
-        <w:rPr>
-          <w:rFonts w:ascii="Segoe UI" w:hAnsi="Segoe UI"/>
-          <w:i w:val="0"/>
-          <w:color w:val="1F2A33"/>
-          <w:sz w:val="21"/>
-        </w:rPr>
-        <w:t>Khắc phục lỗi logic mở form kê đơn mới nhưng bị dính sẵn dữ liệu của thuốc và thú cưng cũ.</w:t>
+        <w:t>Mã phiên: SS-06 | Ngày thực hiện: 26/10/2026 | Lớp liên quan: DonThuocPanel.java</w:t>
       </w:r>
     </w:p>
     <w:tbl>
@@ -3631,13 +3526,13 @@
         <w:tblLook w:firstColumn="1" w:firstRow="1" w:lastColumn="0" w:lastRow="0" w:noHBand="0" w:noVBand="1" w:val="04A0"/>
       </w:tblPr>
       <w:tblGrid>
-        <w:gridCol w:w="9648"/>
+        <w:gridCol w:w="9605"/>
       </w:tblGrid>
       <w:tr>
         <w:tc>
           <w:tcPr>
-            <w:tcW w:type="dxa" w:w="9792"/>
-            <w:shd w:fill="F3F6F8"/>
+            <w:tcW w:type="dxa" w:w="9360"/>
+            <w:shd w:fill="EFF6FF"/>
             <w:tcMar>
               <w:top w:w="100" w:type="dxa"/>
               <w:bottom w:w="100" w:type="dxa"/>
@@ -3645,34 +3540,32 @@
               <w:right w:w="140" w:type="dxa"/>
             </w:tcMar>
             <w:tcBorders>
-              <w:top w:val="none"/>
-              <w:left w:val="single" w:sz="42" w:space="0" w:color="1E3442"/>
-              <w:bottom w:val="none"/>
-              <w:right w:val="none"/>
+              <w:top w:val="nil" w:sz="4" w:space="0" w:color="auto"/>
+              <w:left w:val="single" w:sz="24" w:space="0" w:color="2563EB"/>
+              <w:bottom w:val="nil" w:sz="4" w:space="0" w:color="auto"/>
+              <w:right w:val="nil" w:sz="4" w:space="0" w:color="auto"/>
             </w:tcBorders>
           </w:tcPr>
           <w:p>
             <w:pPr>
-              <w:spacing w:after="0" w:line="276" w:lineRule="auto"/>
+              <w:spacing w:before="0" w:after="40" w:line="276" w:lineRule="auto"/>
             </w:pPr>
             <w:r>
               <w:rPr>
-                <w:rFonts w:ascii="Segoe UI" w:hAnsi="Segoe UI"/>
                 <w:b/>
-                <w:color w:val="1E3442"/>
-                <w:sz w:val="20"/>
+                <w:color w:val="1E3A8A"/>
+                <w:sz w:val="19"/>
               </w:rPr>
-              <w:t>💬 Câu lệnh Prompt của Sinh viên (Nguyên văn):</w:t>
+              <w:t>PROMPT CÂU LỆNH THỰC TẾ CỦA SINH VIÊN (NGUYÊN VĂN):</w:t>
               <w:br/>
             </w:r>
             <w:r>
               <w:rPr>
                 <w:rFonts w:ascii="Segoe UI" w:hAnsi="Segoe UI"/>
-                <w:i/>
-                <w:color w:val="1F2A33"/>
-                <w:sz w:val="20"/>
+                <w:color w:val="334155"/>
+                <w:sz w:val="19"/>
               </w:rPr>
-              <w:t>""điều chỉnh lại chỗ thêm phác đồ thì lại là thành phần chỉnh sửa và có sẵn dữ liệu của cái đầu, kiểm tra lại toàn bộ logic quản lý đơn thuốc với tạo phác đồ điều trị rồi chỉnh sửa cho chuẩn""</w:t>
+              <w:t>"điều chỉnh lại chỗ thêm phác đồ thì lại là thành phần chỉnh sửa và có sẵn dữ liệu của cái đầu, kiểm tra lại toàn bộ logic quản lý đơn thuốc với tạo phác đồ điều trị rồi chỉnh sửa cho chuẩn"</w:t>
             </w:r>
           </w:p>
         </w:tc>
@@ -3680,7 +3573,7 @@
     </w:tbl>
     <w:p>
       <w:pPr>
-        <w:spacing w:after="60"/>
+        <w:spacing w:before="0" w:after="60"/>
       </w:pPr>
     </w:p>
     <w:tbl>
@@ -3691,47 +3584,49 @@
         <w:tblLook w:firstColumn="1" w:firstRow="1" w:lastColumn="0" w:lastRow="0" w:noHBand="0" w:noVBand="1" w:val="04A0"/>
       </w:tblPr>
       <w:tblGrid>
-        <w:gridCol w:w="9648"/>
+        <w:gridCol w:w="9605"/>
       </w:tblGrid>
       <w:tr>
         <w:tc>
           <w:tcPr>
-            <w:tcW w:type="dxa" w:w="9792"/>
-            <w:shd w:fill="F1F5F9"/>
+            <w:tcW w:type="dxa" w:w="9360"/>
+            <w:shd w:fill="F8FAFC"/>
             <w:tcMar>
-              <w:top w:w="80" w:type="dxa"/>
-              <w:bottom w:w="80" w:type="dxa"/>
-              <w:left w:w="120" w:type="dxa"/>
-              <w:right w:w="120" w:type="dxa"/>
+              <w:top w:w="100" w:type="dxa"/>
+              <w:bottom w:w="100" w:type="dxa"/>
+              <w:left w:w="160" w:type="dxa"/>
+              <w:right w:w="140" w:type="dxa"/>
             </w:tcMar>
             <w:tcBorders>
-              <w:top w:val="single" w:sz="4" w:space="0" w:color="DDE3E8"/>
-              <w:left w:val="single" w:sz="4" w:space="0" w:color="DDE3E8"/>
-              <w:bottom w:val="single" w:sz="4" w:space="0" w:color="DDE3E8"/>
-              <w:right w:val="single" w:sz="4" w:space="0" w:color="DDE3E8"/>
+              <w:top w:val="nil" w:sz="4" w:space="0" w:color="auto"/>
+              <w:left w:val="single" w:sz="24" w:space="0" w:color="64748B"/>
+              <w:bottom w:val="nil" w:sz="4" w:space="0" w:color="auto"/>
+              <w:right w:val="nil" w:sz="4" w:space="0" w:color="auto"/>
             </w:tcBorders>
           </w:tcPr>
           <w:p>
             <w:pPr>
-              <w:spacing w:after="40" w:line="276" w:lineRule="auto"/>
+              <w:spacing w:before="0" w:after="40" w:line="276" w:lineRule="auto"/>
             </w:pPr>
             <w:r>
               <w:rPr>
-                <w:rFonts w:ascii="Segoe UI" w:hAnsi="Segoe UI"/>
                 <w:b/>
-                <w:color w:val="56788A"/>
+                <w:color w:val="1E3A8A"/>
                 <w:sz w:val="19"/>
               </w:rPr>
-              <w:t>💻 Giải pháp mã nguồn do AI cung cấp (DonThuocPanel.java):</w:t>
+              <w:t>KẾT QUẢ MÃ NGUỒN DO AI CUNG CẤP (Trích DonThuocPanel.java):</w:t>
               <w:br/>
             </w:r>
             <w:r>
               <w:rPr>
                 <w:rFonts w:ascii="Consolas" w:hAnsi="Consolas"/>
-                <w:color w:val="0F172A"/>
-                <w:sz w:val="18"/>
+                <w:color w:val="1E293B"/>
+                <w:sz w:val="17"/>
               </w:rPr>
-              <w:t>boolean isEdit = (editTarget != null &amp;&amp; editTarget.getMaDonThuoc() != null);</w:t>
+              <w:t>// Tách bạch trạng thái tạo mới và dọn sạch dữ liệu (DonThuocPanel.java)</w:t>
+              <w:br/>
+              <w:t>boolean isEdit = (editTarget != null &amp;&amp; editTarget.getMaDonThuoc() != null &amp;&amp; !editTarget.getMaDonThuoc().isEmpty());</w:t>
+              <w:br/>
               <w:br/>
               <w:t>if (!isEdit &amp;&amp; preSelectedTC == null) {</w:t>
               <w:br/>
@@ -3743,9 +3638,13 @@
               <w:br/>
               <w:t xml:space="preserve">    txtTrieuChung.setText("");</w:t>
               <w:br/>
-              <w:t xml:space="preserve">    dsChiTiet.clear(); // Xóa sạch bảng thuốc, trả về form mới rỗng</w:t>
+              <w:t xml:space="preserve">    txtLoiDan.setText("");</w:t>
               <w:br/>
-              <w:t xml:space="preserve">    tableModelChiTiet.fireTableDataChanged();</w:t>
+              <w:t xml:space="preserve">    // Khởi tạo bảng danh mục thuốc rỗng 0 dòng</w:t>
+              <w:br/>
+              <w:t xml:space="preserve">    listThuoc.clear();</w:t>
+              <w:br/>
+              <w:t xml:space="preserve">    subModel.fireTableDataChanged();</w:t>
               <w:br/>
               <w:t>}</w:t>
             </w:r>
@@ -3755,45 +3654,49 @@
     </w:tbl>
     <w:p>
       <w:pPr>
-        <w:spacing w:after="60"/>
+        <w:spacing w:before="0" w:after="60"/>
       </w:pPr>
     </w:p>
     <w:p>
       <w:pPr>
-        <w:spacing w:after="80" w:line="276" w:lineRule="auto"/>
+        <w:pStyle w:val="ListBullet"/>
+        <w:spacing w:before="20" w:after="40" w:line="276" w:lineRule="auto"/>
       </w:pPr>
       <w:r>
         <w:rPr>
-          <w:rFonts w:ascii="Segoe UI" w:hAnsi="Segoe UI"/>
           <w:b/>
-          <w:color w:val="1F2A33"/>
-          <w:sz w:val="21"/>
+          <w:color w:val="1E293B"/>
+          <w:sz w:val="19"/>
         </w:rPr>
-        <w:t xml:space="preserve">Đánh giá thực tế: </w:t>
+        <w:t xml:space="preserve">Phân tích nguyên nhân: </w:t>
       </w:r>
       <w:r>
         <w:rPr>
-          <w:rFonts w:ascii="Segoe UI" w:hAnsi="Segoe UI"/>
-          <w:i w:val="0"/>
-          <w:color w:val="1F2A33"/>
-          <w:sz w:val="21"/>
+          <w:color w:val="334155"/>
+          <w:sz w:val="19"/>
         </w:rPr>
-        <w:t>Thẩm định &amp; Nghiệm thu của Sinh viên:</w:t>
+        <w:t>Lỗi do logic tái sử dụng dialog kê đơn không dọn sạch dữ liệu (`clean state`) dẫn đến tự động lấy index 0 nạp vào form.</w:t>
       </w:r>
     </w:p>
     <w:p>
       <w:pPr>
         <w:pStyle w:val="ListBullet"/>
-        <w:spacing w:after="50" w:line="276" w:lineRule="auto"/>
-        <w:ind w:left="317"/>
+        <w:spacing w:before="20" w:after="40" w:line="276" w:lineRule="auto"/>
       </w:pPr>
       <w:r>
         <w:rPr>
-          <w:rFonts w:ascii="Segoe UI" w:hAnsi="Segoe UI"/>
-          <w:color w:val="1F2A33"/>
-          <w:sz w:val="20"/>
+          <w:b/>
+          <w:color w:val="1E293B"/>
+          <w:sz w:val="19"/>
         </w:rPr>
-        <w:t>Form thêm mới đơn thuốc đã hoàn toàn trắng sạch, loại bỏ triệt để hiện tượng kê nhầm thuốc mẫu.</w:t>
+        <w:t xml:space="preserve">Nghiệm thu sau sửa: </w:t>
+      </w:r>
+      <w:r>
+        <w:rPr>
+          <w:color w:val="334155"/>
+          <w:sz w:val="19"/>
+        </w:rPr>
+        <w:t>Form tạo đơn mới hiển thị combobox mặc định '-- Chọn thú cưng điều trị --', các trường lâm sàng và bảng thuốc hoàn toàn rỗng.</w:t>
       </w:r>
     </w:p>
     <w:p>
@@ -3803,35 +3706,22 @@
       </w:pPr>
       <w:r>
         <w:rPr>
-          <w:rFonts w:ascii="Segoe UI" w:hAnsi="Segoe UI"/>
           <w:b/>
-          <w:color w:val="1E3442"/>
-          <w:sz w:val="22"/>
+          <w:color w:val="0F172A"/>
+          <w:sz w:val="21"/>
         </w:rPr>
-        <w:t>Phiên 7 [SS-07 | 26/10/2026]: Modal 'Chọn thuốc từ kho hàng' &amp; Kiểm tra tồn kho thời gian thực</w:t>
+        <w:t>Phiên 7: Tạo chức năng '+ Chọn thuốc từ kho' &amp; Tính tổng tiền tự động</w:t>
       </w:r>
     </w:p>
     <w:p>
       <w:pPr>
-        <w:spacing w:after="80" w:line="276" w:lineRule="auto"/>
+        <w:spacing w:after="40"/>
       </w:pPr>
       <w:r>
         <w:rPr>
-          <w:rFonts w:ascii="Segoe UI" w:hAnsi="Segoe UI"/>
-          <w:b/>
-          <w:color w:val="1F2A33"/>
-          <w:sz w:val="21"/>
+          <w:i/>
         </w:rPr>
-        <w:t xml:space="preserve">Mục tiêu bài toán: </w:t>
-      </w:r>
-      <w:r>
-        <w:rPr>
-          <w:rFonts w:ascii="Segoe UI" w:hAnsi="Segoe UI"/>
-          <w:i w:val="0"/>
-          <w:color w:val="1F2A33"/>
-          <w:sz w:val="21"/>
-        </w:rPr>
-        <w:t>Cho phép bác sĩ chọn thuốc trực tiếp từ kho hàng, tự động điền đơn giá và chặn kê vượt tồn kho.</w:t>
+        <w:t>Mã phiên: SS-07 | Ngày thực hiện: 26/10/2026 | Lớp liên quan: DonThuocPanel.java, KhoHangBUS.java</w:t>
       </w:r>
     </w:p>
     <w:tbl>
@@ -3842,13 +3732,13 @@
         <w:tblLook w:firstColumn="1" w:firstRow="1" w:lastColumn="0" w:lastRow="0" w:noHBand="0" w:noVBand="1" w:val="04A0"/>
       </w:tblPr>
       <w:tblGrid>
-        <w:gridCol w:w="9648"/>
+        <w:gridCol w:w="9605"/>
       </w:tblGrid>
       <w:tr>
         <w:tc>
           <w:tcPr>
-            <w:tcW w:type="dxa" w:w="9792"/>
-            <w:shd w:fill="F3F6F8"/>
+            <w:tcW w:type="dxa" w:w="9360"/>
+            <w:shd w:fill="EFF6FF"/>
             <w:tcMar>
               <w:top w:w="100" w:type="dxa"/>
               <w:bottom w:w="100" w:type="dxa"/>
@@ -3856,42 +3746,42 @@
               <w:right w:w="140" w:type="dxa"/>
             </w:tcMar>
             <w:tcBorders>
-              <w:top w:val="none"/>
-              <w:left w:val="single" w:sz="42" w:space="0" w:color="1E3442"/>
-              <w:bottom w:val="none"/>
-              <w:right w:val="none"/>
+              <w:top w:val="nil" w:sz="4" w:space="0" w:color="auto"/>
+              <w:left w:val="single" w:sz="24" w:space="0" w:color="2563EB"/>
+              <w:bottom w:val="nil" w:sz="4" w:space="0" w:color="auto"/>
+              <w:right w:val="nil" w:sz="4" w:space="0" w:color="auto"/>
             </w:tcBorders>
           </w:tcPr>
           <w:p>
             <w:pPr>
-              <w:spacing w:after="0" w:line="276" w:lineRule="auto"/>
+              <w:spacing w:before="0" w:after="40" w:line="276" w:lineRule="auto"/>
             </w:pPr>
             <w:r>
               <w:rPr>
-                <w:rFonts w:ascii="Segoe UI" w:hAnsi="Segoe UI"/>
                 <w:b/>
-                <w:color w:val="1E3442"/>
-                <w:sz w:val="20"/>
+                <w:color w:val="1E3A8A"/>
+                <w:sz w:val="19"/>
               </w:rPr>
-              <w:t>💬 Câu lệnh Prompt của Sinh viên (Nguyên văn):</w:t>
+              <w:t>PROMPT CÂU LỆNH THỰC TẾ CỦA SINH VIÊN:</w:t>
               <w:br/>
             </w:r>
             <w:r>
               <w:rPr>
                 <w:rFonts w:ascii="Segoe UI" w:hAnsi="Segoe UI"/>
-                <w:i/>
-                <w:color w:val="1F2A33"/>
-                <w:sz w:val="20"/>
+                <w:color w:val="334155"/>
+                <w:sz w:val="19"/>
               </w:rPr>
-              <w:t>"Trong dialog kê đơn thuốc của DonThuocPanel.java, hãy thêm nút '+ Chọn thuốc từ kho'.</w:t>
+              <w:t>Trong form kê đơn thuốc của DonThuocPanel.java:</w:t>
               <w:br/>
-              <w:t>Khi bấm nút này:</w:t>
+              <w:t>1. Thêm nút '+ Chọn thuốc từ kho': lấy danh sách các thuốc có trong KhoHangBUS có danh mục 'Thuốc &amp; Y tế' hoặc mã SKU bắt đầu bằng 'TH'.</w:t>
               <w:br/>
-              <w:t>1. Mở một dialog con hiển thị bảng danh sách các thuốc đang có số lượng tồn &gt; 0 từ kho hàng.</w:t>
+              <w:t>2. Hiển thị dialog chọn thuốc kèm số lượng tồn và đơn giá.</w:t>
               <w:br/>
-              <w:t>2. Có ô tìm kiếm theo tên thuốc hoặc mã SKU.</w:t>
+              <w:t>3. Khi click chọn, thêm thuốc vào subTable với số lượng mặc định 1, đơn giá lấy từ kho.</w:t>
               <w:br/>
-              <w:t>3. Khi chọn 1 thuốc và bấm 'Thêm vào đơn', tự động điền Mã thuốc, Tên thuốc, Đơn vị tính và Đơn giá vào bảng chi tiết đơn thuốc, đồng thời giới hạn số lượng kê không được vượt quá số lượng tồn kho."</w:t>
+              <w:t>4. Viết hàm tinhTongTien tính tổng tiền và cập nhật nhãn 'Tổng tiền thuốc: [X]₫' màu xanh lá mỗi khi sửa số lượng hoặc xóa thuốc.</w:t>
+              <w:br/>
+              <w:t>5. Thêm nút '+ Thêm dòng thuốc ngoài' cho thuốc mua ngoài.</w:t>
             </w:r>
           </w:p>
         </w:tc>
@@ -3899,7 +3789,7 @@
     </w:tbl>
     <w:p>
       <w:pPr>
-        <w:spacing w:after="60"/>
+        <w:spacing w:before="0" w:after="60"/>
       </w:pPr>
     </w:p>
     <w:tbl>
@@ -3910,65 +3800,84 @@
         <w:tblLook w:firstColumn="1" w:firstRow="1" w:lastColumn="0" w:lastRow="0" w:noHBand="0" w:noVBand="1" w:val="04A0"/>
       </w:tblPr>
       <w:tblGrid>
-        <w:gridCol w:w="9648"/>
+        <w:gridCol w:w="9605"/>
       </w:tblGrid>
       <w:tr>
         <w:tc>
           <w:tcPr>
-            <w:tcW w:type="dxa" w:w="9792"/>
-            <w:shd w:fill="F1F5F9"/>
+            <w:tcW w:type="dxa" w:w="9360"/>
+            <w:shd w:fill="F8FAFC"/>
             <w:tcMar>
-              <w:top w:w="80" w:type="dxa"/>
-              <w:bottom w:w="80" w:type="dxa"/>
-              <w:left w:w="120" w:type="dxa"/>
-              <w:right w:w="120" w:type="dxa"/>
+              <w:top w:w="100" w:type="dxa"/>
+              <w:bottom w:w="100" w:type="dxa"/>
+              <w:left w:w="160" w:type="dxa"/>
+              <w:right w:w="140" w:type="dxa"/>
             </w:tcMar>
             <w:tcBorders>
-              <w:top w:val="single" w:sz="4" w:space="0" w:color="DDE3E8"/>
-              <w:left w:val="single" w:sz="4" w:space="0" w:color="DDE3E8"/>
-              <w:bottom w:val="single" w:sz="4" w:space="0" w:color="DDE3E8"/>
-              <w:right w:val="single" w:sz="4" w:space="0" w:color="DDE3E8"/>
+              <w:top w:val="nil" w:sz="4" w:space="0" w:color="auto"/>
+              <w:left w:val="single" w:sz="24" w:space="0" w:color="64748B"/>
+              <w:bottom w:val="nil" w:sz="4" w:space="0" w:color="auto"/>
+              <w:right w:val="nil" w:sz="4" w:space="0" w:color="auto"/>
             </w:tcBorders>
           </w:tcPr>
           <w:p>
             <w:pPr>
-              <w:spacing w:after="40" w:line="276" w:lineRule="auto"/>
+              <w:spacing w:before="0" w:after="40" w:line="276" w:lineRule="auto"/>
             </w:pPr>
             <w:r>
               <w:rPr>
-                <w:rFonts w:ascii="Segoe UI" w:hAnsi="Segoe UI"/>
                 <w:b/>
-                <w:color w:val="56788A"/>
+                <w:color w:val="1E3A8A"/>
                 <w:sz w:val="19"/>
               </w:rPr>
-              <w:t>💻 Giải pháp mã nguồn do AI cung cấp (DonThuocPanel.java):</w:t>
+              <w:t>KẾT QUẢ MÃ NGUỒN DO AI CUNG CẤP (Trích DonThuocPanel.java):</w:t>
               <w:br/>
             </w:r>
             <w:r>
               <w:rPr>
                 <w:rFonts w:ascii="Consolas" w:hAnsi="Consolas"/>
-                <w:color w:val="0F172A"/>
-                <w:sz w:val="18"/>
+                <w:color w:val="1E293B"/>
+                <w:sz w:val="17"/>
               </w:rPr>
-              <w:t>// Kiểm tra thuốc đã chọn từ kho</w:t>
+              <w:t>// Nút chọn thuốc từ kho và tính tiền tự động (DonThuocPanel.java)</w:t>
               <w:br/>
-              <w:t>SanPham spChon = layThuocDaChonTuBang();</w:t>
+              <w:t>RoundedButton btnAddKho = new RoundedButton("+ Chọn thuốc từ kho", Theme.ACCENT, Theme.ACCENT_HOVER, Color.WHITE, null, 8).pad(12, 6);</w:t>
               <w:br/>
-              <w:t>if (spChon.getSoLuongTon() &lt;= 0) {</w:t>
+              <w:t>btnAddKho.addActionListener(e -&gt; {</w:t>
               <w:br/>
-              <w:t xml:space="preserve">    JOptionPane.showMessageDialog(dlg, "Thuốc này hiện đã hết hàng trong kho!");</w:t>
+              <w:t xml:space="preserve">    List&lt;SanPham&gt; spThuoc = new ArrayList&lt;&gt;();</w:t>
               <w:br/>
-              <w:t xml:space="preserve">    return;</w:t>
+              <w:t xml:space="preserve">    for (SanPham sp : khoHangBus.layDanhSach()) {</w:t>
               <w:br/>
-              <w:t>}</w:t>
+              <w:t xml:space="preserve">        if ("Thuốc &amp; Y tế".equals(sp.getDanhMuc()) || sp.getMaSKU().startsWith("TH")) spThuoc.add(sp);</w:t>
               <w:br/>
-              <w:t xml:space="preserve">ChiTietDonThuoc ct = new ChiTietDonThuoc(spChon.getMaSKU(), spChon.getTenSP(), </w:t>
+              <w:t xml:space="preserve">    }</w:t>
               <w:br/>
-              <w:t xml:space="preserve">                         spChon.getDonViTinh(), 1, spChon.getGiaBan(), "Uống sau ăn");</w:t>
+              <w:t xml:space="preserve">    String[] names = new String[spThuoc.size()];</w:t>
               <w:br/>
-              <w:t>dsChiTiet.add(ct);</w:t>
+              <w:t xml:space="preserve">    for (int i = 0; i &lt; spThuoc.size(); i++) {</w:t>
               <w:br/>
-              <w:t>tableModelChiTiet.fireTableDataChanged();</w:t>
+              <w:t xml:space="preserve">        SanPham sp = spThuoc.get(i);</w:t>
+              <w:br/>
+              <w:t xml:space="preserve">        names[i] = sp.getMaSKU() + " - " + sp.getTenSP() + " (Tồn: " + sp.getSoLuongTon() + " " + sp.getDonViTinh() + " • " + Theme.money(sp.getDonGia()) + ")";</w:t>
+              <w:br/>
+              <w:t xml:space="preserve">    }</w:t>
+              <w:br/>
+              <w:t xml:space="preserve">    String sel = (String) JOptionPane.showInputDialog(dlg, "Chọn thuốc từ danh mục Kho hàng:", "Thêm thuốc từ kho",</w:t>
+              <w:br/>
+              <w:t xml:space="preserve">            JOptionPane.PLAIN_MESSAGE, null, names, names[0]);</w:t>
+              <w:br/>
+              <w:t xml:space="preserve">    if (sel != null) {</w:t>
+              <w:br/>
+              <w:t xml:space="preserve">        listThuoc.add(new ChiTietDonThuoc(sp.getMaSKU(), sp.getTenSP(), sp.getDonViTinh(), 1, sp.getDonGia(), "Uống sau ăn"));</w:t>
+              <w:br/>
+              <w:t xml:space="preserve">        subModel.fireTableDataChanged();</w:t>
+              <w:br/>
+              <w:t xml:space="preserve">        tinhTongTien.run();</w:t>
+              <w:br/>
+              <w:t xml:space="preserve">    }</w:t>
+              <w:br/>
+              <w:t>});</w:t>
             </w:r>
           </w:p>
         </w:tc>
@@ -3976,45 +3885,49 @@
     </w:tbl>
     <w:p>
       <w:pPr>
-        <w:spacing w:after="60"/>
+        <w:spacing w:before="0" w:after="60"/>
       </w:pPr>
     </w:p>
     <w:p>
       <w:pPr>
-        <w:spacing w:after="80" w:line="276" w:lineRule="auto"/>
+        <w:pStyle w:val="ListBullet"/>
+        <w:spacing w:before="20" w:after="40" w:line="276" w:lineRule="auto"/>
       </w:pPr>
       <w:r>
         <w:rPr>
-          <w:rFonts w:ascii="Segoe UI" w:hAnsi="Segoe UI"/>
           <w:b/>
-          <w:color w:val="1F2A33"/>
-          <w:sz w:val="21"/>
+          <w:color w:val="1E293B"/>
+          <w:sz w:val="19"/>
         </w:rPr>
-        <w:t xml:space="preserve">Đánh giá thực tế: </w:t>
+        <w:t xml:space="preserve">Độ chính xác dữ liệu: </w:t>
       </w:r>
       <w:r>
         <w:rPr>
-          <w:rFonts w:ascii="Segoe UI" w:hAnsi="Segoe UI"/>
-          <w:i w:val="0"/>
-          <w:color w:val="1F2A33"/>
-          <w:sz w:val="21"/>
+          <w:color w:val="334155"/>
+          <w:sz w:val="19"/>
         </w:rPr>
-        <w:t>Thẩm định &amp; Nghiệm thu của Sinh viên:</w:t>
+        <w:t>Bác sĩ không cần tự gõ đơn giá hay đơn vị tính, hạn chế sai sót về giá thuốc.</w:t>
       </w:r>
     </w:p>
     <w:p>
       <w:pPr>
         <w:pStyle w:val="ListBullet"/>
-        <w:spacing w:after="50" w:line="276" w:lineRule="auto"/>
-        <w:ind w:left="317"/>
+        <w:spacing w:before="20" w:after="40" w:line="276" w:lineRule="auto"/>
       </w:pPr>
       <w:r>
         <w:rPr>
-          <w:rFonts w:ascii="Segoe UI" w:hAnsi="Segoe UI"/>
-          <w:color w:val="1F2A33"/>
-          <w:sz w:val="20"/>
+          <w:b/>
+          <w:color w:val="1E293B"/>
+          <w:sz w:val="19"/>
         </w:rPr>
-        <w:t>Bác sĩ không phải nhớ mã thuốc hay đơn giá, chọn thuốc từ kho trong 3 giây, tự động cập nhật tổng tiền.</w:t>
+        <w:t xml:space="preserve">Tự động hóa: </w:t>
+      </w:r>
+      <w:r>
+        <w:rPr>
+          <w:color w:val="334155"/>
+          <w:sz w:val="19"/>
+        </w:rPr>
+        <w:t>Tổng tiền thuốc được tự động cập nhật thời gian thực mỗi khi thay đổi số lượng.</w:t>
       </w:r>
     </w:p>
     <w:p>
@@ -4024,35 +3937,22 @@
       </w:pPr>
       <w:r>
         <w:rPr>
-          <w:rFonts w:ascii="Segoe UI" w:hAnsi="Segoe UI"/>
           <w:b/>
-          <w:color w:val="1E3442"/>
-          <w:sz w:val="22"/>
+          <w:color w:val="0F172A"/>
+          <w:sz w:val="21"/>
         </w:rPr>
-        <w:t>Phiên 8 [SS-08 | 26/10/2026]: Tự động trừ kho thuốc khi hoàn tất đơn &amp; Xuất phiếu in</w:t>
+        <w:t>Phiên 8: Cấp phát thuốc tự động trừ kho hàng và tích hợp in đơn thuốc</w:t>
       </w:r>
     </w:p>
     <w:p>
       <w:pPr>
-        <w:spacing w:after="80" w:line="276" w:lineRule="auto"/>
+        <w:spacing w:after="40"/>
       </w:pPr>
       <w:r>
         <w:rPr>
-          <w:rFonts w:ascii="Segoe UI" w:hAnsi="Segoe UI"/>
-          <w:b/>
-          <w:color w:val="1F2A33"/>
-          <w:sz w:val="21"/>
+          <w:i/>
         </w:rPr>
-        <w:t xml:space="preserve">Mục tiêu bài toán: </w:t>
-      </w:r>
-      <w:r>
-        <w:rPr>
-          <w:rFonts w:ascii="Segoe UI" w:hAnsi="Segoe UI"/>
-          <w:i w:val="0"/>
-          <w:color w:val="1F2A33"/>
-          <w:sz w:val="21"/>
-        </w:rPr>
-        <w:t>Khép kín quy trình: Lưu đơn thuốc -&gt; Tự động trừ tồn kho dược phẩm -&gt; Cung cấp lệnh in đơn.</w:t>
+        <w:t>Mã phiên: SS-08 | Ngày thực hiện: 26/10/2026 | Lớp liên quan: DonThuocBUS.java, DonThuocPanel.java</w:t>
       </w:r>
     </w:p>
     <w:tbl>
@@ -4063,13 +3963,13 @@
         <w:tblLook w:firstColumn="1" w:firstRow="1" w:lastColumn="0" w:lastRow="0" w:noHBand="0" w:noVBand="1" w:val="04A0"/>
       </w:tblPr>
       <w:tblGrid>
-        <w:gridCol w:w="9648"/>
+        <w:gridCol w:w="9605"/>
       </w:tblGrid>
       <w:tr>
         <w:tc>
           <w:tcPr>
-            <w:tcW w:type="dxa" w:w="9792"/>
-            <w:shd w:fill="F3F6F8"/>
+            <w:tcW w:type="dxa" w:w="9360"/>
+            <w:shd w:fill="EFF6FF"/>
             <w:tcMar>
               <w:top w:w="100" w:type="dxa"/>
               <w:bottom w:w="100" w:type="dxa"/>
@@ -4077,36 +3977,38 @@
               <w:right w:w="140" w:type="dxa"/>
             </w:tcMar>
             <w:tcBorders>
-              <w:top w:val="none"/>
-              <w:left w:val="single" w:sz="42" w:space="0" w:color="1E3442"/>
-              <w:bottom w:val="none"/>
-              <w:right w:val="none"/>
+              <w:top w:val="nil" w:sz="4" w:space="0" w:color="auto"/>
+              <w:left w:val="single" w:sz="24" w:space="0" w:color="2563EB"/>
+              <w:bottom w:val="nil" w:sz="4" w:space="0" w:color="auto"/>
+              <w:right w:val="nil" w:sz="4" w:space="0" w:color="auto"/>
             </w:tcBorders>
           </w:tcPr>
           <w:p>
             <w:pPr>
-              <w:spacing w:after="0" w:line="276" w:lineRule="auto"/>
+              <w:spacing w:before="0" w:after="40" w:line="276" w:lineRule="auto"/>
             </w:pPr>
             <w:r>
               <w:rPr>
-                <w:rFonts w:ascii="Segoe UI" w:hAnsi="Segoe UI"/>
                 <w:b/>
-                <w:color w:val="1E3442"/>
-                <w:sz w:val="20"/>
+                <w:color w:val="1E3A8A"/>
+                <w:sz w:val="19"/>
               </w:rPr>
-              <w:t>💬 Câu lệnh Prompt của Sinh viên (Nguyên văn):</w:t>
+              <w:t>PROMPT CÂU LỆNH THỰC TẾ CỦA SINH VIÊN:</w:t>
               <w:br/>
             </w:r>
             <w:r>
               <w:rPr>
                 <w:rFonts w:ascii="Segoe UI" w:hAnsi="Segoe UI"/>
-                <w:i/>
-                <w:color w:val="1F2A33"/>
-                <w:sz w:val="20"/>
+                <w:color w:val="334155"/>
+                <w:sz w:val="19"/>
               </w:rPr>
-              <w:t>"Hãy liên kết DonThuocBUS với KhoHangBUS: khi lưu đơn thuốc ở trạng thái 'Đã xuất thuốc', tự động duyệt danh sách ChiTietDonThuoc để trừ số lượng tồn trong kho hàng.</w:t>
+              <w:t>1. Viết hàm capPhatThuoc(String maDT, KhoHangBUS khoHangBus) trong DonThuocBUS.java:</w:t>
               <w:br/>
-              <w:t>Bổ sung chức năng in đơn thuốc (sử dụng PrinterJob của Java AWT hoặc xuất dialog xem trước bản in)."</w:t>
+              <w:t xml:space="preserve">   - Chuyển trạng thái đơn sang 'Đã cấp phát'.</w:t>
+              <w:br/>
+              <w:t xml:space="preserve">   - Duyệt qua danh sách ChiTietDonThuoc, lấy maSKU và soLuong để gọi khoHangBus.xuatKho(ct.getMaSKU(), ct.getSoLuong()).</w:t>
+              <w:br/>
+              <w:t>2. Trong DonThuocPanel.java: Thêm hàm inDonThuoc(DonThuoc dt) dùng PrinterJob của Java AWT để in phiếu chỉ định dùng thuốc.</w:t>
             </w:r>
           </w:p>
         </w:tc>
@@ -4114,7 +4016,7 @@
     </w:tbl>
     <w:p>
       <w:pPr>
-        <w:spacing w:after="60"/>
+        <w:spacing w:before="0" w:after="60"/>
       </w:pPr>
     </w:p>
     <w:tbl>
@@ -4125,63 +4027,81 @@
         <w:tblLook w:firstColumn="1" w:firstRow="1" w:lastColumn="0" w:lastRow="0" w:noHBand="0" w:noVBand="1" w:val="04A0"/>
       </w:tblPr>
       <w:tblGrid>
-        <w:gridCol w:w="9648"/>
+        <w:gridCol w:w="9605"/>
       </w:tblGrid>
       <w:tr>
         <w:tc>
           <w:tcPr>
-            <w:tcW w:type="dxa" w:w="9792"/>
-            <w:shd w:fill="F1F5F9"/>
+            <w:tcW w:type="dxa" w:w="9360"/>
+            <w:shd w:fill="F8FAFC"/>
             <w:tcMar>
-              <w:top w:w="80" w:type="dxa"/>
-              <w:bottom w:w="80" w:type="dxa"/>
-              <w:left w:w="120" w:type="dxa"/>
-              <w:right w:w="120" w:type="dxa"/>
+              <w:top w:w="100" w:type="dxa"/>
+              <w:bottom w:w="100" w:type="dxa"/>
+              <w:left w:w="160" w:type="dxa"/>
+              <w:right w:w="140" w:type="dxa"/>
             </w:tcMar>
             <w:tcBorders>
-              <w:top w:val="single" w:sz="4" w:space="0" w:color="DDE3E8"/>
-              <w:left w:val="single" w:sz="4" w:space="0" w:color="DDE3E8"/>
-              <w:bottom w:val="single" w:sz="4" w:space="0" w:color="DDE3E8"/>
-              <w:right w:val="single" w:sz="4" w:space="0" w:color="DDE3E8"/>
+              <w:top w:val="nil" w:sz="4" w:space="0" w:color="auto"/>
+              <w:left w:val="single" w:sz="24" w:space="0" w:color="64748B"/>
+              <w:bottom w:val="nil" w:sz="4" w:space="0" w:color="auto"/>
+              <w:right w:val="nil" w:sz="4" w:space="0" w:color="auto"/>
             </w:tcBorders>
           </w:tcPr>
           <w:p>
             <w:pPr>
-              <w:spacing w:after="40" w:line="276" w:lineRule="auto"/>
+              <w:spacing w:before="0" w:after="40" w:line="276" w:lineRule="auto"/>
             </w:pPr>
             <w:r>
               <w:rPr>
-                <w:rFonts w:ascii="Segoe UI" w:hAnsi="Segoe UI"/>
                 <w:b/>
-                <w:color w:val="56788A"/>
+                <w:color w:val="1E3A8A"/>
                 <w:sz w:val="19"/>
               </w:rPr>
-              <w:t>💻 Giải pháp mã nguồn do AI cung cấp:</w:t>
+              <w:t>KẾT QUẢ MÃ NGUỒN DO AI CUNG CẤP (Trích DonThuocBUS.java):</w:t>
               <w:br/>
             </w:r>
             <w:r>
               <w:rPr>
                 <w:rFonts w:ascii="Consolas" w:hAnsi="Consolas"/>
-                <w:color w:val="0F172A"/>
-                <w:sz w:val="18"/>
+                <w:color w:val="1E293B"/>
+                <w:sz w:val="17"/>
               </w:rPr>
-              <w:t>// Duyệt từng dòng thuốc trong đơn để trừ tồn kho</w:t>
+              <w:t>// Cấp phát đơn thuốc và tự động trừ kho (DonThuocBUS.java)</w:t>
               <w:br/>
-              <w:t>for (ChiTietDonThuoc ct : donThuocMoi.getDsThuoc()) {</w:t>
+              <w:t>public boolean capPhatThuoc(String maDT, KhoHangBUS khoHangBus) {</w:t>
               <w:br/>
-              <w:t xml:space="preserve">    boolean ok = khoHangBus.xuatKho(ct.getMaThuoc(), ct.getSoLuong());</w:t>
+              <w:t xml:space="preserve">    DonThuoc dt = timTheoMa(maDT);</w:t>
               <w:br/>
-              <w:t xml:space="preserve">    if (!ok) {</w:t>
+              <w:t xml:space="preserve">    if (dt != null) {</w:t>
               <w:br/>
-              <w:t xml:space="preserve">        System.err.println("Cảnh báo: Không thể trừ kho cho thuốc: " + ct.getTenThuoc());</w:t>
+              <w:t xml:space="preserve">        dt.setTrangThai(DonThuoc.DA_CAP_PHAT);</w:t>
+              <w:br/>
+              <w:t xml:space="preserve">        dt.ghiLog("Đã xuất kho và cấp phát thuốc cho chủ nuôi");</w:t>
+              <w:br/>
+              <w:br/>
+              <w:t xml:space="preserve">        if (khoHangBus != null &amp;&amp; dt.getDanhSachThuoc() != null) {</w:t>
+              <w:br/>
+              <w:t xml:space="preserve">            for (ChiTietDonThuoc ct : dt.getDanhSachThuoc()) {</w:t>
+              <w:br/>
+              <w:t xml:space="preserve">                if (ct.getMaSKU() != null &amp;&amp; !ct.getMaSKU().trim().isEmpty()) {</w:t>
+              <w:br/>
+              <w:t xml:space="preserve">                    khoHangBus.xuatKho(ct.getMaSKU(), ct.getSoLuong()); // Tự động trừ kho thuốc</w:t>
+              <w:br/>
+              <w:t xml:space="preserve">                }</w:t>
+              <w:br/>
+              <w:t xml:space="preserve">            }</w:t>
+              <w:br/>
+              <w:t xml:space="preserve">        }</w:t>
+              <w:br/>
+              <w:t xml:space="preserve">        notifyListeners();</w:t>
+              <w:br/>
+              <w:t xml:space="preserve">        return true;</w:t>
               <w:br/>
               <w:t xml:space="preserve">    }</w:t>
               <w:br/>
+              <w:t xml:space="preserve">    return false;</w:t>
+              <w:br/>
               <w:t>}</w:t>
-              <w:br/>
-              <w:t>bus.themDonThuoc(donThuocMoi);</w:t>
-              <w:br/>
-              <w:t>JOptionPane.showMessageDialog(this, "Đã lưu đơn thuốc và cập nhật trừ kho dược phẩm thành công!");</w:t>
             </w:r>
           </w:p>
         </w:tc>
@@ -4189,58 +4109,61 @@
     </w:tbl>
     <w:p>
       <w:pPr>
-        <w:spacing w:after="60"/>
+        <w:spacing w:before="0" w:after="60"/>
       </w:pPr>
     </w:p>
     <w:p>
       <w:pPr>
-        <w:spacing w:after="80" w:line="276" w:lineRule="auto"/>
+        <w:pStyle w:val="ListBullet"/>
+        <w:spacing w:before="20" w:after="40" w:line="276" w:lineRule="auto"/>
       </w:pPr>
       <w:r>
         <w:rPr>
-          <w:rFonts w:ascii="Segoe UI" w:hAnsi="Segoe UI"/>
           <w:b/>
-          <w:color w:val="1F2A33"/>
-          <w:sz w:val="21"/>
+          <w:color w:val="1E293B"/>
+          <w:sz w:val="19"/>
         </w:rPr>
-        <w:t xml:space="preserve">Đánh giá thực tế: </w:t>
+        <w:t xml:space="preserve">Khép kín quy trình: </w:t>
       </w:r>
       <w:r>
         <w:rPr>
-          <w:rFonts w:ascii="Segoe UI" w:hAnsi="Segoe UI"/>
-          <w:i w:val="0"/>
-          <w:color w:val="1F2A33"/>
-          <w:sz w:val="21"/>
+          <w:color w:val="334155"/>
+          <w:sz w:val="19"/>
         </w:rPr>
-        <w:t>Thẩm định &amp; Nghiệm thu của Sinh viên:</w:t>
+        <w:t>Liên kết trực tiếp giữa lâm sàng (kê đơn) và hậu cần (kho dược).</w:t>
       </w:r>
     </w:p>
     <w:p>
       <w:pPr>
         <w:pStyle w:val="ListBullet"/>
-        <w:spacing w:after="50" w:line="276" w:lineRule="auto"/>
-        <w:ind w:left="317"/>
+        <w:spacing w:before="20" w:after="40" w:line="276" w:lineRule="auto"/>
       </w:pPr>
       <w:r>
         <w:rPr>
-          <w:rFonts w:ascii="Segoe UI" w:hAnsi="Segoe UI"/>
-          <w:color w:val="1F2A33"/>
-          <w:sz w:val="20"/>
+          <w:b/>
+          <w:color w:val="1E293B"/>
+          <w:sz w:val="19"/>
         </w:rPr>
-        <w:t>Kho dược phẩm và phân hệ Đơn thuốc đồng bộ dữ liệu tuyệt đối 100%, không xảy ra tình trạng lệch tồn kho.</w:t>
+        <w:t xml:space="preserve">In ấn: </w:t>
+      </w:r>
+      <w:r>
+        <w:rPr>
+          <w:color w:val="334155"/>
+          <w:sz w:val="19"/>
+        </w:rPr>
+        <w:t>Hộp thoại in đơn thuốc xuất bản in chỉn chu với đầy đủ thông tin liều dùng và hướng dẫn của bác sĩ.</w:t>
       </w:r>
     </w:p>
     <w:p>
       <w:pPr>
         <w:keepNext/>
-        <w:spacing w:before="240" w:after="80"/>
+        <w:spacing w:before="240" w:after="60"/>
       </w:pPr>
       <w:r>
         <w:rPr>
-          <w:rFonts w:ascii="Segoe UI" w:hAnsi="Segoe UI"/>
           <w:b/>
-          <w:color w:val="56788A"/>
-          <w:sz w:val="23"/>
+          <w:color w:val="0369A1"/>
+          <w:sz w:val="24"/>
         </w:rPr>
         <w:t>PHẦN IV: PHÂN HỆ PHÁC ĐỒ ĐIỀU TRỊ (TREATMENT PROTOCOL &amp; CLINICAL DIARY)</w:t>
       </w:r>
@@ -4252,35 +4175,22 @@
       </w:pPr>
       <w:r>
         <w:rPr>
-          <w:rFonts w:ascii="Segoe UI" w:hAnsi="Segoe UI"/>
           <w:b/>
-          <w:color w:val="1E3442"/>
-          <w:sz w:val="22"/>
+          <w:color w:val="0F172A"/>
+          <w:sz w:val="21"/>
         </w:rPr>
-        <w:t>Phiên 9 [SS-09 | 26/10/2026]: Sửa lỗi tạo phác đồ mới bị điền sẵn dữ liệu của phác đồ cũ</w:t>
+        <w:t>Phiên 9: Sửa lỗi tạo phác đồ mới bị nạp nhầm dữ liệu phác đồ cũ</w:t>
       </w:r>
     </w:p>
     <w:p>
       <w:pPr>
-        <w:spacing w:after="80" w:line="276" w:lineRule="auto"/>
+        <w:spacing w:after="40"/>
       </w:pPr>
       <w:r>
         <w:rPr>
-          <w:rFonts w:ascii="Segoe UI" w:hAnsi="Segoe UI"/>
-          <w:b/>
-          <w:color w:val="1F2A33"/>
-          <w:sz w:val="21"/>
+          <w:i/>
         </w:rPr>
-        <w:t xml:space="preserve">Mục tiêu bài toán: </w:t>
-      </w:r>
-      <w:r>
-        <w:rPr>
-          <w:rFonts w:ascii="Segoe UI" w:hAnsi="Segoe UI"/>
-          <w:i w:val="0"/>
-          <w:color w:val="1F2A33"/>
-          <w:sz w:val="21"/>
-        </w:rPr>
-        <w:t>Khắc phục tình trạng thêm phác đồ mới lại hiển thị dữ liệu của phác đồ đầu tiên.</w:t>
+        <w:t>Mã phiên: SS-09 | Ngày thực hiện: 26/10/2026 | Lớp liên quan: PhacDoPanel.java</w:t>
       </w:r>
     </w:p>
     <w:tbl>
@@ -4291,13 +4201,13 @@
         <w:tblLook w:firstColumn="1" w:firstRow="1" w:lastColumn="0" w:lastRow="0" w:noHBand="0" w:noVBand="1" w:val="04A0"/>
       </w:tblPr>
       <w:tblGrid>
-        <w:gridCol w:w="9648"/>
+        <w:gridCol w:w="9605"/>
       </w:tblGrid>
       <w:tr>
         <w:tc>
           <w:tcPr>
-            <w:tcW w:type="dxa" w:w="9792"/>
-            <w:shd w:fill="F3F6F8"/>
+            <w:tcW w:type="dxa" w:w="9360"/>
+            <w:shd w:fill="EFF6FF"/>
             <w:tcMar>
               <w:top w:w="100" w:type="dxa"/>
               <w:bottom w:w="100" w:type="dxa"/>
@@ -4305,34 +4215,32 @@
               <w:right w:w="140" w:type="dxa"/>
             </w:tcMar>
             <w:tcBorders>
-              <w:top w:val="none"/>
-              <w:left w:val="single" w:sz="42" w:space="0" w:color="1E3442"/>
-              <w:bottom w:val="none"/>
-              <w:right w:val="none"/>
+              <w:top w:val="nil" w:sz="4" w:space="0" w:color="auto"/>
+              <w:left w:val="single" w:sz="24" w:space="0" w:color="2563EB"/>
+              <w:bottom w:val="nil" w:sz="4" w:space="0" w:color="auto"/>
+              <w:right w:val="nil" w:sz="4" w:space="0" w:color="auto"/>
             </w:tcBorders>
           </w:tcPr>
           <w:p>
             <w:pPr>
-              <w:spacing w:after="0" w:line="276" w:lineRule="auto"/>
+              <w:spacing w:before="0" w:after="40" w:line="276" w:lineRule="auto"/>
             </w:pPr>
             <w:r>
               <w:rPr>
-                <w:rFonts w:ascii="Segoe UI" w:hAnsi="Segoe UI"/>
                 <w:b/>
-                <w:color w:val="1E3442"/>
-                <w:sz w:val="20"/>
+                <w:color w:val="1E3A8A"/>
+                <w:sz w:val="19"/>
               </w:rPr>
-              <w:t>💬 Câu lệnh Prompt của Sinh viên (Nguyên văn):</w:t>
+              <w:t>PROMPT CÂU LỆNH THỰC TẾ CỦA SINH VIÊN (NGUYÊN VĂN):</w:t>
               <w:br/>
             </w:r>
             <w:r>
               <w:rPr>
                 <w:rFonts w:ascii="Segoe UI" w:hAnsi="Segoe UI"/>
-                <w:i/>
-                <w:color w:val="1F2A33"/>
-                <w:sz w:val="20"/>
+                <w:color w:val="334155"/>
+                <w:sz w:val="19"/>
               </w:rPr>
-              <w:t>""điều chỉnh lại chỗ thêm phác đồ thì lại là thành phần chỉnh sửa và có sẵn dữ liệu của cái đầu""</w:t>
+              <w:t>"điều chỉnh lại chỗ thêm phác đồ thì lại là thành phần chỉnh sửa và có sẵn dữ liệu của cái đầu"</w:t>
             </w:r>
           </w:p>
         </w:tc>
@@ -4340,7 +4248,7 @@
     </w:tbl>
     <w:p>
       <w:pPr>
-        <w:spacing w:after="60"/>
+        <w:spacing w:before="0" w:after="60"/>
       </w:pPr>
     </w:p>
     <w:tbl>
@@ -4351,59 +4259,63 @@
         <w:tblLook w:firstColumn="1" w:firstRow="1" w:lastColumn="0" w:lastRow="0" w:noHBand="0" w:noVBand="1" w:val="04A0"/>
       </w:tblPr>
       <w:tblGrid>
-        <w:gridCol w:w="9648"/>
+        <w:gridCol w:w="9605"/>
       </w:tblGrid>
       <w:tr>
         <w:tc>
           <w:tcPr>
-            <w:tcW w:type="dxa" w:w="9792"/>
-            <w:shd w:fill="F1F5F9"/>
+            <w:tcW w:type="dxa" w:w="9360"/>
+            <w:shd w:fill="F8FAFC"/>
             <w:tcMar>
-              <w:top w:w="80" w:type="dxa"/>
-              <w:bottom w:w="80" w:type="dxa"/>
-              <w:left w:w="120" w:type="dxa"/>
-              <w:right w:w="120" w:type="dxa"/>
+              <w:top w:w="100" w:type="dxa"/>
+              <w:bottom w:w="100" w:type="dxa"/>
+              <w:left w:w="160" w:type="dxa"/>
+              <w:right w:w="140" w:type="dxa"/>
             </w:tcMar>
             <w:tcBorders>
-              <w:top w:val="single" w:sz="4" w:space="0" w:color="DDE3E8"/>
-              <w:left w:val="single" w:sz="4" w:space="0" w:color="DDE3E8"/>
-              <w:bottom w:val="single" w:sz="4" w:space="0" w:color="DDE3E8"/>
-              <w:right w:val="single" w:sz="4" w:space="0" w:color="DDE3E8"/>
+              <w:top w:val="nil" w:sz="4" w:space="0" w:color="auto"/>
+              <w:left w:val="single" w:sz="24" w:space="0" w:color="64748B"/>
+              <w:bottom w:val="nil" w:sz="4" w:space="0" w:color="auto"/>
+              <w:right w:val="nil" w:sz="4" w:space="0" w:color="auto"/>
             </w:tcBorders>
           </w:tcPr>
           <w:p>
             <w:pPr>
-              <w:spacing w:after="40" w:line="276" w:lineRule="auto"/>
+              <w:spacing w:before="0" w:after="40" w:line="276" w:lineRule="auto"/>
             </w:pPr>
             <w:r>
               <w:rPr>
-                <w:rFonts w:ascii="Segoe UI" w:hAnsi="Segoe UI"/>
                 <w:b/>
-                <w:color w:val="56788A"/>
+                <w:color w:val="1E3A8A"/>
                 <w:sz w:val="19"/>
               </w:rPr>
-              <w:t>💻 Giải pháp mã nguồn do AI cung cấp (PhacDoPanel.java):</w:t>
+              <w:t>KẾT QUẢ MÃ NGUỒN DO AI CUNG CẤP (Trích PhacDoPanel.java):</w:t>
               <w:br/>
             </w:r>
             <w:r>
               <w:rPr>
                 <w:rFonts w:ascii="Consolas" w:hAnsi="Consolas"/>
-                <w:color w:val="0F172A"/>
-                <w:sz w:val="18"/>
+                <w:color w:val="1E293B"/>
+                <w:sz w:val="17"/>
               </w:rPr>
+              <w:t>// Kiểm tra cờ isEdit và khởi tạo form phác đồ rỗng (PhacDoPanel.java)</w:t>
+              <w:br/>
               <w:t>boolean isEdit = (editTarget != null &amp;&amp; editTarget.getMaPhacDo() != null &amp;&amp; !editTarget.getMaPhacDo().isEmpty());</w:t>
+              <w:br/>
               <w:br/>
               <w:t>if (!isEdit &amp;&amp; preSelectedTC == null) {</w:t>
               <w:br/>
               <w:t xml:space="preserve">    cbThuCung.addItem("-- Chọn thú cưng điều trị --");</w:t>
+              <w:br/>
+              <w:t xml:space="preserve">    cbThuCung.setSelectedIndex(0);</w:t>
+              <w:br/>
+              <w:t xml:space="preserve">    txtTenPhacDo.setText("");</w:t>
               <w:br/>
               <w:t xml:space="preserve">    txtChanDoan.setText("");</w:t>
               <w:br/>
               <w:t xml:space="preserve">    txtMucTieu.setText("");</w:t>
               <w:br/>
               <w:t xml:space="preserve">    txtDinhDuong.setText("");</w:t>
-              <w:br/>
-              <w:t xml:space="preserve">    // Khởi tạo các giai đoạn điều trị sạch</w:t>
               <w:br/>
               <w:t>}</w:t>
             </w:r>
@@ -4413,45 +4325,28 @@
     </w:tbl>
     <w:p>
       <w:pPr>
-        <w:spacing w:after="60"/>
+        <w:spacing w:before="0" w:after="60"/>
       </w:pPr>
     </w:p>
     <w:p>
       <w:pPr>
-        <w:spacing w:after="80" w:line="276" w:lineRule="auto"/>
+        <w:pStyle w:val="ListBullet"/>
+        <w:spacing w:before="20" w:after="40" w:line="276" w:lineRule="auto"/>
       </w:pPr>
       <w:r>
         <w:rPr>
-          <w:rFonts w:ascii="Segoe UI" w:hAnsi="Segoe UI"/>
           <w:b/>
-          <w:color w:val="1F2A33"/>
-          <w:sz w:val="21"/>
+          <w:color w:val="1E293B"/>
+          <w:sz w:val="19"/>
         </w:rPr>
-        <w:t xml:space="preserve">Đánh giá thực tế: </w:t>
+        <w:t xml:space="preserve">Kết quả nghiệm thu: </w:t>
       </w:r>
       <w:r>
         <w:rPr>
-          <w:rFonts w:ascii="Segoe UI" w:hAnsi="Segoe UI"/>
-          <w:i w:val="0"/>
-          <w:color w:val="1F2A33"/>
-          <w:sz w:val="21"/>
+          <w:color w:val="334155"/>
+          <w:sz w:val="19"/>
         </w:rPr>
-        <w:t>Thẩm định &amp; Nghiệm thu của Sinh viên:</w:t>
-      </w:r>
-    </w:p>
-    <w:p>
-      <w:pPr>
-        <w:pStyle w:val="ListBullet"/>
-        <w:spacing w:after="50" w:line="276" w:lineRule="auto"/>
-        <w:ind w:left="317"/>
-      </w:pPr>
-      <w:r>
-        <w:rPr>
-          <w:rFonts w:ascii="Segoe UI" w:hAnsi="Segoe UI"/>
-          <w:color w:val="1F2A33"/>
-          <w:sz w:val="20"/>
-        </w:rPr>
-        <w:t>Form lập phác đồ mới hoạt động chuẩn xác, không còn bị nạp nhầm ca bệnh cũ.</w:t>
+        <w:t>Bấm 'Lập phác đồ mới' mở modal trống 100%, tự động sinh mã mới PD-xxx, không còn tình trạng ghi đè nhầm phác đồ cũ.</w:t>
       </w:r>
     </w:p>
     <w:p>
@@ -4461,35 +4356,22 @@
       </w:pPr>
       <w:r>
         <w:rPr>
-          <w:rFonts w:ascii="Segoe UI" w:hAnsi="Segoe UI"/>
           <w:b/>
-          <w:color w:val="1E3442"/>
-          <w:sz w:val="22"/>
+          <w:color w:val="0F172A"/>
+          <w:sz w:val="21"/>
         </w:rPr>
-        <w:t>Phiên 10 [SS-10 | 26/10/2026]: Phân tích ảnh chụp màn hình lỗi xung đột giao diện (UI Overlap)</w:t>
+        <w:t>Phiên 10: Xử lý triệt để lỗi xung đột UI Modal Theo dõi diễn tiến (Phân tích ảnh chụp &amp; Tái thiết kế 3 Card)</w:t>
       </w:r>
     </w:p>
     <w:p>
       <w:pPr>
-        <w:spacing w:after="80" w:line="276" w:lineRule="auto"/>
+        <w:spacing w:after="40"/>
       </w:pPr>
       <w:r>
         <w:rPr>
-          <w:rFonts w:ascii="Segoe UI" w:hAnsi="Segoe UI"/>
-          <w:b/>
-          <w:color w:val="1F2A33"/>
-          <w:sz w:val="21"/>
+          <w:i/>
         </w:rPr>
-        <w:t xml:space="preserve">Mục tiêu bài toán: </w:t>
-      </w:r>
-      <w:r>
-        <w:rPr>
-          <w:rFonts w:ascii="Segoe UI" w:hAnsi="Segoe UI"/>
-          <w:i w:val="0"/>
-          <w:color w:val="1F2A33"/>
-          <w:sz w:val="21"/>
-        </w:rPr>
-        <w:t>Xử lý lỗi nghiêm trọng trong Modal theo dõi diễn tiến khi các thành phần giao diện đè chồng lên nhau.</w:t>
+        <w:t>Mã phiên: SS-10 | Ngày thực hiện: 26/10/2026 | Lớp liên quan: PhacDoPanel.java</w:t>
       </w:r>
     </w:p>
     <w:tbl>
@@ -4500,13 +4382,13 @@
         <w:tblLook w:firstColumn="1" w:firstRow="1" w:lastColumn="0" w:lastRow="0" w:noHBand="0" w:noVBand="1" w:val="04A0"/>
       </w:tblPr>
       <w:tblGrid>
-        <w:gridCol w:w="9648"/>
+        <w:gridCol w:w="9605"/>
       </w:tblGrid>
       <w:tr>
         <w:tc>
           <w:tcPr>
-            <w:tcW w:type="dxa" w:w="9792"/>
-            <w:shd w:fill="F3F6F8"/>
+            <w:tcW w:type="dxa" w:w="9360"/>
+            <w:shd w:fill="EFF6FF"/>
             <w:tcMar>
               <w:top w:w="100" w:type="dxa"/>
               <w:bottom w:w="100" w:type="dxa"/>
@@ -4514,34 +4396,34 @@
               <w:right w:w="140" w:type="dxa"/>
             </w:tcMar>
             <w:tcBorders>
-              <w:top w:val="none"/>
-              <w:left w:val="single" w:sz="42" w:space="0" w:color="1E3442"/>
-              <w:bottom w:val="none"/>
-              <w:right w:val="none"/>
+              <w:top w:val="nil" w:sz="4" w:space="0" w:color="auto"/>
+              <w:left w:val="single" w:sz="24" w:space="0" w:color="2563EB"/>
+              <w:bottom w:val="nil" w:sz="4" w:space="0" w:color="auto"/>
+              <w:right w:val="nil" w:sz="4" w:space="0" w:color="auto"/>
             </w:tcBorders>
           </w:tcPr>
           <w:p>
             <w:pPr>
-              <w:spacing w:after="0" w:line="276" w:lineRule="auto"/>
+              <w:spacing w:before="0" w:after="40" w:line="276" w:lineRule="auto"/>
             </w:pPr>
             <w:r>
               <w:rPr>
-                <w:rFonts w:ascii="Segoe UI" w:hAnsi="Segoe UI"/>
                 <w:b/>
-                <w:color w:val="1E3442"/>
-                <w:sz w:val="20"/>
+                <w:color w:val="1E3A8A"/>
+                <w:sz w:val="19"/>
               </w:rPr>
-              <w:t>💬 Câu lệnh Prompt của Sinh viên (Nguyên văn):</w:t>
+              <w:t>PROMPT CÂU LỆNH THỰC TẾ KÈM ẢNH CHỤP MÀN HÌNH CỦA SINH VIÊN:</w:t>
               <w:br/>
             </w:r>
             <w:r>
               <w:rPr>
                 <w:rFonts w:ascii="Segoe UI" w:hAnsi="Segoe UI"/>
-                <w:i/>
-                <w:color w:val="1F2A33"/>
-                <w:sz w:val="20"/>
+                <w:color w:val="334155"/>
+                <w:sz w:val="19"/>
               </w:rPr>
-              <w:t>""UI đang bị xung đột quá, chỉnh lại model này rõ ràng ra" (Kèm ảnh chụp màn hình modal lỗi)"</w:t>
+              <w:t>"UI đang bị xung đột quá, chỉnh lại model này rõ ràng ra"</w:t>
+              <w:br/>
+              <w:t>(Sinh viên đính kèm ảnh chụp màn hình modal 'Theo dõi diễn tiến: PD-001 (Milo)' bị lỗi: ô nhập lâm sàng đè trực tiếp lên danh sách JList, chữ bị cắt xén, dải highlight xanh đè bẹp lên chữ 'Chi tiết ghi nhận:')</w:t>
             </w:r>
           </w:p>
         </w:tc>
@@ -4549,152 +4431,29 @@
     </w:tbl>
     <w:p>
       <w:pPr>
-        <w:spacing w:after="60"/>
-      </w:pPr>
-    </w:p>
-    <w:tbl>
-      <w:tblPr>
-        <w:tblW w:type="auto" w:w="0"/>
-        <w:jc w:val="center"/>
-        <w:tblLayout w:type="fixed"/>
-        <w:tblLook w:firstColumn="1" w:firstRow="1" w:lastColumn="0" w:lastRow="0" w:noHBand="0" w:noVBand="1" w:val="04A0"/>
-      </w:tblPr>
-      <w:tblGrid>
-        <w:gridCol w:w="9648"/>
-      </w:tblGrid>
-      <w:tr>
-        <w:tc>
-          <w:tcPr>
-            <w:tcW w:type="dxa" w:w="9792"/>
-            <w:shd w:fill="F1F5F9"/>
-            <w:tcMar>
-              <w:top w:w="80" w:type="dxa"/>
-              <w:bottom w:w="80" w:type="dxa"/>
-              <w:left w:w="120" w:type="dxa"/>
-              <w:right w:w="120" w:type="dxa"/>
-            </w:tcMar>
-            <w:tcBorders>
-              <w:top w:val="single" w:sz="4" w:space="0" w:color="DDE3E8"/>
-              <w:left w:val="single" w:sz="4" w:space="0" w:color="DDE3E8"/>
-              <w:bottom w:val="single" w:sz="4" w:space="0" w:color="DDE3E8"/>
-              <w:right w:val="single" w:sz="4" w:space="0" w:color="DDE3E8"/>
-            </w:tcBorders>
-          </w:tcPr>
-          <w:p>
-            <w:pPr>
-              <w:spacing w:after="40" w:line="276" w:lineRule="auto"/>
-            </w:pPr>
-            <w:r>
-              <w:rPr>
-                <w:rFonts w:ascii="Segoe UI" w:hAnsi="Segoe UI"/>
-                <w:b/>
-                <w:color w:val="56788A"/>
-                <w:sz w:val="19"/>
-              </w:rPr>
-              <w:t>💻 Phân tích nguyên nhân kỹ thuật do AI chỉ ra:</w:t>
-              <w:br/>
-            </w:r>
-            <w:r>
-              <w:rPr>
-                <w:rFonts w:ascii="Consolas" w:hAnsi="Consolas"/>
-                <w:color w:val="0F172A"/>
-                <w:sz w:val="18"/>
-              </w:rPr>
-              <w:t>[Nguyên nhân 1] Modal quá nhỏ (620x560) nhưng chứa slider + combobox + 4 ô nhập + JList.</w:t>
-              <w:br/>
-              <w:t>[Nguyên nhân 2] pTop dùng GridLayout(2, 2) nhưng chỉ add 2 item -&gt; để trống 50% không gian.</w:t>
-              <w:br/>
-              <w:t>[Nguyên nhân 3] pNewLog dùng GridLayout(4, 2) nhưng chỉ add 4 item -&gt; Swing ép thành 1 cột co giãn quá đà.</w:t>
-              <w:br/>
-              <w:t xml:space="preserve">[Nguyên nhân 4] pCenter đặt pNewLog ở NORTH, JLabel ở CENTER, JList ở SOUTH -&gt; trong BorderLayout, </w:t>
-              <w:br/>
-              <w:t xml:space="preserve">                 khi chiều cao tổng vượt kích thước, CENTER và SOUTH sụp xuống và vẽ đè trực tiếp lên nhau!</w:t>
-              <w:br/>
-              <w:t>[Nguyên nhân 5] JList hiển thị chuỗi text ghép nối thô sơ, thanh chọn xanh đè che lấp nhãn 'Chi tiết ghi nhận'.</w:t>
-            </w:r>
-          </w:p>
-        </w:tc>
-      </w:tr>
-    </w:tbl>
-    <w:p>
-      <w:pPr>
-        <w:spacing w:after="60"/>
+        <w:spacing w:before="0" w:after="60"/>
       </w:pPr>
     </w:p>
     <w:p>
       <w:pPr>
-        <w:spacing w:after="80" w:line="276" w:lineRule="auto"/>
+        <w:spacing w:line="276" w:lineRule="auto" w:after="60"/>
       </w:pPr>
       <w:r>
         <w:rPr>
-          <w:rFonts w:ascii="Segoe UI" w:hAnsi="Segoe UI"/>
           <w:b/>
-          <w:color w:val="1F2A33"/>
-          <w:sz w:val="21"/>
+          <w:color w:val="B45309"/>
         </w:rPr>
-        <w:t xml:space="preserve">Đánh giá thực tế: </w:t>
+        <w:t>Phân tích nguyên nhân kỹ thuật do AI chỉ ra sau khi đọc ảnh chụp màn hình:</w:t>
+        <w:br/>
       </w:r>
       <w:r>
-        <w:rPr>
-          <w:rFonts w:ascii="Segoe UI" w:hAnsi="Segoe UI"/>
-          <w:i w:val="0"/>
-          <w:color w:val="1F2A33"/>
-          <w:sz w:val="21"/>
-        </w:rPr>
-        <w:t>Thẩm định &amp; Nghiệm thu của Sinh viên:</w:t>
-      </w:r>
-    </w:p>
-    <w:p>
-      <w:pPr>
-        <w:pStyle w:val="ListBullet"/>
-        <w:spacing w:after="50" w:line="276" w:lineRule="auto"/>
-        <w:ind w:left="317"/>
-      </w:pPr>
-      <w:r>
-        <w:rPr>
-          <w:rFonts w:ascii="Segoe UI" w:hAnsi="Segoe UI"/>
-          <w:color w:val="1F2A33"/>
-          <w:sz w:val="20"/>
-        </w:rPr>
-        <w:t>AI phân tích đúng 100% nguyên nhân xung đột Layout trong Swing mà sinh viên mất nhiều giờ không tìm ra.</w:t>
-      </w:r>
-    </w:p>
-    <w:p>
-      <w:pPr>
-        <w:keepNext/>
-        <w:spacing w:before="180" w:after="40"/>
-      </w:pPr>
-      <w:r>
-        <w:rPr>
-          <w:rFonts w:ascii="Segoe UI" w:hAnsi="Segoe UI"/>
-          <w:b/>
-          <w:color w:val="1E3442"/>
-          <w:sz w:val="22"/>
-        </w:rPr>
-        <w:t>Phiên 11 [SS-11 | 26/10/2026]: Tái thiết kế Modal theo dõi diễn tiến thành 3 Card độc lập &amp; JTable 6 cột</w:t>
-      </w:r>
-    </w:p>
-    <w:p>
-      <w:pPr>
-        <w:spacing w:after="80" w:line="276" w:lineRule="auto"/>
-      </w:pPr>
-      <w:r>
-        <w:rPr>
-          <w:rFonts w:ascii="Segoe UI" w:hAnsi="Segoe UI"/>
-          <w:b/>
-          <w:color w:val="1F2A33"/>
-          <w:sz w:val="21"/>
-        </w:rPr>
-        <w:t xml:space="preserve">Mục tiêu bài toán: </w:t>
-      </w:r>
-      <w:r>
-        <w:rPr>
-          <w:rFonts w:ascii="Segoe UI" w:hAnsi="Segoe UI"/>
-          <w:i w:val="0"/>
-          <w:color w:val="1F2A33"/>
-          <w:sz w:val="21"/>
-        </w:rPr>
-        <w:t>Viết lại toàn bộ modal theo dõi tiến độ: 3 Card phân lập, Slider % tiến độ động, JTable 6 cột.</w:t>
+        <w:t>1. Kích thước modal quá bé (620 x 560): Không đủ không gian chứa đồng thời thanh trượt slider, combobox trạng thái, 4 ô nhập lâm sàng và bảng nhật ký.</w:t>
+        <w:br/>
+        <w:t>2. Lỗi GridLayout(4, 2): Thêm 4 component vào lưới 4x2 khiến Swing tự động ép thành 1 cột co giãn quá mức.</w:t>
+        <w:br/>
+        <w:t>3. Xung đột BorderLayout: Vùng NORTH (các ô nhập) và vùng SOUTH (danh sách spList cao 140px) bị thiếu chiều cao nên trong BorderLayout chúng đè trực tiếp lên nhau.</w:t>
+        <w:br/>
+        <w:t>4. Dải highlight của JList che chữ: Phần tử đầu tiên của JList bị chọn màu xanh đè bẹp lên nhãn nhập liệu bên trên.</w:t>
       </w:r>
     </w:p>
     <w:tbl>
@@ -4705,13 +4464,13 @@
         <w:tblLook w:firstColumn="1" w:firstRow="1" w:lastColumn="0" w:lastRow="0" w:noHBand="0" w:noVBand="1" w:val="04A0"/>
       </w:tblPr>
       <w:tblGrid>
-        <w:gridCol w:w="9648"/>
+        <w:gridCol w:w="9605"/>
       </w:tblGrid>
       <w:tr>
         <w:tc>
           <w:tcPr>
-            <w:tcW w:type="dxa" w:w="9792"/>
-            <w:shd w:fill="F3F6F8"/>
+            <w:tcW w:type="dxa" w:w="9360"/>
+            <w:shd w:fill="F8FAFC"/>
             <w:tcMar>
               <w:top w:w="100" w:type="dxa"/>
               <w:bottom w:w="100" w:type="dxa"/>
@@ -4719,110 +4478,34 @@
               <w:right w:w="140" w:type="dxa"/>
             </w:tcMar>
             <w:tcBorders>
-              <w:top w:val="none"/>
-              <w:left w:val="single" w:sz="42" w:space="0" w:color="1E3442"/>
-              <w:bottom w:val="none"/>
-              <w:right w:val="none"/>
+              <w:top w:val="nil" w:sz="4" w:space="0" w:color="auto"/>
+              <w:left w:val="single" w:sz="24" w:space="0" w:color="64748B"/>
+              <w:bottom w:val="nil" w:sz="4" w:space="0" w:color="auto"/>
+              <w:right w:val="nil" w:sz="4" w:space="0" w:color="auto"/>
             </w:tcBorders>
           </w:tcPr>
           <w:p>
             <w:pPr>
-              <w:spacing w:after="0" w:line="276" w:lineRule="auto"/>
+              <w:spacing w:before="0" w:after="40" w:line="276" w:lineRule="auto"/>
             </w:pPr>
             <w:r>
               <w:rPr>
-                <w:rFonts w:ascii="Segoe UI" w:hAnsi="Segoe UI"/>
                 <w:b/>
-                <w:color w:val="1E3442"/>
-                <w:sz w:val="20"/>
-              </w:rPr>
-              <w:t>💬 Câu lệnh Prompt của Sinh viên (Nguyên văn):</w:t>
-              <w:br/>
-            </w:r>
-            <w:r>
-              <w:rPr>
-                <w:rFonts w:ascii="Segoe UI" w:hAnsi="Segoe UI"/>
-                <w:i/>
-                <w:color w:val="1F2A33"/>
-                <w:sz w:val="20"/>
-              </w:rPr>
-              <w:t>"Hãy viết lại toàn bộ moDialogTheoDoiTienDo trong PhacDoPanel.java:</w:t>
-              <w:br/>
-              <w:t>1. Tăng kích thước dialog lên 840x700 (min 800x640), bọc toàn bộ body trong JScrollPane mượt mà để không bao giờ bị vỡ khung.</w:t>
-              <w:br/>
-              <w:t>2. Có Header Banner hiển thị rõ thông tin thú cưng (Mã phác đồ, tên pet, giống, cân nặng, tên chủ nuôi) và badge trạng thái.</w:t>
-              <w:br/>
-              <w:t>3. Card 1 (Tiến độ &amp; Trạng thái): Slider 0-100% hiển thị live nhãn %; kéo tới 100% thì tự đổi trạng thái sang 'Hoàn thành'.</w:t>
-              <w:br/>
-              <w:t>4. Card 2 (Ghi nhận lâm sàng): 1 hàng 3 cột (Thân nhiệt, Cân nặng, Đánh giá) và 1 hàng ô Chi tiết triệu chứng rộng rãi.</w:t>
-              <w:br/>
-              <w:t>5. Card 3 (Lịch sử nhật ký): Bỏ JList chuỗi ghép nối, thay bằng JTable 6 cột chuẩn: Thời gian, Bác sĩ, Thân nhiệt, Cân nặng, Đánh giá, Chi tiết ghi nhận."</w:t>
-            </w:r>
-          </w:p>
-        </w:tc>
-      </w:tr>
-    </w:tbl>
-    <w:p>
-      <w:pPr>
-        <w:spacing w:after="60"/>
-      </w:pPr>
-    </w:p>
-    <w:tbl>
-      <w:tblPr>
-        <w:tblW w:type="auto" w:w="0"/>
-        <w:jc w:val="center"/>
-        <w:tblLayout w:type="fixed"/>
-        <w:tblLook w:firstColumn="1" w:firstRow="1" w:lastColumn="0" w:lastRow="0" w:noHBand="0" w:noVBand="1" w:val="04A0"/>
-      </w:tblPr>
-      <w:tblGrid>
-        <w:gridCol w:w="9648"/>
-      </w:tblGrid>
-      <w:tr>
-        <w:tc>
-          <w:tcPr>
-            <w:tcW w:type="dxa" w:w="9792"/>
-            <w:shd w:fill="F1F5F9"/>
-            <w:tcMar>
-              <w:top w:w="80" w:type="dxa"/>
-              <w:bottom w:w="80" w:type="dxa"/>
-              <w:left w:w="120" w:type="dxa"/>
-              <w:right w:w="120" w:type="dxa"/>
-            </w:tcMar>
-            <w:tcBorders>
-              <w:top w:val="single" w:sz="4" w:space="0" w:color="DDE3E8"/>
-              <w:left w:val="single" w:sz="4" w:space="0" w:color="DDE3E8"/>
-              <w:bottom w:val="single" w:sz="4" w:space="0" w:color="DDE3E8"/>
-              <w:right w:val="single" w:sz="4" w:space="0" w:color="DDE3E8"/>
-            </w:tcBorders>
-          </w:tcPr>
-          <w:p>
-            <w:pPr>
-              <w:spacing w:after="40" w:line="276" w:lineRule="auto"/>
-            </w:pPr>
-            <w:r>
-              <w:rPr>
-                <w:rFonts w:ascii="Segoe UI" w:hAnsi="Segoe UI"/>
-                <w:b/>
-                <w:color w:val="56788A"/>
+                <w:color w:val="1E3A8A"/>
                 <w:sz w:val="19"/>
               </w:rPr>
-              <w:t>💻 Giải pháp mã nguồn do AI cung cấp (PhacDoPanel.java):</w:t>
+              <w:t>GIẢI PHÁP MÃ NGUỒN TÁI THIẾT KẾ DO AI CUNG CẤP (Trích PhacDoPanel.java):</w:t>
               <w:br/>
             </w:r>
             <w:r>
               <w:rPr>
                 <w:rFonts w:ascii="Consolas" w:hAnsi="Consolas"/>
-                <w:color w:val="0F172A"/>
-                <w:sz w:val="18"/>
+                <w:color w:val="1E293B"/>
+                <w:sz w:val="17"/>
               </w:rPr>
-              <w:t>// Tái thiết kế 3 Card phân lập hoàn toàn:</w:t>
+              <w:t>// Tái thiết kế toàn diện modal thành 3 Card độc lập và JTable 6 cột (PhacDoPanel.java)</w:t>
               <w:br/>
-              <w:t>// 1. Header Banner &amp; Thông tin ca bệnh</w:t>
-              <w:br/>
-              <w:t>JPanel pHeader = new JPanel(new BorderLayout(16, 8));</w:t>
-              <w:br/>
-              <w:br/>
-              <w:t>// 2. Card 1: Slider % Tiến độ động</w:t>
+              <w:t>// Card 1: Slider % Tiến độ</w:t>
               <w:br/>
               <w:t>JPanel card1 = new JPanel(new BorderLayout(0, 10));</w:t>
               <w:br/>
@@ -4837,7 +4520,7 @@
               <w:t>});</w:t>
               <w:br/>
               <w:br/>
-              <w:t>// 3. Card 2: Lưới lâm sàng 3 cột cân đối</w:t>
+              <w:t>// Card 2: Lưới 3 cột thông số lâm sàng cân đối</w:t>
               <w:br/>
               <w:t>JPanel pRowVitals = new JPanel(new GridLayout(1, 3, 16, 0));</w:t>
               <w:br/>
@@ -4848,7 +4531,7 @@
               <w:t>pRowVitals.add(formRow("Đánh giá tiến triển:", cbDanhGia));</w:t>
               <w:br/>
               <w:br/>
-              <w:t>// 4. Card 3: JTable 6 cột định dạng zebra striping</w:t>
+              <w:t>// Card 3: JTable 6 cột chuyên nghiệp thay thế JList thô sơ</w:t>
               <w:br/>
               <w:t>String[] cols = {"Thời gian", "Bác sĩ", "Thân nhiệt", "Cân nặng", "Đánh giá", "Chi tiết ghi nhận"};</w:t>
               <w:br/>
@@ -4864,186 +4547,173 @@
     </w:tbl>
     <w:p>
       <w:pPr>
-        <w:spacing w:after="60"/>
+        <w:spacing w:before="0" w:after="60"/>
       </w:pPr>
     </w:p>
     <w:p>
       <w:pPr>
-        <w:spacing w:after="80" w:line="276" w:lineRule="auto"/>
+        <w:pStyle w:val="ListBullet"/>
+        <w:spacing w:before="20" w:after="40" w:line="276" w:lineRule="auto"/>
       </w:pPr>
       <w:r>
         <w:rPr>
-          <w:rFonts w:ascii="Segoe UI" w:hAnsi="Segoe UI"/>
           <w:b/>
-          <w:color w:val="1F2A33"/>
-          <w:sz w:val="21"/>
+          <w:color w:val="1E293B"/>
+          <w:sz w:val="19"/>
         </w:rPr>
-        <w:t xml:space="preserve">Đánh giá thực tế: </w:t>
+        <w:t xml:space="preserve">Thẩm định giao diện: </w:t>
       </w:r>
       <w:r>
         <w:rPr>
-          <w:rFonts w:ascii="Segoe UI" w:hAnsi="Segoe UI"/>
-          <w:i w:val="0"/>
-          <w:color w:val="1F2A33"/>
-          <w:sz w:val="21"/>
+          <w:color w:val="334155"/>
+          <w:sz w:val="19"/>
         </w:rPr>
-        <w:t>Thẩm định &amp; Nghiệm thu của Sinh viên:</w:t>
+        <w:t>Modal được mở rộng lên 840x700, phân bố khoa học thành 3 khối Card riêng biệt.</w:t>
       </w:r>
     </w:p>
     <w:p>
       <w:pPr>
         <w:pStyle w:val="ListBullet"/>
-        <w:spacing w:after="50" w:line="276" w:lineRule="auto"/>
-        <w:ind w:left="317"/>
+        <w:spacing w:before="20" w:after="40" w:line="276" w:lineRule="auto"/>
       </w:pPr>
       <w:r>
         <w:rPr>
-          <w:rFonts w:ascii="Segoe UI" w:hAnsi="Segoe UI"/>
-          <w:color w:val="1F2A33"/>
-          <w:sz w:val="20"/>
+          <w:b/>
+          <w:color w:val="1E293B"/>
+          <w:sz w:val="19"/>
         </w:rPr>
-        <w:t>Modal mở lên cực kỳ rộng rãi, thẩm mỹ vượt trội, phân chia 3 khối rõ ràng.</w:t>
+        <w:t xml:space="preserve">Khắc phục triệt để: </w:t>
+      </w:r>
+      <w:r>
+        <w:rPr>
+          <w:color w:val="334155"/>
+          <w:sz w:val="19"/>
+        </w:rPr>
+        <w:t>Triệt tiêu 100% tình trạng chồng chéo component. Bảng JTable 6 cột hiển thị lịch sử khám theo dõi cực kỳ rõ ràng, chuyên nghiệp.</w:t>
+      </w:r>
+    </w:p>
+    <w:p>
+      <w:pPr>
+        <w:keepNext/>
+        <w:spacing w:before="280" w:after="80"/>
+      </w:pPr>
+      <w:r>
+        <w:rPr>
+          <w:b/>
+          <w:color w:val="1E3A8A"/>
+          <w:sz w:val="28"/>
+        </w:rPr>
+        <w:t>4. TỔNG KẾT BÀI HỌC KINH NGHIỆM PROMPT ENGINEERING</w:t>
       </w:r>
     </w:p>
     <w:p>
       <w:pPr>
         <w:pStyle w:val="ListBullet"/>
-        <w:spacing w:after="50" w:line="276" w:lineRule="auto"/>
-        <w:ind w:left="317"/>
+        <w:spacing w:before="20" w:after="40" w:line="276" w:lineRule="auto"/>
       </w:pPr>
       <w:r>
         <w:rPr>
-          <w:rFonts w:ascii="Segoe UI" w:hAnsi="Segoe UI"/>
-          <w:color w:val="1F2A33"/>
-          <w:sz w:val="20"/>
+          <w:b/>
+          <w:color w:val="1E293B"/>
+          <w:sz w:val="19"/>
         </w:rPr>
-        <w:t>Triệt tiêu hoàn toàn 100% lỗi đè chữ; bảng nhật ký 6 cột hiển thị chuẩn xác lịch sử khám từng ngày.</w:t>
+        <w:t xml:space="preserve">1. Sức mạnh của Prompt đa phương thức (Multimodal Prompting): </w:t>
       </w:r>
-    </w:p>
-    <w:p>
-      <w:pPr>
-        <w:keepNext/>
-        <w:spacing w:before="320" w:after="120"/>
-      </w:pPr>
       <w:r>
         <w:rPr>
-          <w:rFonts w:ascii="Segoe UI" w:hAnsi="Segoe UI"/>
-          <w:b/>
-          <w:color w:val="1E3442"/>
-          <w:sz w:val="28"/>
+          <w:color w:val="334155"/>
+          <w:sz w:val="19"/>
         </w:rPr>
-        <w:t>4. TỔNG KẾT HIỆU QUẢ VÀ KINH NGHIỆM PROMPT ENGINEERING</w:t>
-      </w:r>
-    </w:p>
-    <w:p>
-      <w:pPr>
-        <w:spacing w:after="80" w:line="276" w:lineRule="auto"/>
-      </w:pPr>
-      <w:r>
-        <w:rPr>
-          <w:rFonts w:ascii="Segoe UI" w:hAnsi="Segoe UI"/>
-          <w:i w:val="0"/>
-          <w:color w:val="1F2A33"/>
-          <w:sz w:val="21"/>
-        </w:rPr>
-        <w:t>Qua 11 phiên làm việc cụ thể trên 4 phân hệ chuyên trách, sinh viên rút ra các kết luận:</w:t>
+        <w:t>Khi gặp lỗi giao diện Swing (chồng chữ, vỡ layout), việc gửi ảnh chụp màn hình giúp AI nhận diện ngay lập tức sự xung đột giữa GridLayout và BorderLayout thay vì cố gắng mô tả bằng lời văn mơ hồ.</w:t>
       </w:r>
     </w:p>
     <w:p>
       <w:pPr>
         <w:pStyle w:val="ListBullet"/>
-        <w:spacing w:after="50" w:line="276" w:lineRule="auto"/>
-        <w:ind w:left="317"/>
+        <w:spacing w:before="20" w:after="40" w:line="276" w:lineRule="auto"/>
       </w:pPr>
       <w:r>
         <w:rPr>
-          <w:rFonts w:ascii="Segoe UI" w:hAnsi="Segoe UI"/>
           <w:b/>
-          <w:color w:val="1F2A33"/>
-          <w:sz w:val="20"/>
+          <w:color w:val="1E293B"/>
+          <w:sz w:val="19"/>
         </w:rPr>
-        <w:t xml:space="preserve">1. Prompt bằng hình ảnh cực kỳ hiệu quả: </w:t>
+        <w:t xml:space="preserve">2. Nguyên tắc Tách bạch trạng thái (State Isolation): </w:t>
       </w:r>
       <w:r>
         <w:rPr>
-          <w:rFonts w:ascii="Segoe UI" w:hAnsi="Segoe UI"/>
-          <w:color w:val="1F2A33"/>
-          <w:sz w:val="20"/>
+          <w:color w:val="334155"/>
+          <w:sz w:val="19"/>
         </w:rPr>
-        <w:t>Kỹ thuật Multimodal (gửi ảnh chụp màn hình) là cách nhanh nhất và chính xác nhất để AI hiểu lỗi giao diện thực tế của Java Swing.</w:t>
+        <w:t>Với các dialog Form đa năng (vừa dùng để Thêm mới vừa dùng để Sửa), cần chỉ thị rõ ràng trong Prompt về việc kiểm tra cờ isEdit và dọn sạch dữ liệu (`clean state`) để tránh lỗi nạp dữ liệu cũ.</w:t>
       </w:r>
     </w:p>
     <w:p>
       <w:pPr>
         <w:pStyle w:val="ListBullet"/>
-        <w:spacing w:after="50" w:line="276" w:lineRule="auto"/>
-        <w:ind w:left="317"/>
+        <w:spacing w:before="20" w:after="40" w:line="276" w:lineRule="auto"/>
       </w:pPr>
       <w:r>
         <w:rPr>
-          <w:rFonts w:ascii="Segoe UI" w:hAnsi="Segoe UI"/>
           <w:b/>
-          <w:color w:val="1F2A33"/>
-          <w:sz w:val="20"/>
+          <w:color w:val="1E293B"/>
+          <w:sz w:val="19"/>
         </w:rPr>
-        <w:t xml:space="preserve">2. Quản lý trạng thái form chặt chẽ: </w:t>
+        <w:t xml:space="preserve">3. Thiết kế kiến trúc trước khi sinh mã: </w:t>
       </w:r>
       <w:r>
         <w:rPr>
-          <w:rFonts w:ascii="Segoe UI" w:hAnsi="Segoe UI"/>
-          <w:color w:val="1F2A33"/>
-          <w:sz w:val="20"/>
+          <w:color w:val="334155"/>
+          <w:sz w:val="19"/>
         </w:rPr>
-        <w:t>Phải luôn kiểm soát trạng thái form (Clean State vs Edit State) bằng các cờ boolean rõ ràng, tránh để AI sinh code tái sử dụng biến gây lỗi prefilled data cũ.</w:t>
+        <w:t>Việc yêu cầu AI áp dụng Observer Pattern (addListener, notifyListeners) giúp các phân hệ Thú cưng, Đơn thuốc và Kho hàng giao tiếp độc lập, không bị phụ thuộc vòng (circular dependency).</w:t>
       </w:r>
     </w:p>
     <w:p>
       <w:pPr>
         <w:pStyle w:val="ListBullet"/>
-        <w:spacing w:after="50" w:line="276" w:lineRule="auto"/>
-        <w:ind w:left="317"/>
+        <w:spacing w:before="20" w:after="40" w:line="276" w:lineRule="auto"/>
       </w:pPr>
       <w:r>
         <w:rPr>
-          <w:rFonts w:ascii="Segoe UI" w:hAnsi="Segoe UI"/>
           <w:b/>
-          <w:color w:val="1F2A33"/>
-          <w:sz w:val="20"/>
+          <w:color w:val="1E293B"/>
+          <w:sz w:val="19"/>
         </w:rPr>
-        <w:t xml:space="preserve">3. Con người giữ vai trò kiến trúc sư quyết định: </w:t>
+        <w:t xml:space="preserve">4. Vai trò quyết định của Con người (Human-in-the-loop): </w:t>
       </w:r>
       <w:r>
         <w:rPr>
-          <w:rFonts w:ascii="Segoe UI" w:hAnsi="Segoe UI"/>
-          <w:color w:val="1F2A33"/>
-          <w:sz w:val="20"/>
+          <w:color w:val="334155"/>
+          <w:sz w:val="19"/>
         </w:rPr>
-        <w:t>AI giúp giảm hơn 450% thời gian code boilerplate và layout, nhưng tư duy nghiệp vụ liên hoàn (Thú cưng ➔ Phác đồ ➔ Đơn thuốc ➔ Trừ kho) bắt buộc sinh viên phải tự thiết kế và chỉ dẫn AI thực hiện.</w:t>
+        <w:t>AI có thể sinh code rất nhanh, nhưng việc kiểm tra tính logic của nghiệp vụ phòng khám (ví dụ: cấp phát thuốc phải tự trừ kho hàng tương ứng) đòi hỏi sinh viên phải nắm chắc nghiệp vụ và kiểm thử nghiêm ngặt.</w:t>
       </w:r>
     </w:p>
     <w:p>
       <w:pPr>
-        <w:spacing w:after="400"/>
+        <w:spacing w:after="240"/>
       </w:pPr>
     </w:p>
     <w:p>
       <w:pPr>
+        <w:spacing w:line="288" w:lineRule="auto"/>
         <w:jc w:val="right"/>
       </w:pPr>
       <w:r>
         <w:rPr>
           <w:i/>
-          <w:sz w:val="20"/>
+          <w:sz w:val="19"/>
         </w:rPr>
-        <w:t>TP. Hồ Chí Minh, Tháng 10 Năm 2026</w:t>
+        <w:t>TP. Hồ Chí Minh, ngày 30 tháng 10 năm 2026</w:t>
         <w:br/>
       </w:r>
       <w:r>
         <w:rPr>
           <w:b/>
-          <w:sz w:val="22"/>
+          <w:sz w:val="20"/>
         </w:rPr>
-        <w:t>SINH VIÊN THỰC HIỆN BÁO CÁO</w:t>
+        <w:t>Sinh viên thực hiện đề án</w:t>
         <w:br/>
         <w:br/>
         <w:br/>
@@ -5051,60 +4721,20 @@
       <w:r>
         <w:rPr>
           <w:b/>
-          <w:sz w:val="23"/>
+          <w:color w:val="1E3A8A"/>
+          <w:sz w:val="22"/>
         </w:rPr>
-        <w:t>Nguyễn Ngọc Toàn</w:t>
+        <w:t>NGUYỄN NGỌC TOÀN</w:t>
       </w:r>
     </w:p>
     <w:sectPr>
-      <w:headerReference w:type="default" r:id="rId9"/>
-      <w:footerReference w:type="default" r:id="rId10"/>
-      <w:pgSz w:w="12240" w:h="15840"/>
-      <w:pgMar w:top="1152" w:right="1152" w:bottom="1152" w:left="1296" w:header="720" w:footer="720" w:gutter="0"/>
+      <w:pgSz w:w="11909" w:h="16834"/>
+      <w:pgMar w:top="1152" w:right="1152" w:bottom="1152" w:left="1152" w:header="720" w:footer="720" w:gutter="0"/>
       <w:cols w:space="720"/>
       <w:docGrid w:linePitch="360"/>
     </w:sectPr>
   </w:body>
 </w:document>
-</file>
-
-<file path=word/footer1.xml><?xml version="1.0" encoding="utf-8"?>
-<w:ftr xmlns:m="http://schemas.openxmlformats.org/officeDocument/2006/math" xmlns:mc="http://schemas.openxmlformats.org/markup-compatibility/2006" xmlns:mo="http://schemas.microsoft.com/office/mac/office/2008/main" xmlns:mv="urn:schemas-microsoft-com:mac:vml" xmlns:o="urn:schemas-microsoft-com:office:office" xmlns:r="http://schemas.openxmlformats.org/officeDocument/2006/relationships" xmlns:v="urn:schemas-microsoft-com:vml" xmlns:w10="urn:schemas-microsoft-com:office:word" xmlns:w14="http://schemas.microsoft.com/office/word/2010/wordml" xmlns:w="http://schemas.openxmlformats.org/wordprocessingml/2006/main" xmlns:wne="http://schemas.microsoft.com/office/word/2006/wordml" xmlns:wp14="http://schemas.microsoft.com/office/word/2010/wordprocessingDrawing" xmlns:wp="http://schemas.openxmlformats.org/drawingml/2006/wordprocessingDrawing" xmlns:wpc="http://schemas.microsoft.com/office/word/2010/wordprocessingCanvas" xmlns:wpg="http://schemas.microsoft.com/office/word/2010/wordprocessingGroup" xmlns:wpi="http://schemas.microsoft.com/office/word/2010/wordprocessingInk" xmlns:wps="http://schemas.microsoft.com/office/word/2010/wordprocessingShape" mc:Ignorable="w14 wp14">
-  <w:p>
-    <w:pPr>
-      <w:pStyle w:val="Footer"/>
-      <w:jc w:val="center"/>
-    </w:pPr>
-    <w:r>
-      <w:rPr>
-        <w:rFonts w:ascii="Segoe UI" w:hAnsi="Segoe UI"/>
-        <w:color w:val="6B7A86"/>
-        <w:sz w:val="18"/>
-      </w:rPr>
-      <w:t xml:space="preserve">Đề Án PetCare POS  •  Nhật Ký Sử Dụng AI (Prompt &amp; Response)  —  Trang </w:t>
-    </w:r>
-    <w:fldSimple w:instr="PAGE"/>
-  </w:p>
-</w:ftr>
-</file>
-
-<file path=word/header1.xml><?xml version="1.0" encoding="utf-8"?>
-<w:hdr xmlns:m="http://schemas.openxmlformats.org/officeDocument/2006/math" xmlns:mc="http://schemas.openxmlformats.org/markup-compatibility/2006" xmlns:mo="http://schemas.microsoft.com/office/mac/office/2008/main" xmlns:mv="urn:schemas-microsoft-com:mac:vml" xmlns:o="urn:schemas-microsoft-com:office:office" xmlns:r="http://schemas.openxmlformats.org/officeDocument/2006/relationships" xmlns:v="urn:schemas-microsoft-com:vml" xmlns:w10="urn:schemas-microsoft-com:office:word" xmlns:w14="http://schemas.microsoft.com/office/word/2010/wordml" xmlns:w="http://schemas.openxmlformats.org/wordprocessingml/2006/main" xmlns:wne="http://schemas.microsoft.com/office/word/2006/wordml" xmlns:wp14="http://schemas.microsoft.com/office/word/2010/wordprocessingDrawing" xmlns:wp="http://schemas.openxmlformats.org/drawingml/2006/wordprocessingDrawing" xmlns:wpc="http://schemas.microsoft.com/office/word/2010/wordprocessingCanvas" xmlns:wpg="http://schemas.microsoft.com/office/word/2010/wordprocessingGroup" xmlns:wpi="http://schemas.microsoft.com/office/word/2010/wordprocessingInk" xmlns:wps="http://schemas.microsoft.com/office/word/2010/wordprocessingShape" mc:Ignorable="w14 wp14">
-  <w:p>
-    <w:pPr>
-      <w:pStyle w:val="Header"/>
-      <w:jc w:val="right"/>
-    </w:pPr>
-    <w:r>
-      <w:rPr>
-        <w:rFonts w:ascii="Segoe UI" w:hAnsi="Segoe UI"/>
-        <w:color w:val="8C9BA5"/>
-        <w:sz w:val="17"/>
-      </w:rPr>
-      <w:t>NHẬT KÝ PROMPT AI  •  QUẢN LÝ THÚ CƯNG, KHO HÀNG, ĐƠN THUỐC &amp; PHÁC ĐỒ</w:t>
-    </w:r>
-  </w:p>
-</w:hdr>
 </file>
 
 <file path=word/numbering.xml><?xml version="1.0" encoding="utf-8"?>
@@ -5472,8 +5102,8 @@
     <w:rsid w:val="00FC693F"/>
     <w:rPr>
       <w:rFonts w:ascii="Segoe UI" w:hAnsi="Segoe UI"/>
-      <w:color w:val="1F2A33"/>
-      <w:sz w:val="21"/>
+      <w:color w:val="1F2937"/>
+      <w:sz w:val="20"/>
     </w:rPr>
   </w:style>
   <w:style w:type="paragraph" w:styleId="Header">
